--- a/documents/32-clearhaven-schema-migration-sop.docx
+++ b/documents/32-clearhaven-schema-migration-sop.docx
@@ -12549,7 +12549,7 @@
         <w:pStyle w:val="Heading1"/>
       </w:pPr>
       <w:r>
-        <w:t>Working remainder for CLH-SOP-2024-011</w:t>
+        <w:t>Open work after June 18, 2024</w:t>
       </w:r>
     </w:p>
     <w:p>
@@ -12563,7 +12563,7 @@
           <w:color w:val="222222"/>
           <w:sz w:val="24"/>
         </w:rPr>
-        <w:t>The front of Flyway schema migrations on recon Postgres is the document. This remainder is the leftover a colleague still trips on: named people, named boxes, named tickets, and the work I still owe after June 18, 2024. It is not a second log and it is not a stack of exhibits with the same stub. If a paragraph fights the decision in the front, strike the paragraph.</w:t>
+        <w:t>What follows is leftover work from Flyway schema migrations on recon Postgres: named people, named boxes, named tickets, and the items I still owe. If a paragraph fights the decision in the front of CLH-SOP-2024-011, strike the paragraph.</w:t>
       </w:r>
     </w:p>
     <w:p>
@@ -12717,7 +12717,7 @@
           <w:color w:val="222222"/>
           <w:sz w:val="24"/>
         </w:rPr>
-        <w:t>I will not put who to wake after the read-only commands on a wiki that drifts. NS-DBA-RB-14 and this file are the record. If Rina Das needs a diagram, they get a permalink, not a photo of a whiteboard. northstar.example stays out of the diagram title. If a new engineer asks where the leftover lives, I point here. I do not point at a Slack pin from June 18, 2024. Client Clearhaven.</w:t>
+        <w:t>I will not put who to wake after the read-only commands on a wiki that drifts. NS-DBA-RB-14 and this file are the record. If Rina Das needs a diagram, they get a permalink, not a photo of a whiteboard. northstar.example stays out of the diagram title. If a new engineer asks where the leftover lives, I point here. I do not point at a Slack pin from June 18, 2024.</w:t>
       </w:r>
     </w:p>
     <w:p>
@@ -15061,7 +15061,7 @@
           <w:color w:val="222222"/>
           <w:sz w:val="24"/>
         </w:rPr>
-        <w:t>People who were absent still get a usable remainder, not a transcript. The June gets the decision, the refuse, and the date. They do not get a reconstruction of who raised their voice. If they object, they object on CLH-TDD-2023-011. Client Clearhaven. Author Aman Kumar.</w:t>
+        <w:t>People who were absent still get a usable remainder, not a transcript. The June gets the decision, the refuse, and the date. They do not get a reconstruction of who raised their voice. If they object, they object on CLH-TDD-2023-011.</w:t>
       </w:r>
     </w:p>
     <w:p>
@@ -16106,7 +16106,7 @@
           <w:color w:val="222222"/>
           <w:sz w:val="24"/>
         </w:rPr>
-        <w:t>If you are implementing, keep the rejected alternative dead. If you are on-call, start read-only. If you are Rina Das, the ask is unchanged: pick the path in the main body or send it back with a named objection. Sample I would still defend: 3407 rows, 16 minutes, freeze respected. Strike this remainder if it ever fights the decision callout. Author Aman Kumar. Client Clearhaven.</w:t>
+        <w:t>If you are implementing, keep the rejected alternative dead. If you are on-call, start read-only. If you are Rina Das, the ask is unchanged: pick the path in the main body or send it back with a named objection. Sample I would still defend: 3407 rows, 16 minutes, freeze respected. Strike this section if it ever fights the decision callout.</w:t>
       </w:r>
     </w:p>
     <w:p>
@@ -16120,7 +16120,7 @@
           <w:color w:val="222222"/>
           <w:sz w:val="24"/>
         </w:rPr>
-        <w:t>This heading is the reopen rule, not a promise that nothing follows. If we still need words after the bank, they are named leftovers, not another copy of the same stub. weekend coverage that is not in the SLA is done as a heading when Rahul Deshmukh closes CLH-SPIKE-2024-05-16 or writes a new date.</w:t>
+        <w:t>This heading is the reopen rule. weekend coverage that is not in the SLA is done when Rahul Deshmukh closes CLH-SPIKE-2024-05-16 or writes a new date.</w:t>
       </w:r>
     </w:p>
     <w:p>
@@ -16163,6 +16163,168 @@
           <w:sz w:val="24"/>
         </w:rPr>
         <w:t>Reopen leftover is evidence, not volume of Slack. Dry-run count, bad replay, or miss rate worse than do-nothing. Rahul Deshmukh brings one of those or we stay closed. A booked meeting is not evidence. A vendor discount is not evidence.</w:t>
+      </w:r>
+    </w:p>
+    <w:p>
+      <w:pPr>
+        <w:pStyle w:val="Heading2"/>
+      </w:pPr>
+      <w:r>
+        <w:t>Questions I still get about the freeze clock versus a 'small apply'</w:t>
+      </w:r>
+    </w:p>
+    <w:p>
+      <w:pPr>
+        <w:spacing w:before="0" w:after="240" w:line="427" w:lineRule="auto"/>
+        <w:ind w:firstLine="288"/>
+      </w:pPr>
+      <w:r>
+        <w:rPr>
+          <w:rFonts w:ascii="Liberation Serif" w:hAnsi="Liberation Serif" w:eastAsia="Liberation Serif" w:cs="Liberation Serif"/>
+          <w:color w:val="222222"/>
+          <w:sz w:val="24"/>
+        </w:rPr>
+        <w:t>I am writing the answers here so they stop living in my inbox. Sneha Iyer can point at NS-DBA-RB-14 instead of asking me to re-explain the freeze clock versus a 'small apply' on ns-pg-clh-recon-stg-01.internal.northstar.example.</w:t>
+      </w:r>
+    </w:p>
+    <w:p>
+      <w:pPr>
+        <w:pStyle w:val="ListBullet"/>
+        <w:spacing w:before="20" w:after="60" w:line="260" w:lineRule="auto"/>
+      </w:pPr>
+      <w:r>
+        <w:rPr>
+          <w:rFonts w:ascii="Liberation Serif" w:hAnsi="Liberation Serif" w:eastAsia="Liberation Serif" w:cs="Liberation Serif"/>
+          <w:color w:val="222222"/>
+          <w:sz w:val="24"/>
+        </w:rPr>
+        <w:t>Is v1 smaller than Clearhaven asked in the hallway? Yes. That is the point.</w:t>
+      </w:r>
+    </w:p>
+    <w:p>
+      <w:pPr>
+        <w:pStyle w:val="ListBullet"/>
+        <w:spacing w:before="20" w:after="60" w:line="260" w:lineRule="auto"/>
+      </w:pPr>
+      <w:r>
+        <w:rPr>
+          <w:rFonts w:ascii="Liberation Serif" w:hAnsi="Liberation Serif" w:eastAsia="Liberation Serif" w:cs="Liberation Serif"/>
+          <w:color w:val="222222"/>
+          <w:sz w:val="24"/>
+        </w:rPr>
+        <w:t>Can we add the extra slice in this release? Only if Rina Das signs it.</w:t>
+      </w:r>
+    </w:p>
+    <w:p>
+      <w:pPr>
+        <w:pStyle w:val="ListBullet"/>
+        <w:spacing w:before="20" w:after="60" w:line="260" w:lineRule="auto"/>
+      </w:pPr>
+      <w:r>
+        <w:rPr>
+          <w:rFonts w:ascii="Liberation Serif" w:hAnsi="Liberation Serif" w:eastAsia="Liberation Serif" w:cs="Liberation Serif"/>
+          <w:color w:val="222222"/>
+          <w:sz w:val="24"/>
+        </w:rPr>
+        <w:t>Is ns-pg-clh-recon-stg-01.internal.northstar.example a special case? No.</w:t>
+      </w:r>
+    </w:p>
+    <w:p>
+      <w:pPr>
+        <w:pStyle w:val="ListBullet"/>
+        <w:spacing w:before="20" w:after="60" w:line="260" w:lineRule="auto"/>
+      </w:pPr>
+      <w:r>
+        <w:rPr>
+          <w:rFonts w:ascii="Liberation Serif" w:hAnsi="Liberation Serif" w:eastAsia="Liberation Serif" w:cs="Liberation Serif"/>
+          <w:color w:val="222222"/>
+          <w:sz w:val="24"/>
+        </w:rPr>
+        <w:t>Who closes NS-DBA-RB-14? Sneha Iyer.</w:t>
+      </w:r>
+    </w:p>
+    <w:p>
+      <w:pPr>
+        <w:pStyle w:val="ListBullet"/>
+        <w:spacing w:before="20" w:after="60" w:line="260" w:lineRule="auto"/>
+      </w:pPr>
+      <w:r>
+        <w:rPr>
+          <w:rFonts w:ascii="Liberation Serif" w:hAnsi="Liberation Serif" w:eastAsia="Liberation Serif" w:cs="Liberation Serif"/>
+          <w:color w:val="222222"/>
+          <w:sz w:val="24"/>
+        </w:rPr>
+        <w:t>What number do I cite? 01, or I say it is stale.</w:t>
+      </w:r>
+    </w:p>
+    <w:p>
+      <w:pPr>
+        <w:spacing w:before="0" w:after="240" w:line="427" w:lineRule="auto"/>
+        <w:ind w:firstLine="288"/>
+      </w:pPr>
+      <w:r>
+        <w:rPr>
+          <w:rFonts w:ascii="Liberation Serif" w:hAnsi="Liberation Serif" w:eastAsia="Liberation Serif" w:cs="Liberation Serif"/>
+          <w:color w:val="222222"/>
+          <w:sz w:val="24"/>
+        </w:rPr>
+        <w:t>If the answer changes, we change the front of CLH-SOP-2024-011 in review. We do not keep a shadow FAQ. Aman Kumar will not maintain two truths.</w:t>
+      </w:r>
+    </w:p>
+    <w:p>
+      <w:pPr>
+        <w:spacing w:before="0" w:after="240" w:line="427" w:lineRule="auto"/>
+        <w:ind w:firstLine="288"/>
+      </w:pPr>
+      <w:r>
+        <w:rPr>
+          <w:rFonts w:ascii="Liberation Serif" w:hAnsi="Liberation Serif" w:eastAsia="Liberation Serif" w:cs="Liberation Serif"/>
+          <w:color w:val="222222"/>
+          <w:sz w:val="24"/>
+        </w:rPr>
+        <w:t>The question I will not answer in Slack is 'can we just this once.' The answer is already no, and writing it on NS-DBA-RB-14 is what makes it a record. If The June needs a user-visible version, they get the comms leftover, not this list.</w:t>
+      </w:r>
+    </w:p>
+    <w:p>
+      <w:pPr>
+        <w:spacing w:before="0" w:after="240" w:line="427" w:lineRule="auto"/>
+        <w:ind w:firstLine="288"/>
+      </w:pPr>
+      <w:r>
+        <w:rPr>
+          <w:rFonts w:ascii="Liberation Serif" w:hAnsi="Liberation Serif" w:eastAsia="Liberation Serif" w:cs="Liberation Serif"/>
+          <w:color w:val="222222"/>
+          <w:sz w:val="24"/>
+        </w:rPr>
+        <w:t>Questions I still get about the freeze clock versus a 'small apply', with the short answers: Is v1 smaller than people want? Yes. Is that a bug? No. Can we add it in the same release? Only if Rina Das signs a new slice. Can ns-pg-clh-recon-stg-01.internal.northstar.example be a special case? No. Owner on the FAQ is Sneha Iyer via NS-DBA-RB-14.</w:t>
+      </w:r>
+    </w:p>
+    <w:p>
+      <w:pPr>
+        <w:spacing w:before="0" w:after="240" w:line="427" w:lineRule="auto"/>
+        <w:ind w:firstLine="288"/>
+      </w:pPr>
+      <w:r>
+        <w:rPr>
+          <w:rFonts w:ascii="Liberation Serif" w:hAnsi="Liberation Serif" w:eastAsia="Liberation Serif" w:cs="Liberation Serif"/>
+          <w:color w:val="222222"/>
+          <w:sz w:val="24"/>
+        </w:rPr>
+        <w:t>I will not publish a second FAQ in Confluence that drifts. This file is the FAQ. If the answer changes, the front matter changes in review, not a comment thread.</w:t>
+      </w:r>
+    </w:p>
+    <w:p>
+      <w:pPr>
+        <w:spacing w:before="0" w:after="240" w:line="427" w:lineRule="auto"/>
+        <w:ind w:firstLine="288"/>
+      </w:pPr>
+      <w:r>
+        <w:rPr>
+          <w:rFonts w:ascii="Liberation Serif" w:hAnsi="Liberation Serif" w:eastAsia="Liberation Serif" w:cs="Liberation Serif"/>
+          <w:color w:val="222222"/>
+          <w:sz w:val="24"/>
+        </w:rPr>
+        <w:t>I will keep answering the freeze clock versus a 'small apply' from this file until NS-DBA-RB-14 closes. I will not fork a FAQ. Two truths is how we shipped the last wrong field name. If the answer changes, the front of CLH-SOP-2024-011 changes in review.</w:t>
       </w:r>
     </w:p>
     <w:sectPr>

--- a/documents/32-clearhaven-schema-migration-sop.docx
+++ b/documents/32-clearhaven-schema-migration-sop.docx
@@ -10,7 +10,7 @@
         <w:rPr>
           <w:rFonts w:ascii="Liberation Sans" w:hAnsi="Liberation Sans" w:eastAsia="Liberation Sans" w:cs="Liberation Sans"/>
           <w:b/>
-          <w:color w:val="1B365D"/>
+          <w:color w:val="1E3A5F"/>
           <w:sz w:val="18"/>
         </w:rPr>
         <w:t>SOP / POSTGRES / FLYWAY</w:t>
@@ -24,7 +24,7 @@
         <w:rPr>
           <w:rFonts w:ascii="Liberation Sans" w:hAnsi="Liberation Sans" w:eastAsia="Liberation Sans" w:cs="Liberation Sans"/>
           <w:b/>
-          <w:color w:val="1B365D"/>
+          <w:color w:val="1E3A5F"/>
           <w:sz w:val="44"/>
         </w:rPr>
         <w:t>Flyway schema migrations on recon Postgres</w:t>
@@ -36,9 +36,9 @@
       </w:pPr>
       <w:r>
         <w:rPr>
-          <w:rFonts w:ascii="Liberation Serif" w:hAnsi="Liberation Serif" w:eastAsia="Liberation Serif" w:cs="Liberation Serif"/>
+          <w:rFonts w:ascii="Noto Serif" w:hAnsi="Noto Serif" w:eastAsia="Noto Serif" w:cs="Noto Serif"/>
           <w:i/>
-          <w:color w:val="2F4A6E"/>
+          <w:color w:val="334E72"/>
           <w:sz w:val="24"/>
         </w:rPr>
         <w:t>Expand/contract, freeze windows, abort, and the break_code_v2 example</w:t>
@@ -48,7 +48,7 @@
       <w:pPr>
         <w:spacing w:before="0" w:after="200" w:line="80" w:lineRule="auto"/>
         <w:pBdr>
-          <w:bottom w:val="single" w:sz="16" w:space="1" w:color="1B365D"/>
+          <w:bottom w:val="single" w:sz="16" w:space="1" w:color="1E3A5F"/>
         </w:pBdr>
       </w:pPr>
     </w:p>
@@ -67,8 +67,8 @@
         </w:tblBorders>
       </w:tblPr>
       <w:tblGrid>
-        <w:gridCol w:w="4464"/>
-        <w:gridCol w:w="4464"/>
+        <w:gridCol w:w="4500"/>
+        <w:gridCol w:w="4500"/>
       </w:tblGrid>
       <w:tr>
         <w:tc>
@@ -97,7 +97,7 @@
               <w:rPr>
                 <w:rFonts w:ascii="Liberation Sans" w:hAnsi="Liberation Sans" w:eastAsia="Liberation Sans" w:cs="Liberation Sans"/>
                 <w:b/>
-                <w:color w:val="1B365D"/>
+                <w:color w:val="1E3A5F"/>
                 <w:sz w:val="18"/>
               </w:rPr>
               <w:t>Document ID</w:t>
@@ -106,7 +106,7 @@
         </w:tc>
         <w:tc>
           <w:tcPr>
-            <w:tcW w:type="dxa" w:w="4464"/>
+            <w:tcW w:type="dxa" w:w="4500"/>
             <w:tcMar>
               <w:top w:w="50" w:type="dxa"/>
               <w:left w:w="70" w:type="dxa"/>
@@ -128,7 +128,7 @@
             <w:r/>
             <w:r>
               <w:rPr>
-                <w:rFonts w:ascii="Liberation Serif" w:hAnsi="Liberation Serif" w:eastAsia="Liberation Serif" w:cs="Liberation Serif"/>
+                <w:rFonts w:ascii="Noto Serif" w:hAnsi="Noto Serif" w:eastAsia="Noto Serif" w:cs="Noto Serif"/>
                 <w:b w:val="0"/>
                 <w:color w:val="222222"/>
                 <w:sz w:val="20"/>
@@ -165,7 +165,7 @@
               <w:rPr>
                 <w:rFonts w:ascii="Liberation Sans" w:hAnsi="Liberation Sans" w:eastAsia="Liberation Sans" w:cs="Liberation Sans"/>
                 <w:b/>
-                <w:color w:val="1B365D"/>
+                <w:color w:val="1E3A5F"/>
                 <w:sz w:val="18"/>
               </w:rPr>
               <w:t>Version</w:t>
@@ -174,7 +174,7 @@
         </w:tc>
         <w:tc>
           <w:tcPr>
-            <w:tcW w:type="dxa" w:w="4464"/>
+            <w:tcW w:type="dxa" w:w="4500"/>
             <w:tcMar>
               <w:top w:w="50" w:type="dxa"/>
               <w:left w:w="70" w:type="dxa"/>
@@ -196,7 +196,7 @@
             <w:r/>
             <w:r>
               <w:rPr>
-                <w:rFonts w:ascii="Liberation Serif" w:hAnsi="Liberation Serif" w:eastAsia="Liberation Serif" w:cs="Liberation Serif"/>
+                <w:rFonts w:ascii="Noto Serif" w:hAnsi="Noto Serif" w:eastAsia="Noto Serif" w:cs="Noto Serif"/>
                 <w:b w:val="0"/>
                 <w:color w:val="222222"/>
                 <w:sz w:val="20"/>
@@ -233,7 +233,7 @@
               <w:rPr>
                 <w:rFonts w:ascii="Liberation Sans" w:hAnsi="Liberation Sans" w:eastAsia="Liberation Sans" w:cs="Liberation Sans"/>
                 <w:b/>
-                <w:color w:val="1B365D"/>
+                <w:color w:val="1E3A5F"/>
                 <w:sz w:val="18"/>
               </w:rPr>
               <w:t>Status</w:t>
@@ -242,7 +242,7 @@
         </w:tc>
         <w:tc>
           <w:tcPr>
-            <w:tcW w:type="dxa" w:w="4464"/>
+            <w:tcW w:type="dxa" w:w="4500"/>
             <w:tcMar>
               <w:top w:w="50" w:type="dxa"/>
               <w:left w:w="70" w:type="dxa"/>
@@ -264,12 +264,12 @@
             <w:r/>
             <w:r>
               <w:rPr>
-                <w:rFonts w:ascii="Liberation Serif" w:hAnsi="Liberation Serif" w:eastAsia="Liberation Serif" w:cs="Liberation Serif"/>
+                <w:rFonts w:ascii="Noto Serif" w:hAnsi="Noto Serif" w:eastAsia="Noto Serif" w:cs="Noto Serif"/>
                 <w:b w:val="0"/>
                 <w:color w:val="222222"/>
                 <w:sz w:val="20"/>
               </w:rPr>
-              <w:t>Approved</w:t>
+              <w:t>Current</w:t>
             </w:r>
           </w:p>
         </w:tc>
@@ -301,7 +301,7 @@
               <w:rPr>
                 <w:rFonts w:ascii="Liberation Sans" w:hAnsi="Liberation Sans" w:eastAsia="Liberation Sans" w:cs="Liberation Sans"/>
                 <w:b/>
-                <w:color w:val="1B365D"/>
+                <w:color w:val="1E3A5F"/>
                 <w:sz w:val="18"/>
               </w:rPr>
               <w:t>Date</w:t>
@@ -310,7 +310,7 @@
         </w:tc>
         <w:tc>
           <w:tcPr>
-            <w:tcW w:type="dxa" w:w="4464"/>
+            <w:tcW w:type="dxa" w:w="4500"/>
             <w:tcMar>
               <w:top w:w="50" w:type="dxa"/>
               <w:left w:w="70" w:type="dxa"/>
@@ -332,7 +332,7 @@
             <w:r/>
             <w:r>
               <w:rPr>
-                <w:rFonts w:ascii="Liberation Serif" w:hAnsi="Liberation Serif" w:eastAsia="Liberation Serif" w:cs="Liberation Serif"/>
+                <w:rFonts w:ascii="Noto Serif" w:hAnsi="Noto Serif" w:eastAsia="Noto Serif" w:cs="Noto Serif"/>
                 <w:b w:val="0"/>
                 <w:color w:val="222222"/>
                 <w:sz w:val="20"/>
@@ -369,7 +369,7 @@
               <w:rPr>
                 <w:rFonts w:ascii="Liberation Sans" w:hAnsi="Liberation Sans" w:eastAsia="Liberation Sans" w:cs="Liberation Sans"/>
                 <w:b/>
-                <w:color w:val="1B365D"/>
+                <w:color w:val="1E3A5F"/>
                 <w:sz w:val="18"/>
               </w:rPr>
               <w:t>Author</w:t>
@@ -378,7 +378,7 @@
         </w:tc>
         <w:tc>
           <w:tcPr>
-            <w:tcW w:type="dxa" w:w="4464"/>
+            <w:tcW w:type="dxa" w:w="4500"/>
             <w:tcMar>
               <w:top w:w="50" w:type="dxa"/>
               <w:left w:w="70" w:type="dxa"/>
@@ -400,7 +400,7 @@
             <w:r/>
             <w:r>
               <w:rPr>
-                <w:rFonts w:ascii="Liberation Serif" w:hAnsi="Liberation Serif" w:eastAsia="Liberation Serif" w:cs="Liberation Serif"/>
+                <w:rFonts w:ascii="Noto Serif" w:hAnsi="Noto Serif" w:eastAsia="Noto Serif" w:cs="Noto Serif"/>
                 <w:b w:val="0"/>
                 <w:color w:val="222222"/>
                 <w:sz w:val="20"/>
@@ -437,7 +437,7 @@
               <w:rPr>
                 <w:rFonts w:ascii="Liberation Sans" w:hAnsi="Liberation Sans" w:eastAsia="Liberation Sans" w:cs="Liberation Sans"/>
                 <w:b/>
-                <w:color w:val="1B365D"/>
+                <w:color w:val="1E3A5F"/>
                 <w:sz w:val="18"/>
               </w:rPr>
               <w:t>Role</w:t>
@@ -446,7 +446,7 @@
         </w:tc>
         <w:tc>
           <w:tcPr>
-            <w:tcW w:type="dxa" w:w="4464"/>
+            <w:tcW w:type="dxa" w:w="4500"/>
             <w:tcMar>
               <w:top w:w="50" w:type="dxa"/>
               <w:left w:w="70" w:type="dxa"/>
@@ -468,7 +468,7 @@
             <w:r/>
             <w:r>
               <w:rPr>
-                <w:rFonts w:ascii="Liberation Serif" w:hAnsi="Liberation Serif" w:eastAsia="Liberation Serif" w:cs="Liberation Serif"/>
+                <w:rFonts w:ascii="Noto Serif" w:hAnsi="Noto Serif" w:eastAsia="Noto Serif" w:cs="Noto Serif"/>
                 <w:b w:val="0"/>
                 <w:color w:val="222222"/>
                 <w:sz w:val="20"/>
@@ -505,7 +505,7 @@
               <w:rPr>
                 <w:rFonts w:ascii="Liberation Sans" w:hAnsi="Liberation Sans" w:eastAsia="Liberation Sans" w:cs="Liberation Sans"/>
                 <w:b/>
-                <w:color w:val="1B365D"/>
+                <w:color w:val="1E3A5F"/>
                 <w:sz w:val="18"/>
               </w:rPr>
               <w:t>Team / engagement</w:t>
@@ -514,7 +514,7 @@
         </w:tc>
         <w:tc>
           <w:tcPr>
-            <w:tcW w:type="dxa" w:w="4464"/>
+            <w:tcW w:type="dxa" w:w="4500"/>
             <w:tcMar>
               <w:top w:w="50" w:type="dxa"/>
               <w:left w:w="70" w:type="dxa"/>
@@ -536,7 +536,7 @@
             <w:r/>
             <w:r>
               <w:rPr>
-                <w:rFonts w:ascii="Liberation Serif" w:hAnsi="Liberation Serif" w:eastAsia="Liberation Serif" w:cs="Liberation Serif"/>
+                <w:rFonts w:ascii="Noto Serif" w:hAnsi="Noto Serif" w:eastAsia="Noto Serif" w:cs="Noto Serif"/>
                 <w:b w:val="0"/>
                 <w:color w:val="222222"/>
                 <w:sz w:val="20"/>
@@ -573,7 +573,7 @@
               <w:rPr>
                 <w:rFonts w:ascii="Liberation Sans" w:hAnsi="Liberation Sans" w:eastAsia="Liberation Sans" w:cs="Liberation Sans"/>
                 <w:b/>
-                <w:color w:val="1B365D"/>
+                <w:color w:val="1E3A5F"/>
                 <w:sz w:val="18"/>
               </w:rPr>
               <w:t>Audience</w:t>
@@ -582,7 +582,7 @@
         </w:tc>
         <w:tc>
           <w:tcPr>
-            <w:tcW w:type="dxa" w:w="4464"/>
+            <w:tcW w:type="dxa" w:w="4500"/>
             <w:tcMar>
               <w:top w:w="50" w:type="dxa"/>
               <w:left w:w="70" w:type="dxa"/>
@@ -604,7 +604,7 @@
             <w:r/>
             <w:r>
               <w:rPr>
-                <w:rFonts w:ascii="Liberation Serif" w:hAnsi="Liberation Serif" w:eastAsia="Liberation Serif" w:cs="Liberation Serif"/>
+                <w:rFonts w:ascii="Noto Serif" w:hAnsi="Noto Serif" w:eastAsia="Noto Serif" w:cs="Noto Serif"/>
                 <w:b w:val="0"/>
                 <w:color w:val="222222"/>
                 <w:sz w:val="20"/>
@@ -641,7 +641,7 @@
               <w:rPr>
                 <w:rFonts w:ascii="Liberation Sans" w:hAnsi="Liberation Sans" w:eastAsia="Liberation Sans" w:cs="Liberation Sans"/>
                 <w:b/>
-                <w:color w:val="1B365D"/>
+                <w:color w:val="1E3A5F"/>
                 <w:sz w:val="18"/>
               </w:rPr>
               <w:t>Classification</w:t>
@@ -650,7 +650,7 @@
         </w:tc>
         <w:tc>
           <w:tcPr>
-            <w:tcW w:type="dxa" w:w="4464"/>
+            <w:tcW w:type="dxa" w:w="4500"/>
             <w:tcMar>
               <w:top w:w="50" w:type="dxa"/>
               <w:left w:w="70" w:type="dxa"/>
@@ -672,7 +672,7 @@
             <w:r/>
             <w:r>
               <w:rPr>
-                <w:rFonts w:ascii="Liberation Serif" w:hAnsi="Liberation Serif" w:eastAsia="Liberation Serif" w:cs="Liberation Serif"/>
+                <w:rFonts w:ascii="Noto Serif" w:hAnsi="Noto Serif" w:eastAsia="Noto Serif" w:cs="Noto Serif"/>
                 <w:b w:val="0"/>
                 <w:color w:val="222222"/>
                 <w:sz w:val="20"/>
@@ -709,7 +709,7 @@
               <w:rPr>
                 <w:rFonts w:ascii="Liberation Sans" w:hAnsi="Liberation Sans" w:eastAsia="Liberation Sans" w:cs="Liberation Sans"/>
                 <w:b/>
-                <w:color w:val="1B365D"/>
+                <w:color w:val="1E3A5F"/>
                 <w:sz w:val="18"/>
               </w:rPr>
               <w:t>Owners</w:t>
@@ -718,7 +718,7 @@
         </w:tc>
         <w:tc>
           <w:tcPr>
-            <w:tcW w:type="dxa" w:w="4464"/>
+            <w:tcW w:type="dxa" w:w="4500"/>
             <w:tcMar>
               <w:top w:w="50" w:type="dxa"/>
               <w:left w:w="70" w:type="dxa"/>
@@ -740,7 +740,7 @@
             <w:r/>
             <w:r>
               <w:rPr>
-                <w:rFonts w:ascii="Liberation Serif" w:hAnsi="Liberation Serif" w:eastAsia="Liberation Serif" w:cs="Liberation Serif"/>
+                <w:rFonts w:ascii="Noto Serif" w:hAnsi="Noto Serif" w:eastAsia="Noto Serif" w:cs="Noto Serif"/>
                 <w:b w:val="0"/>
                 <w:color w:val="222222"/>
                 <w:sz w:val="20"/>
@@ -777,7 +777,7 @@
               <w:rPr>
                 <w:rFonts w:ascii="Liberation Sans" w:hAnsi="Liberation Sans" w:eastAsia="Liberation Sans" w:cs="Liberation Sans"/>
                 <w:b/>
-                <w:color w:val="1B365D"/>
+                <w:color w:val="1E3A5F"/>
                 <w:sz w:val="18"/>
               </w:rPr>
               <w:t>Related</w:t>
@@ -786,7 +786,7 @@
         </w:tc>
         <w:tc>
           <w:tcPr>
-            <w:tcW w:type="dxa" w:w="4464"/>
+            <w:tcW w:type="dxa" w:w="4500"/>
             <w:tcMar>
               <w:top w:w="50" w:type="dxa"/>
               <w:left w:w="70" w:type="dxa"/>
@@ -808,7 +808,7 @@
             <w:r/>
             <w:r>
               <w:rPr>
-                <w:rFonts w:ascii="Liberation Serif" w:hAnsi="Liberation Serif" w:eastAsia="Liberation Serif" w:cs="Liberation Serif"/>
+                <w:rFonts w:ascii="Noto Serif" w:hAnsi="Noto Serif" w:eastAsia="Noto Serif" w:cs="Noto Serif"/>
                 <w:b w:val="0"/>
                 <w:color w:val="222222"/>
                 <w:sz w:val="20"/>
@@ -833,7 +833,7 @@
         <w:rPr>
           <w:rFonts w:ascii="Liberation Sans" w:hAnsi="Liberation Sans" w:eastAsia="Liberation Sans" w:cs="Liberation Sans"/>
           <w:b/>
-          <w:color w:val="1B365D"/>
+          <w:color w:val="1E3A5F"/>
           <w:sz w:val="22"/>
         </w:rPr>
         <w:t>Revision history</w:t>
@@ -847,21 +847,21 @@
         <w:tblLook w:firstColumn="1" w:firstRow="1" w:lastColumn="0" w:lastRow="0" w:noHBand="0" w:noVBand="1" w:val="04A0"/>
       </w:tblPr>
       <w:tblGrid>
-        <w:gridCol w:w="2232"/>
-        <w:gridCol w:w="2232"/>
-        <w:gridCol w:w="2232"/>
-        <w:gridCol w:w="2232"/>
+        <w:gridCol w:w="2250"/>
+        <w:gridCol w:w="2250"/>
+        <w:gridCol w:w="2250"/>
+        <w:gridCol w:w="2250"/>
       </w:tblGrid>
       <w:tr>
         <w:tc>
           <w:tcPr>
             <w:tcW w:type="dxa" w:w="900"/>
-            <w:shd w:fill="1B365D" w:val="clear"/>
+            <w:shd w:fill="1E3A5F" w:val="clear"/>
             <w:tcBorders>
-              <w:top w:val="single" w:sz="4" w:space="0" w:color="1B365D"/>
-              <w:left w:val="single" w:sz="4" w:space="0" w:color="1B365D"/>
-              <w:bottom w:val="single" w:sz="4" w:space="0" w:color="1B365D"/>
-              <w:right w:val="single" w:sz="4" w:space="0" w:color="1B365D"/>
+              <w:top w:val="single" w:sz="4" w:space="0" w:color="1E3A5F"/>
+              <w:left w:val="single" w:sz="4" w:space="0" w:color="1E3A5F"/>
+              <w:bottom w:val="single" w:sz="4" w:space="0" w:color="1E3A5F"/>
+              <w:right w:val="single" w:sz="4" w:space="0" w:color="1E3A5F"/>
             </w:tcBorders>
             <w:tcMar>
               <w:top w:w="50" w:type="dxa"/>
@@ -889,12 +889,12 @@
         <w:tc>
           <w:tcPr>
             <w:tcW w:type="dxa" w:w="1600"/>
-            <w:shd w:fill="1B365D" w:val="clear"/>
+            <w:shd w:fill="1E3A5F" w:val="clear"/>
             <w:tcBorders>
-              <w:top w:val="single" w:sz="4" w:space="0" w:color="1B365D"/>
-              <w:left w:val="single" w:sz="4" w:space="0" w:color="1B365D"/>
-              <w:bottom w:val="single" w:sz="4" w:space="0" w:color="1B365D"/>
-              <w:right w:val="single" w:sz="4" w:space="0" w:color="1B365D"/>
+              <w:top w:val="single" w:sz="4" w:space="0" w:color="1E3A5F"/>
+              <w:left w:val="single" w:sz="4" w:space="0" w:color="1E3A5F"/>
+              <w:bottom w:val="single" w:sz="4" w:space="0" w:color="1E3A5F"/>
+              <w:right w:val="single" w:sz="4" w:space="0" w:color="1E3A5F"/>
             </w:tcBorders>
             <w:tcMar>
               <w:top w:w="50" w:type="dxa"/>
@@ -922,12 +922,12 @@
         <w:tc>
           <w:tcPr>
             <w:tcW w:type="dxa" w:w="2000"/>
-            <w:shd w:fill="1B365D" w:val="clear"/>
+            <w:shd w:fill="1E3A5F" w:val="clear"/>
             <w:tcBorders>
-              <w:top w:val="single" w:sz="4" w:space="0" w:color="1B365D"/>
-              <w:left w:val="single" w:sz="4" w:space="0" w:color="1B365D"/>
-              <w:bottom w:val="single" w:sz="4" w:space="0" w:color="1B365D"/>
-              <w:right w:val="single" w:sz="4" w:space="0" w:color="1B365D"/>
+              <w:top w:val="single" w:sz="4" w:space="0" w:color="1E3A5F"/>
+              <w:left w:val="single" w:sz="4" w:space="0" w:color="1E3A5F"/>
+              <w:bottom w:val="single" w:sz="4" w:space="0" w:color="1E3A5F"/>
+              <w:right w:val="single" w:sz="4" w:space="0" w:color="1E3A5F"/>
             </w:tcBorders>
             <w:tcMar>
               <w:top w:w="50" w:type="dxa"/>
@@ -955,12 +955,12 @@
         <w:tc>
           <w:tcPr>
             <w:tcW w:type="dxa" w:w="4500"/>
-            <w:shd w:fill="1B365D" w:val="clear"/>
+            <w:shd w:fill="1E3A5F" w:val="clear"/>
             <w:tcBorders>
-              <w:top w:val="single" w:sz="4" w:space="0" w:color="1B365D"/>
-              <w:left w:val="single" w:sz="4" w:space="0" w:color="1B365D"/>
-              <w:bottom w:val="single" w:sz="4" w:space="0" w:color="1B365D"/>
-              <w:right w:val="single" w:sz="4" w:space="0" w:color="1B365D"/>
+              <w:top w:val="single" w:sz="4" w:space="0" w:color="1E3A5F"/>
+              <w:left w:val="single" w:sz="4" w:space="0" w:color="1E3A5F"/>
+              <w:bottom w:val="single" w:sz="4" w:space="0" w:color="1E3A5F"/>
+              <w:right w:val="single" w:sz="4" w:space="0" w:color="1E3A5F"/>
             </w:tcBorders>
             <w:tcMar>
               <w:top w:w="50" w:type="dxa"/>
@@ -1011,7 +1011,7 @@
             <w:r/>
             <w:r>
               <w:rPr>
-                <w:rFonts w:ascii="Liberation Serif" w:hAnsi="Liberation Serif" w:eastAsia="Liberation Serif" w:cs="Liberation Serif"/>
+                <w:rFonts w:ascii="Noto Serif" w:hAnsi="Noto Serif" w:eastAsia="Noto Serif" w:cs="Noto Serif"/>
                 <w:b w:val="0"/>
                 <w:color w:val="222222"/>
                 <w:sz w:val="19"/>
@@ -1044,7 +1044,7 @@
             <w:r/>
             <w:r>
               <w:rPr>
-                <w:rFonts w:ascii="Liberation Serif" w:hAnsi="Liberation Serif" w:eastAsia="Liberation Serif" w:cs="Liberation Serif"/>
+                <w:rFonts w:ascii="Noto Serif" w:hAnsi="Noto Serif" w:eastAsia="Noto Serif" w:cs="Noto Serif"/>
                 <w:b w:val="0"/>
                 <w:color w:val="222222"/>
                 <w:sz w:val="19"/>
@@ -1077,7 +1077,7 @@
             <w:r/>
             <w:r>
               <w:rPr>
-                <w:rFonts w:ascii="Liberation Serif" w:hAnsi="Liberation Serif" w:eastAsia="Liberation Serif" w:cs="Liberation Serif"/>
+                <w:rFonts w:ascii="Noto Serif" w:hAnsi="Noto Serif" w:eastAsia="Noto Serif" w:cs="Noto Serif"/>
                 <w:b w:val="0"/>
                 <w:color w:val="222222"/>
                 <w:sz w:val="19"/>
@@ -1110,7 +1110,7 @@
             <w:r/>
             <w:r>
               <w:rPr>
-                <w:rFonts w:ascii="Liberation Serif" w:hAnsi="Liberation Serif" w:eastAsia="Liberation Serif" w:cs="Liberation Serif"/>
+                <w:rFonts w:ascii="Noto Serif" w:hAnsi="Noto Serif" w:eastAsia="Noto Serif" w:cs="Noto Serif"/>
                 <w:b w:val="0"/>
                 <w:color w:val="222222"/>
                 <w:sz w:val="19"/>
@@ -1124,7 +1124,7 @@
         <w:tc>
           <w:tcPr>
             <w:tcW w:type="dxa" w:w="900"/>
-            <w:shd w:fill="EEF2F6" w:val="clear"/>
+            <w:shd w:fill="EDF1F6" w:val="clear"/>
             <w:tcBorders>
               <w:top w:val="single" w:sz="4" w:space="0" w:color="C5CDD6"/>
               <w:left w:val="single" w:sz="4" w:space="0" w:color="C5CDD6"/>
@@ -1145,7 +1145,7 @@
             <w:r/>
             <w:r>
               <w:rPr>
-                <w:rFonts w:ascii="Liberation Serif" w:hAnsi="Liberation Serif" w:eastAsia="Liberation Serif" w:cs="Liberation Serif"/>
+                <w:rFonts w:ascii="Noto Serif" w:hAnsi="Noto Serif" w:eastAsia="Noto Serif" w:cs="Noto Serif"/>
                 <w:b w:val="0"/>
                 <w:color w:val="222222"/>
                 <w:sz w:val="19"/>
@@ -1157,7 +1157,7 @@
         <w:tc>
           <w:tcPr>
             <w:tcW w:type="dxa" w:w="1600"/>
-            <w:shd w:fill="EEF2F6" w:val="clear"/>
+            <w:shd w:fill="EDF1F6" w:val="clear"/>
             <w:tcBorders>
               <w:top w:val="single" w:sz="4" w:space="0" w:color="C5CDD6"/>
               <w:left w:val="single" w:sz="4" w:space="0" w:color="C5CDD6"/>
@@ -1178,7 +1178,7 @@
             <w:r/>
             <w:r>
               <w:rPr>
-                <w:rFonts w:ascii="Liberation Serif" w:hAnsi="Liberation Serif" w:eastAsia="Liberation Serif" w:cs="Liberation Serif"/>
+                <w:rFonts w:ascii="Noto Serif" w:hAnsi="Noto Serif" w:eastAsia="Noto Serif" w:cs="Noto Serif"/>
                 <w:b w:val="0"/>
                 <w:color w:val="222222"/>
                 <w:sz w:val="19"/>
@@ -1190,7 +1190,7 @@
         <w:tc>
           <w:tcPr>
             <w:tcW w:type="dxa" w:w="2000"/>
-            <w:shd w:fill="EEF2F6" w:val="clear"/>
+            <w:shd w:fill="EDF1F6" w:val="clear"/>
             <w:tcBorders>
               <w:top w:val="single" w:sz="4" w:space="0" w:color="C5CDD6"/>
               <w:left w:val="single" w:sz="4" w:space="0" w:color="C5CDD6"/>
@@ -1211,7 +1211,7 @@
             <w:r/>
             <w:r>
               <w:rPr>
-                <w:rFonts w:ascii="Liberation Serif" w:hAnsi="Liberation Serif" w:eastAsia="Liberation Serif" w:cs="Liberation Serif"/>
+                <w:rFonts w:ascii="Noto Serif" w:hAnsi="Noto Serif" w:eastAsia="Noto Serif" w:cs="Noto Serif"/>
                 <w:b w:val="0"/>
                 <w:color w:val="222222"/>
                 <w:sz w:val="19"/>
@@ -1223,7 +1223,7 @@
         <w:tc>
           <w:tcPr>
             <w:tcW w:type="dxa" w:w="4500"/>
-            <w:shd w:fill="EEF2F6" w:val="clear"/>
+            <w:shd w:fill="EDF1F6" w:val="clear"/>
             <w:tcBorders>
               <w:top w:val="single" w:sz="4" w:space="0" w:color="C5CDD6"/>
               <w:left w:val="single" w:sz="4" w:space="0" w:color="C5CDD6"/>
@@ -1244,7 +1244,7 @@
             <w:r/>
             <w:r>
               <w:rPr>
-                <w:rFonts w:ascii="Liberation Serif" w:hAnsi="Liberation Serif" w:eastAsia="Liberation Serif" w:cs="Liberation Serif"/>
+                <w:rFonts w:ascii="Noto Serif" w:hAnsi="Noto Serif" w:eastAsia="Noto Serif" w:cs="Noto Serif"/>
                 <w:b w:val="0"/>
                 <w:color w:val="222222"/>
                 <w:sz w:val="19"/>
@@ -1279,7 +1279,7 @@
             <w:r/>
             <w:r>
               <w:rPr>
-                <w:rFonts w:ascii="Liberation Serif" w:hAnsi="Liberation Serif" w:eastAsia="Liberation Serif" w:cs="Liberation Serif"/>
+                <w:rFonts w:ascii="Noto Serif" w:hAnsi="Noto Serif" w:eastAsia="Noto Serif" w:cs="Noto Serif"/>
                 <w:b w:val="0"/>
                 <w:color w:val="222222"/>
                 <w:sz w:val="19"/>
@@ -1312,7 +1312,7 @@
             <w:r/>
             <w:r>
               <w:rPr>
-                <w:rFonts w:ascii="Liberation Serif" w:hAnsi="Liberation Serif" w:eastAsia="Liberation Serif" w:cs="Liberation Serif"/>
+                <w:rFonts w:ascii="Noto Serif" w:hAnsi="Noto Serif" w:eastAsia="Noto Serif" w:cs="Noto Serif"/>
                 <w:b w:val="0"/>
                 <w:color w:val="222222"/>
                 <w:sz w:val="19"/>
@@ -1345,7 +1345,7 @@
             <w:r/>
             <w:r>
               <w:rPr>
-                <w:rFonts w:ascii="Liberation Serif" w:hAnsi="Liberation Serif" w:eastAsia="Liberation Serif" w:cs="Liberation Serif"/>
+                <w:rFonts w:ascii="Noto Serif" w:hAnsi="Noto Serif" w:eastAsia="Noto Serif" w:cs="Noto Serif"/>
                 <w:b w:val="0"/>
                 <w:color w:val="222222"/>
                 <w:sz w:val="19"/>
@@ -1378,7 +1378,7 @@
             <w:r/>
             <w:r>
               <w:rPr>
-                <w:rFonts w:ascii="Liberation Serif" w:hAnsi="Liberation Serif" w:eastAsia="Liberation Serif" w:cs="Liberation Serif"/>
+                <w:rFonts w:ascii="Noto Serif" w:hAnsi="Noto Serif" w:eastAsia="Noto Serif" w:cs="Noto Serif"/>
                 <w:b w:val="0"/>
                 <w:color w:val="222222"/>
                 <w:sz w:val="19"/>
@@ -1402,7 +1402,7 @@
         <w:rPr>
           <w:rFonts w:ascii="Liberation Sans" w:hAnsi="Liberation Sans" w:eastAsia="Liberation Sans" w:cs="Liberation Sans"/>
           <w:b/>
-          <w:color w:val="1B365D"/>
+          <w:color w:val="1E3A5F"/>
           <w:sz w:val="22"/>
         </w:rPr>
         <w:t>What this is</w:t>
@@ -1410,12 +1410,12 @@
     </w:p>
     <w:p>
       <w:pPr>
-        <w:spacing w:before="0" w:after="240" w:line="427" w:lineRule="auto"/>
-        <w:ind w:firstLine="288"/>
+        <w:spacing w:before="0" w:after="200" w:line="384" w:lineRule="auto"/>
+        <w:ind w:firstLine="173"/>
       </w:pPr>
       <w:r>
         <w:rPr>
-          <w:rFonts w:ascii="Liberation Serif" w:hAnsi="Liberation Serif" w:eastAsia="Liberation Serif" w:cs="Liberation Serif"/>
+          <w:rFonts w:ascii="Noto Serif" w:hAnsi="Noto Serif" w:eastAsia="Noto Serif" w:cs="Noto Serif"/>
           <w:color w:val="222222"/>
           <w:sz w:val="24"/>
         </w:rPr>
@@ -1432,12 +1432,12 @@
     </w:p>
     <w:p>
       <w:pPr>
-        <w:spacing w:before="0" w:after="240" w:line="427" w:lineRule="auto"/>
-        <w:ind w:firstLine="288"/>
+        <w:spacing w:before="0" w:after="200" w:line="384" w:lineRule="auto"/>
+        <w:ind w:firstLine="173"/>
       </w:pPr>
       <w:r>
         <w:rPr>
-          <w:rFonts w:ascii="Liberation Serif" w:hAnsi="Liberation Serif" w:eastAsia="Liberation Serif" w:cs="Liberation Serif"/>
+          <w:rFonts w:ascii="Noto Serif" w:hAnsi="Noto Serif" w:eastAsia="Noto Serif" w:cs="Noto Serif"/>
           <w:color w:val="222222"/>
           <w:sz w:val="24"/>
         </w:rPr>
@@ -1446,12 +1446,12 @@
     </w:p>
     <w:p>
       <w:pPr>
-        <w:spacing w:before="0" w:after="240" w:line="427" w:lineRule="auto"/>
-        <w:ind w:firstLine="288"/>
+        <w:spacing w:before="0" w:after="200" w:line="384" w:lineRule="auto"/>
+        <w:ind w:firstLine="173"/>
       </w:pPr>
       <w:r>
         <w:rPr>
-          <w:rFonts w:ascii="Liberation Serif" w:hAnsi="Liberation Serif" w:eastAsia="Liberation Serif" w:cs="Liberation Serif"/>
+          <w:rFonts w:ascii="Noto Serif" w:hAnsi="Noto Serif" w:eastAsia="Noto Serif" w:cs="Noto Serif"/>
           <w:color w:val="222222"/>
           <w:sz w:val="24"/>
         </w:rPr>
@@ -1472,18 +1472,18 @@
         <w:tblLook w:firstColumn="1" w:firstRow="1" w:lastColumn="0" w:lastRow="0" w:noHBand="0" w:noVBand="1" w:val="04A0"/>
       </w:tblPr>
       <w:tblGrid>
-        <w:gridCol w:w="8928"/>
+        <w:gridCol w:w="9000"/>
       </w:tblGrid>
       <w:tr>
         <w:tc>
           <w:tcPr>
-            <w:tcW w:type="dxa" w:w="8928"/>
+            <w:tcW w:type="dxa" w:w="9000"/>
             <w:shd w:fill="E7EEF5" w:val="clear"/>
             <w:tcBorders>
-              <w:top w:val="single" w:sz="10" w:space="0" w:color="1B365D"/>
-              <w:left w:val="single" w:sz="10" w:space="0" w:color="1B365D"/>
-              <w:bottom w:val="single" w:sz="10" w:space="0" w:color="1B365D"/>
-              <w:right w:val="single" w:sz="10" w:space="0" w:color="1B365D"/>
+              <w:top w:val="single" w:sz="10" w:space="0" w:color="1E3A5F"/>
+              <w:left w:val="single" w:sz="10" w:space="0" w:color="1E3A5F"/>
+              <w:bottom w:val="single" w:sz="10" w:space="0" w:color="1E3A5F"/>
+              <w:right w:val="single" w:sz="10" w:space="0" w:color="1E3A5F"/>
             </w:tcBorders>
             <w:tcMar>
               <w:top w:w="80" w:type="dxa"/>
@@ -1501,7 +1501,7 @@
               <w:rPr>
                 <w:rFonts w:ascii="Liberation Sans" w:hAnsi="Liberation Sans" w:eastAsia="Liberation Sans" w:cs="Liberation Sans"/>
                 <w:b/>
-                <w:color w:val="1B365D"/>
+                <w:color w:val="1E3A5F"/>
                 <w:sz w:val="16"/>
               </w:rPr>
               <w:t>DECISION</w:t>
@@ -1513,7 +1513,7 @@
             </w:pPr>
             <w:r>
               <w:rPr>
-                <w:rFonts w:ascii="Liberation Serif" w:hAnsi="Liberation Serif" w:eastAsia="Liberation Serif" w:cs="Liberation Serif"/>
+                <w:rFonts w:ascii="Noto Serif" w:hAnsi="Noto Serif" w:eastAsia="Noto Serif" w:cs="Noto Serif"/>
                 <w:color w:val="222222"/>
                 <w:sz w:val="21"/>
               </w:rPr>
@@ -1530,12 +1530,12 @@
     </w:p>
     <w:p>
       <w:pPr>
-        <w:spacing w:before="0" w:after="240" w:line="427" w:lineRule="auto"/>
-        <w:ind w:firstLine="288"/>
+        <w:spacing w:before="0" w:after="200" w:line="384" w:lineRule="auto"/>
+        <w:ind w:firstLine="173"/>
       </w:pPr>
       <w:r>
         <w:rPr>
-          <w:rFonts w:ascii="Liberation Serif" w:hAnsi="Liberation Serif" w:eastAsia="Liberation Serif" w:cs="Liberation Serif"/>
+          <w:rFonts w:ascii="Noto Serif" w:hAnsi="Noto Serif" w:eastAsia="Noto Serif" w:cs="Noto Serif"/>
           <w:color w:val="222222"/>
           <w:sz w:val="24"/>
         </w:rPr>
@@ -1557,7 +1557,7 @@
       </w:pPr>
       <w:r>
         <w:rPr>
-          <w:rFonts w:ascii="Liberation Serif" w:hAnsi="Liberation Serif" w:eastAsia="Liberation Serif" w:cs="Liberation Serif"/>
+          <w:rFonts w:ascii="Noto Serif" w:hAnsi="Noto Serif" w:eastAsia="Noto Serif" w:cs="Noto Serif"/>
           <w:color w:val="222222"/>
           <w:sz w:val="24"/>
         </w:rPr>
@@ -1571,7 +1571,7 @@
       </w:pPr>
       <w:r>
         <w:rPr>
-          <w:rFonts w:ascii="Liberation Serif" w:hAnsi="Liberation Serif" w:eastAsia="Liberation Serif" w:cs="Liberation Serif"/>
+          <w:rFonts w:ascii="Noto Serif" w:hAnsi="Noto Serif" w:eastAsia="Noto Serif" w:cs="Noto Serif"/>
           <w:color w:val="222222"/>
           <w:sz w:val="24"/>
         </w:rPr>
@@ -1585,7 +1585,7 @@
       </w:pPr>
       <w:r>
         <w:rPr>
-          <w:rFonts w:ascii="Liberation Serif" w:hAnsi="Liberation Serif" w:eastAsia="Liberation Serif" w:cs="Liberation Serif"/>
+          <w:rFonts w:ascii="Noto Serif" w:hAnsi="Noto Serif" w:eastAsia="Noto Serif" w:cs="Noto Serif"/>
           <w:color w:val="222222"/>
           <w:sz w:val="24"/>
         </w:rPr>
@@ -1599,7 +1599,7 @@
       </w:pPr>
       <w:r>
         <w:rPr>
-          <w:rFonts w:ascii="Liberation Serif" w:hAnsi="Liberation Serif" w:eastAsia="Liberation Serif" w:cs="Liberation Serif"/>
+          <w:rFonts w:ascii="Noto Serif" w:hAnsi="Noto Serif" w:eastAsia="Noto Serif" w:cs="Noto Serif"/>
           <w:color w:val="222222"/>
           <w:sz w:val="24"/>
         </w:rPr>
@@ -1613,7 +1613,7 @@
       </w:pPr>
       <w:r>
         <w:rPr>
-          <w:rFonts w:ascii="Liberation Serif" w:hAnsi="Liberation Serif" w:eastAsia="Liberation Serif" w:cs="Liberation Serif"/>
+          <w:rFonts w:ascii="Noto Serif" w:hAnsi="Noto Serif" w:eastAsia="Noto Serif" w:cs="Noto Serif"/>
           <w:color w:val="222222"/>
           <w:sz w:val="24"/>
         </w:rPr>
@@ -1627,7 +1627,7 @@
       </w:pPr>
       <w:r>
         <w:rPr>
-          <w:rFonts w:ascii="Liberation Serif" w:hAnsi="Liberation Serif" w:eastAsia="Liberation Serif" w:cs="Liberation Serif"/>
+          <w:rFonts w:ascii="Noto Serif" w:hAnsi="Noto Serif" w:eastAsia="Noto Serif" w:cs="Noto Serif"/>
           <w:color w:val="222222"/>
           <w:sz w:val="24"/>
         </w:rPr>
@@ -1641,7 +1641,7 @@
       </w:pPr>
       <w:r>
         <w:rPr>
-          <w:rFonts w:ascii="Liberation Serif" w:hAnsi="Liberation Serif" w:eastAsia="Liberation Serif" w:cs="Liberation Serif"/>
+          <w:rFonts w:ascii="Noto Serif" w:hAnsi="Noto Serif" w:eastAsia="Noto Serif" w:cs="Noto Serif"/>
           <w:color w:val="222222"/>
           <w:sz w:val="24"/>
         </w:rPr>
@@ -1650,12 +1650,12 @@
     </w:p>
     <w:p>
       <w:pPr>
-        <w:spacing w:before="0" w:after="240" w:line="427" w:lineRule="auto"/>
-        <w:ind w:firstLine="288"/>
+        <w:spacing w:before="0" w:after="200" w:line="384" w:lineRule="auto"/>
+        <w:ind w:firstLine="173"/>
       </w:pPr>
       <w:r>
         <w:rPr>
-          <w:rFonts w:ascii="Liberation Serif" w:hAnsi="Liberation Serif" w:eastAsia="Liberation Serif" w:cs="Liberation Serif"/>
+          <w:rFonts w:ascii="Noto Serif" w:hAnsi="Noto Serif" w:eastAsia="Noto Serif" w:cs="Noto Serif"/>
           <w:color w:val="222222"/>
           <w:sz w:val="24"/>
         </w:rPr>
@@ -1672,12 +1672,12 @@
     </w:p>
     <w:p>
       <w:pPr>
-        <w:spacing w:before="0" w:after="240" w:line="427" w:lineRule="auto"/>
-        <w:ind w:firstLine="288"/>
+        <w:spacing w:before="0" w:after="200" w:line="384" w:lineRule="auto"/>
+        <w:ind w:firstLine="173"/>
       </w:pPr>
       <w:r>
         <w:rPr>
-          <w:rFonts w:ascii="Liberation Serif" w:hAnsi="Liberation Serif" w:eastAsia="Liberation Serif" w:cs="Liberation Serif"/>
+          <w:rFonts w:ascii="Noto Serif" w:hAnsi="Noto Serif" w:eastAsia="Noto Serif" w:cs="Noto Serif"/>
           <w:color w:val="222222"/>
           <w:sz w:val="24"/>
         </w:rPr>
@@ -1686,12 +1686,12 @@
     </w:p>
     <w:p>
       <w:pPr>
-        <w:spacing w:before="0" w:after="240" w:line="427" w:lineRule="auto"/>
-        <w:ind w:firstLine="288"/>
+        <w:spacing w:before="0" w:after="200" w:line="384" w:lineRule="auto"/>
+        <w:ind w:firstLine="173"/>
       </w:pPr>
       <w:r>
         <w:rPr>
-          <w:rFonts w:ascii="Liberation Serif" w:hAnsi="Liberation Serif" w:eastAsia="Liberation Serif" w:cs="Liberation Serif"/>
+          <w:rFonts w:ascii="Noto Serif" w:hAnsi="Noto Serif" w:eastAsia="Noto Serif" w:cs="Noto Serif"/>
           <w:color w:val="222222"/>
           <w:sz w:val="24"/>
         </w:rPr>
@@ -1720,22 +1720,22 @@
         <w:tblLook w:firstColumn="1" w:firstRow="1" w:lastColumn="0" w:lastRow="0" w:noHBand="0" w:noVBand="1" w:val="04A0"/>
       </w:tblPr>
       <w:tblGrid>
-        <w:gridCol w:w="1786"/>
-        <w:gridCol w:w="1786"/>
-        <w:gridCol w:w="1786"/>
-        <w:gridCol w:w="1786"/>
-        <w:gridCol w:w="1786"/>
+        <w:gridCol w:w="1800"/>
+        <w:gridCol w:w="1800"/>
+        <w:gridCol w:w="1800"/>
+        <w:gridCol w:w="1800"/>
+        <w:gridCol w:w="1800"/>
       </w:tblGrid>
       <w:tr>
         <w:tc>
           <w:tcPr>
-            <w:tcW w:type="dxa" w:w="1786"/>
-            <w:shd w:fill="1B365D" w:val="clear"/>
+            <w:tcW w:type="dxa" w:w="1800"/>
+            <w:shd w:fill="1E3A5F" w:val="clear"/>
             <w:tcBorders>
-              <w:top w:val="single" w:sz="4" w:space="0" w:color="1B365D"/>
-              <w:left w:val="single" w:sz="4" w:space="0" w:color="1B365D"/>
-              <w:bottom w:val="single" w:sz="4" w:space="0" w:color="1B365D"/>
-              <w:right w:val="single" w:sz="4" w:space="0" w:color="1B365D"/>
+              <w:top w:val="single" w:sz="4" w:space="0" w:color="1E3A5F"/>
+              <w:left w:val="single" w:sz="4" w:space="0" w:color="1E3A5F"/>
+              <w:bottom w:val="single" w:sz="4" w:space="0" w:color="1E3A5F"/>
+              <w:right w:val="single" w:sz="4" w:space="0" w:color="1E3A5F"/>
             </w:tcBorders>
             <w:tcMar>
               <w:top w:w="50" w:type="dxa"/>
@@ -1762,13 +1762,13 @@
         </w:tc>
         <w:tc>
           <w:tcPr>
-            <w:tcW w:type="dxa" w:w="1786"/>
-            <w:shd w:fill="1B365D" w:val="clear"/>
+            <w:tcW w:type="dxa" w:w="1800"/>
+            <w:shd w:fill="1E3A5F" w:val="clear"/>
             <w:tcBorders>
-              <w:top w:val="single" w:sz="4" w:space="0" w:color="1B365D"/>
-              <w:left w:val="single" w:sz="4" w:space="0" w:color="1B365D"/>
-              <w:bottom w:val="single" w:sz="4" w:space="0" w:color="1B365D"/>
-              <w:right w:val="single" w:sz="4" w:space="0" w:color="1B365D"/>
+              <w:top w:val="single" w:sz="4" w:space="0" w:color="1E3A5F"/>
+              <w:left w:val="single" w:sz="4" w:space="0" w:color="1E3A5F"/>
+              <w:bottom w:val="single" w:sz="4" w:space="0" w:color="1E3A5F"/>
+              <w:right w:val="single" w:sz="4" w:space="0" w:color="1E3A5F"/>
             </w:tcBorders>
             <w:tcMar>
               <w:top w:w="50" w:type="dxa"/>
@@ -1795,13 +1795,13 @@
         </w:tc>
         <w:tc>
           <w:tcPr>
-            <w:tcW w:type="dxa" w:w="1786"/>
-            <w:shd w:fill="1B365D" w:val="clear"/>
+            <w:tcW w:type="dxa" w:w="1800"/>
+            <w:shd w:fill="1E3A5F" w:val="clear"/>
             <w:tcBorders>
-              <w:top w:val="single" w:sz="4" w:space="0" w:color="1B365D"/>
-              <w:left w:val="single" w:sz="4" w:space="0" w:color="1B365D"/>
-              <w:bottom w:val="single" w:sz="4" w:space="0" w:color="1B365D"/>
-              <w:right w:val="single" w:sz="4" w:space="0" w:color="1B365D"/>
+              <w:top w:val="single" w:sz="4" w:space="0" w:color="1E3A5F"/>
+              <w:left w:val="single" w:sz="4" w:space="0" w:color="1E3A5F"/>
+              <w:bottom w:val="single" w:sz="4" w:space="0" w:color="1E3A5F"/>
+              <w:right w:val="single" w:sz="4" w:space="0" w:color="1E3A5F"/>
             </w:tcBorders>
             <w:tcMar>
               <w:top w:w="50" w:type="dxa"/>
@@ -1828,13 +1828,13 @@
         </w:tc>
         <w:tc>
           <w:tcPr>
-            <w:tcW w:type="dxa" w:w="1786"/>
-            <w:shd w:fill="1B365D" w:val="clear"/>
+            <w:tcW w:type="dxa" w:w="1800"/>
+            <w:shd w:fill="1E3A5F" w:val="clear"/>
             <w:tcBorders>
-              <w:top w:val="single" w:sz="4" w:space="0" w:color="1B365D"/>
-              <w:left w:val="single" w:sz="4" w:space="0" w:color="1B365D"/>
-              <w:bottom w:val="single" w:sz="4" w:space="0" w:color="1B365D"/>
-              <w:right w:val="single" w:sz="4" w:space="0" w:color="1B365D"/>
+              <w:top w:val="single" w:sz="4" w:space="0" w:color="1E3A5F"/>
+              <w:left w:val="single" w:sz="4" w:space="0" w:color="1E3A5F"/>
+              <w:bottom w:val="single" w:sz="4" w:space="0" w:color="1E3A5F"/>
+              <w:right w:val="single" w:sz="4" w:space="0" w:color="1E3A5F"/>
             </w:tcBorders>
             <w:tcMar>
               <w:top w:w="50" w:type="dxa"/>
@@ -1861,13 +1861,13 @@
         </w:tc>
         <w:tc>
           <w:tcPr>
-            <w:tcW w:type="dxa" w:w="1786"/>
-            <w:shd w:fill="1B365D" w:val="clear"/>
+            <w:tcW w:type="dxa" w:w="1800"/>
+            <w:shd w:fill="1E3A5F" w:val="clear"/>
             <w:tcBorders>
-              <w:top w:val="single" w:sz="4" w:space="0" w:color="1B365D"/>
-              <w:left w:val="single" w:sz="4" w:space="0" w:color="1B365D"/>
-              <w:bottom w:val="single" w:sz="4" w:space="0" w:color="1B365D"/>
-              <w:right w:val="single" w:sz="4" w:space="0" w:color="1B365D"/>
+              <w:top w:val="single" w:sz="4" w:space="0" w:color="1E3A5F"/>
+              <w:left w:val="single" w:sz="4" w:space="0" w:color="1E3A5F"/>
+              <w:bottom w:val="single" w:sz="4" w:space="0" w:color="1E3A5F"/>
+              <w:right w:val="single" w:sz="4" w:space="0" w:color="1E3A5F"/>
             </w:tcBorders>
             <w:tcMar>
               <w:top w:w="50" w:type="dxa"/>
@@ -1896,7 +1896,7 @@
       <w:tr>
         <w:tc>
           <w:tcPr>
-            <w:tcW w:type="dxa" w:w="1786"/>
+            <w:tcW w:type="dxa" w:w="1800"/>
             <w:shd w:fill="FFFFFF" w:val="clear"/>
             <w:tcBorders>
               <w:top w:val="single" w:sz="4" w:space="0" w:color="C5CDD6"/>
@@ -1918,7 +1918,7 @@
             <w:r/>
             <w:r>
               <w:rPr>
-                <w:rFonts w:ascii="Liberation Serif" w:hAnsi="Liberation Serif" w:eastAsia="Liberation Serif" w:cs="Liberation Serif"/>
+                <w:rFonts w:ascii="Noto Serif" w:hAnsi="Noto Serif" w:eastAsia="Noto Serif" w:cs="Noto Serif"/>
                 <w:b w:val="0"/>
                 <w:color w:val="222222"/>
                 <w:sz w:val="19"/>
@@ -1929,7 +1929,7 @@
         </w:tc>
         <w:tc>
           <w:tcPr>
-            <w:tcW w:type="dxa" w:w="1786"/>
+            <w:tcW w:type="dxa" w:w="1800"/>
             <w:shd w:fill="FFFFFF" w:val="clear"/>
             <w:tcBorders>
               <w:top w:val="single" w:sz="4" w:space="0" w:color="C5CDD6"/>
@@ -1951,7 +1951,7 @@
             <w:r/>
             <w:r>
               <w:rPr>
-                <w:rFonts w:ascii="Liberation Serif" w:hAnsi="Liberation Serif" w:eastAsia="Liberation Serif" w:cs="Liberation Serif"/>
+                <w:rFonts w:ascii="Noto Serif" w:hAnsi="Noto Serif" w:eastAsia="Noto Serif" w:cs="Noto Serif"/>
                 <w:b w:val="0"/>
                 <w:color w:val="222222"/>
                 <w:sz w:val="19"/>
@@ -1962,7 +1962,7 @@
         </w:tc>
         <w:tc>
           <w:tcPr>
-            <w:tcW w:type="dxa" w:w="1786"/>
+            <w:tcW w:type="dxa" w:w="1800"/>
             <w:shd w:fill="FFFFFF" w:val="clear"/>
             <w:tcBorders>
               <w:top w:val="single" w:sz="4" w:space="0" w:color="C5CDD6"/>
@@ -1984,7 +1984,7 @@
             <w:r/>
             <w:r>
               <w:rPr>
-                <w:rFonts w:ascii="Liberation Serif" w:hAnsi="Liberation Serif" w:eastAsia="Liberation Serif" w:cs="Liberation Serif"/>
+                <w:rFonts w:ascii="Noto Serif" w:hAnsi="Noto Serif" w:eastAsia="Noto Serif" w:cs="Noto Serif"/>
                 <w:b w:val="0"/>
                 <w:color w:val="222222"/>
                 <w:sz w:val="19"/>
@@ -1995,7 +1995,7 @@
         </w:tc>
         <w:tc>
           <w:tcPr>
-            <w:tcW w:type="dxa" w:w="1786"/>
+            <w:tcW w:type="dxa" w:w="1800"/>
             <w:shd w:fill="FFFFFF" w:val="clear"/>
             <w:tcBorders>
               <w:top w:val="single" w:sz="4" w:space="0" w:color="C5CDD6"/>
@@ -2017,7 +2017,7 @@
             <w:r/>
             <w:r>
               <w:rPr>
-                <w:rFonts w:ascii="Liberation Serif" w:hAnsi="Liberation Serif" w:eastAsia="Liberation Serif" w:cs="Liberation Serif"/>
+                <w:rFonts w:ascii="Noto Serif" w:hAnsi="Noto Serif" w:eastAsia="Noto Serif" w:cs="Noto Serif"/>
                 <w:b w:val="0"/>
                 <w:color w:val="222222"/>
                 <w:sz w:val="19"/>
@@ -2028,7 +2028,7 @@
         </w:tc>
         <w:tc>
           <w:tcPr>
-            <w:tcW w:type="dxa" w:w="1786"/>
+            <w:tcW w:type="dxa" w:w="1800"/>
             <w:shd w:fill="FFFFFF" w:val="clear"/>
             <w:tcBorders>
               <w:top w:val="single" w:sz="4" w:space="0" w:color="C5CDD6"/>
@@ -2050,7 +2050,7 @@
             <w:r/>
             <w:r>
               <w:rPr>
-                <w:rFonts w:ascii="Liberation Serif" w:hAnsi="Liberation Serif" w:eastAsia="Liberation Serif" w:cs="Liberation Serif"/>
+                <w:rFonts w:ascii="Noto Serif" w:hAnsi="Noto Serif" w:eastAsia="Noto Serif" w:cs="Noto Serif"/>
                 <w:b w:val="0"/>
                 <w:color w:val="222222"/>
                 <w:sz w:val="19"/>
@@ -2063,8 +2063,8 @@
       <w:tr>
         <w:tc>
           <w:tcPr>
-            <w:tcW w:type="dxa" w:w="1786"/>
-            <w:shd w:fill="EEF2F6" w:val="clear"/>
+            <w:tcW w:type="dxa" w:w="1800"/>
+            <w:shd w:fill="EDF1F6" w:val="clear"/>
             <w:tcBorders>
               <w:top w:val="single" w:sz="4" w:space="0" w:color="C5CDD6"/>
               <w:left w:val="single" w:sz="4" w:space="0" w:color="C5CDD6"/>
@@ -2085,7 +2085,7 @@
             <w:r/>
             <w:r>
               <w:rPr>
-                <w:rFonts w:ascii="Liberation Serif" w:hAnsi="Liberation Serif" w:eastAsia="Liberation Serif" w:cs="Liberation Serif"/>
+                <w:rFonts w:ascii="Noto Serif" w:hAnsi="Noto Serif" w:eastAsia="Noto Serif" w:cs="Noto Serif"/>
                 <w:b w:val="0"/>
                 <w:color w:val="222222"/>
                 <w:sz w:val="19"/>
@@ -2096,8 +2096,8 @@
         </w:tc>
         <w:tc>
           <w:tcPr>
-            <w:tcW w:type="dxa" w:w="1786"/>
-            <w:shd w:fill="EEF2F6" w:val="clear"/>
+            <w:tcW w:type="dxa" w:w="1800"/>
+            <w:shd w:fill="EDF1F6" w:val="clear"/>
             <w:tcBorders>
               <w:top w:val="single" w:sz="4" w:space="0" w:color="C5CDD6"/>
               <w:left w:val="single" w:sz="4" w:space="0" w:color="C5CDD6"/>
@@ -2118,7 +2118,7 @@
             <w:r/>
             <w:r>
               <w:rPr>
-                <w:rFonts w:ascii="Liberation Serif" w:hAnsi="Liberation Serif" w:eastAsia="Liberation Serif" w:cs="Liberation Serif"/>
+                <w:rFonts w:ascii="Noto Serif" w:hAnsi="Noto Serif" w:eastAsia="Noto Serif" w:cs="Noto Serif"/>
                 <w:b w:val="0"/>
                 <w:color w:val="222222"/>
                 <w:sz w:val="19"/>
@@ -2129,8 +2129,8 @@
         </w:tc>
         <w:tc>
           <w:tcPr>
-            <w:tcW w:type="dxa" w:w="1786"/>
-            <w:shd w:fill="EEF2F6" w:val="clear"/>
+            <w:tcW w:type="dxa" w:w="1800"/>
+            <w:shd w:fill="EDF1F6" w:val="clear"/>
             <w:tcBorders>
               <w:top w:val="single" w:sz="4" w:space="0" w:color="C5CDD6"/>
               <w:left w:val="single" w:sz="4" w:space="0" w:color="C5CDD6"/>
@@ -2151,7 +2151,7 @@
             <w:r/>
             <w:r>
               <w:rPr>
-                <w:rFonts w:ascii="Liberation Serif" w:hAnsi="Liberation Serif" w:eastAsia="Liberation Serif" w:cs="Liberation Serif"/>
+                <w:rFonts w:ascii="Noto Serif" w:hAnsi="Noto Serif" w:eastAsia="Noto Serif" w:cs="Noto Serif"/>
                 <w:b w:val="0"/>
                 <w:color w:val="222222"/>
                 <w:sz w:val="19"/>
@@ -2162,8 +2162,8 @@
         </w:tc>
         <w:tc>
           <w:tcPr>
-            <w:tcW w:type="dxa" w:w="1786"/>
-            <w:shd w:fill="EEF2F6" w:val="clear"/>
+            <w:tcW w:type="dxa" w:w="1800"/>
+            <w:shd w:fill="EDF1F6" w:val="clear"/>
             <w:tcBorders>
               <w:top w:val="single" w:sz="4" w:space="0" w:color="C5CDD6"/>
               <w:left w:val="single" w:sz="4" w:space="0" w:color="C5CDD6"/>
@@ -2184,7 +2184,7 @@
             <w:r/>
             <w:r>
               <w:rPr>
-                <w:rFonts w:ascii="Liberation Serif" w:hAnsi="Liberation Serif" w:eastAsia="Liberation Serif" w:cs="Liberation Serif"/>
+                <w:rFonts w:ascii="Noto Serif" w:hAnsi="Noto Serif" w:eastAsia="Noto Serif" w:cs="Noto Serif"/>
                 <w:b w:val="0"/>
                 <w:color w:val="222222"/>
                 <w:sz w:val="19"/>
@@ -2195,8 +2195,8 @@
         </w:tc>
         <w:tc>
           <w:tcPr>
-            <w:tcW w:type="dxa" w:w="1786"/>
-            <w:shd w:fill="EEF2F6" w:val="clear"/>
+            <w:tcW w:type="dxa" w:w="1800"/>
+            <w:shd w:fill="EDF1F6" w:val="clear"/>
             <w:tcBorders>
               <w:top w:val="single" w:sz="4" w:space="0" w:color="C5CDD6"/>
               <w:left w:val="single" w:sz="4" w:space="0" w:color="C5CDD6"/>
@@ -2217,7 +2217,7 @@
             <w:r/>
             <w:r>
               <w:rPr>
-                <w:rFonts w:ascii="Liberation Serif" w:hAnsi="Liberation Serif" w:eastAsia="Liberation Serif" w:cs="Liberation Serif"/>
+                <w:rFonts w:ascii="Noto Serif" w:hAnsi="Noto Serif" w:eastAsia="Noto Serif" w:cs="Noto Serif"/>
                 <w:b w:val="0"/>
                 <w:color w:val="222222"/>
                 <w:sz w:val="19"/>
@@ -2230,7 +2230,7 @@
       <w:tr>
         <w:tc>
           <w:tcPr>
-            <w:tcW w:type="dxa" w:w="1786"/>
+            <w:tcW w:type="dxa" w:w="1800"/>
             <w:shd w:fill="FFFFFF" w:val="clear"/>
             <w:tcBorders>
               <w:top w:val="single" w:sz="4" w:space="0" w:color="C5CDD6"/>
@@ -2252,7 +2252,7 @@
             <w:r/>
             <w:r>
               <w:rPr>
-                <w:rFonts w:ascii="Liberation Serif" w:hAnsi="Liberation Serif" w:eastAsia="Liberation Serif" w:cs="Liberation Serif"/>
+                <w:rFonts w:ascii="Noto Serif" w:hAnsi="Noto Serif" w:eastAsia="Noto Serif" w:cs="Noto Serif"/>
                 <w:b w:val="0"/>
                 <w:color w:val="222222"/>
                 <w:sz w:val="19"/>
@@ -2263,7 +2263,7 @@
         </w:tc>
         <w:tc>
           <w:tcPr>
-            <w:tcW w:type="dxa" w:w="1786"/>
+            <w:tcW w:type="dxa" w:w="1800"/>
             <w:shd w:fill="FFFFFF" w:val="clear"/>
             <w:tcBorders>
               <w:top w:val="single" w:sz="4" w:space="0" w:color="C5CDD6"/>
@@ -2285,7 +2285,7 @@
             <w:r/>
             <w:r>
               <w:rPr>
-                <w:rFonts w:ascii="Liberation Serif" w:hAnsi="Liberation Serif" w:eastAsia="Liberation Serif" w:cs="Liberation Serif"/>
+                <w:rFonts w:ascii="Noto Serif" w:hAnsi="Noto Serif" w:eastAsia="Noto Serif" w:cs="Noto Serif"/>
                 <w:b w:val="0"/>
                 <w:color w:val="222222"/>
                 <w:sz w:val="19"/>
@@ -2296,7 +2296,7 @@
         </w:tc>
         <w:tc>
           <w:tcPr>
-            <w:tcW w:type="dxa" w:w="1786"/>
+            <w:tcW w:type="dxa" w:w="1800"/>
             <w:shd w:fill="FFFFFF" w:val="clear"/>
             <w:tcBorders>
               <w:top w:val="single" w:sz="4" w:space="0" w:color="C5CDD6"/>
@@ -2318,7 +2318,7 @@
             <w:r/>
             <w:r>
               <w:rPr>
-                <w:rFonts w:ascii="Liberation Serif" w:hAnsi="Liberation Serif" w:eastAsia="Liberation Serif" w:cs="Liberation Serif"/>
+                <w:rFonts w:ascii="Noto Serif" w:hAnsi="Noto Serif" w:eastAsia="Noto Serif" w:cs="Noto Serif"/>
                 <w:b w:val="0"/>
                 <w:color w:val="222222"/>
                 <w:sz w:val="19"/>
@@ -2329,7 +2329,7 @@
         </w:tc>
         <w:tc>
           <w:tcPr>
-            <w:tcW w:type="dxa" w:w="1786"/>
+            <w:tcW w:type="dxa" w:w="1800"/>
             <w:shd w:fill="FFFFFF" w:val="clear"/>
             <w:tcBorders>
               <w:top w:val="single" w:sz="4" w:space="0" w:color="C5CDD6"/>
@@ -2351,7 +2351,7 @@
             <w:r/>
             <w:r>
               <w:rPr>
-                <w:rFonts w:ascii="Liberation Serif" w:hAnsi="Liberation Serif" w:eastAsia="Liberation Serif" w:cs="Liberation Serif"/>
+                <w:rFonts w:ascii="Noto Serif" w:hAnsi="Noto Serif" w:eastAsia="Noto Serif" w:cs="Noto Serif"/>
                 <w:b w:val="0"/>
                 <w:color w:val="222222"/>
                 <w:sz w:val="19"/>
@@ -2362,7 +2362,7 @@
         </w:tc>
         <w:tc>
           <w:tcPr>
-            <w:tcW w:type="dxa" w:w="1786"/>
+            <w:tcW w:type="dxa" w:w="1800"/>
             <w:shd w:fill="FFFFFF" w:val="clear"/>
             <w:tcBorders>
               <w:top w:val="single" w:sz="4" w:space="0" w:color="C5CDD6"/>
@@ -2384,7 +2384,7 @@
             <w:r/>
             <w:r>
               <w:rPr>
-                <w:rFonts w:ascii="Liberation Serif" w:hAnsi="Liberation Serif" w:eastAsia="Liberation Serif" w:cs="Liberation Serif"/>
+                <w:rFonts w:ascii="Noto Serif" w:hAnsi="Noto Serif" w:eastAsia="Noto Serif" w:cs="Noto Serif"/>
                 <w:b w:val="0"/>
                 <w:color w:val="222222"/>
                 <w:sz w:val="19"/>
@@ -2397,8 +2397,8 @@
       <w:tr>
         <w:tc>
           <w:tcPr>
-            <w:tcW w:type="dxa" w:w="1786"/>
-            <w:shd w:fill="EEF2F6" w:val="clear"/>
+            <w:tcW w:type="dxa" w:w="1800"/>
+            <w:shd w:fill="EDF1F6" w:val="clear"/>
             <w:tcBorders>
               <w:top w:val="single" w:sz="4" w:space="0" w:color="C5CDD6"/>
               <w:left w:val="single" w:sz="4" w:space="0" w:color="C5CDD6"/>
@@ -2419,7 +2419,7 @@
             <w:r/>
             <w:r>
               <w:rPr>
-                <w:rFonts w:ascii="Liberation Serif" w:hAnsi="Liberation Serif" w:eastAsia="Liberation Serif" w:cs="Liberation Serif"/>
+                <w:rFonts w:ascii="Noto Serif" w:hAnsi="Noto Serif" w:eastAsia="Noto Serif" w:cs="Noto Serif"/>
                 <w:b w:val="0"/>
                 <w:color w:val="222222"/>
                 <w:sz w:val="19"/>
@@ -2430,8 +2430,8 @@
         </w:tc>
         <w:tc>
           <w:tcPr>
-            <w:tcW w:type="dxa" w:w="1786"/>
-            <w:shd w:fill="EEF2F6" w:val="clear"/>
+            <w:tcW w:type="dxa" w:w="1800"/>
+            <w:shd w:fill="EDF1F6" w:val="clear"/>
             <w:tcBorders>
               <w:top w:val="single" w:sz="4" w:space="0" w:color="C5CDD6"/>
               <w:left w:val="single" w:sz="4" w:space="0" w:color="C5CDD6"/>
@@ -2452,7 +2452,7 @@
             <w:r/>
             <w:r>
               <w:rPr>
-                <w:rFonts w:ascii="Liberation Serif" w:hAnsi="Liberation Serif" w:eastAsia="Liberation Serif" w:cs="Liberation Serif"/>
+                <w:rFonts w:ascii="Noto Serif" w:hAnsi="Noto Serif" w:eastAsia="Noto Serif" w:cs="Noto Serif"/>
                 <w:b w:val="0"/>
                 <w:color w:val="222222"/>
                 <w:sz w:val="19"/>
@@ -2463,8 +2463,8 @@
         </w:tc>
         <w:tc>
           <w:tcPr>
-            <w:tcW w:type="dxa" w:w="1786"/>
-            <w:shd w:fill="EEF2F6" w:val="clear"/>
+            <w:tcW w:type="dxa" w:w="1800"/>
+            <w:shd w:fill="EDF1F6" w:val="clear"/>
             <w:tcBorders>
               <w:top w:val="single" w:sz="4" w:space="0" w:color="C5CDD6"/>
               <w:left w:val="single" w:sz="4" w:space="0" w:color="C5CDD6"/>
@@ -2485,7 +2485,7 @@
             <w:r/>
             <w:r>
               <w:rPr>
-                <w:rFonts w:ascii="Liberation Serif" w:hAnsi="Liberation Serif" w:eastAsia="Liberation Serif" w:cs="Liberation Serif"/>
+                <w:rFonts w:ascii="Noto Serif" w:hAnsi="Noto Serif" w:eastAsia="Noto Serif" w:cs="Noto Serif"/>
                 <w:b w:val="0"/>
                 <w:color w:val="222222"/>
                 <w:sz w:val="19"/>
@@ -2496,8 +2496,8 @@
         </w:tc>
         <w:tc>
           <w:tcPr>
-            <w:tcW w:type="dxa" w:w="1786"/>
-            <w:shd w:fill="EEF2F6" w:val="clear"/>
+            <w:tcW w:type="dxa" w:w="1800"/>
+            <w:shd w:fill="EDF1F6" w:val="clear"/>
             <w:tcBorders>
               <w:top w:val="single" w:sz="4" w:space="0" w:color="C5CDD6"/>
               <w:left w:val="single" w:sz="4" w:space="0" w:color="C5CDD6"/>
@@ -2518,7 +2518,7 @@
             <w:r/>
             <w:r>
               <w:rPr>
-                <w:rFonts w:ascii="Liberation Serif" w:hAnsi="Liberation Serif" w:eastAsia="Liberation Serif" w:cs="Liberation Serif"/>
+                <w:rFonts w:ascii="Noto Serif" w:hAnsi="Noto Serif" w:eastAsia="Noto Serif" w:cs="Noto Serif"/>
                 <w:b w:val="0"/>
                 <w:color w:val="222222"/>
                 <w:sz w:val="19"/>
@@ -2529,8 +2529,8 @@
         </w:tc>
         <w:tc>
           <w:tcPr>
-            <w:tcW w:type="dxa" w:w="1786"/>
-            <w:shd w:fill="EEF2F6" w:val="clear"/>
+            <w:tcW w:type="dxa" w:w="1800"/>
+            <w:shd w:fill="EDF1F6" w:val="clear"/>
             <w:tcBorders>
               <w:top w:val="single" w:sz="4" w:space="0" w:color="C5CDD6"/>
               <w:left w:val="single" w:sz="4" w:space="0" w:color="C5CDD6"/>
@@ -2551,7 +2551,7 @@
             <w:r/>
             <w:r>
               <w:rPr>
-                <w:rFonts w:ascii="Liberation Serif" w:hAnsi="Liberation Serif" w:eastAsia="Liberation Serif" w:cs="Liberation Serif"/>
+                <w:rFonts w:ascii="Noto Serif" w:hAnsi="Noto Serif" w:eastAsia="Noto Serif" w:cs="Noto Serif"/>
                 <w:b w:val="0"/>
                 <w:color w:val="222222"/>
                 <w:sz w:val="19"/>
@@ -2569,12 +2569,12 @@
     </w:p>
     <w:p>
       <w:pPr>
-        <w:spacing w:before="0" w:after="240" w:line="427" w:lineRule="auto"/>
-        <w:ind w:firstLine="288"/>
+        <w:spacing w:before="0" w:after="200" w:line="384" w:lineRule="auto"/>
+        <w:ind w:firstLine="173"/>
       </w:pPr>
       <w:r>
         <w:rPr>
-          <w:rFonts w:ascii="Liberation Serif" w:hAnsi="Liberation Serif" w:eastAsia="Liberation Serif" w:cs="Liberation Serif"/>
+          <w:rFonts w:ascii="Noto Serif" w:hAnsi="Noto Serif" w:eastAsia="Noto Serif" w:cs="Noto Serif"/>
           <w:color w:val="222222"/>
           <w:sz w:val="24"/>
         </w:rPr>
@@ -2591,12 +2591,12 @@
     </w:p>
     <w:p>
       <w:pPr>
-        <w:spacing w:before="0" w:after="240" w:line="427" w:lineRule="auto"/>
-        <w:ind w:firstLine="288"/>
+        <w:spacing w:before="0" w:after="200" w:line="384" w:lineRule="auto"/>
+        <w:ind w:firstLine="173"/>
       </w:pPr>
       <w:r>
         <w:rPr>
-          <w:rFonts w:ascii="Liberation Serif" w:hAnsi="Liberation Serif" w:eastAsia="Liberation Serif" w:cs="Liberation Serif"/>
+          <w:rFonts w:ascii="Noto Serif" w:hAnsi="Noto Serif" w:eastAsia="Noto Serif" w:cs="Noto Serif"/>
           <w:color w:val="222222"/>
           <w:sz w:val="24"/>
         </w:rPr>
@@ -2605,12 +2605,12 @@
     </w:p>
     <w:p>
       <w:pPr>
-        <w:spacing w:before="0" w:after="240" w:line="427" w:lineRule="auto"/>
-        <w:ind w:firstLine="288"/>
+        <w:spacing w:before="0" w:after="200" w:line="384" w:lineRule="auto"/>
+        <w:ind w:firstLine="173"/>
       </w:pPr>
       <w:r>
         <w:rPr>
-          <w:rFonts w:ascii="Liberation Serif" w:hAnsi="Liberation Serif" w:eastAsia="Liberation Serif" w:cs="Liberation Serif"/>
+          <w:rFonts w:ascii="Noto Serif" w:hAnsi="Noto Serif" w:eastAsia="Noto Serif" w:cs="Noto Serif"/>
           <w:color w:val="222222"/>
           <w:sz w:val="24"/>
         </w:rPr>
@@ -2627,12 +2627,12 @@
     </w:p>
     <w:p>
       <w:pPr>
-        <w:spacing w:before="0" w:after="240" w:line="427" w:lineRule="auto"/>
-        <w:ind w:firstLine="288"/>
+        <w:spacing w:before="0" w:after="200" w:line="384" w:lineRule="auto"/>
+        <w:ind w:firstLine="173"/>
       </w:pPr>
       <w:r>
         <w:rPr>
-          <w:rFonts w:ascii="Liberation Serif" w:hAnsi="Liberation Serif" w:eastAsia="Liberation Serif" w:cs="Liberation Serif"/>
+          <w:rFonts w:ascii="Noto Serif" w:hAnsi="Noto Serif" w:eastAsia="Noto Serif" w:cs="Noto Serif"/>
           <w:color w:val="222222"/>
           <w:sz w:val="24"/>
         </w:rPr>
@@ -2661,21 +2661,21 @@
         <w:tblLook w:firstColumn="1" w:firstRow="1" w:lastColumn="0" w:lastRow="0" w:noHBand="0" w:noVBand="1" w:val="04A0"/>
       </w:tblPr>
       <w:tblGrid>
-        <w:gridCol w:w="2232"/>
-        <w:gridCol w:w="2232"/>
-        <w:gridCol w:w="2232"/>
-        <w:gridCol w:w="2232"/>
+        <w:gridCol w:w="2250"/>
+        <w:gridCol w:w="2250"/>
+        <w:gridCol w:w="2250"/>
+        <w:gridCol w:w="2250"/>
       </w:tblGrid>
       <w:tr>
         <w:tc>
           <w:tcPr>
-            <w:tcW w:type="dxa" w:w="2232"/>
-            <w:shd w:fill="1B365D" w:val="clear"/>
+            <w:tcW w:type="dxa" w:w="2250"/>
+            <w:shd w:fill="1E3A5F" w:val="clear"/>
             <w:tcBorders>
-              <w:top w:val="single" w:sz="4" w:space="0" w:color="1B365D"/>
-              <w:left w:val="single" w:sz="4" w:space="0" w:color="1B365D"/>
-              <w:bottom w:val="single" w:sz="4" w:space="0" w:color="1B365D"/>
-              <w:right w:val="single" w:sz="4" w:space="0" w:color="1B365D"/>
+              <w:top w:val="single" w:sz="4" w:space="0" w:color="1E3A5F"/>
+              <w:left w:val="single" w:sz="4" w:space="0" w:color="1E3A5F"/>
+              <w:bottom w:val="single" w:sz="4" w:space="0" w:color="1E3A5F"/>
+              <w:right w:val="single" w:sz="4" w:space="0" w:color="1E3A5F"/>
             </w:tcBorders>
             <w:tcMar>
               <w:top w:w="50" w:type="dxa"/>
@@ -2702,13 +2702,13 @@
         </w:tc>
         <w:tc>
           <w:tcPr>
-            <w:tcW w:type="dxa" w:w="2232"/>
-            <w:shd w:fill="1B365D" w:val="clear"/>
+            <w:tcW w:type="dxa" w:w="2250"/>
+            <w:shd w:fill="1E3A5F" w:val="clear"/>
             <w:tcBorders>
-              <w:top w:val="single" w:sz="4" w:space="0" w:color="1B365D"/>
-              <w:left w:val="single" w:sz="4" w:space="0" w:color="1B365D"/>
-              <w:bottom w:val="single" w:sz="4" w:space="0" w:color="1B365D"/>
-              <w:right w:val="single" w:sz="4" w:space="0" w:color="1B365D"/>
+              <w:top w:val="single" w:sz="4" w:space="0" w:color="1E3A5F"/>
+              <w:left w:val="single" w:sz="4" w:space="0" w:color="1E3A5F"/>
+              <w:bottom w:val="single" w:sz="4" w:space="0" w:color="1E3A5F"/>
+              <w:right w:val="single" w:sz="4" w:space="0" w:color="1E3A5F"/>
             </w:tcBorders>
             <w:tcMar>
               <w:top w:w="50" w:type="dxa"/>
@@ -2735,13 +2735,13 @@
         </w:tc>
         <w:tc>
           <w:tcPr>
-            <w:tcW w:type="dxa" w:w="2232"/>
-            <w:shd w:fill="1B365D" w:val="clear"/>
+            <w:tcW w:type="dxa" w:w="2250"/>
+            <w:shd w:fill="1E3A5F" w:val="clear"/>
             <w:tcBorders>
-              <w:top w:val="single" w:sz="4" w:space="0" w:color="1B365D"/>
-              <w:left w:val="single" w:sz="4" w:space="0" w:color="1B365D"/>
-              <w:bottom w:val="single" w:sz="4" w:space="0" w:color="1B365D"/>
-              <w:right w:val="single" w:sz="4" w:space="0" w:color="1B365D"/>
+              <w:top w:val="single" w:sz="4" w:space="0" w:color="1E3A5F"/>
+              <w:left w:val="single" w:sz="4" w:space="0" w:color="1E3A5F"/>
+              <w:bottom w:val="single" w:sz="4" w:space="0" w:color="1E3A5F"/>
+              <w:right w:val="single" w:sz="4" w:space="0" w:color="1E3A5F"/>
             </w:tcBorders>
             <w:tcMar>
               <w:top w:w="50" w:type="dxa"/>
@@ -2768,13 +2768,13 @@
         </w:tc>
         <w:tc>
           <w:tcPr>
-            <w:tcW w:type="dxa" w:w="2232"/>
-            <w:shd w:fill="1B365D" w:val="clear"/>
+            <w:tcW w:type="dxa" w:w="2250"/>
+            <w:shd w:fill="1E3A5F" w:val="clear"/>
             <w:tcBorders>
-              <w:top w:val="single" w:sz="4" w:space="0" w:color="1B365D"/>
-              <w:left w:val="single" w:sz="4" w:space="0" w:color="1B365D"/>
-              <w:bottom w:val="single" w:sz="4" w:space="0" w:color="1B365D"/>
-              <w:right w:val="single" w:sz="4" w:space="0" w:color="1B365D"/>
+              <w:top w:val="single" w:sz="4" w:space="0" w:color="1E3A5F"/>
+              <w:left w:val="single" w:sz="4" w:space="0" w:color="1E3A5F"/>
+              <w:bottom w:val="single" w:sz="4" w:space="0" w:color="1E3A5F"/>
+              <w:right w:val="single" w:sz="4" w:space="0" w:color="1E3A5F"/>
             </w:tcBorders>
             <w:tcMar>
               <w:top w:w="50" w:type="dxa"/>
@@ -2803,7 +2803,7 @@
       <w:tr>
         <w:tc>
           <w:tcPr>
-            <w:tcW w:type="dxa" w:w="2232"/>
+            <w:tcW w:type="dxa" w:w="2250"/>
             <w:shd w:fill="FFFFFF" w:val="clear"/>
             <w:tcBorders>
               <w:top w:val="single" w:sz="4" w:space="0" w:color="C5CDD6"/>
@@ -2825,7 +2825,7 @@
             <w:r/>
             <w:r>
               <w:rPr>
-                <w:rFonts w:ascii="Liberation Serif" w:hAnsi="Liberation Serif" w:eastAsia="Liberation Serif" w:cs="Liberation Serif"/>
+                <w:rFonts w:ascii="Noto Serif" w:hAnsi="Noto Serif" w:eastAsia="Noto Serif" w:cs="Noto Serif"/>
                 <w:b w:val="0"/>
                 <w:color w:val="222222"/>
                 <w:sz w:val="19"/>
@@ -2836,7 +2836,7 @@
         </w:tc>
         <w:tc>
           <w:tcPr>
-            <w:tcW w:type="dxa" w:w="2232"/>
+            <w:tcW w:type="dxa" w:w="2250"/>
             <w:shd w:fill="FFFFFF" w:val="clear"/>
             <w:tcBorders>
               <w:top w:val="single" w:sz="4" w:space="0" w:color="C5CDD6"/>
@@ -2858,7 +2858,7 @@
             <w:r/>
             <w:r>
               <w:rPr>
-                <w:rFonts w:ascii="Liberation Serif" w:hAnsi="Liberation Serif" w:eastAsia="Liberation Serif" w:cs="Liberation Serif"/>
+                <w:rFonts w:ascii="Noto Serif" w:hAnsi="Noto Serif" w:eastAsia="Noto Serif" w:cs="Noto Serif"/>
                 <w:b w:val="0"/>
                 <w:color w:val="222222"/>
                 <w:sz w:val="19"/>
@@ -2869,7 +2869,7 @@
         </w:tc>
         <w:tc>
           <w:tcPr>
-            <w:tcW w:type="dxa" w:w="2232"/>
+            <w:tcW w:type="dxa" w:w="2250"/>
             <w:shd w:fill="FFFFFF" w:val="clear"/>
             <w:tcBorders>
               <w:top w:val="single" w:sz="4" w:space="0" w:color="C5CDD6"/>
@@ -2891,7 +2891,7 @@
             <w:r/>
             <w:r>
               <w:rPr>
-                <w:rFonts w:ascii="Liberation Serif" w:hAnsi="Liberation Serif" w:eastAsia="Liberation Serif" w:cs="Liberation Serif"/>
+                <w:rFonts w:ascii="Noto Serif" w:hAnsi="Noto Serif" w:eastAsia="Noto Serif" w:cs="Noto Serif"/>
                 <w:b w:val="0"/>
                 <w:color w:val="222222"/>
                 <w:sz w:val="19"/>
@@ -2902,7 +2902,7 @@
         </w:tc>
         <w:tc>
           <w:tcPr>
-            <w:tcW w:type="dxa" w:w="2232"/>
+            <w:tcW w:type="dxa" w:w="2250"/>
             <w:shd w:fill="FFFFFF" w:val="clear"/>
             <w:tcBorders>
               <w:top w:val="single" w:sz="4" w:space="0" w:color="C5CDD6"/>
@@ -2924,7 +2924,7 @@
             <w:r/>
             <w:r>
               <w:rPr>
-                <w:rFonts w:ascii="Liberation Serif" w:hAnsi="Liberation Serif" w:eastAsia="Liberation Serif" w:cs="Liberation Serif"/>
+                <w:rFonts w:ascii="Noto Serif" w:hAnsi="Noto Serif" w:eastAsia="Noto Serif" w:cs="Noto Serif"/>
                 <w:b w:val="0"/>
                 <w:color w:val="222222"/>
                 <w:sz w:val="19"/>
@@ -2937,8 +2937,8 @@
       <w:tr>
         <w:tc>
           <w:tcPr>
-            <w:tcW w:type="dxa" w:w="2232"/>
-            <w:shd w:fill="EEF2F6" w:val="clear"/>
+            <w:tcW w:type="dxa" w:w="2250"/>
+            <w:shd w:fill="EDF1F6" w:val="clear"/>
             <w:tcBorders>
               <w:top w:val="single" w:sz="4" w:space="0" w:color="C5CDD6"/>
               <w:left w:val="single" w:sz="4" w:space="0" w:color="C5CDD6"/>
@@ -2959,7 +2959,7 @@
             <w:r/>
             <w:r>
               <w:rPr>
-                <w:rFonts w:ascii="Liberation Serif" w:hAnsi="Liberation Serif" w:eastAsia="Liberation Serif" w:cs="Liberation Serif"/>
+                <w:rFonts w:ascii="Noto Serif" w:hAnsi="Noto Serif" w:eastAsia="Noto Serif" w:cs="Noto Serif"/>
                 <w:b w:val="0"/>
                 <w:color w:val="222222"/>
                 <w:sz w:val="19"/>
@@ -2970,8 +2970,8 @@
         </w:tc>
         <w:tc>
           <w:tcPr>
-            <w:tcW w:type="dxa" w:w="2232"/>
-            <w:shd w:fill="EEF2F6" w:val="clear"/>
+            <w:tcW w:type="dxa" w:w="2250"/>
+            <w:shd w:fill="EDF1F6" w:val="clear"/>
             <w:tcBorders>
               <w:top w:val="single" w:sz="4" w:space="0" w:color="C5CDD6"/>
               <w:left w:val="single" w:sz="4" w:space="0" w:color="C5CDD6"/>
@@ -2992,7 +2992,7 @@
             <w:r/>
             <w:r>
               <w:rPr>
-                <w:rFonts w:ascii="Liberation Serif" w:hAnsi="Liberation Serif" w:eastAsia="Liberation Serif" w:cs="Liberation Serif"/>
+                <w:rFonts w:ascii="Noto Serif" w:hAnsi="Noto Serif" w:eastAsia="Noto Serif" w:cs="Noto Serif"/>
                 <w:b w:val="0"/>
                 <w:color w:val="222222"/>
                 <w:sz w:val="19"/>
@@ -3003,8 +3003,8 @@
         </w:tc>
         <w:tc>
           <w:tcPr>
-            <w:tcW w:type="dxa" w:w="2232"/>
-            <w:shd w:fill="EEF2F6" w:val="clear"/>
+            <w:tcW w:type="dxa" w:w="2250"/>
+            <w:shd w:fill="EDF1F6" w:val="clear"/>
             <w:tcBorders>
               <w:top w:val="single" w:sz="4" w:space="0" w:color="C5CDD6"/>
               <w:left w:val="single" w:sz="4" w:space="0" w:color="C5CDD6"/>
@@ -3025,7 +3025,7 @@
             <w:r/>
             <w:r>
               <w:rPr>
-                <w:rFonts w:ascii="Liberation Serif" w:hAnsi="Liberation Serif" w:eastAsia="Liberation Serif" w:cs="Liberation Serif"/>
+                <w:rFonts w:ascii="Noto Serif" w:hAnsi="Noto Serif" w:eastAsia="Noto Serif" w:cs="Noto Serif"/>
                 <w:b w:val="0"/>
                 <w:color w:val="222222"/>
                 <w:sz w:val="19"/>
@@ -3036,8 +3036,8 @@
         </w:tc>
         <w:tc>
           <w:tcPr>
-            <w:tcW w:type="dxa" w:w="2232"/>
-            <w:shd w:fill="EEF2F6" w:val="clear"/>
+            <w:tcW w:type="dxa" w:w="2250"/>
+            <w:shd w:fill="EDF1F6" w:val="clear"/>
             <w:tcBorders>
               <w:top w:val="single" w:sz="4" w:space="0" w:color="C5CDD6"/>
               <w:left w:val="single" w:sz="4" w:space="0" w:color="C5CDD6"/>
@@ -3058,7 +3058,7 @@
             <w:r/>
             <w:r>
               <w:rPr>
-                <w:rFonts w:ascii="Liberation Serif" w:hAnsi="Liberation Serif" w:eastAsia="Liberation Serif" w:cs="Liberation Serif"/>
+                <w:rFonts w:ascii="Noto Serif" w:hAnsi="Noto Serif" w:eastAsia="Noto Serif" w:cs="Noto Serif"/>
                 <w:b w:val="0"/>
                 <w:color w:val="222222"/>
                 <w:sz w:val="19"/>
@@ -3071,7 +3071,7 @@
       <w:tr>
         <w:tc>
           <w:tcPr>
-            <w:tcW w:type="dxa" w:w="2232"/>
+            <w:tcW w:type="dxa" w:w="2250"/>
             <w:shd w:fill="FFFFFF" w:val="clear"/>
             <w:tcBorders>
               <w:top w:val="single" w:sz="4" w:space="0" w:color="C5CDD6"/>
@@ -3093,7 +3093,7 @@
             <w:r/>
             <w:r>
               <w:rPr>
-                <w:rFonts w:ascii="Liberation Serif" w:hAnsi="Liberation Serif" w:eastAsia="Liberation Serif" w:cs="Liberation Serif"/>
+                <w:rFonts w:ascii="Noto Serif" w:hAnsi="Noto Serif" w:eastAsia="Noto Serif" w:cs="Noto Serif"/>
                 <w:b w:val="0"/>
                 <w:color w:val="222222"/>
                 <w:sz w:val="19"/>
@@ -3104,7 +3104,7 @@
         </w:tc>
         <w:tc>
           <w:tcPr>
-            <w:tcW w:type="dxa" w:w="2232"/>
+            <w:tcW w:type="dxa" w:w="2250"/>
             <w:shd w:fill="FFFFFF" w:val="clear"/>
             <w:tcBorders>
               <w:top w:val="single" w:sz="4" w:space="0" w:color="C5CDD6"/>
@@ -3126,7 +3126,7 @@
             <w:r/>
             <w:r>
               <w:rPr>
-                <w:rFonts w:ascii="Liberation Serif" w:hAnsi="Liberation Serif" w:eastAsia="Liberation Serif" w:cs="Liberation Serif"/>
+                <w:rFonts w:ascii="Noto Serif" w:hAnsi="Noto Serif" w:eastAsia="Noto Serif" w:cs="Noto Serif"/>
                 <w:b w:val="0"/>
                 <w:color w:val="222222"/>
                 <w:sz w:val="19"/>
@@ -3137,7 +3137,7 @@
         </w:tc>
         <w:tc>
           <w:tcPr>
-            <w:tcW w:type="dxa" w:w="2232"/>
+            <w:tcW w:type="dxa" w:w="2250"/>
             <w:shd w:fill="FFFFFF" w:val="clear"/>
             <w:tcBorders>
               <w:top w:val="single" w:sz="4" w:space="0" w:color="C5CDD6"/>
@@ -3159,7 +3159,7 @@
             <w:r/>
             <w:r>
               <w:rPr>
-                <w:rFonts w:ascii="Liberation Serif" w:hAnsi="Liberation Serif" w:eastAsia="Liberation Serif" w:cs="Liberation Serif"/>
+                <w:rFonts w:ascii="Noto Serif" w:hAnsi="Noto Serif" w:eastAsia="Noto Serif" w:cs="Noto Serif"/>
                 <w:b w:val="0"/>
                 <w:color w:val="222222"/>
                 <w:sz w:val="19"/>
@@ -3170,7 +3170,7 @@
         </w:tc>
         <w:tc>
           <w:tcPr>
-            <w:tcW w:type="dxa" w:w="2232"/>
+            <w:tcW w:type="dxa" w:w="2250"/>
             <w:shd w:fill="FFFFFF" w:val="clear"/>
             <w:tcBorders>
               <w:top w:val="single" w:sz="4" w:space="0" w:color="C5CDD6"/>
@@ -3192,7 +3192,7 @@
             <w:r/>
             <w:r>
               <w:rPr>
-                <w:rFonts w:ascii="Liberation Serif" w:hAnsi="Liberation Serif" w:eastAsia="Liberation Serif" w:cs="Liberation Serif"/>
+                <w:rFonts w:ascii="Noto Serif" w:hAnsi="Noto Serif" w:eastAsia="Noto Serif" w:cs="Noto Serif"/>
                 <w:b w:val="0"/>
                 <w:color w:val="222222"/>
                 <w:sz w:val="19"/>
@@ -3205,8 +3205,8 @@
       <w:tr>
         <w:tc>
           <w:tcPr>
-            <w:tcW w:type="dxa" w:w="2232"/>
-            <w:shd w:fill="EEF2F6" w:val="clear"/>
+            <w:tcW w:type="dxa" w:w="2250"/>
+            <w:shd w:fill="EDF1F6" w:val="clear"/>
             <w:tcBorders>
               <w:top w:val="single" w:sz="4" w:space="0" w:color="C5CDD6"/>
               <w:left w:val="single" w:sz="4" w:space="0" w:color="C5CDD6"/>
@@ -3227,7 +3227,7 @@
             <w:r/>
             <w:r>
               <w:rPr>
-                <w:rFonts w:ascii="Liberation Serif" w:hAnsi="Liberation Serif" w:eastAsia="Liberation Serif" w:cs="Liberation Serif"/>
+                <w:rFonts w:ascii="Noto Serif" w:hAnsi="Noto Serif" w:eastAsia="Noto Serif" w:cs="Noto Serif"/>
                 <w:b w:val="0"/>
                 <w:color w:val="222222"/>
                 <w:sz w:val="19"/>
@@ -3238,8 +3238,8 @@
         </w:tc>
         <w:tc>
           <w:tcPr>
-            <w:tcW w:type="dxa" w:w="2232"/>
-            <w:shd w:fill="EEF2F6" w:val="clear"/>
+            <w:tcW w:type="dxa" w:w="2250"/>
+            <w:shd w:fill="EDF1F6" w:val="clear"/>
             <w:tcBorders>
               <w:top w:val="single" w:sz="4" w:space="0" w:color="C5CDD6"/>
               <w:left w:val="single" w:sz="4" w:space="0" w:color="C5CDD6"/>
@@ -3260,7 +3260,7 @@
             <w:r/>
             <w:r>
               <w:rPr>
-                <w:rFonts w:ascii="Liberation Serif" w:hAnsi="Liberation Serif" w:eastAsia="Liberation Serif" w:cs="Liberation Serif"/>
+                <w:rFonts w:ascii="Noto Serif" w:hAnsi="Noto Serif" w:eastAsia="Noto Serif" w:cs="Noto Serif"/>
                 <w:b w:val="0"/>
                 <w:color w:val="222222"/>
                 <w:sz w:val="19"/>
@@ -3271,8 +3271,8 @@
         </w:tc>
         <w:tc>
           <w:tcPr>
-            <w:tcW w:type="dxa" w:w="2232"/>
-            <w:shd w:fill="EEF2F6" w:val="clear"/>
+            <w:tcW w:type="dxa" w:w="2250"/>
+            <w:shd w:fill="EDF1F6" w:val="clear"/>
             <w:tcBorders>
               <w:top w:val="single" w:sz="4" w:space="0" w:color="C5CDD6"/>
               <w:left w:val="single" w:sz="4" w:space="0" w:color="C5CDD6"/>
@@ -3293,7 +3293,7 @@
             <w:r/>
             <w:r>
               <w:rPr>
-                <w:rFonts w:ascii="Liberation Serif" w:hAnsi="Liberation Serif" w:eastAsia="Liberation Serif" w:cs="Liberation Serif"/>
+                <w:rFonts w:ascii="Noto Serif" w:hAnsi="Noto Serif" w:eastAsia="Noto Serif" w:cs="Noto Serif"/>
                 <w:b w:val="0"/>
                 <w:color w:val="222222"/>
                 <w:sz w:val="19"/>
@@ -3304,8 +3304,8 @@
         </w:tc>
         <w:tc>
           <w:tcPr>
-            <w:tcW w:type="dxa" w:w="2232"/>
-            <w:shd w:fill="EEF2F6" w:val="clear"/>
+            <w:tcW w:type="dxa" w:w="2250"/>
+            <w:shd w:fill="EDF1F6" w:val="clear"/>
             <w:tcBorders>
               <w:top w:val="single" w:sz="4" w:space="0" w:color="C5CDD6"/>
               <w:left w:val="single" w:sz="4" w:space="0" w:color="C5CDD6"/>
@@ -3326,7 +3326,7 @@
             <w:r/>
             <w:r>
               <w:rPr>
-                <w:rFonts w:ascii="Liberation Serif" w:hAnsi="Liberation Serif" w:eastAsia="Liberation Serif" w:cs="Liberation Serif"/>
+                <w:rFonts w:ascii="Noto Serif" w:hAnsi="Noto Serif" w:eastAsia="Noto Serif" w:cs="Noto Serif"/>
                 <w:b w:val="0"/>
                 <w:color w:val="222222"/>
                 <w:sz w:val="19"/>
@@ -3339,7 +3339,7 @@
       <w:tr>
         <w:tc>
           <w:tcPr>
-            <w:tcW w:type="dxa" w:w="2232"/>
+            <w:tcW w:type="dxa" w:w="2250"/>
             <w:shd w:fill="FFFFFF" w:val="clear"/>
             <w:tcBorders>
               <w:top w:val="single" w:sz="4" w:space="0" w:color="C5CDD6"/>
@@ -3361,7 +3361,7 @@
             <w:r/>
             <w:r>
               <w:rPr>
-                <w:rFonts w:ascii="Liberation Serif" w:hAnsi="Liberation Serif" w:eastAsia="Liberation Serif" w:cs="Liberation Serif"/>
+                <w:rFonts w:ascii="Noto Serif" w:hAnsi="Noto Serif" w:eastAsia="Noto Serif" w:cs="Noto Serif"/>
                 <w:b w:val="0"/>
                 <w:color w:val="222222"/>
                 <w:sz w:val="19"/>
@@ -3372,7 +3372,7 @@
         </w:tc>
         <w:tc>
           <w:tcPr>
-            <w:tcW w:type="dxa" w:w="2232"/>
+            <w:tcW w:type="dxa" w:w="2250"/>
             <w:shd w:fill="FFFFFF" w:val="clear"/>
             <w:tcBorders>
               <w:top w:val="single" w:sz="4" w:space="0" w:color="C5CDD6"/>
@@ -3394,7 +3394,7 @@
             <w:r/>
             <w:r>
               <w:rPr>
-                <w:rFonts w:ascii="Liberation Serif" w:hAnsi="Liberation Serif" w:eastAsia="Liberation Serif" w:cs="Liberation Serif"/>
+                <w:rFonts w:ascii="Noto Serif" w:hAnsi="Noto Serif" w:eastAsia="Noto Serif" w:cs="Noto Serif"/>
                 <w:b w:val="0"/>
                 <w:color w:val="222222"/>
                 <w:sz w:val="19"/>
@@ -3405,7 +3405,7 @@
         </w:tc>
         <w:tc>
           <w:tcPr>
-            <w:tcW w:type="dxa" w:w="2232"/>
+            <w:tcW w:type="dxa" w:w="2250"/>
             <w:shd w:fill="FFFFFF" w:val="clear"/>
             <w:tcBorders>
               <w:top w:val="single" w:sz="4" w:space="0" w:color="C5CDD6"/>
@@ -3427,7 +3427,7 @@
             <w:r/>
             <w:r>
               <w:rPr>
-                <w:rFonts w:ascii="Liberation Serif" w:hAnsi="Liberation Serif" w:eastAsia="Liberation Serif" w:cs="Liberation Serif"/>
+                <w:rFonts w:ascii="Noto Serif" w:hAnsi="Noto Serif" w:eastAsia="Noto Serif" w:cs="Noto Serif"/>
                 <w:b w:val="0"/>
                 <w:color w:val="222222"/>
                 <w:sz w:val="19"/>
@@ -3438,7 +3438,7 @@
         </w:tc>
         <w:tc>
           <w:tcPr>
-            <w:tcW w:type="dxa" w:w="2232"/>
+            <w:tcW w:type="dxa" w:w="2250"/>
             <w:shd w:fill="FFFFFF" w:val="clear"/>
             <w:tcBorders>
               <w:top w:val="single" w:sz="4" w:space="0" w:color="C5CDD6"/>
@@ -3460,7 +3460,7 @@
             <w:r/>
             <w:r>
               <w:rPr>
-                <w:rFonts w:ascii="Liberation Serif" w:hAnsi="Liberation Serif" w:eastAsia="Liberation Serif" w:cs="Liberation Serif"/>
+                <w:rFonts w:ascii="Noto Serif" w:hAnsi="Noto Serif" w:eastAsia="Noto Serif" w:cs="Noto Serif"/>
                 <w:b w:val="0"/>
                 <w:color w:val="222222"/>
                 <w:sz w:val="19"/>
@@ -3473,8 +3473,8 @@
       <w:tr>
         <w:tc>
           <w:tcPr>
-            <w:tcW w:type="dxa" w:w="2232"/>
-            <w:shd w:fill="EEF2F6" w:val="clear"/>
+            <w:tcW w:type="dxa" w:w="2250"/>
+            <w:shd w:fill="EDF1F6" w:val="clear"/>
             <w:tcBorders>
               <w:top w:val="single" w:sz="4" w:space="0" w:color="C5CDD6"/>
               <w:left w:val="single" w:sz="4" w:space="0" w:color="C5CDD6"/>
@@ -3495,7 +3495,7 @@
             <w:r/>
             <w:r>
               <w:rPr>
-                <w:rFonts w:ascii="Liberation Serif" w:hAnsi="Liberation Serif" w:eastAsia="Liberation Serif" w:cs="Liberation Serif"/>
+                <w:rFonts w:ascii="Noto Serif" w:hAnsi="Noto Serif" w:eastAsia="Noto Serif" w:cs="Noto Serif"/>
                 <w:b w:val="0"/>
                 <w:color w:val="222222"/>
                 <w:sz w:val="19"/>
@@ -3506,8 +3506,8 @@
         </w:tc>
         <w:tc>
           <w:tcPr>
-            <w:tcW w:type="dxa" w:w="2232"/>
-            <w:shd w:fill="EEF2F6" w:val="clear"/>
+            <w:tcW w:type="dxa" w:w="2250"/>
+            <w:shd w:fill="EDF1F6" w:val="clear"/>
             <w:tcBorders>
               <w:top w:val="single" w:sz="4" w:space="0" w:color="C5CDD6"/>
               <w:left w:val="single" w:sz="4" w:space="0" w:color="C5CDD6"/>
@@ -3528,7 +3528,7 @@
             <w:r/>
             <w:r>
               <w:rPr>
-                <w:rFonts w:ascii="Liberation Serif" w:hAnsi="Liberation Serif" w:eastAsia="Liberation Serif" w:cs="Liberation Serif"/>
+                <w:rFonts w:ascii="Noto Serif" w:hAnsi="Noto Serif" w:eastAsia="Noto Serif" w:cs="Noto Serif"/>
                 <w:b w:val="0"/>
                 <w:color w:val="222222"/>
                 <w:sz w:val="19"/>
@@ -3539,8 +3539,8 @@
         </w:tc>
         <w:tc>
           <w:tcPr>
-            <w:tcW w:type="dxa" w:w="2232"/>
-            <w:shd w:fill="EEF2F6" w:val="clear"/>
+            <w:tcW w:type="dxa" w:w="2250"/>
+            <w:shd w:fill="EDF1F6" w:val="clear"/>
             <w:tcBorders>
               <w:top w:val="single" w:sz="4" w:space="0" w:color="C5CDD6"/>
               <w:left w:val="single" w:sz="4" w:space="0" w:color="C5CDD6"/>
@@ -3561,7 +3561,7 @@
             <w:r/>
             <w:r>
               <w:rPr>
-                <w:rFonts w:ascii="Liberation Serif" w:hAnsi="Liberation Serif" w:eastAsia="Liberation Serif" w:cs="Liberation Serif"/>
+                <w:rFonts w:ascii="Noto Serif" w:hAnsi="Noto Serif" w:eastAsia="Noto Serif" w:cs="Noto Serif"/>
                 <w:b w:val="0"/>
                 <w:color w:val="222222"/>
                 <w:sz w:val="19"/>
@@ -3572,8 +3572,8 @@
         </w:tc>
         <w:tc>
           <w:tcPr>
-            <w:tcW w:type="dxa" w:w="2232"/>
-            <w:shd w:fill="EEF2F6" w:val="clear"/>
+            <w:tcW w:type="dxa" w:w="2250"/>
+            <w:shd w:fill="EDF1F6" w:val="clear"/>
             <w:tcBorders>
               <w:top w:val="single" w:sz="4" w:space="0" w:color="C5CDD6"/>
               <w:left w:val="single" w:sz="4" w:space="0" w:color="C5CDD6"/>
@@ -3594,7 +3594,7 @@
             <w:r/>
             <w:r>
               <w:rPr>
-                <w:rFonts w:ascii="Liberation Serif" w:hAnsi="Liberation Serif" w:eastAsia="Liberation Serif" w:cs="Liberation Serif"/>
+                <w:rFonts w:ascii="Noto Serif" w:hAnsi="Noto Serif" w:eastAsia="Noto Serif" w:cs="Noto Serif"/>
                 <w:b w:val="0"/>
                 <w:color w:val="222222"/>
                 <w:sz w:val="19"/>
@@ -3612,16 +3612,16 @@
     </w:p>
     <w:p>
       <w:pPr>
-        <w:spacing w:before="0" w:after="240" w:line="427" w:lineRule="auto"/>
-        <w:ind w:firstLine="288"/>
+        <w:spacing w:before="0" w:after="200" w:line="384" w:lineRule="auto"/>
+        <w:ind w:firstLine="173"/>
       </w:pPr>
       <w:r>
         <w:rPr>
-          <w:rFonts w:ascii="Liberation Serif" w:hAnsi="Liberation Serif" w:eastAsia="Liberation Serif" w:cs="Liberation Serif"/>
+          <w:rFonts w:ascii="Noto Serif" w:hAnsi="Noto Serif" w:eastAsia="Noto Serif" w:cs="Noto Serif"/>
           <w:color w:val="222222"/>
           <w:sz w:val="24"/>
         </w:rPr>
-        <w:t>The June 3 checksum incident happened at 23:14 on a Monday, outside every window, because the hotfix pipeline runs Flyway on every chart apply. That is a footgun. Diego changed the prod Helm hook on 2024-06-05 so the migrate Job is skipped when the annotation northstar.example/skip-flyway=true is set on the release. Hotfix charts that do not contain a new V* file must set that annotation. I will reject your hotfix PR if it does not. Kavya's June 3 chart did not contain a new version and still ran Flyway, which is how a checksum mismatch on V118 blocked the hotfix that was trying to ship a log-level change.</w:t>
+        <w:t>The June 3 checksum incident happened at 23:14 on a Monday, outside every window, because the hotfix pipeline runs Flyway on every chart apply. That is a footgun. Diego changed the prod Helm hook on 2024-06-05 so the migrate Job is skipped when the annotation northstar.internal/skip-flyway=true is set on the release. Hotfix charts that do not contain a new V* file must set that annotation. I will reject your hotfix PR if it does not. Kavya's June 3 chart did not contain a new version and still ran Flyway, which is how a checksum mismatch on V118 blocked the hotfix that was trying to ship a log-level change.</w:t>
       </w:r>
     </w:p>
     <w:p>
@@ -3634,12 +3634,12 @@
     </w:p>
     <w:p>
       <w:pPr>
-        <w:spacing w:before="0" w:after="240" w:line="427" w:lineRule="auto"/>
-        <w:ind w:firstLine="288"/>
+        <w:spacing w:before="0" w:after="200" w:line="384" w:lineRule="auto"/>
+        <w:ind w:firstLine="173"/>
       </w:pPr>
       <w:r>
         <w:rPr>
-          <w:rFonts w:ascii="Liberation Serif" w:hAnsi="Liberation Serif" w:eastAsia="Liberation Serif" w:cs="Liberation Serif"/>
+          <w:rFonts w:ascii="Noto Serif" w:hAnsi="Noto Serif" w:eastAsia="Noto Serif" w:cs="Noto Serif"/>
           <w:color w:val="222222"/>
           <w:sz w:val="24"/>
         </w:rPr>
@@ -3666,12 +3666,12 @@
         <w:tblLook w:firstColumn="1" w:firstRow="1" w:lastColumn="0" w:lastRow="0" w:noHBand="0" w:noVBand="1" w:val="04A0"/>
       </w:tblPr>
       <w:tblGrid>
-        <w:gridCol w:w="8928"/>
+        <w:gridCol w:w="9000"/>
       </w:tblGrid>
       <w:tr>
         <w:tc>
           <w:tcPr>
-            <w:tcW w:type="dxa" w:w="8928"/>
+            <w:tcW w:type="dxa" w:w="9000"/>
             <w:shd w:fill="F3F4F6" w:val="clear"/>
             <w:tcBorders>
               <w:top w:val="single" w:sz="6" w:space="0" w:color="C5CDD6"/>
@@ -3697,7 +3697,7 @@
                 <w:color w:val="222222"/>
                 <w:sz w:val="17"/>
               </w:rPr>
-              <w:t># from ops-bastion-03.internal.northstar.example</w:t>
+              <w:t># from ops-bastion-03.northstar.internal</w:t>
             </w:r>
           </w:p>
           <w:p>
@@ -3736,7 +3736,7 @@
                 <w:color w:val="222222"/>
                 <w:sz w:val="17"/>
               </w:rPr>
-              <w:t># expect ns-pg-clh-recon-stg-01.internal.northstar.example for rehearsal</w:t>
+              <w:t># expect ns-pg-clh-recon-stg-01.northstar.internal for rehearsal</w:t>
             </w:r>
           </w:p>
           <w:p>
@@ -4160,12 +4160,12 @@
     </w:p>
     <w:p>
       <w:pPr>
-        <w:spacing w:before="0" w:after="240" w:line="427" w:lineRule="auto"/>
-        <w:ind w:firstLine="288"/>
+        <w:spacing w:before="0" w:after="200" w:line="384" w:lineRule="auto"/>
+        <w:ind w:firstLine="173"/>
       </w:pPr>
       <w:r>
         <w:rPr>
-          <w:rFonts w:ascii="Liberation Serif" w:hAnsi="Liberation Serif" w:eastAsia="Liberation Serif" w:cs="Liberation Serif"/>
+          <w:rFonts w:ascii="Noto Serif" w:hAnsi="Noto Serif" w:eastAsia="Noto Serif" w:cs="Noto Serif"/>
           <w:color w:val="222222"/>
           <w:sz w:val="24"/>
         </w:rPr>
@@ -4192,12 +4192,12 @@
         <w:tblLook w:firstColumn="1" w:firstRow="1" w:lastColumn="0" w:lastRow="0" w:noHBand="0" w:noVBand="1" w:val="04A0"/>
       </w:tblPr>
       <w:tblGrid>
-        <w:gridCol w:w="8928"/>
+        <w:gridCol w:w="9000"/>
       </w:tblGrid>
       <w:tr>
         <w:tc>
           <w:tcPr>
-            <w:tcW w:type="dxa" w:w="8928"/>
+            <w:tcW w:type="dxa" w:w="9000"/>
             <w:shd w:fill="F3F4F6" w:val="clear"/>
             <w:tcBorders>
               <w:top w:val="single" w:sz="6" w:space="0" w:color="C5CDD6"/>
@@ -4249,7 +4249,7 @@
                 <w:color w:val="222222"/>
                 <w:sz w:val="17"/>
               </w:rPr>
-              <w:t xml:space="preserve">  psql "host=ns-pg-clh-recon-01.internal.northstar.example dbname=clearhaven_recon user=flyway_info" \</w:t>
+              <w:t xml:space="preserve">  psql "host=ns-pg-clh-recon-01.northstar.internal dbname=clearhaven_recon user=flyway_info" \</w:t>
             </w:r>
           </w:p>
           <w:p>
@@ -4634,12 +4634,12 @@
     </w:p>
     <w:p>
       <w:pPr>
-        <w:spacing w:before="0" w:after="240" w:line="427" w:lineRule="auto"/>
-        <w:ind w:firstLine="288"/>
+        <w:spacing w:before="0" w:after="200" w:line="384" w:lineRule="auto"/>
+        <w:ind w:firstLine="173"/>
       </w:pPr>
       <w:r>
         <w:rPr>
-          <w:rFonts w:ascii="Liberation Serif" w:hAnsi="Liberation Serif" w:eastAsia="Liberation Serif" w:cs="Liberation Serif"/>
+          <w:rFonts w:ascii="Noto Serif" w:hAnsi="Noto Serif" w:eastAsia="Noto Serif" w:cs="Noto Serif"/>
           <w:color w:val="222222"/>
           <w:sz w:val="24"/>
         </w:rPr>
@@ -4653,7 +4653,7 @@
       </w:pPr>
       <w:r>
         <w:rPr>
-          <w:rFonts w:ascii="Liberation Serif" w:hAnsi="Liberation Serif" w:eastAsia="Liberation Serif" w:cs="Liberation Serif"/>
+          <w:rFonts w:ascii="Noto Serif" w:hAnsi="Noto Serif" w:eastAsia="Noto Serif" w:cs="Noto Serif"/>
           <w:color w:val="222222"/>
           <w:sz w:val="24"/>
         </w:rPr>
@@ -4667,7 +4667,7 @@
       </w:pPr>
       <w:r>
         <w:rPr>
-          <w:rFonts w:ascii="Liberation Serif" w:hAnsi="Liberation Serif" w:eastAsia="Liberation Serif" w:cs="Liberation Serif"/>
+          <w:rFonts w:ascii="Noto Serif" w:hAnsi="Noto Serif" w:eastAsia="Noto Serif" w:cs="Noto Serif"/>
           <w:color w:val="222222"/>
           <w:sz w:val="24"/>
         </w:rPr>
@@ -4681,7 +4681,7 @@
       </w:pPr>
       <w:r>
         <w:rPr>
-          <w:rFonts w:ascii="Liberation Serif" w:hAnsi="Liberation Serif" w:eastAsia="Liberation Serif" w:cs="Liberation Serif"/>
+          <w:rFonts w:ascii="Noto Serif" w:hAnsi="Noto Serif" w:eastAsia="Noto Serif" w:cs="Noto Serif"/>
           <w:color w:val="222222"/>
           <w:sz w:val="24"/>
         </w:rPr>
@@ -4695,7 +4695,7 @@
       </w:pPr>
       <w:r>
         <w:rPr>
-          <w:rFonts w:ascii="Liberation Serif" w:hAnsi="Liberation Serif" w:eastAsia="Liberation Serif" w:cs="Liberation Serif"/>
+          <w:rFonts w:ascii="Noto Serif" w:hAnsi="Noto Serif" w:eastAsia="Noto Serif" w:cs="Noto Serif"/>
           <w:color w:val="222222"/>
           <w:sz w:val="24"/>
         </w:rPr>
@@ -4709,7 +4709,7 @@
       </w:pPr>
       <w:r>
         <w:rPr>
-          <w:rFonts w:ascii="Liberation Serif" w:hAnsi="Liberation Serif" w:eastAsia="Liberation Serif" w:cs="Liberation Serif"/>
+          <w:rFonts w:ascii="Noto Serif" w:hAnsi="Noto Serif" w:eastAsia="Noto Serif" w:cs="Noto Serif"/>
           <w:color w:val="222222"/>
           <w:sz w:val="24"/>
         </w:rPr>
@@ -4723,7 +4723,7 @@
       </w:pPr>
       <w:r>
         <w:rPr>
-          <w:rFonts w:ascii="Liberation Serif" w:hAnsi="Liberation Serif" w:eastAsia="Liberation Serif" w:cs="Liberation Serif"/>
+          <w:rFonts w:ascii="Noto Serif" w:hAnsi="Noto Serif" w:eastAsia="Noto Serif" w:cs="Noto Serif"/>
           <w:color w:val="222222"/>
           <w:sz w:val="24"/>
         </w:rPr>
@@ -4737,7 +4737,7 @@
       </w:pPr>
       <w:r>
         <w:rPr>
-          <w:rFonts w:ascii="Liberation Serif" w:hAnsi="Liberation Serif" w:eastAsia="Liberation Serif" w:cs="Liberation Serif"/>
+          <w:rFonts w:ascii="Noto Serif" w:hAnsi="Noto Serif" w:eastAsia="Noto Serif" w:cs="Noto Serif"/>
           <w:color w:val="222222"/>
           <w:sz w:val="24"/>
         </w:rPr>
@@ -4764,12 +4764,12 @@
         <w:tblLook w:firstColumn="1" w:firstRow="1" w:lastColumn="0" w:lastRow="0" w:noHBand="0" w:noVBand="1" w:val="04A0"/>
       </w:tblPr>
       <w:tblGrid>
-        <w:gridCol w:w="8928"/>
+        <w:gridCol w:w="9000"/>
       </w:tblGrid>
       <w:tr>
         <w:tc>
           <w:tcPr>
-            <w:tcW w:type="dxa" w:w="8928"/>
+            <w:tcW w:type="dxa" w:w="9000"/>
             <w:shd w:fill="F3F4F6" w:val="clear"/>
             <w:tcBorders>
               <w:top w:val="single" w:sz="6" w:space="0" w:color="C5CDD6"/>
@@ -5189,12 +5189,12 @@
         <w:tblLook w:firstColumn="1" w:firstRow="1" w:lastColumn="0" w:lastRow="0" w:noHBand="0" w:noVBand="1" w:val="04A0"/>
       </w:tblPr>
       <w:tblGrid>
-        <w:gridCol w:w="8928"/>
+        <w:gridCol w:w="9000"/>
       </w:tblGrid>
       <w:tr>
         <w:tc>
           <w:tcPr>
-            <w:tcW w:type="dxa" w:w="8928"/>
+            <w:tcW w:type="dxa" w:w="9000"/>
             <w:shd w:fill="F8EDE8" w:val="clear"/>
             <w:tcBorders>
               <w:top w:val="single" w:sz="10" w:space="0" w:color="A15C46"/>
@@ -5230,7 +5230,7 @@
             </w:pPr>
             <w:r>
               <w:rPr>
-                <w:rFonts w:ascii="Liberation Serif" w:hAnsi="Liberation Serif" w:eastAsia="Liberation Serif" w:cs="Liberation Serif"/>
+                <w:rFonts w:ascii="Noto Serif" w:hAnsi="Noto Serif" w:eastAsia="Noto Serif" w:cs="Noto Serif"/>
                 <w:color w:val="222222"/>
                 <w:sz w:val="21"/>
               </w:rPr>
@@ -5255,12 +5255,12 @@
     </w:p>
     <w:p>
       <w:pPr>
-        <w:spacing w:before="0" w:after="240" w:line="427" w:lineRule="auto"/>
-        <w:ind w:firstLine="288"/>
+        <w:spacing w:before="0" w:after="200" w:line="384" w:lineRule="auto"/>
+        <w:ind w:firstLine="173"/>
       </w:pPr>
       <w:r>
         <w:rPr>
-          <w:rFonts w:ascii="Liberation Serif" w:hAnsi="Liberation Serif" w:eastAsia="Liberation Serif" w:cs="Liberation Serif"/>
+          <w:rFonts w:ascii="Noto Serif" w:hAnsi="Noto Serif" w:eastAsia="Noto Serif" w:cs="Noto Serif"/>
           <w:color w:val="222222"/>
           <w:sz w:val="24"/>
         </w:rPr>
@@ -5289,22 +5289,22 @@
         <w:tblLook w:firstColumn="1" w:firstRow="1" w:lastColumn="0" w:lastRow="0" w:noHBand="0" w:noVBand="1" w:val="04A0"/>
       </w:tblPr>
       <w:tblGrid>
-        <w:gridCol w:w="1786"/>
-        <w:gridCol w:w="1786"/>
-        <w:gridCol w:w="1786"/>
-        <w:gridCol w:w="1786"/>
-        <w:gridCol w:w="1786"/>
+        <w:gridCol w:w="1800"/>
+        <w:gridCol w:w="1800"/>
+        <w:gridCol w:w="1800"/>
+        <w:gridCol w:w="1800"/>
+        <w:gridCol w:w="1800"/>
       </w:tblGrid>
       <w:tr>
         <w:tc>
           <w:tcPr>
-            <w:tcW w:type="dxa" w:w="1786"/>
-            <w:shd w:fill="1B365D" w:val="clear"/>
+            <w:tcW w:type="dxa" w:w="1800"/>
+            <w:shd w:fill="1E3A5F" w:val="clear"/>
             <w:tcBorders>
-              <w:top w:val="single" w:sz="4" w:space="0" w:color="1B365D"/>
-              <w:left w:val="single" w:sz="4" w:space="0" w:color="1B365D"/>
-              <w:bottom w:val="single" w:sz="4" w:space="0" w:color="1B365D"/>
-              <w:right w:val="single" w:sz="4" w:space="0" w:color="1B365D"/>
+              <w:top w:val="single" w:sz="4" w:space="0" w:color="1E3A5F"/>
+              <w:left w:val="single" w:sz="4" w:space="0" w:color="1E3A5F"/>
+              <w:bottom w:val="single" w:sz="4" w:space="0" w:color="1E3A5F"/>
+              <w:right w:val="single" w:sz="4" w:space="0" w:color="1E3A5F"/>
             </w:tcBorders>
             <w:tcMar>
               <w:top w:w="50" w:type="dxa"/>
@@ -5331,13 +5331,13 @@
         </w:tc>
         <w:tc>
           <w:tcPr>
-            <w:tcW w:type="dxa" w:w="1786"/>
-            <w:shd w:fill="1B365D" w:val="clear"/>
+            <w:tcW w:type="dxa" w:w="1800"/>
+            <w:shd w:fill="1E3A5F" w:val="clear"/>
             <w:tcBorders>
-              <w:top w:val="single" w:sz="4" w:space="0" w:color="1B365D"/>
-              <w:left w:val="single" w:sz="4" w:space="0" w:color="1B365D"/>
-              <w:bottom w:val="single" w:sz="4" w:space="0" w:color="1B365D"/>
-              <w:right w:val="single" w:sz="4" w:space="0" w:color="1B365D"/>
+              <w:top w:val="single" w:sz="4" w:space="0" w:color="1E3A5F"/>
+              <w:left w:val="single" w:sz="4" w:space="0" w:color="1E3A5F"/>
+              <w:bottom w:val="single" w:sz="4" w:space="0" w:color="1E3A5F"/>
+              <w:right w:val="single" w:sz="4" w:space="0" w:color="1E3A5F"/>
             </w:tcBorders>
             <w:tcMar>
               <w:top w:w="50" w:type="dxa"/>
@@ -5364,13 +5364,13 @@
         </w:tc>
         <w:tc>
           <w:tcPr>
-            <w:tcW w:type="dxa" w:w="1786"/>
-            <w:shd w:fill="1B365D" w:val="clear"/>
+            <w:tcW w:type="dxa" w:w="1800"/>
+            <w:shd w:fill="1E3A5F" w:val="clear"/>
             <w:tcBorders>
-              <w:top w:val="single" w:sz="4" w:space="0" w:color="1B365D"/>
-              <w:left w:val="single" w:sz="4" w:space="0" w:color="1B365D"/>
-              <w:bottom w:val="single" w:sz="4" w:space="0" w:color="1B365D"/>
-              <w:right w:val="single" w:sz="4" w:space="0" w:color="1B365D"/>
+              <w:top w:val="single" w:sz="4" w:space="0" w:color="1E3A5F"/>
+              <w:left w:val="single" w:sz="4" w:space="0" w:color="1E3A5F"/>
+              <w:bottom w:val="single" w:sz="4" w:space="0" w:color="1E3A5F"/>
+              <w:right w:val="single" w:sz="4" w:space="0" w:color="1E3A5F"/>
             </w:tcBorders>
             <w:tcMar>
               <w:top w:w="50" w:type="dxa"/>
@@ -5397,13 +5397,13 @@
         </w:tc>
         <w:tc>
           <w:tcPr>
-            <w:tcW w:type="dxa" w:w="1786"/>
-            <w:shd w:fill="1B365D" w:val="clear"/>
+            <w:tcW w:type="dxa" w:w="1800"/>
+            <w:shd w:fill="1E3A5F" w:val="clear"/>
             <w:tcBorders>
-              <w:top w:val="single" w:sz="4" w:space="0" w:color="1B365D"/>
-              <w:left w:val="single" w:sz="4" w:space="0" w:color="1B365D"/>
-              <w:bottom w:val="single" w:sz="4" w:space="0" w:color="1B365D"/>
-              <w:right w:val="single" w:sz="4" w:space="0" w:color="1B365D"/>
+              <w:top w:val="single" w:sz="4" w:space="0" w:color="1E3A5F"/>
+              <w:left w:val="single" w:sz="4" w:space="0" w:color="1E3A5F"/>
+              <w:bottom w:val="single" w:sz="4" w:space="0" w:color="1E3A5F"/>
+              <w:right w:val="single" w:sz="4" w:space="0" w:color="1E3A5F"/>
             </w:tcBorders>
             <w:tcMar>
               <w:top w:w="50" w:type="dxa"/>
@@ -5430,13 +5430,13 @@
         </w:tc>
         <w:tc>
           <w:tcPr>
-            <w:tcW w:type="dxa" w:w="1786"/>
-            <w:shd w:fill="1B365D" w:val="clear"/>
+            <w:tcW w:type="dxa" w:w="1800"/>
+            <w:shd w:fill="1E3A5F" w:val="clear"/>
             <w:tcBorders>
-              <w:top w:val="single" w:sz="4" w:space="0" w:color="1B365D"/>
-              <w:left w:val="single" w:sz="4" w:space="0" w:color="1B365D"/>
-              <w:bottom w:val="single" w:sz="4" w:space="0" w:color="1B365D"/>
-              <w:right w:val="single" w:sz="4" w:space="0" w:color="1B365D"/>
+              <w:top w:val="single" w:sz="4" w:space="0" w:color="1E3A5F"/>
+              <w:left w:val="single" w:sz="4" w:space="0" w:color="1E3A5F"/>
+              <w:bottom w:val="single" w:sz="4" w:space="0" w:color="1E3A5F"/>
+              <w:right w:val="single" w:sz="4" w:space="0" w:color="1E3A5F"/>
             </w:tcBorders>
             <w:tcMar>
               <w:top w:w="50" w:type="dxa"/>
@@ -5465,7 +5465,7 @@
       <w:tr>
         <w:tc>
           <w:tcPr>
-            <w:tcW w:type="dxa" w:w="1786"/>
+            <w:tcW w:type="dxa" w:w="1800"/>
             <w:shd w:fill="FFFFFF" w:val="clear"/>
             <w:tcBorders>
               <w:top w:val="single" w:sz="4" w:space="0" w:color="C5CDD6"/>
@@ -5487,7 +5487,7 @@
             <w:r/>
             <w:r>
               <w:rPr>
-                <w:rFonts w:ascii="Liberation Serif" w:hAnsi="Liberation Serif" w:eastAsia="Liberation Serif" w:cs="Liberation Serif"/>
+                <w:rFonts w:ascii="Noto Serif" w:hAnsi="Noto Serif" w:eastAsia="Noto Serif" w:cs="Noto Serif"/>
                 <w:b w:val="0"/>
                 <w:color w:val="222222"/>
                 <w:sz w:val="19"/>
@@ -5498,7 +5498,7 @@
         </w:tc>
         <w:tc>
           <w:tcPr>
-            <w:tcW w:type="dxa" w:w="1786"/>
+            <w:tcW w:type="dxa" w:w="1800"/>
             <w:shd w:fill="FFFFFF" w:val="clear"/>
             <w:tcBorders>
               <w:top w:val="single" w:sz="4" w:space="0" w:color="C5CDD6"/>
@@ -5520,7 +5520,7 @@
             <w:r/>
             <w:r>
               <w:rPr>
-                <w:rFonts w:ascii="Liberation Serif" w:hAnsi="Liberation Serif" w:eastAsia="Liberation Serif" w:cs="Liberation Serif"/>
+                <w:rFonts w:ascii="Noto Serif" w:hAnsi="Noto Serif" w:eastAsia="Noto Serif" w:cs="Noto Serif"/>
                 <w:b w:val="0"/>
                 <w:color w:val="222222"/>
                 <w:sz w:val="19"/>
@@ -5531,7 +5531,7 @@
         </w:tc>
         <w:tc>
           <w:tcPr>
-            <w:tcW w:type="dxa" w:w="1786"/>
+            <w:tcW w:type="dxa" w:w="1800"/>
             <w:shd w:fill="FFFFFF" w:val="clear"/>
             <w:tcBorders>
               <w:top w:val="single" w:sz="4" w:space="0" w:color="C5CDD6"/>
@@ -5553,7 +5553,7 @@
             <w:r/>
             <w:r>
               <w:rPr>
-                <w:rFonts w:ascii="Liberation Serif" w:hAnsi="Liberation Serif" w:eastAsia="Liberation Serif" w:cs="Liberation Serif"/>
+                <w:rFonts w:ascii="Noto Serif" w:hAnsi="Noto Serif" w:eastAsia="Noto Serif" w:cs="Noto Serif"/>
                 <w:b w:val="0"/>
                 <w:color w:val="222222"/>
                 <w:sz w:val="19"/>
@@ -5564,7 +5564,7 @@
         </w:tc>
         <w:tc>
           <w:tcPr>
-            <w:tcW w:type="dxa" w:w="1786"/>
+            <w:tcW w:type="dxa" w:w="1800"/>
             <w:shd w:fill="FFFFFF" w:val="clear"/>
             <w:tcBorders>
               <w:top w:val="single" w:sz="4" w:space="0" w:color="C5CDD6"/>
@@ -5586,7 +5586,7 @@
             <w:r/>
             <w:r>
               <w:rPr>
-                <w:rFonts w:ascii="Liberation Serif" w:hAnsi="Liberation Serif" w:eastAsia="Liberation Serif" w:cs="Liberation Serif"/>
+                <w:rFonts w:ascii="Noto Serif" w:hAnsi="Noto Serif" w:eastAsia="Noto Serif" w:cs="Noto Serif"/>
                 <w:b w:val="0"/>
                 <w:color w:val="222222"/>
                 <w:sz w:val="19"/>
@@ -5597,7 +5597,7 @@
         </w:tc>
         <w:tc>
           <w:tcPr>
-            <w:tcW w:type="dxa" w:w="1786"/>
+            <w:tcW w:type="dxa" w:w="1800"/>
             <w:shd w:fill="FFFFFF" w:val="clear"/>
             <w:tcBorders>
               <w:top w:val="single" w:sz="4" w:space="0" w:color="C5CDD6"/>
@@ -5619,7 +5619,7 @@
             <w:r/>
             <w:r>
               <w:rPr>
-                <w:rFonts w:ascii="Liberation Serif" w:hAnsi="Liberation Serif" w:eastAsia="Liberation Serif" w:cs="Liberation Serif"/>
+                <w:rFonts w:ascii="Noto Serif" w:hAnsi="Noto Serif" w:eastAsia="Noto Serif" w:cs="Noto Serif"/>
                 <w:b w:val="0"/>
                 <w:color w:val="222222"/>
                 <w:sz w:val="19"/>
@@ -5632,8 +5632,8 @@
       <w:tr>
         <w:tc>
           <w:tcPr>
-            <w:tcW w:type="dxa" w:w="1786"/>
-            <w:shd w:fill="EEF2F6" w:val="clear"/>
+            <w:tcW w:type="dxa" w:w="1800"/>
+            <w:shd w:fill="EDF1F6" w:val="clear"/>
             <w:tcBorders>
               <w:top w:val="single" w:sz="4" w:space="0" w:color="C5CDD6"/>
               <w:left w:val="single" w:sz="4" w:space="0" w:color="C5CDD6"/>
@@ -5654,7 +5654,7 @@
             <w:r/>
             <w:r>
               <w:rPr>
-                <w:rFonts w:ascii="Liberation Serif" w:hAnsi="Liberation Serif" w:eastAsia="Liberation Serif" w:cs="Liberation Serif"/>
+                <w:rFonts w:ascii="Noto Serif" w:hAnsi="Noto Serif" w:eastAsia="Noto Serif" w:cs="Noto Serif"/>
                 <w:b w:val="0"/>
                 <w:color w:val="222222"/>
                 <w:sz w:val="19"/>
@@ -5665,8 +5665,8 @@
         </w:tc>
         <w:tc>
           <w:tcPr>
-            <w:tcW w:type="dxa" w:w="1786"/>
-            <w:shd w:fill="EEF2F6" w:val="clear"/>
+            <w:tcW w:type="dxa" w:w="1800"/>
+            <w:shd w:fill="EDF1F6" w:val="clear"/>
             <w:tcBorders>
               <w:top w:val="single" w:sz="4" w:space="0" w:color="C5CDD6"/>
               <w:left w:val="single" w:sz="4" w:space="0" w:color="C5CDD6"/>
@@ -5687,7 +5687,7 @@
             <w:r/>
             <w:r>
               <w:rPr>
-                <w:rFonts w:ascii="Liberation Serif" w:hAnsi="Liberation Serif" w:eastAsia="Liberation Serif" w:cs="Liberation Serif"/>
+                <w:rFonts w:ascii="Noto Serif" w:hAnsi="Noto Serif" w:eastAsia="Noto Serif" w:cs="Noto Serif"/>
                 <w:b w:val="0"/>
                 <w:color w:val="222222"/>
                 <w:sz w:val="19"/>
@@ -5698,8 +5698,8 @@
         </w:tc>
         <w:tc>
           <w:tcPr>
-            <w:tcW w:type="dxa" w:w="1786"/>
-            <w:shd w:fill="EEF2F6" w:val="clear"/>
+            <w:tcW w:type="dxa" w:w="1800"/>
+            <w:shd w:fill="EDF1F6" w:val="clear"/>
             <w:tcBorders>
               <w:top w:val="single" w:sz="4" w:space="0" w:color="C5CDD6"/>
               <w:left w:val="single" w:sz="4" w:space="0" w:color="C5CDD6"/>
@@ -5720,7 +5720,7 @@
             <w:r/>
             <w:r>
               <w:rPr>
-                <w:rFonts w:ascii="Liberation Serif" w:hAnsi="Liberation Serif" w:eastAsia="Liberation Serif" w:cs="Liberation Serif"/>
+                <w:rFonts w:ascii="Noto Serif" w:hAnsi="Noto Serif" w:eastAsia="Noto Serif" w:cs="Noto Serif"/>
                 <w:b w:val="0"/>
                 <w:color w:val="222222"/>
                 <w:sz w:val="19"/>
@@ -5731,8 +5731,8 @@
         </w:tc>
         <w:tc>
           <w:tcPr>
-            <w:tcW w:type="dxa" w:w="1786"/>
-            <w:shd w:fill="EEF2F6" w:val="clear"/>
+            <w:tcW w:type="dxa" w:w="1800"/>
+            <w:shd w:fill="EDF1F6" w:val="clear"/>
             <w:tcBorders>
               <w:top w:val="single" w:sz="4" w:space="0" w:color="C5CDD6"/>
               <w:left w:val="single" w:sz="4" w:space="0" w:color="C5CDD6"/>
@@ -5753,7 +5753,7 @@
             <w:r/>
             <w:r>
               <w:rPr>
-                <w:rFonts w:ascii="Liberation Serif" w:hAnsi="Liberation Serif" w:eastAsia="Liberation Serif" w:cs="Liberation Serif"/>
+                <w:rFonts w:ascii="Noto Serif" w:hAnsi="Noto Serif" w:eastAsia="Noto Serif" w:cs="Noto Serif"/>
                 <w:b w:val="0"/>
                 <w:color w:val="222222"/>
                 <w:sz w:val="19"/>
@@ -5764,8 +5764,8 @@
         </w:tc>
         <w:tc>
           <w:tcPr>
-            <w:tcW w:type="dxa" w:w="1786"/>
-            <w:shd w:fill="EEF2F6" w:val="clear"/>
+            <w:tcW w:type="dxa" w:w="1800"/>
+            <w:shd w:fill="EDF1F6" w:val="clear"/>
             <w:tcBorders>
               <w:top w:val="single" w:sz="4" w:space="0" w:color="C5CDD6"/>
               <w:left w:val="single" w:sz="4" w:space="0" w:color="C5CDD6"/>
@@ -5786,7 +5786,7 @@
             <w:r/>
             <w:r>
               <w:rPr>
-                <w:rFonts w:ascii="Liberation Serif" w:hAnsi="Liberation Serif" w:eastAsia="Liberation Serif" w:cs="Liberation Serif"/>
+                <w:rFonts w:ascii="Noto Serif" w:hAnsi="Noto Serif" w:eastAsia="Noto Serif" w:cs="Noto Serif"/>
                 <w:b w:val="0"/>
                 <w:color w:val="222222"/>
                 <w:sz w:val="19"/>
@@ -5799,7 +5799,7 @@
       <w:tr>
         <w:tc>
           <w:tcPr>
-            <w:tcW w:type="dxa" w:w="1786"/>
+            <w:tcW w:type="dxa" w:w="1800"/>
             <w:shd w:fill="FFFFFF" w:val="clear"/>
             <w:tcBorders>
               <w:top w:val="single" w:sz="4" w:space="0" w:color="C5CDD6"/>
@@ -5821,7 +5821,7 @@
             <w:r/>
             <w:r>
               <w:rPr>
-                <w:rFonts w:ascii="Liberation Serif" w:hAnsi="Liberation Serif" w:eastAsia="Liberation Serif" w:cs="Liberation Serif"/>
+                <w:rFonts w:ascii="Noto Serif" w:hAnsi="Noto Serif" w:eastAsia="Noto Serif" w:cs="Noto Serif"/>
                 <w:b w:val="0"/>
                 <w:color w:val="222222"/>
                 <w:sz w:val="19"/>
@@ -5832,7 +5832,7 @@
         </w:tc>
         <w:tc>
           <w:tcPr>
-            <w:tcW w:type="dxa" w:w="1786"/>
+            <w:tcW w:type="dxa" w:w="1800"/>
             <w:shd w:fill="FFFFFF" w:val="clear"/>
             <w:tcBorders>
               <w:top w:val="single" w:sz="4" w:space="0" w:color="C5CDD6"/>
@@ -5854,7 +5854,7 @@
             <w:r/>
             <w:r>
               <w:rPr>
-                <w:rFonts w:ascii="Liberation Serif" w:hAnsi="Liberation Serif" w:eastAsia="Liberation Serif" w:cs="Liberation Serif"/>
+                <w:rFonts w:ascii="Noto Serif" w:hAnsi="Noto Serif" w:eastAsia="Noto Serif" w:cs="Noto Serif"/>
                 <w:b w:val="0"/>
                 <w:color w:val="222222"/>
                 <w:sz w:val="19"/>
@@ -5865,7 +5865,7 @@
         </w:tc>
         <w:tc>
           <w:tcPr>
-            <w:tcW w:type="dxa" w:w="1786"/>
+            <w:tcW w:type="dxa" w:w="1800"/>
             <w:shd w:fill="FFFFFF" w:val="clear"/>
             <w:tcBorders>
               <w:top w:val="single" w:sz="4" w:space="0" w:color="C5CDD6"/>
@@ -5887,7 +5887,7 @@
             <w:r/>
             <w:r>
               <w:rPr>
-                <w:rFonts w:ascii="Liberation Serif" w:hAnsi="Liberation Serif" w:eastAsia="Liberation Serif" w:cs="Liberation Serif"/>
+                <w:rFonts w:ascii="Noto Serif" w:hAnsi="Noto Serif" w:eastAsia="Noto Serif" w:cs="Noto Serif"/>
                 <w:b w:val="0"/>
                 <w:color w:val="222222"/>
                 <w:sz w:val="19"/>
@@ -5898,7 +5898,7 @@
         </w:tc>
         <w:tc>
           <w:tcPr>
-            <w:tcW w:type="dxa" w:w="1786"/>
+            <w:tcW w:type="dxa" w:w="1800"/>
             <w:shd w:fill="FFFFFF" w:val="clear"/>
             <w:tcBorders>
               <w:top w:val="single" w:sz="4" w:space="0" w:color="C5CDD6"/>
@@ -5920,7 +5920,7 @@
             <w:r/>
             <w:r>
               <w:rPr>
-                <w:rFonts w:ascii="Liberation Serif" w:hAnsi="Liberation Serif" w:eastAsia="Liberation Serif" w:cs="Liberation Serif"/>
+                <w:rFonts w:ascii="Noto Serif" w:hAnsi="Noto Serif" w:eastAsia="Noto Serif" w:cs="Noto Serif"/>
                 <w:b w:val="0"/>
                 <w:color w:val="222222"/>
                 <w:sz w:val="19"/>
@@ -5931,7 +5931,7 @@
         </w:tc>
         <w:tc>
           <w:tcPr>
-            <w:tcW w:type="dxa" w:w="1786"/>
+            <w:tcW w:type="dxa" w:w="1800"/>
             <w:shd w:fill="FFFFFF" w:val="clear"/>
             <w:tcBorders>
               <w:top w:val="single" w:sz="4" w:space="0" w:color="C5CDD6"/>
@@ -5953,7 +5953,7 @@
             <w:r/>
             <w:r>
               <w:rPr>
-                <w:rFonts w:ascii="Liberation Serif" w:hAnsi="Liberation Serif" w:eastAsia="Liberation Serif" w:cs="Liberation Serif"/>
+                <w:rFonts w:ascii="Noto Serif" w:hAnsi="Noto Serif" w:eastAsia="Noto Serif" w:cs="Noto Serif"/>
                 <w:b w:val="0"/>
                 <w:color w:val="222222"/>
                 <w:sz w:val="19"/>
@@ -5966,8 +5966,8 @@
       <w:tr>
         <w:tc>
           <w:tcPr>
-            <w:tcW w:type="dxa" w:w="1786"/>
-            <w:shd w:fill="EEF2F6" w:val="clear"/>
+            <w:tcW w:type="dxa" w:w="1800"/>
+            <w:shd w:fill="EDF1F6" w:val="clear"/>
             <w:tcBorders>
               <w:top w:val="single" w:sz="4" w:space="0" w:color="C5CDD6"/>
               <w:left w:val="single" w:sz="4" w:space="0" w:color="C5CDD6"/>
@@ -5988,7 +5988,7 @@
             <w:r/>
             <w:r>
               <w:rPr>
-                <w:rFonts w:ascii="Liberation Serif" w:hAnsi="Liberation Serif" w:eastAsia="Liberation Serif" w:cs="Liberation Serif"/>
+                <w:rFonts w:ascii="Noto Serif" w:hAnsi="Noto Serif" w:eastAsia="Noto Serif" w:cs="Noto Serif"/>
                 <w:b w:val="0"/>
                 <w:color w:val="222222"/>
                 <w:sz w:val="19"/>
@@ -5999,8 +5999,8 @@
         </w:tc>
         <w:tc>
           <w:tcPr>
-            <w:tcW w:type="dxa" w:w="1786"/>
-            <w:shd w:fill="EEF2F6" w:val="clear"/>
+            <w:tcW w:type="dxa" w:w="1800"/>
+            <w:shd w:fill="EDF1F6" w:val="clear"/>
             <w:tcBorders>
               <w:top w:val="single" w:sz="4" w:space="0" w:color="C5CDD6"/>
               <w:left w:val="single" w:sz="4" w:space="0" w:color="C5CDD6"/>
@@ -6021,7 +6021,7 @@
             <w:r/>
             <w:r>
               <w:rPr>
-                <w:rFonts w:ascii="Liberation Serif" w:hAnsi="Liberation Serif" w:eastAsia="Liberation Serif" w:cs="Liberation Serif"/>
+                <w:rFonts w:ascii="Noto Serif" w:hAnsi="Noto Serif" w:eastAsia="Noto Serif" w:cs="Noto Serif"/>
                 <w:b w:val="0"/>
                 <w:color w:val="222222"/>
                 <w:sz w:val="19"/>
@@ -6032,8 +6032,8 @@
         </w:tc>
         <w:tc>
           <w:tcPr>
-            <w:tcW w:type="dxa" w:w="1786"/>
-            <w:shd w:fill="EEF2F6" w:val="clear"/>
+            <w:tcW w:type="dxa" w:w="1800"/>
+            <w:shd w:fill="EDF1F6" w:val="clear"/>
             <w:tcBorders>
               <w:top w:val="single" w:sz="4" w:space="0" w:color="C5CDD6"/>
               <w:left w:val="single" w:sz="4" w:space="0" w:color="C5CDD6"/>
@@ -6054,7 +6054,7 @@
             <w:r/>
             <w:r>
               <w:rPr>
-                <w:rFonts w:ascii="Liberation Serif" w:hAnsi="Liberation Serif" w:eastAsia="Liberation Serif" w:cs="Liberation Serif"/>
+                <w:rFonts w:ascii="Noto Serif" w:hAnsi="Noto Serif" w:eastAsia="Noto Serif" w:cs="Noto Serif"/>
                 <w:b w:val="0"/>
                 <w:color w:val="222222"/>
                 <w:sz w:val="19"/>
@@ -6065,8 +6065,8 @@
         </w:tc>
         <w:tc>
           <w:tcPr>
-            <w:tcW w:type="dxa" w:w="1786"/>
-            <w:shd w:fill="EEF2F6" w:val="clear"/>
+            <w:tcW w:type="dxa" w:w="1800"/>
+            <w:shd w:fill="EDF1F6" w:val="clear"/>
             <w:tcBorders>
               <w:top w:val="single" w:sz="4" w:space="0" w:color="C5CDD6"/>
               <w:left w:val="single" w:sz="4" w:space="0" w:color="C5CDD6"/>
@@ -6087,7 +6087,7 @@
             <w:r/>
             <w:r>
               <w:rPr>
-                <w:rFonts w:ascii="Liberation Serif" w:hAnsi="Liberation Serif" w:eastAsia="Liberation Serif" w:cs="Liberation Serif"/>
+                <w:rFonts w:ascii="Noto Serif" w:hAnsi="Noto Serif" w:eastAsia="Noto Serif" w:cs="Noto Serif"/>
                 <w:b w:val="0"/>
                 <w:color w:val="222222"/>
                 <w:sz w:val="19"/>
@@ -6098,8 +6098,8 @@
         </w:tc>
         <w:tc>
           <w:tcPr>
-            <w:tcW w:type="dxa" w:w="1786"/>
-            <w:shd w:fill="EEF2F6" w:val="clear"/>
+            <w:tcW w:type="dxa" w:w="1800"/>
+            <w:shd w:fill="EDF1F6" w:val="clear"/>
             <w:tcBorders>
               <w:top w:val="single" w:sz="4" w:space="0" w:color="C5CDD6"/>
               <w:left w:val="single" w:sz="4" w:space="0" w:color="C5CDD6"/>
@@ -6120,7 +6120,7 @@
             <w:r/>
             <w:r>
               <w:rPr>
-                <w:rFonts w:ascii="Liberation Serif" w:hAnsi="Liberation Serif" w:eastAsia="Liberation Serif" w:cs="Liberation Serif"/>
+                <w:rFonts w:ascii="Noto Serif" w:hAnsi="Noto Serif" w:eastAsia="Noto Serif" w:cs="Noto Serif"/>
                 <w:b w:val="0"/>
                 <w:color w:val="222222"/>
                 <w:sz w:val="19"/>
@@ -6133,7 +6133,7 @@
       <w:tr>
         <w:tc>
           <w:tcPr>
-            <w:tcW w:type="dxa" w:w="1786"/>
+            <w:tcW w:type="dxa" w:w="1800"/>
             <w:shd w:fill="FFFFFF" w:val="clear"/>
             <w:tcBorders>
               <w:top w:val="single" w:sz="4" w:space="0" w:color="C5CDD6"/>
@@ -6155,7 +6155,7 @@
             <w:r/>
             <w:r>
               <w:rPr>
-                <w:rFonts w:ascii="Liberation Serif" w:hAnsi="Liberation Serif" w:eastAsia="Liberation Serif" w:cs="Liberation Serif"/>
+                <w:rFonts w:ascii="Noto Serif" w:hAnsi="Noto Serif" w:eastAsia="Noto Serif" w:cs="Noto Serif"/>
                 <w:b w:val="0"/>
                 <w:color w:val="222222"/>
                 <w:sz w:val="19"/>
@@ -6166,7 +6166,7 @@
         </w:tc>
         <w:tc>
           <w:tcPr>
-            <w:tcW w:type="dxa" w:w="1786"/>
+            <w:tcW w:type="dxa" w:w="1800"/>
             <w:shd w:fill="FFFFFF" w:val="clear"/>
             <w:tcBorders>
               <w:top w:val="single" w:sz="4" w:space="0" w:color="C5CDD6"/>
@@ -6188,7 +6188,7 @@
             <w:r/>
             <w:r>
               <w:rPr>
-                <w:rFonts w:ascii="Liberation Serif" w:hAnsi="Liberation Serif" w:eastAsia="Liberation Serif" w:cs="Liberation Serif"/>
+                <w:rFonts w:ascii="Noto Serif" w:hAnsi="Noto Serif" w:eastAsia="Noto Serif" w:cs="Noto Serif"/>
                 <w:b w:val="0"/>
                 <w:color w:val="222222"/>
                 <w:sz w:val="19"/>
@@ -6199,7 +6199,7 @@
         </w:tc>
         <w:tc>
           <w:tcPr>
-            <w:tcW w:type="dxa" w:w="1786"/>
+            <w:tcW w:type="dxa" w:w="1800"/>
             <w:shd w:fill="FFFFFF" w:val="clear"/>
             <w:tcBorders>
               <w:top w:val="single" w:sz="4" w:space="0" w:color="C5CDD6"/>
@@ -6221,7 +6221,7 @@
             <w:r/>
             <w:r>
               <w:rPr>
-                <w:rFonts w:ascii="Liberation Serif" w:hAnsi="Liberation Serif" w:eastAsia="Liberation Serif" w:cs="Liberation Serif"/>
+                <w:rFonts w:ascii="Noto Serif" w:hAnsi="Noto Serif" w:eastAsia="Noto Serif" w:cs="Noto Serif"/>
                 <w:b w:val="0"/>
                 <w:color w:val="222222"/>
                 <w:sz w:val="19"/>
@@ -6232,7 +6232,7 @@
         </w:tc>
         <w:tc>
           <w:tcPr>
-            <w:tcW w:type="dxa" w:w="1786"/>
+            <w:tcW w:type="dxa" w:w="1800"/>
             <w:shd w:fill="FFFFFF" w:val="clear"/>
             <w:tcBorders>
               <w:top w:val="single" w:sz="4" w:space="0" w:color="C5CDD6"/>
@@ -6254,7 +6254,7 @@
             <w:r/>
             <w:r>
               <w:rPr>
-                <w:rFonts w:ascii="Liberation Serif" w:hAnsi="Liberation Serif" w:eastAsia="Liberation Serif" w:cs="Liberation Serif"/>
+                <w:rFonts w:ascii="Noto Serif" w:hAnsi="Noto Serif" w:eastAsia="Noto Serif" w:cs="Noto Serif"/>
                 <w:b w:val="0"/>
                 <w:color w:val="222222"/>
                 <w:sz w:val="19"/>
@@ -6265,7 +6265,7 @@
         </w:tc>
         <w:tc>
           <w:tcPr>
-            <w:tcW w:type="dxa" w:w="1786"/>
+            <w:tcW w:type="dxa" w:w="1800"/>
             <w:shd w:fill="FFFFFF" w:val="clear"/>
             <w:tcBorders>
               <w:top w:val="single" w:sz="4" w:space="0" w:color="C5CDD6"/>
@@ -6287,7 +6287,7 @@
             <w:r/>
             <w:r>
               <w:rPr>
-                <w:rFonts w:ascii="Liberation Serif" w:hAnsi="Liberation Serif" w:eastAsia="Liberation Serif" w:cs="Liberation Serif"/>
+                <w:rFonts w:ascii="Noto Serif" w:hAnsi="Noto Serif" w:eastAsia="Noto Serif" w:cs="Noto Serif"/>
                 <w:b w:val="0"/>
                 <w:color w:val="222222"/>
                 <w:sz w:val="19"/>
@@ -6300,8 +6300,8 @@
       <w:tr>
         <w:tc>
           <w:tcPr>
-            <w:tcW w:type="dxa" w:w="1786"/>
-            <w:shd w:fill="EEF2F6" w:val="clear"/>
+            <w:tcW w:type="dxa" w:w="1800"/>
+            <w:shd w:fill="EDF1F6" w:val="clear"/>
             <w:tcBorders>
               <w:top w:val="single" w:sz="4" w:space="0" w:color="C5CDD6"/>
               <w:left w:val="single" w:sz="4" w:space="0" w:color="C5CDD6"/>
@@ -6322,7 +6322,7 @@
             <w:r/>
             <w:r>
               <w:rPr>
-                <w:rFonts w:ascii="Liberation Serif" w:hAnsi="Liberation Serif" w:eastAsia="Liberation Serif" w:cs="Liberation Serif"/>
+                <w:rFonts w:ascii="Noto Serif" w:hAnsi="Noto Serif" w:eastAsia="Noto Serif" w:cs="Noto Serif"/>
                 <w:b w:val="0"/>
                 <w:color w:val="222222"/>
                 <w:sz w:val="19"/>
@@ -6333,8 +6333,8 @@
         </w:tc>
         <w:tc>
           <w:tcPr>
-            <w:tcW w:type="dxa" w:w="1786"/>
-            <w:shd w:fill="EEF2F6" w:val="clear"/>
+            <w:tcW w:type="dxa" w:w="1800"/>
+            <w:shd w:fill="EDF1F6" w:val="clear"/>
             <w:tcBorders>
               <w:top w:val="single" w:sz="4" w:space="0" w:color="C5CDD6"/>
               <w:left w:val="single" w:sz="4" w:space="0" w:color="C5CDD6"/>
@@ -6355,7 +6355,7 @@
             <w:r/>
             <w:r>
               <w:rPr>
-                <w:rFonts w:ascii="Liberation Serif" w:hAnsi="Liberation Serif" w:eastAsia="Liberation Serif" w:cs="Liberation Serif"/>
+                <w:rFonts w:ascii="Noto Serif" w:hAnsi="Noto Serif" w:eastAsia="Noto Serif" w:cs="Noto Serif"/>
                 <w:b w:val="0"/>
                 <w:color w:val="222222"/>
                 <w:sz w:val="19"/>
@@ -6366,8 +6366,8 @@
         </w:tc>
         <w:tc>
           <w:tcPr>
-            <w:tcW w:type="dxa" w:w="1786"/>
-            <w:shd w:fill="EEF2F6" w:val="clear"/>
+            <w:tcW w:type="dxa" w:w="1800"/>
+            <w:shd w:fill="EDF1F6" w:val="clear"/>
             <w:tcBorders>
               <w:top w:val="single" w:sz="4" w:space="0" w:color="C5CDD6"/>
               <w:left w:val="single" w:sz="4" w:space="0" w:color="C5CDD6"/>
@@ -6388,7 +6388,7 @@
             <w:r/>
             <w:r>
               <w:rPr>
-                <w:rFonts w:ascii="Liberation Serif" w:hAnsi="Liberation Serif" w:eastAsia="Liberation Serif" w:cs="Liberation Serif"/>
+                <w:rFonts w:ascii="Noto Serif" w:hAnsi="Noto Serif" w:eastAsia="Noto Serif" w:cs="Noto Serif"/>
                 <w:b w:val="0"/>
                 <w:color w:val="222222"/>
                 <w:sz w:val="19"/>
@@ -6399,8 +6399,8 @@
         </w:tc>
         <w:tc>
           <w:tcPr>
-            <w:tcW w:type="dxa" w:w="1786"/>
-            <w:shd w:fill="EEF2F6" w:val="clear"/>
+            <w:tcW w:type="dxa" w:w="1800"/>
+            <w:shd w:fill="EDF1F6" w:val="clear"/>
             <w:tcBorders>
               <w:top w:val="single" w:sz="4" w:space="0" w:color="C5CDD6"/>
               <w:left w:val="single" w:sz="4" w:space="0" w:color="C5CDD6"/>
@@ -6421,7 +6421,7 @@
             <w:r/>
             <w:r>
               <w:rPr>
-                <w:rFonts w:ascii="Liberation Serif" w:hAnsi="Liberation Serif" w:eastAsia="Liberation Serif" w:cs="Liberation Serif"/>
+                <w:rFonts w:ascii="Noto Serif" w:hAnsi="Noto Serif" w:eastAsia="Noto Serif" w:cs="Noto Serif"/>
                 <w:b w:val="0"/>
                 <w:color w:val="222222"/>
                 <w:sz w:val="19"/>
@@ -6432,8 +6432,8 @@
         </w:tc>
         <w:tc>
           <w:tcPr>
-            <w:tcW w:type="dxa" w:w="1786"/>
-            <w:shd w:fill="EEF2F6" w:val="clear"/>
+            <w:tcW w:type="dxa" w:w="1800"/>
+            <w:shd w:fill="EDF1F6" w:val="clear"/>
             <w:tcBorders>
               <w:top w:val="single" w:sz="4" w:space="0" w:color="C5CDD6"/>
               <w:left w:val="single" w:sz="4" w:space="0" w:color="C5CDD6"/>
@@ -6454,7 +6454,7 @@
             <w:r/>
             <w:r>
               <w:rPr>
-                <w:rFonts w:ascii="Liberation Serif" w:hAnsi="Liberation Serif" w:eastAsia="Liberation Serif" w:cs="Liberation Serif"/>
+                <w:rFonts w:ascii="Noto Serif" w:hAnsi="Noto Serif" w:eastAsia="Noto Serif" w:cs="Noto Serif"/>
                 <w:b w:val="0"/>
                 <w:color w:val="222222"/>
                 <w:sz w:val="19"/>
@@ -6472,12 +6472,12 @@
     </w:p>
     <w:p>
       <w:pPr>
-        <w:spacing w:before="0" w:after="240" w:line="427" w:lineRule="auto"/>
-        <w:ind w:firstLine="288"/>
+        <w:spacing w:before="0" w:after="200" w:line="384" w:lineRule="auto"/>
+        <w:ind w:firstLine="173"/>
       </w:pPr>
       <w:r>
         <w:rPr>
-          <w:rFonts w:ascii="Liberation Serif" w:hAnsi="Liberation Serif" w:eastAsia="Liberation Serif" w:cs="Liberation Serif"/>
+          <w:rFonts w:ascii="Noto Serif" w:hAnsi="Noto Serif" w:eastAsia="Noto Serif" w:cs="Noto Serif"/>
           <w:color w:val="222222"/>
           <w:sz w:val="24"/>
         </w:rPr>
@@ -6494,12 +6494,12 @@
     </w:p>
     <w:p>
       <w:pPr>
-        <w:spacing w:before="0" w:after="240" w:line="427" w:lineRule="auto"/>
-        <w:ind w:firstLine="288"/>
+        <w:spacing w:before="0" w:after="200" w:line="384" w:lineRule="auto"/>
+        <w:ind w:firstLine="173"/>
       </w:pPr>
       <w:r>
         <w:rPr>
-          <w:rFonts w:ascii="Liberation Serif" w:hAnsi="Liberation Serif" w:eastAsia="Liberation Serif" w:cs="Liberation Serif"/>
+          <w:rFonts w:ascii="Noto Serif" w:hAnsi="Noto Serif" w:eastAsia="Noto Serif" w:cs="Noto Serif"/>
           <w:color w:val="222222"/>
           <w:sz w:val="24"/>
         </w:rPr>
@@ -6508,12 +6508,12 @@
     </w:p>
     <w:p>
       <w:pPr>
-        <w:spacing w:before="0" w:after="240" w:line="427" w:lineRule="auto"/>
-        <w:ind w:firstLine="288"/>
+        <w:spacing w:before="0" w:after="200" w:line="384" w:lineRule="auto"/>
+        <w:ind w:firstLine="173"/>
       </w:pPr>
       <w:r>
         <w:rPr>
-          <w:rFonts w:ascii="Liberation Serif" w:hAnsi="Liberation Serif" w:eastAsia="Liberation Serif" w:cs="Liberation Serif"/>
+          <w:rFonts w:ascii="Noto Serif" w:hAnsi="Noto Serif" w:eastAsia="Noto Serif" w:cs="Noto Serif"/>
           <w:color w:val="222222"/>
           <w:sz w:val="24"/>
         </w:rPr>
@@ -6522,12 +6522,12 @@
     </w:p>
     <w:p>
       <w:pPr>
-        <w:spacing w:before="0" w:after="240" w:line="427" w:lineRule="auto"/>
-        <w:ind w:firstLine="288"/>
+        <w:spacing w:before="0" w:after="200" w:line="384" w:lineRule="auto"/>
+        <w:ind w:firstLine="173"/>
       </w:pPr>
       <w:r>
         <w:rPr>
-          <w:rFonts w:ascii="Liberation Serif" w:hAnsi="Liberation Serif" w:eastAsia="Liberation Serif" w:cs="Liberation Serif"/>
+          <w:rFonts w:ascii="Noto Serif" w:hAnsi="Noto Serif" w:eastAsia="Noto Serif" w:cs="Noto Serif"/>
           <w:color w:val="222222"/>
           <w:sz w:val="24"/>
         </w:rPr>
@@ -6536,12 +6536,12 @@
     </w:p>
     <w:p>
       <w:pPr>
-        <w:spacing w:before="0" w:after="240" w:line="427" w:lineRule="auto"/>
-        <w:ind w:firstLine="288"/>
+        <w:spacing w:before="0" w:after="200" w:line="384" w:lineRule="auto"/>
+        <w:ind w:firstLine="173"/>
       </w:pPr>
       <w:r>
         <w:rPr>
-          <w:rFonts w:ascii="Liberation Serif" w:hAnsi="Liberation Serif" w:eastAsia="Liberation Serif" w:cs="Liberation Serif"/>
+          <w:rFonts w:ascii="Noto Serif" w:hAnsi="Noto Serif" w:eastAsia="Noto Serif" w:cs="Noto Serif"/>
           <w:color w:val="222222"/>
           <w:sz w:val="24"/>
         </w:rPr>
@@ -6550,12 +6550,12 @@
     </w:p>
     <w:p>
       <w:pPr>
-        <w:spacing w:before="0" w:after="240" w:line="427" w:lineRule="auto"/>
-        <w:ind w:firstLine="288"/>
+        <w:spacing w:before="0" w:after="200" w:line="384" w:lineRule="auto"/>
+        <w:ind w:firstLine="173"/>
       </w:pPr>
       <w:r>
         <w:rPr>
-          <w:rFonts w:ascii="Liberation Serif" w:hAnsi="Liberation Serif" w:eastAsia="Liberation Serif" w:cs="Liberation Serif"/>
+          <w:rFonts w:ascii="Noto Serif" w:hAnsi="Noto Serif" w:eastAsia="Noto Serif" w:cs="Noto Serif"/>
           <w:color w:val="222222"/>
           <w:sz w:val="24"/>
         </w:rPr>
@@ -6582,12 +6582,12 @@
         <w:tblLook w:firstColumn="1" w:firstRow="1" w:lastColumn="0" w:lastRow="0" w:noHBand="0" w:noVBand="1" w:val="04A0"/>
       </w:tblPr>
       <w:tblGrid>
-        <w:gridCol w:w="8928"/>
+        <w:gridCol w:w="9000"/>
       </w:tblGrid>
       <w:tr>
         <w:tc>
           <w:tcPr>
-            <w:tcW w:type="dxa" w:w="8928"/>
+            <w:tcW w:type="dxa" w:w="9000"/>
             <w:shd w:fill="F3F4F6" w:val="clear"/>
             <w:tcBorders>
               <w:top w:val="single" w:sz="6" w:space="0" w:color="C5CDD6"/>
@@ -7037,12 +7037,12 @@
     </w:p>
     <w:p>
       <w:pPr>
-        <w:spacing w:before="0" w:after="240" w:line="427" w:lineRule="auto"/>
-        <w:ind w:firstLine="288"/>
+        <w:spacing w:before="0" w:after="200" w:line="384" w:lineRule="auto"/>
+        <w:ind w:firstLine="173"/>
       </w:pPr>
       <w:r>
         <w:rPr>
-          <w:rFonts w:ascii="Liberation Serif" w:hAnsi="Liberation Serif" w:eastAsia="Liberation Serif" w:cs="Liberation Serif"/>
+          <w:rFonts w:ascii="Noto Serif" w:hAnsi="Noto Serif" w:eastAsia="Noto Serif" w:cs="Noto Serif"/>
           <w:color w:val="222222"/>
           <w:sz w:val="24"/>
         </w:rPr>
@@ -7059,12 +7059,12 @@
     </w:p>
     <w:p>
       <w:pPr>
-        <w:spacing w:before="0" w:after="240" w:line="427" w:lineRule="auto"/>
-        <w:ind w:firstLine="288"/>
+        <w:spacing w:before="0" w:after="200" w:line="384" w:lineRule="auto"/>
+        <w:ind w:firstLine="173"/>
       </w:pPr>
       <w:r>
         <w:rPr>
-          <w:rFonts w:ascii="Liberation Serif" w:hAnsi="Liberation Serif" w:eastAsia="Liberation Serif" w:cs="Liberation Serif"/>
+          <w:rFonts w:ascii="Noto Serif" w:hAnsi="Noto Serif" w:eastAsia="Noto Serif" w:cs="Noto Serif"/>
           <w:color w:val="222222"/>
           <w:sz w:val="24"/>
         </w:rPr>
@@ -7073,12 +7073,12 @@
     </w:p>
     <w:p>
       <w:pPr>
-        <w:spacing w:before="0" w:after="240" w:line="427" w:lineRule="auto"/>
-        <w:ind w:firstLine="288"/>
+        <w:spacing w:before="0" w:after="200" w:line="384" w:lineRule="auto"/>
+        <w:ind w:firstLine="173"/>
       </w:pPr>
       <w:r>
         <w:rPr>
-          <w:rFonts w:ascii="Liberation Serif" w:hAnsi="Liberation Serif" w:eastAsia="Liberation Serif" w:cs="Liberation Serif"/>
+          <w:rFonts w:ascii="Noto Serif" w:hAnsi="Noto Serif" w:eastAsia="Noto Serif" w:cs="Noto Serif"/>
           <w:color w:val="222222"/>
           <w:sz w:val="24"/>
         </w:rPr>
@@ -7092,7 +7092,7 @@
       </w:pPr>
       <w:r>
         <w:rPr>
-          <w:rFonts w:ascii="Liberation Serif" w:hAnsi="Liberation Serif" w:eastAsia="Liberation Serif" w:cs="Liberation Serif"/>
+          <w:rFonts w:ascii="Noto Serif" w:hAnsi="Noto Serif" w:eastAsia="Noto Serif" w:cs="Noto Serif"/>
           <w:color w:val="222222"/>
           <w:sz w:val="24"/>
         </w:rPr>
@@ -7106,7 +7106,7 @@
       </w:pPr>
       <w:r>
         <w:rPr>
-          <w:rFonts w:ascii="Liberation Serif" w:hAnsi="Liberation Serif" w:eastAsia="Liberation Serif" w:cs="Liberation Serif"/>
+          <w:rFonts w:ascii="Noto Serif" w:hAnsi="Noto Serif" w:eastAsia="Noto Serif" w:cs="Noto Serif"/>
           <w:color w:val="222222"/>
           <w:sz w:val="24"/>
         </w:rPr>
@@ -7120,7 +7120,7 @@
       </w:pPr>
       <w:r>
         <w:rPr>
-          <w:rFonts w:ascii="Liberation Serif" w:hAnsi="Liberation Serif" w:eastAsia="Liberation Serif" w:cs="Liberation Serif"/>
+          <w:rFonts w:ascii="Noto Serif" w:hAnsi="Noto Serif" w:eastAsia="Noto Serif" w:cs="Noto Serif"/>
           <w:color w:val="222222"/>
           <w:sz w:val="24"/>
         </w:rPr>
@@ -7134,7 +7134,7 @@
       </w:pPr>
       <w:r>
         <w:rPr>
-          <w:rFonts w:ascii="Liberation Serif" w:hAnsi="Liberation Serif" w:eastAsia="Liberation Serif" w:cs="Liberation Serif"/>
+          <w:rFonts w:ascii="Noto Serif" w:hAnsi="Noto Serif" w:eastAsia="Noto Serif" w:cs="Noto Serif"/>
           <w:color w:val="222222"/>
           <w:sz w:val="24"/>
         </w:rPr>
@@ -7148,7 +7148,7 @@
       </w:pPr>
       <w:r>
         <w:rPr>
-          <w:rFonts w:ascii="Liberation Serif" w:hAnsi="Liberation Serif" w:eastAsia="Liberation Serif" w:cs="Liberation Serif"/>
+          <w:rFonts w:ascii="Noto Serif" w:hAnsi="Noto Serif" w:eastAsia="Noto Serif" w:cs="Noto Serif"/>
           <w:color w:val="222222"/>
           <w:sz w:val="24"/>
         </w:rPr>
@@ -7162,7 +7162,7 @@
       </w:pPr>
       <w:r>
         <w:rPr>
-          <w:rFonts w:ascii="Liberation Serif" w:hAnsi="Liberation Serif" w:eastAsia="Liberation Serif" w:cs="Liberation Serif"/>
+          <w:rFonts w:ascii="Noto Serif" w:hAnsi="Noto Serif" w:eastAsia="Noto Serif" w:cs="Noto Serif"/>
           <w:color w:val="222222"/>
           <w:sz w:val="24"/>
         </w:rPr>
@@ -7176,7 +7176,7 @@
       </w:pPr>
       <w:r>
         <w:rPr>
-          <w:rFonts w:ascii="Liberation Serif" w:hAnsi="Liberation Serif" w:eastAsia="Liberation Serif" w:cs="Liberation Serif"/>
+          <w:rFonts w:ascii="Noto Serif" w:hAnsi="Noto Serif" w:eastAsia="Noto Serif" w:cs="Noto Serif"/>
           <w:color w:val="222222"/>
           <w:sz w:val="24"/>
         </w:rPr>
@@ -7203,12 +7203,12 @@
         <w:tblLook w:firstColumn="1" w:firstRow="1" w:lastColumn="0" w:lastRow="0" w:noHBand="0" w:noVBand="1" w:val="04A0"/>
       </w:tblPr>
       <w:tblGrid>
-        <w:gridCol w:w="8928"/>
+        <w:gridCol w:w="9000"/>
       </w:tblGrid>
       <w:tr>
         <w:tc>
           <w:tcPr>
-            <w:tcW w:type="dxa" w:w="8928"/>
+            <w:tcW w:type="dxa" w:w="9000"/>
             <w:shd w:fill="F3F4F6" w:val="clear"/>
             <w:tcBorders>
               <w:top w:val="single" w:sz="6" w:space="0" w:color="C5CDD6"/>
@@ -7602,12 +7602,12 @@
         <w:tblLook w:firstColumn="1" w:firstRow="1" w:lastColumn="0" w:lastRow="0" w:noHBand="0" w:noVBand="1" w:val="04A0"/>
       </w:tblPr>
       <w:tblGrid>
-        <w:gridCol w:w="8928"/>
+        <w:gridCol w:w="9000"/>
       </w:tblGrid>
       <w:tr>
         <w:tc>
           <w:tcPr>
-            <w:tcW w:type="dxa" w:w="8928"/>
+            <w:tcW w:type="dxa" w:w="9000"/>
             <w:shd w:fill="F8EDE8" w:val="clear"/>
             <w:tcBorders>
               <w:top w:val="single" w:sz="10" w:space="0" w:color="A15C46"/>
@@ -7643,7 +7643,7 @@
             </w:pPr>
             <w:r>
               <w:rPr>
-                <w:rFonts w:ascii="Liberation Serif" w:hAnsi="Liberation Serif" w:eastAsia="Liberation Serif" w:cs="Liberation Serif"/>
+                <w:rFonts w:ascii="Noto Serif" w:hAnsi="Noto Serif" w:eastAsia="Noto Serif" w:cs="Noto Serif"/>
                 <w:color w:val="222222"/>
                 <w:sz w:val="21"/>
               </w:rPr>
@@ -7668,12 +7668,12 @@
     </w:p>
     <w:p>
       <w:pPr>
-        <w:spacing w:before="0" w:after="240" w:line="427" w:lineRule="auto"/>
-        <w:ind w:firstLine="288"/>
+        <w:spacing w:before="0" w:after="200" w:line="384" w:lineRule="auto"/>
+        <w:ind w:firstLine="173"/>
       </w:pPr>
       <w:r>
         <w:rPr>
-          <w:rFonts w:ascii="Liberation Serif" w:hAnsi="Liberation Serif" w:eastAsia="Liberation Serif" w:cs="Liberation Serif"/>
+          <w:rFonts w:ascii="Noto Serif" w:hAnsi="Noto Serif" w:eastAsia="Noto Serif" w:cs="Noto Serif"/>
           <w:color w:val="222222"/>
           <w:sz w:val="24"/>
         </w:rPr>
@@ -7682,12 +7682,12 @@
     </w:p>
     <w:p>
       <w:pPr>
-        <w:spacing w:before="0" w:after="240" w:line="427" w:lineRule="auto"/>
-        <w:ind w:firstLine="288"/>
+        <w:spacing w:before="0" w:after="200" w:line="384" w:lineRule="auto"/>
+        <w:ind w:firstLine="173"/>
       </w:pPr>
       <w:r>
         <w:rPr>
-          <w:rFonts w:ascii="Liberation Serif" w:hAnsi="Liberation Serif" w:eastAsia="Liberation Serif" w:cs="Liberation Serif"/>
+          <w:rFonts w:ascii="Noto Serif" w:hAnsi="Noto Serif" w:eastAsia="Noto Serif" w:cs="Noto Serif"/>
           <w:color w:val="222222"/>
           <w:sz w:val="24"/>
         </w:rPr>
@@ -7696,12 +7696,12 @@
     </w:p>
     <w:p>
       <w:pPr>
-        <w:spacing w:before="0" w:after="240" w:line="427" w:lineRule="auto"/>
-        <w:ind w:firstLine="288"/>
+        <w:spacing w:before="0" w:after="200" w:line="384" w:lineRule="auto"/>
+        <w:ind w:firstLine="173"/>
       </w:pPr>
       <w:r>
         <w:rPr>
-          <w:rFonts w:ascii="Liberation Serif" w:hAnsi="Liberation Serif" w:eastAsia="Liberation Serif" w:cs="Liberation Serif"/>
+          <w:rFonts w:ascii="Noto Serif" w:hAnsi="Noto Serif" w:eastAsia="Noto Serif" w:cs="Noto Serif"/>
           <w:color w:val="222222"/>
           <w:sz w:val="24"/>
         </w:rPr>
@@ -7738,20 +7738,20 @@
         <w:tblLook w:firstColumn="1" w:firstRow="1" w:lastColumn="0" w:lastRow="0" w:noHBand="0" w:noVBand="1" w:val="04A0"/>
       </w:tblPr>
       <w:tblGrid>
-        <w:gridCol w:w="2976"/>
-        <w:gridCol w:w="2976"/>
-        <w:gridCol w:w="2976"/>
+        <w:gridCol w:w="3000"/>
+        <w:gridCol w:w="3000"/>
+        <w:gridCol w:w="3000"/>
       </w:tblGrid>
       <w:tr>
         <w:tc>
           <w:tcPr>
-            <w:tcW w:type="dxa" w:w="2976"/>
-            <w:shd w:fill="1B365D" w:val="clear"/>
+            <w:tcW w:type="dxa" w:w="3000"/>
+            <w:shd w:fill="1E3A5F" w:val="clear"/>
             <w:tcBorders>
-              <w:top w:val="single" w:sz="4" w:space="0" w:color="1B365D"/>
-              <w:left w:val="single" w:sz="4" w:space="0" w:color="1B365D"/>
-              <w:bottom w:val="single" w:sz="4" w:space="0" w:color="1B365D"/>
-              <w:right w:val="single" w:sz="4" w:space="0" w:color="1B365D"/>
+              <w:top w:val="single" w:sz="4" w:space="0" w:color="1E3A5F"/>
+              <w:left w:val="single" w:sz="4" w:space="0" w:color="1E3A5F"/>
+              <w:bottom w:val="single" w:sz="4" w:space="0" w:color="1E3A5F"/>
+              <w:right w:val="single" w:sz="4" w:space="0" w:color="1E3A5F"/>
             </w:tcBorders>
             <w:tcMar>
               <w:top w:w="50" w:type="dxa"/>
@@ -7778,13 +7778,13 @@
         </w:tc>
         <w:tc>
           <w:tcPr>
-            <w:tcW w:type="dxa" w:w="2976"/>
-            <w:shd w:fill="1B365D" w:val="clear"/>
+            <w:tcW w:type="dxa" w:w="3000"/>
+            <w:shd w:fill="1E3A5F" w:val="clear"/>
             <w:tcBorders>
-              <w:top w:val="single" w:sz="4" w:space="0" w:color="1B365D"/>
-              <w:left w:val="single" w:sz="4" w:space="0" w:color="1B365D"/>
-              <w:bottom w:val="single" w:sz="4" w:space="0" w:color="1B365D"/>
-              <w:right w:val="single" w:sz="4" w:space="0" w:color="1B365D"/>
+              <w:top w:val="single" w:sz="4" w:space="0" w:color="1E3A5F"/>
+              <w:left w:val="single" w:sz="4" w:space="0" w:color="1E3A5F"/>
+              <w:bottom w:val="single" w:sz="4" w:space="0" w:color="1E3A5F"/>
+              <w:right w:val="single" w:sz="4" w:space="0" w:color="1E3A5F"/>
             </w:tcBorders>
             <w:tcMar>
               <w:top w:w="50" w:type="dxa"/>
@@ -7811,13 +7811,13 @@
         </w:tc>
         <w:tc>
           <w:tcPr>
-            <w:tcW w:type="dxa" w:w="2976"/>
-            <w:shd w:fill="1B365D" w:val="clear"/>
+            <w:tcW w:type="dxa" w:w="3000"/>
+            <w:shd w:fill="1E3A5F" w:val="clear"/>
             <w:tcBorders>
-              <w:top w:val="single" w:sz="4" w:space="0" w:color="1B365D"/>
-              <w:left w:val="single" w:sz="4" w:space="0" w:color="1B365D"/>
-              <w:bottom w:val="single" w:sz="4" w:space="0" w:color="1B365D"/>
-              <w:right w:val="single" w:sz="4" w:space="0" w:color="1B365D"/>
+              <w:top w:val="single" w:sz="4" w:space="0" w:color="1E3A5F"/>
+              <w:left w:val="single" w:sz="4" w:space="0" w:color="1E3A5F"/>
+              <w:bottom w:val="single" w:sz="4" w:space="0" w:color="1E3A5F"/>
+              <w:right w:val="single" w:sz="4" w:space="0" w:color="1E3A5F"/>
             </w:tcBorders>
             <w:tcMar>
               <w:top w:w="50" w:type="dxa"/>
@@ -7846,7 +7846,7 @@
       <w:tr>
         <w:tc>
           <w:tcPr>
-            <w:tcW w:type="dxa" w:w="2976"/>
+            <w:tcW w:type="dxa" w:w="3000"/>
             <w:shd w:fill="FFFFFF" w:val="clear"/>
             <w:tcBorders>
               <w:top w:val="single" w:sz="4" w:space="0" w:color="C5CDD6"/>
@@ -7868,7 +7868,7 @@
             <w:r/>
             <w:r>
               <w:rPr>
-                <w:rFonts w:ascii="Liberation Serif" w:hAnsi="Liberation Serif" w:eastAsia="Liberation Serif" w:cs="Liberation Serif"/>
+                <w:rFonts w:ascii="Noto Serif" w:hAnsi="Noto Serif" w:eastAsia="Noto Serif" w:cs="Noto Serif"/>
                 <w:b w:val="0"/>
                 <w:color w:val="222222"/>
                 <w:sz w:val="19"/>
@@ -7879,7 +7879,7 @@
         </w:tc>
         <w:tc>
           <w:tcPr>
-            <w:tcW w:type="dxa" w:w="2976"/>
+            <w:tcW w:type="dxa" w:w="3000"/>
             <w:shd w:fill="FFFFFF" w:val="clear"/>
             <w:tcBorders>
               <w:top w:val="single" w:sz="4" w:space="0" w:color="C5CDD6"/>
@@ -7901,7 +7901,7 @@
             <w:r/>
             <w:r>
               <w:rPr>
-                <w:rFonts w:ascii="Liberation Serif" w:hAnsi="Liberation Serif" w:eastAsia="Liberation Serif" w:cs="Liberation Serif"/>
+                <w:rFonts w:ascii="Noto Serif" w:hAnsi="Noto Serif" w:eastAsia="Noto Serif" w:cs="Noto Serif"/>
                 <w:b w:val="0"/>
                 <w:color w:val="222222"/>
                 <w:sz w:val="19"/>
@@ -7912,7 +7912,7 @@
         </w:tc>
         <w:tc>
           <w:tcPr>
-            <w:tcW w:type="dxa" w:w="2976"/>
+            <w:tcW w:type="dxa" w:w="3000"/>
             <w:shd w:fill="FFFFFF" w:val="clear"/>
             <w:tcBorders>
               <w:top w:val="single" w:sz="4" w:space="0" w:color="C5CDD6"/>
@@ -7934,7 +7934,7 @@
             <w:r/>
             <w:r>
               <w:rPr>
-                <w:rFonts w:ascii="Liberation Serif" w:hAnsi="Liberation Serif" w:eastAsia="Liberation Serif" w:cs="Liberation Serif"/>
+                <w:rFonts w:ascii="Noto Serif" w:hAnsi="Noto Serif" w:eastAsia="Noto Serif" w:cs="Noto Serif"/>
                 <w:b w:val="0"/>
                 <w:color w:val="222222"/>
                 <w:sz w:val="19"/>
@@ -7947,8 +7947,8 @@
       <w:tr>
         <w:tc>
           <w:tcPr>
-            <w:tcW w:type="dxa" w:w="2976"/>
-            <w:shd w:fill="EEF2F6" w:val="clear"/>
+            <w:tcW w:type="dxa" w:w="3000"/>
+            <w:shd w:fill="EDF1F6" w:val="clear"/>
             <w:tcBorders>
               <w:top w:val="single" w:sz="4" w:space="0" w:color="C5CDD6"/>
               <w:left w:val="single" w:sz="4" w:space="0" w:color="C5CDD6"/>
@@ -7969,7 +7969,7 @@
             <w:r/>
             <w:r>
               <w:rPr>
-                <w:rFonts w:ascii="Liberation Serif" w:hAnsi="Liberation Serif" w:eastAsia="Liberation Serif" w:cs="Liberation Serif"/>
+                <w:rFonts w:ascii="Noto Serif" w:hAnsi="Noto Serif" w:eastAsia="Noto Serif" w:cs="Noto Serif"/>
                 <w:b w:val="0"/>
                 <w:color w:val="222222"/>
                 <w:sz w:val="19"/>
@@ -7980,8 +7980,8 @@
         </w:tc>
         <w:tc>
           <w:tcPr>
-            <w:tcW w:type="dxa" w:w="2976"/>
-            <w:shd w:fill="EEF2F6" w:val="clear"/>
+            <w:tcW w:type="dxa" w:w="3000"/>
+            <w:shd w:fill="EDF1F6" w:val="clear"/>
             <w:tcBorders>
               <w:top w:val="single" w:sz="4" w:space="0" w:color="C5CDD6"/>
               <w:left w:val="single" w:sz="4" w:space="0" w:color="C5CDD6"/>
@@ -8002,7 +8002,7 @@
             <w:r/>
             <w:r>
               <w:rPr>
-                <w:rFonts w:ascii="Liberation Serif" w:hAnsi="Liberation Serif" w:eastAsia="Liberation Serif" w:cs="Liberation Serif"/>
+                <w:rFonts w:ascii="Noto Serif" w:hAnsi="Noto Serif" w:eastAsia="Noto Serif" w:cs="Noto Serif"/>
                 <w:b w:val="0"/>
                 <w:color w:val="222222"/>
                 <w:sz w:val="19"/>
@@ -8013,8 +8013,8 @@
         </w:tc>
         <w:tc>
           <w:tcPr>
-            <w:tcW w:type="dxa" w:w="2976"/>
-            <w:shd w:fill="EEF2F6" w:val="clear"/>
+            <w:tcW w:type="dxa" w:w="3000"/>
+            <w:shd w:fill="EDF1F6" w:val="clear"/>
             <w:tcBorders>
               <w:top w:val="single" w:sz="4" w:space="0" w:color="C5CDD6"/>
               <w:left w:val="single" w:sz="4" w:space="0" w:color="C5CDD6"/>
@@ -8035,7 +8035,7 @@
             <w:r/>
             <w:r>
               <w:rPr>
-                <w:rFonts w:ascii="Liberation Serif" w:hAnsi="Liberation Serif" w:eastAsia="Liberation Serif" w:cs="Liberation Serif"/>
+                <w:rFonts w:ascii="Noto Serif" w:hAnsi="Noto Serif" w:eastAsia="Noto Serif" w:cs="Noto Serif"/>
                 <w:b w:val="0"/>
                 <w:color w:val="222222"/>
                 <w:sz w:val="19"/>
@@ -8048,7 +8048,7 @@
       <w:tr>
         <w:tc>
           <w:tcPr>
-            <w:tcW w:type="dxa" w:w="2976"/>
+            <w:tcW w:type="dxa" w:w="3000"/>
             <w:shd w:fill="FFFFFF" w:val="clear"/>
             <w:tcBorders>
               <w:top w:val="single" w:sz="4" w:space="0" w:color="C5CDD6"/>
@@ -8070,7 +8070,7 @@
             <w:r/>
             <w:r>
               <w:rPr>
-                <w:rFonts w:ascii="Liberation Serif" w:hAnsi="Liberation Serif" w:eastAsia="Liberation Serif" w:cs="Liberation Serif"/>
+                <w:rFonts w:ascii="Noto Serif" w:hAnsi="Noto Serif" w:eastAsia="Noto Serif" w:cs="Noto Serif"/>
                 <w:b w:val="0"/>
                 <w:color w:val="222222"/>
                 <w:sz w:val="19"/>
@@ -8081,7 +8081,7 @@
         </w:tc>
         <w:tc>
           <w:tcPr>
-            <w:tcW w:type="dxa" w:w="2976"/>
+            <w:tcW w:type="dxa" w:w="3000"/>
             <w:shd w:fill="FFFFFF" w:val="clear"/>
             <w:tcBorders>
               <w:top w:val="single" w:sz="4" w:space="0" w:color="C5CDD6"/>
@@ -8103,7 +8103,7 @@
             <w:r/>
             <w:r>
               <w:rPr>
-                <w:rFonts w:ascii="Liberation Serif" w:hAnsi="Liberation Serif" w:eastAsia="Liberation Serif" w:cs="Liberation Serif"/>
+                <w:rFonts w:ascii="Noto Serif" w:hAnsi="Noto Serif" w:eastAsia="Noto Serif" w:cs="Noto Serif"/>
                 <w:b w:val="0"/>
                 <w:color w:val="222222"/>
                 <w:sz w:val="19"/>
@@ -8114,7 +8114,7 @@
         </w:tc>
         <w:tc>
           <w:tcPr>
-            <w:tcW w:type="dxa" w:w="2976"/>
+            <w:tcW w:type="dxa" w:w="3000"/>
             <w:shd w:fill="FFFFFF" w:val="clear"/>
             <w:tcBorders>
               <w:top w:val="single" w:sz="4" w:space="0" w:color="C5CDD6"/>
@@ -8136,7 +8136,7 @@
             <w:r/>
             <w:r>
               <w:rPr>
-                <w:rFonts w:ascii="Liberation Serif" w:hAnsi="Liberation Serif" w:eastAsia="Liberation Serif" w:cs="Liberation Serif"/>
+                <w:rFonts w:ascii="Noto Serif" w:hAnsi="Noto Serif" w:eastAsia="Noto Serif" w:cs="Noto Serif"/>
                 <w:b w:val="0"/>
                 <w:color w:val="222222"/>
                 <w:sz w:val="19"/>
@@ -8149,8 +8149,8 @@
       <w:tr>
         <w:tc>
           <w:tcPr>
-            <w:tcW w:type="dxa" w:w="2976"/>
-            <w:shd w:fill="EEF2F6" w:val="clear"/>
+            <w:tcW w:type="dxa" w:w="3000"/>
+            <w:shd w:fill="EDF1F6" w:val="clear"/>
             <w:tcBorders>
               <w:top w:val="single" w:sz="4" w:space="0" w:color="C5CDD6"/>
               <w:left w:val="single" w:sz="4" w:space="0" w:color="C5CDD6"/>
@@ -8171,7 +8171,7 @@
             <w:r/>
             <w:r>
               <w:rPr>
-                <w:rFonts w:ascii="Liberation Serif" w:hAnsi="Liberation Serif" w:eastAsia="Liberation Serif" w:cs="Liberation Serif"/>
+                <w:rFonts w:ascii="Noto Serif" w:hAnsi="Noto Serif" w:eastAsia="Noto Serif" w:cs="Noto Serif"/>
                 <w:b w:val="0"/>
                 <w:color w:val="222222"/>
                 <w:sz w:val="19"/>
@@ -8182,8 +8182,8 @@
         </w:tc>
         <w:tc>
           <w:tcPr>
-            <w:tcW w:type="dxa" w:w="2976"/>
-            <w:shd w:fill="EEF2F6" w:val="clear"/>
+            <w:tcW w:type="dxa" w:w="3000"/>
+            <w:shd w:fill="EDF1F6" w:val="clear"/>
             <w:tcBorders>
               <w:top w:val="single" w:sz="4" w:space="0" w:color="C5CDD6"/>
               <w:left w:val="single" w:sz="4" w:space="0" w:color="C5CDD6"/>
@@ -8204,7 +8204,7 @@
             <w:r/>
             <w:r>
               <w:rPr>
-                <w:rFonts w:ascii="Liberation Serif" w:hAnsi="Liberation Serif" w:eastAsia="Liberation Serif" w:cs="Liberation Serif"/>
+                <w:rFonts w:ascii="Noto Serif" w:hAnsi="Noto Serif" w:eastAsia="Noto Serif" w:cs="Noto Serif"/>
                 <w:b w:val="0"/>
                 <w:color w:val="222222"/>
                 <w:sz w:val="19"/>
@@ -8215,8 +8215,8 @@
         </w:tc>
         <w:tc>
           <w:tcPr>
-            <w:tcW w:type="dxa" w:w="2976"/>
-            <w:shd w:fill="EEF2F6" w:val="clear"/>
+            <w:tcW w:type="dxa" w:w="3000"/>
+            <w:shd w:fill="EDF1F6" w:val="clear"/>
             <w:tcBorders>
               <w:top w:val="single" w:sz="4" w:space="0" w:color="C5CDD6"/>
               <w:left w:val="single" w:sz="4" w:space="0" w:color="C5CDD6"/>
@@ -8237,7 +8237,7 @@
             <w:r/>
             <w:r>
               <w:rPr>
-                <w:rFonts w:ascii="Liberation Serif" w:hAnsi="Liberation Serif" w:eastAsia="Liberation Serif" w:cs="Liberation Serif"/>
+                <w:rFonts w:ascii="Noto Serif" w:hAnsi="Noto Serif" w:eastAsia="Noto Serif" w:cs="Noto Serif"/>
                 <w:b w:val="0"/>
                 <w:color w:val="222222"/>
                 <w:sz w:val="19"/>
@@ -8250,7 +8250,7 @@
       <w:tr>
         <w:tc>
           <w:tcPr>
-            <w:tcW w:type="dxa" w:w="2976"/>
+            <w:tcW w:type="dxa" w:w="3000"/>
             <w:shd w:fill="FFFFFF" w:val="clear"/>
             <w:tcBorders>
               <w:top w:val="single" w:sz="4" w:space="0" w:color="C5CDD6"/>
@@ -8272,7 +8272,7 @@
             <w:r/>
             <w:r>
               <w:rPr>
-                <w:rFonts w:ascii="Liberation Serif" w:hAnsi="Liberation Serif" w:eastAsia="Liberation Serif" w:cs="Liberation Serif"/>
+                <w:rFonts w:ascii="Noto Serif" w:hAnsi="Noto Serif" w:eastAsia="Noto Serif" w:cs="Noto Serif"/>
                 <w:b w:val="0"/>
                 <w:color w:val="222222"/>
                 <w:sz w:val="19"/>
@@ -8283,7 +8283,7 @@
         </w:tc>
         <w:tc>
           <w:tcPr>
-            <w:tcW w:type="dxa" w:w="2976"/>
+            <w:tcW w:type="dxa" w:w="3000"/>
             <w:shd w:fill="FFFFFF" w:val="clear"/>
             <w:tcBorders>
               <w:top w:val="single" w:sz="4" w:space="0" w:color="C5CDD6"/>
@@ -8305,7 +8305,7 @@
             <w:r/>
             <w:r>
               <w:rPr>
-                <w:rFonts w:ascii="Liberation Serif" w:hAnsi="Liberation Serif" w:eastAsia="Liberation Serif" w:cs="Liberation Serif"/>
+                <w:rFonts w:ascii="Noto Serif" w:hAnsi="Noto Serif" w:eastAsia="Noto Serif" w:cs="Noto Serif"/>
                 <w:b w:val="0"/>
                 <w:color w:val="222222"/>
                 <w:sz w:val="19"/>
@@ -8316,7 +8316,7 @@
         </w:tc>
         <w:tc>
           <w:tcPr>
-            <w:tcW w:type="dxa" w:w="2976"/>
+            <w:tcW w:type="dxa" w:w="3000"/>
             <w:shd w:fill="FFFFFF" w:val="clear"/>
             <w:tcBorders>
               <w:top w:val="single" w:sz="4" w:space="0" w:color="C5CDD6"/>
@@ -8338,7 +8338,7 @@
             <w:r/>
             <w:r>
               <w:rPr>
-                <w:rFonts w:ascii="Liberation Serif" w:hAnsi="Liberation Serif" w:eastAsia="Liberation Serif" w:cs="Liberation Serif"/>
+                <w:rFonts w:ascii="Noto Serif" w:hAnsi="Noto Serif" w:eastAsia="Noto Serif" w:cs="Noto Serif"/>
                 <w:b w:val="0"/>
                 <w:color w:val="222222"/>
                 <w:sz w:val="19"/>
@@ -8351,8 +8351,8 @@
       <w:tr>
         <w:tc>
           <w:tcPr>
-            <w:tcW w:type="dxa" w:w="2976"/>
-            <w:shd w:fill="EEF2F6" w:val="clear"/>
+            <w:tcW w:type="dxa" w:w="3000"/>
+            <w:shd w:fill="EDF1F6" w:val="clear"/>
             <w:tcBorders>
               <w:top w:val="single" w:sz="4" w:space="0" w:color="C5CDD6"/>
               <w:left w:val="single" w:sz="4" w:space="0" w:color="C5CDD6"/>
@@ -8373,7 +8373,7 @@
             <w:r/>
             <w:r>
               <w:rPr>
-                <w:rFonts w:ascii="Liberation Serif" w:hAnsi="Liberation Serif" w:eastAsia="Liberation Serif" w:cs="Liberation Serif"/>
+                <w:rFonts w:ascii="Noto Serif" w:hAnsi="Noto Serif" w:eastAsia="Noto Serif" w:cs="Noto Serif"/>
                 <w:b w:val="0"/>
                 <w:color w:val="222222"/>
                 <w:sz w:val="19"/>
@@ -8384,8 +8384,8 @@
         </w:tc>
         <w:tc>
           <w:tcPr>
-            <w:tcW w:type="dxa" w:w="2976"/>
-            <w:shd w:fill="EEF2F6" w:val="clear"/>
+            <w:tcW w:type="dxa" w:w="3000"/>
+            <w:shd w:fill="EDF1F6" w:val="clear"/>
             <w:tcBorders>
               <w:top w:val="single" w:sz="4" w:space="0" w:color="C5CDD6"/>
               <w:left w:val="single" w:sz="4" w:space="0" w:color="C5CDD6"/>
@@ -8406,7 +8406,7 @@
             <w:r/>
             <w:r>
               <w:rPr>
-                <w:rFonts w:ascii="Liberation Serif" w:hAnsi="Liberation Serif" w:eastAsia="Liberation Serif" w:cs="Liberation Serif"/>
+                <w:rFonts w:ascii="Noto Serif" w:hAnsi="Noto Serif" w:eastAsia="Noto Serif" w:cs="Noto Serif"/>
                 <w:b w:val="0"/>
                 <w:color w:val="222222"/>
                 <w:sz w:val="19"/>
@@ -8417,8 +8417,8 @@
         </w:tc>
         <w:tc>
           <w:tcPr>
-            <w:tcW w:type="dxa" w:w="2976"/>
-            <w:shd w:fill="EEF2F6" w:val="clear"/>
+            <w:tcW w:type="dxa" w:w="3000"/>
+            <w:shd w:fill="EDF1F6" w:val="clear"/>
             <w:tcBorders>
               <w:top w:val="single" w:sz="4" w:space="0" w:color="C5CDD6"/>
               <w:left w:val="single" w:sz="4" w:space="0" w:color="C5CDD6"/>
@@ -8439,7 +8439,7 @@
             <w:r/>
             <w:r>
               <w:rPr>
-                <w:rFonts w:ascii="Liberation Serif" w:hAnsi="Liberation Serif" w:eastAsia="Liberation Serif" w:cs="Liberation Serif"/>
+                <w:rFonts w:ascii="Noto Serif" w:hAnsi="Noto Serif" w:eastAsia="Noto Serif" w:cs="Noto Serif"/>
                 <w:b w:val="0"/>
                 <w:color w:val="222222"/>
                 <w:sz w:val="19"/>
@@ -8452,7 +8452,7 @@
       <w:tr>
         <w:tc>
           <w:tcPr>
-            <w:tcW w:type="dxa" w:w="2976"/>
+            <w:tcW w:type="dxa" w:w="3000"/>
             <w:shd w:fill="FFFFFF" w:val="clear"/>
             <w:tcBorders>
               <w:top w:val="single" w:sz="4" w:space="0" w:color="C5CDD6"/>
@@ -8474,7 +8474,7 @@
             <w:r/>
             <w:r>
               <w:rPr>
-                <w:rFonts w:ascii="Liberation Serif" w:hAnsi="Liberation Serif" w:eastAsia="Liberation Serif" w:cs="Liberation Serif"/>
+                <w:rFonts w:ascii="Noto Serif" w:hAnsi="Noto Serif" w:eastAsia="Noto Serif" w:cs="Noto Serif"/>
                 <w:b w:val="0"/>
                 <w:color w:val="222222"/>
                 <w:sz w:val="19"/>
@@ -8485,7 +8485,7 @@
         </w:tc>
         <w:tc>
           <w:tcPr>
-            <w:tcW w:type="dxa" w:w="2976"/>
+            <w:tcW w:type="dxa" w:w="3000"/>
             <w:shd w:fill="FFFFFF" w:val="clear"/>
             <w:tcBorders>
               <w:top w:val="single" w:sz="4" w:space="0" w:color="C5CDD6"/>
@@ -8507,7 +8507,7 @@
             <w:r/>
             <w:r>
               <w:rPr>
-                <w:rFonts w:ascii="Liberation Serif" w:hAnsi="Liberation Serif" w:eastAsia="Liberation Serif" w:cs="Liberation Serif"/>
+                <w:rFonts w:ascii="Noto Serif" w:hAnsi="Noto Serif" w:eastAsia="Noto Serif" w:cs="Noto Serif"/>
                 <w:b w:val="0"/>
                 <w:color w:val="222222"/>
                 <w:sz w:val="19"/>
@@ -8518,7 +8518,7 @@
         </w:tc>
         <w:tc>
           <w:tcPr>
-            <w:tcW w:type="dxa" w:w="2976"/>
+            <w:tcW w:type="dxa" w:w="3000"/>
             <w:shd w:fill="FFFFFF" w:val="clear"/>
             <w:tcBorders>
               <w:top w:val="single" w:sz="4" w:space="0" w:color="C5CDD6"/>
@@ -8540,7 +8540,7 @@
             <w:r/>
             <w:r>
               <w:rPr>
-                <w:rFonts w:ascii="Liberation Serif" w:hAnsi="Liberation Serif" w:eastAsia="Liberation Serif" w:cs="Liberation Serif"/>
+                <w:rFonts w:ascii="Noto Serif" w:hAnsi="Noto Serif" w:eastAsia="Noto Serif" w:cs="Noto Serif"/>
                 <w:b w:val="0"/>
                 <w:color w:val="222222"/>
                 <w:sz w:val="19"/>
@@ -8553,8 +8553,8 @@
       <w:tr>
         <w:tc>
           <w:tcPr>
-            <w:tcW w:type="dxa" w:w="2976"/>
-            <w:shd w:fill="EEF2F6" w:val="clear"/>
+            <w:tcW w:type="dxa" w:w="3000"/>
+            <w:shd w:fill="EDF1F6" w:val="clear"/>
             <w:tcBorders>
               <w:top w:val="single" w:sz="4" w:space="0" w:color="C5CDD6"/>
               <w:left w:val="single" w:sz="4" w:space="0" w:color="C5CDD6"/>
@@ -8575,7 +8575,7 @@
             <w:r/>
             <w:r>
               <w:rPr>
-                <w:rFonts w:ascii="Liberation Serif" w:hAnsi="Liberation Serif" w:eastAsia="Liberation Serif" w:cs="Liberation Serif"/>
+                <w:rFonts w:ascii="Noto Serif" w:hAnsi="Noto Serif" w:eastAsia="Noto Serif" w:cs="Noto Serif"/>
                 <w:b w:val="0"/>
                 <w:color w:val="222222"/>
                 <w:sz w:val="19"/>
@@ -8586,8 +8586,8 @@
         </w:tc>
         <w:tc>
           <w:tcPr>
-            <w:tcW w:type="dxa" w:w="2976"/>
-            <w:shd w:fill="EEF2F6" w:val="clear"/>
+            <w:tcW w:type="dxa" w:w="3000"/>
+            <w:shd w:fill="EDF1F6" w:val="clear"/>
             <w:tcBorders>
               <w:top w:val="single" w:sz="4" w:space="0" w:color="C5CDD6"/>
               <w:left w:val="single" w:sz="4" w:space="0" w:color="C5CDD6"/>
@@ -8608,7 +8608,7 @@
             <w:r/>
             <w:r>
               <w:rPr>
-                <w:rFonts w:ascii="Liberation Serif" w:hAnsi="Liberation Serif" w:eastAsia="Liberation Serif" w:cs="Liberation Serif"/>
+                <w:rFonts w:ascii="Noto Serif" w:hAnsi="Noto Serif" w:eastAsia="Noto Serif" w:cs="Noto Serif"/>
                 <w:b w:val="0"/>
                 <w:color w:val="222222"/>
                 <w:sz w:val="19"/>
@@ -8619,8 +8619,8 @@
         </w:tc>
         <w:tc>
           <w:tcPr>
-            <w:tcW w:type="dxa" w:w="2976"/>
-            <w:shd w:fill="EEF2F6" w:val="clear"/>
+            <w:tcW w:type="dxa" w:w="3000"/>
+            <w:shd w:fill="EDF1F6" w:val="clear"/>
             <w:tcBorders>
               <w:top w:val="single" w:sz="4" w:space="0" w:color="C5CDD6"/>
               <w:left w:val="single" w:sz="4" w:space="0" w:color="C5CDD6"/>
@@ -8641,7 +8641,7 @@
             <w:r/>
             <w:r>
               <w:rPr>
-                <w:rFonts w:ascii="Liberation Serif" w:hAnsi="Liberation Serif" w:eastAsia="Liberation Serif" w:cs="Liberation Serif"/>
+                <w:rFonts w:ascii="Noto Serif" w:hAnsi="Noto Serif" w:eastAsia="Noto Serif" w:cs="Noto Serif"/>
                 <w:b w:val="0"/>
                 <w:color w:val="222222"/>
                 <w:sz w:val="19"/>
@@ -8685,12 +8685,12 @@
         <w:tblLook w:firstColumn="1" w:firstRow="1" w:lastColumn="0" w:lastRow="0" w:noHBand="0" w:noVBand="1" w:val="04A0"/>
       </w:tblPr>
       <w:tblGrid>
-        <w:gridCol w:w="8928"/>
+        <w:gridCol w:w="9000"/>
       </w:tblGrid>
       <w:tr>
         <w:tc>
           <w:tcPr>
-            <w:tcW w:type="dxa" w:w="8928"/>
+            <w:tcW w:type="dxa" w:w="9000"/>
             <w:shd w:fill="F3F4F6" w:val="clear"/>
             <w:tcBorders>
               <w:top w:val="single" w:sz="6" w:space="0" w:color="C5CDD6"/>
@@ -8965,21 +8965,21 @@
         <w:tblLook w:firstColumn="1" w:firstRow="1" w:lastColumn="0" w:lastRow="0" w:noHBand="0" w:noVBand="1" w:val="04A0"/>
       </w:tblPr>
       <w:tblGrid>
-        <w:gridCol w:w="2232"/>
-        <w:gridCol w:w="2232"/>
-        <w:gridCol w:w="2232"/>
-        <w:gridCol w:w="2232"/>
+        <w:gridCol w:w="2250"/>
+        <w:gridCol w:w="2250"/>
+        <w:gridCol w:w="2250"/>
+        <w:gridCol w:w="2250"/>
       </w:tblGrid>
       <w:tr>
         <w:tc>
           <w:tcPr>
-            <w:tcW w:type="dxa" w:w="2232"/>
-            <w:shd w:fill="1B365D" w:val="clear"/>
+            <w:tcW w:type="dxa" w:w="2250"/>
+            <w:shd w:fill="1E3A5F" w:val="clear"/>
             <w:tcBorders>
-              <w:top w:val="single" w:sz="4" w:space="0" w:color="1B365D"/>
-              <w:left w:val="single" w:sz="4" w:space="0" w:color="1B365D"/>
-              <w:bottom w:val="single" w:sz="4" w:space="0" w:color="1B365D"/>
-              <w:right w:val="single" w:sz="4" w:space="0" w:color="1B365D"/>
+              <w:top w:val="single" w:sz="4" w:space="0" w:color="1E3A5F"/>
+              <w:left w:val="single" w:sz="4" w:space="0" w:color="1E3A5F"/>
+              <w:bottom w:val="single" w:sz="4" w:space="0" w:color="1E3A5F"/>
+              <w:right w:val="single" w:sz="4" w:space="0" w:color="1E3A5F"/>
             </w:tcBorders>
             <w:tcMar>
               <w:top w:w="50" w:type="dxa"/>
@@ -9006,13 +9006,13 @@
         </w:tc>
         <w:tc>
           <w:tcPr>
-            <w:tcW w:type="dxa" w:w="2232"/>
-            <w:shd w:fill="1B365D" w:val="clear"/>
+            <w:tcW w:type="dxa" w:w="2250"/>
+            <w:shd w:fill="1E3A5F" w:val="clear"/>
             <w:tcBorders>
-              <w:top w:val="single" w:sz="4" w:space="0" w:color="1B365D"/>
-              <w:left w:val="single" w:sz="4" w:space="0" w:color="1B365D"/>
-              <w:bottom w:val="single" w:sz="4" w:space="0" w:color="1B365D"/>
-              <w:right w:val="single" w:sz="4" w:space="0" w:color="1B365D"/>
+              <w:top w:val="single" w:sz="4" w:space="0" w:color="1E3A5F"/>
+              <w:left w:val="single" w:sz="4" w:space="0" w:color="1E3A5F"/>
+              <w:bottom w:val="single" w:sz="4" w:space="0" w:color="1E3A5F"/>
+              <w:right w:val="single" w:sz="4" w:space="0" w:color="1E3A5F"/>
             </w:tcBorders>
             <w:tcMar>
               <w:top w:w="50" w:type="dxa"/>
@@ -9039,13 +9039,13 @@
         </w:tc>
         <w:tc>
           <w:tcPr>
-            <w:tcW w:type="dxa" w:w="2232"/>
-            <w:shd w:fill="1B365D" w:val="clear"/>
+            <w:tcW w:type="dxa" w:w="2250"/>
+            <w:shd w:fill="1E3A5F" w:val="clear"/>
             <w:tcBorders>
-              <w:top w:val="single" w:sz="4" w:space="0" w:color="1B365D"/>
-              <w:left w:val="single" w:sz="4" w:space="0" w:color="1B365D"/>
-              <w:bottom w:val="single" w:sz="4" w:space="0" w:color="1B365D"/>
-              <w:right w:val="single" w:sz="4" w:space="0" w:color="1B365D"/>
+              <w:top w:val="single" w:sz="4" w:space="0" w:color="1E3A5F"/>
+              <w:left w:val="single" w:sz="4" w:space="0" w:color="1E3A5F"/>
+              <w:bottom w:val="single" w:sz="4" w:space="0" w:color="1E3A5F"/>
+              <w:right w:val="single" w:sz="4" w:space="0" w:color="1E3A5F"/>
             </w:tcBorders>
             <w:tcMar>
               <w:top w:w="50" w:type="dxa"/>
@@ -9072,13 +9072,13 @@
         </w:tc>
         <w:tc>
           <w:tcPr>
-            <w:tcW w:type="dxa" w:w="2232"/>
-            <w:shd w:fill="1B365D" w:val="clear"/>
+            <w:tcW w:type="dxa" w:w="2250"/>
+            <w:shd w:fill="1E3A5F" w:val="clear"/>
             <w:tcBorders>
-              <w:top w:val="single" w:sz="4" w:space="0" w:color="1B365D"/>
-              <w:left w:val="single" w:sz="4" w:space="0" w:color="1B365D"/>
-              <w:bottom w:val="single" w:sz="4" w:space="0" w:color="1B365D"/>
-              <w:right w:val="single" w:sz="4" w:space="0" w:color="1B365D"/>
+              <w:top w:val="single" w:sz="4" w:space="0" w:color="1E3A5F"/>
+              <w:left w:val="single" w:sz="4" w:space="0" w:color="1E3A5F"/>
+              <w:bottom w:val="single" w:sz="4" w:space="0" w:color="1E3A5F"/>
+              <w:right w:val="single" w:sz="4" w:space="0" w:color="1E3A5F"/>
             </w:tcBorders>
             <w:tcMar>
               <w:top w:w="50" w:type="dxa"/>
@@ -9107,7 +9107,7 @@
       <w:tr>
         <w:tc>
           <w:tcPr>
-            <w:tcW w:type="dxa" w:w="2232"/>
+            <w:tcW w:type="dxa" w:w="2250"/>
             <w:shd w:fill="FFFFFF" w:val="clear"/>
             <w:tcBorders>
               <w:top w:val="single" w:sz="4" w:space="0" w:color="C5CDD6"/>
@@ -9129,7 +9129,7 @@
             <w:r/>
             <w:r>
               <w:rPr>
-                <w:rFonts w:ascii="Liberation Serif" w:hAnsi="Liberation Serif" w:eastAsia="Liberation Serif" w:cs="Liberation Serif"/>
+                <w:rFonts w:ascii="Noto Serif" w:hAnsi="Noto Serif" w:eastAsia="Noto Serif" w:cs="Noto Serif"/>
                 <w:b w:val="0"/>
                 <w:color w:val="222222"/>
                 <w:sz w:val="19"/>
@@ -9140,7 +9140,7 @@
         </w:tc>
         <w:tc>
           <w:tcPr>
-            <w:tcW w:type="dxa" w:w="2232"/>
+            <w:tcW w:type="dxa" w:w="2250"/>
             <w:shd w:fill="FFFFFF" w:val="clear"/>
             <w:tcBorders>
               <w:top w:val="single" w:sz="4" w:space="0" w:color="C5CDD6"/>
@@ -9162,7 +9162,7 @@
             <w:r/>
             <w:r>
               <w:rPr>
-                <w:rFonts w:ascii="Liberation Serif" w:hAnsi="Liberation Serif" w:eastAsia="Liberation Serif" w:cs="Liberation Serif"/>
+                <w:rFonts w:ascii="Noto Serif" w:hAnsi="Noto Serif" w:eastAsia="Noto Serif" w:cs="Noto Serif"/>
                 <w:b w:val="0"/>
                 <w:color w:val="222222"/>
                 <w:sz w:val="19"/>
@@ -9173,7 +9173,7 @@
         </w:tc>
         <w:tc>
           <w:tcPr>
-            <w:tcW w:type="dxa" w:w="2232"/>
+            <w:tcW w:type="dxa" w:w="2250"/>
             <w:shd w:fill="FFFFFF" w:val="clear"/>
             <w:tcBorders>
               <w:top w:val="single" w:sz="4" w:space="0" w:color="C5CDD6"/>
@@ -9195,7 +9195,7 @@
             <w:r/>
             <w:r>
               <w:rPr>
-                <w:rFonts w:ascii="Liberation Serif" w:hAnsi="Liberation Serif" w:eastAsia="Liberation Serif" w:cs="Liberation Serif"/>
+                <w:rFonts w:ascii="Noto Serif" w:hAnsi="Noto Serif" w:eastAsia="Noto Serif" w:cs="Noto Serif"/>
                 <w:b w:val="0"/>
                 <w:color w:val="222222"/>
                 <w:sz w:val="19"/>
@@ -9206,7 +9206,7 @@
         </w:tc>
         <w:tc>
           <w:tcPr>
-            <w:tcW w:type="dxa" w:w="2232"/>
+            <w:tcW w:type="dxa" w:w="2250"/>
             <w:shd w:fill="FFFFFF" w:val="clear"/>
             <w:tcBorders>
               <w:top w:val="single" w:sz="4" w:space="0" w:color="C5CDD6"/>
@@ -9228,7 +9228,7 @@
             <w:r/>
             <w:r>
               <w:rPr>
-                <w:rFonts w:ascii="Liberation Serif" w:hAnsi="Liberation Serif" w:eastAsia="Liberation Serif" w:cs="Liberation Serif"/>
+                <w:rFonts w:ascii="Noto Serif" w:hAnsi="Noto Serif" w:eastAsia="Noto Serif" w:cs="Noto Serif"/>
                 <w:b w:val="0"/>
                 <w:color w:val="222222"/>
                 <w:sz w:val="19"/>
@@ -9241,8 +9241,8 @@
       <w:tr>
         <w:tc>
           <w:tcPr>
-            <w:tcW w:type="dxa" w:w="2232"/>
-            <w:shd w:fill="EEF2F6" w:val="clear"/>
+            <w:tcW w:type="dxa" w:w="2250"/>
+            <w:shd w:fill="EDF1F6" w:val="clear"/>
             <w:tcBorders>
               <w:top w:val="single" w:sz="4" w:space="0" w:color="C5CDD6"/>
               <w:left w:val="single" w:sz="4" w:space="0" w:color="C5CDD6"/>
@@ -9263,7 +9263,7 @@
             <w:r/>
             <w:r>
               <w:rPr>
-                <w:rFonts w:ascii="Liberation Serif" w:hAnsi="Liberation Serif" w:eastAsia="Liberation Serif" w:cs="Liberation Serif"/>
+                <w:rFonts w:ascii="Noto Serif" w:hAnsi="Noto Serif" w:eastAsia="Noto Serif" w:cs="Noto Serif"/>
                 <w:b w:val="0"/>
                 <w:color w:val="222222"/>
                 <w:sz w:val="19"/>
@@ -9274,8 +9274,8 @@
         </w:tc>
         <w:tc>
           <w:tcPr>
-            <w:tcW w:type="dxa" w:w="2232"/>
-            <w:shd w:fill="EEF2F6" w:val="clear"/>
+            <w:tcW w:type="dxa" w:w="2250"/>
+            <w:shd w:fill="EDF1F6" w:val="clear"/>
             <w:tcBorders>
               <w:top w:val="single" w:sz="4" w:space="0" w:color="C5CDD6"/>
               <w:left w:val="single" w:sz="4" w:space="0" w:color="C5CDD6"/>
@@ -9296,7 +9296,7 @@
             <w:r/>
             <w:r>
               <w:rPr>
-                <w:rFonts w:ascii="Liberation Serif" w:hAnsi="Liberation Serif" w:eastAsia="Liberation Serif" w:cs="Liberation Serif"/>
+                <w:rFonts w:ascii="Noto Serif" w:hAnsi="Noto Serif" w:eastAsia="Noto Serif" w:cs="Noto Serif"/>
                 <w:b w:val="0"/>
                 <w:color w:val="222222"/>
                 <w:sz w:val="19"/>
@@ -9307,8 +9307,8 @@
         </w:tc>
         <w:tc>
           <w:tcPr>
-            <w:tcW w:type="dxa" w:w="2232"/>
-            <w:shd w:fill="EEF2F6" w:val="clear"/>
+            <w:tcW w:type="dxa" w:w="2250"/>
+            <w:shd w:fill="EDF1F6" w:val="clear"/>
             <w:tcBorders>
               <w:top w:val="single" w:sz="4" w:space="0" w:color="C5CDD6"/>
               <w:left w:val="single" w:sz="4" w:space="0" w:color="C5CDD6"/>
@@ -9329,7 +9329,7 @@
             <w:r/>
             <w:r>
               <w:rPr>
-                <w:rFonts w:ascii="Liberation Serif" w:hAnsi="Liberation Serif" w:eastAsia="Liberation Serif" w:cs="Liberation Serif"/>
+                <w:rFonts w:ascii="Noto Serif" w:hAnsi="Noto Serif" w:eastAsia="Noto Serif" w:cs="Noto Serif"/>
                 <w:b w:val="0"/>
                 <w:color w:val="222222"/>
                 <w:sz w:val="19"/>
@@ -9340,8 +9340,8 @@
         </w:tc>
         <w:tc>
           <w:tcPr>
-            <w:tcW w:type="dxa" w:w="2232"/>
-            <w:shd w:fill="EEF2F6" w:val="clear"/>
+            <w:tcW w:type="dxa" w:w="2250"/>
+            <w:shd w:fill="EDF1F6" w:val="clear"/>
             <w:tcBorders>
               <w:top w:val="single" w:sz="4" w:space="0" w:color="C5CDD6"/>
               <w:left w:val="single" w:sz="4" w:space="0" w:color="C5CDD6"/>
@@ -9362,7 +9362,7 @@
             <w:r/>
             <w:r>
               <w:rPr>
-                <w:rFonts w:ascii="Liberation Serif" w:hAnsi="Liberation Serif" w:eastAsia="Liberation Serif" w:cs="Liberation Serif"/>
+                <w:rFonts w:ascii="Noto Serif" w:hAnsi="Noto Serif" w:eastAsia="Noto Serif" w:cs="Noto Serif"/>
                 <w:b w:val="0"/>
                 <w:color w:val="222222"/>
                 <w:sz w:val="19"/>
@@ -9375,7 +9375,7 @@
       <w:tr>
         <w:tc>
           <w:tcPr>
-            <w:tcW w:type="dxa" w:w="2232"/>
+            <w:tcW w:type="dxa" w:w="2250"/>
             <w:shd w:fill="FFFFFF" w:val="clear"/>
             <w:tcBorders>
               <w:top w:val="single" w:sz="4" w:space="0" w:color="C5CDD6"/>
@@ -9397,7 +9397,7 @@
             <w:r/>
             <w:r>
               <w:rPr>
-                <w:rFonts w:ascii="Liberation Serif" w:hAnsi="Liberation Serif" w:eastAsia="Liberation Serif" w:cs="Liberation Serif"/>
+                <w:rFonts w:ascii="Noto Serif" w:hAnsi="Noto Serif" w:eastAsia="Noto Serif" w:cs="Noto Serif"/>
                 <w:b w:val="0"/>
                 <w:color w:val="222222"/>
                 <w:sz w:val="19"/>
@@ -9408,7 +9408,7 @@
         </w:tc>
         <w:tc>
           <w:tcPr>
-            <w:tcW w:type="dxa" w:w="2232"/>
+            <w:tcW w:type="dxa" w:w="2250"/>
             <w:shd w:fill="FFFFFF" w:val="clear"/>
             <w:tcBorders>
               <w:top w:val="single" w:sz="4" w:space="0" w:color="C5CDD6"/>
@@ -9430,7 +9430,7 @@
             <w:r/>
             <w:r>
               <w:rPr>
-                <w:rFonts w:ascii="Liberation Serif" w:hAnsi="Liberation Serif" w:eastAsia="Liberation Serif" w:cs="Liberation Serif"/>
+                <w:rFonts w:ascii="Noto Serif" w:hAnsi="Noto Serif" w:eastAsia="Noto Serif" w:cs="Noto Serif"/>
                 <w:b w:val="0"/>
                 <w:color w:val="222222"/>
                 <w:sz w:val="19"/>
@@ -9441,7 +9441,7 @@
         </w:tc>
         <w:tc>
           <w:tcPr>
-            <w:tcW w:type="dxa" w:w="2232"/>
+            <w:tcW w:type="dxa" w:w="2250"/>
             <w:shd w:fill="FFFFFF" w:val="clear"/>
             <w:tcBorders>
               <w:top w:val="single" w:sz="4" w:space="0" w:color="C5CDD6"/>
@@ -9463,7 +9463,7 @@
             <w:r/>
             <w:r>
               <w:rPr>
-                <w:rFonts w:ascii="Liberation Serif" w:hAnsi="Liberation Serif" w:eastAsia="Liberation Serif" w:cs="Liberation Serif"/>
+                <w:rFonts w:ascii="Noto Serif" w:hAnsi="Noto Serif" w:eastAsia="Noto Serif" w:cs="Noto Serif"/>
                 <w:b w:val="0"/>
                 <w:color w:val="222222"/>
                 <w:sz w:val="19"/>
@@ -9474,7 +9474,7 @@
         </w:tc>
         <w:tc>
           <w:tcPr>
-            <w:tcW w:type="dxa" w:w="2232"/>
+            <w:tcW w:type="dxa" w:w="2250"/>
             <w:shd w:fill="FFFFFF" w:val="clear"/>
             <w:tcBorders>
               <w:top w:val="single" w:sz="4" w:space="0" w:color="C5CDD6"/>
@@ -9496,7 +9496,7 @@
             <w:r/>
             <w:r>
               <w:rPr>
-                <w:rFonts w:ascii="Liberation Serif" w:hAnsi="Liberation Serif" w:eastAsia="Liberation Serif" w:cs="Liberation Serif"/>
+                <w:rFonts w:ascii="Noto Serif" w:hAnsi="Noto Serif" w:eastAsia="Noto Serif" w:cs="Noto Serif"/>
                 <w:b w:val="0"/>
                 <w:color w:val="222222"/>
                 <w:sz w:val="19"/>
@@ -9509,8 +9509,8 @@
       <w:tr>
         <w:tc>
           <w:tcPr>
-            <w:tcW w:type="dxa" w:w="2232"/>
-            <w:shd w:fill="EEF2F6" w:val="clear"/>
+            <w:tcW w:type="dxa" w:w="2250"/>
+            <w:shd w:fill="EDF1F6" w:val="clear"/>
             <w:tcBorders>
               <w:top w:val="single" w:sz="4" w:space="0" w:color="C5CDD6"/>
               <w:left w:val="single" w:sz="4" w:space="0" w:color="C5CDD6"/>
@@ -9531,7 +9531,7 @@
             <w:r/>
             <w:r>
               <w:rPr>
-                <w:rFonts w:ascii="Liberation Serif" w:hAnsi="Liberation Serif" w:eastAsia="Liberation Serif" w:cs="Liberation Serif"/>
+                <w:rFonts w:ascii="Noto Serif" w:hAnsi="Noto Serif" w:eastAsia="Noto Serif" w:cs="Noto Serif"/>
                 <w:b w:val="0"/>
                 <w:color w:val="222222"/>
                 <w:sz w:val="19"/>
@@ -9542,8 +9542,8 @@
         </w:tc>
         <w:tc>
           <w:tcPr>
-            <w:tcW w:type="dxa" w:w="2232"/>
-            <w:shd w:fill="EEF2F6" w:val="clear"/>
+            <w:tcW w:type="dxa" w:w="2250"/>
+            <w:shd w:fill="EDF1F6" w:val="clear"/>
             <w:tcBorders>
               <w:top w:val="single" w:sz="4" w:space="0" w:color="C5CDD6"/>
               <w:left w:val="single" w:sz="4" w:space="0" w:color="C5CDD6"/>
@@ -9564,7 +9564,7 @@
             <w:r/>
             <w:r>
               <w:rPr>
-                <w:rFonts w:ascii="Liberation Serif" w:hAnsi="Liberation Serif" w:eastAsia="Liberation Serif" w:cs="Liberation Serif"/>
+                <w:rFonts w:ascii="Noto Serif" w:hAnsi="Noto Serif" w:eastAsia="Noto Serif" w:cs="Noto Serif"/>
                 <w:b w:val="0"/>
                 <w:color w:val="222222"/>
                 <w:sz w:val="19"/>
@@ -9575,8 +9575,8 @@
         </w:tc>
         <w:tc>
           <w:tcPr>
-            <w:tcW w:type="dxa" w:w="2232"/>
-            <w:shd w:fill="EEF2F6" w:val="clear"/>
+            <w:tcW w:type="dxa" w:w="2250"/>
+            <w:shd w:fill="EDF1F6" w:val="clear"/>
             <w:tcBorders>
               <w:top w:val="single" w:sz="4" w:space="0" w:color="C5CDD6"/>
               <w:left w:val="single" w:sz="4" w:space="0" w:color="C5CDD6"/>
@@ -9597,7 +9597,7 @@
             <w:r/>
             <w:r>
               <w:rPr>
-                <w:rFonts w:ascii="Liberation Serif" w:hAnsi="Liberation Serif" w:eastAsia="Liberation Serif" w:cs="Liberation Serif"/>
+                <w:rFonts w:ascii="Noto Serif" w:hAnsi="Noto Serif" w:eastAsia="Noto Serif" w:cs="Noto Serif"/>
                 <w:b w:val="0"/>
                 <w:color w:val="222222"/>
                 <w:sz w:val="19"/>
@@ -9608,8 +9608,8 @@
         </w:tc>
         <w:tc>
           <w:tcPr>
-            <w:tcW w:type="dxa" w:w="2232"/>
-            <w:shd w:fill="EEF2F6" w:val="clear"/>
+            <w:tcW w:type="dxa" w:w="2250"/>
+            <w:shd w:fill="EDF1F6" w:val="clear"/>
             <w:tcBorders>
               <w:top w:val="single" w:sz="4" w:space="0" w:color="C5CDD6"/>
               <w:left w:val="single" w:sz="4" w:space="0" w:color="C5CDD6"/>
@@ -9630,7 +9630,7 @@
             <w:r/>
             <w:r>
               <w:rPr>
-                <w:rFonts w:ascii="Liberation Serif" w:hAnsi="Liberation Serif" w:eastAsia="Liberation Serif" w:cs="Liberation Serif"/>
+                <w:rFonts w:ascii="Noto Serif" w:hAnsi="Noto Serif" w:eastAsia="Noto Serif" w:cs="Noto Serif"/>
                 <w:b w:val="0"/>
                 <w:color w:val="222222"/>
                 <w:sz w:val="19"/>
@@ -9643,7 +9643,7 @@
       <w:tr>
         <w:tc>
           <w:tcPr>
-            <w:tcW w:type="dxa" w:w="2232"/>
+            <w:tcW w:type="dxa" w:w="2250"/>
             <w:shd w:fill="FFFFFF" w:val="clear"/>
             <w:tcBorders>
               <w:top w:val="single" w:sz="4" w:space="0" w:color="C5CDD6"/>
@@ -9665,7 +9665,7 @@
             <w:r/>
             <w:r>
               <w:rPr>
-                <w:rFonts w:ascii="Liberation Serif" w:hAnsi="Liberation Serif" w:eastAsia="Liberation Serif" w:cs="Liberation Serif"/>
+                <w:rFonts w:ascii="Noto Serif" w:hAnsi="Noto Serif" w:eastAsia="Noto Serif" w:cs="Noto Serif"/>
                 <w:b w:val="0"/>
                 <w:color w:val="222222"/>
                 <w:sz w:val="19"/>
@@ -9676,7 +9676,7 @@
         </w:tc>
         <w:tc>
           <w:tcPr>
-            <w:tcW w:type="dxa" w:w="2232"/>
+            <w:tcW w:type="dxa" w:w="2250"/>
             <w:shd w:fill="FFFFFF" w:val="clear"/>
             <w:tcBorders>
               <w:top w:val="single" w:sz="4" w:space="0" w:color="C5CDD6"/>
@@ -9698,7 +9698,7 @@
             <w:r/>
             <w:r>
               <w:rPr>
-                <w:rFonts w:ascii="Liberation Serif" w:hAnsi="Liberation Serif" w:eastAsia="Liberation Serif" w:cs="Liberation Serif"/>
+                <w:rFonts w:ascii="Noto Serif" w:hAnsi="Noto Serif" w:eastAsia="Noto Serif" w:cs="Noto Serif"/>
                 <w:b w:val="0"/>
                 <w:color w:val="222222"/>
                 <w:sz w:val="19"/>
@@ -9709,7 +9709,7 @@
         </w:tc>
         <w:tc>
           <w:tcPr>
-            <w:tcW w:type="dxa" w:w="2232"/>
+            <w:tcW w:type="dxa" w:w="2250"/>
             <w:shd w:fill="FFFFFF" w:val="clear"/>
             <w:tcBorders>
               <w:top w:val="single" w:sz="4" w:space="0" w:color="C5CDD6"/>
@@ -9731,7 +9731,7 @@
             <w:r/>
             <w:r>
               <w:rPr>
-                <w:rFonts w:ascii="Liberation Serif" w:hAnsi="Liberation Serif" w:eastAsia="Liberation Serif" w:cs="Liberation Serif"/>
+                <w:rFonts w:ascii="Noto Serif" w:hAnsi="Noto Serif" w:eastAsia="Noto Serif" w:cs="Noto Serif"/>
                 <w:b w:val="0"/>
                 <w:color w:val="222222"/>
                 <w:sz w:val="19"/>
@@ -9742,7 +9742,7 @@
         </w:tc>
         <w:tc>
           <w:tcPr>
-            <w:tcW w:type="dxa" w:w="2232"/>
+            <w:tcW w:type="dxa" w:w="2250"/>
             <w:shd w:fill="FFFFFF" w:val="clear"/>
             <w:tcBorders>
               <w:top w:val="single" w:sz="4" w:space="0" w:color="C5CDD6"/>
@@ -9764,7 +9764,7 @@
             <w:r/>
             <w:r>
               <w:rPr>
-                <w:rFonts w:ascii="Liberation Serif" w:hAnsi="Liberation Serif" w:eastAsia="Liberation Serif" w:cs="Liberation Serif"/>
+                <w:rFonts w:ascii="Noto Serif" w:hAnsi="Noto Serif" w:eastAsia="Noto Serif" w:cs="Noto Serif"/>
                 <w:b w:val="0"/>
                 <w:color w:val="222222"/>
                 <w:sz w:val="19"/>
@@ -9790,12 +9790,12 @@
     </w:p>
     <w:p>
       <w:pPr>
-        <w:spacing w:before="0" w:after="240" w:line="427" w:lineRule="auto"/>
-        <w:ind w:firstLine="288"/>
+        <w:spacing w:before="0" w:after="200" w:line="384" w:lineRule="auto"/>
+        <w:ind w:firstLine="173"/>
       </w:pPr>
       <w:r>
         <w:rPr>
-          <w:rFonts w:ascii="Liberation Serif" w:hAnsi="Liberation Serif" w:eastAsia="Liberation Serif" w:cs="Liberation Serif"/>
+          <w:rFonts w:ascii="Noto Serif" w:hAnsi="Noto Serif" w:eastAsia="Noto Serif" w:cs="Noto Serif"/>
           <w:color w:val="222222"/>
           <w:sz w:val="24"/>
         </w:rPr>
@@ -9817,7 +9817,7 @@
       </w:pPr>
       <w:r>
         <w:rPr>
-          <w:rFonts w:ascii="Liberation Serif" w:hAnsi="Liberation Serif" w:eastAsia="Liberation Serif" w:cs="Liberation Serif"/>
+          <w:rFonts w:ascii="Noto Serif" w:hAnsi="Noto Serif" w:eastAsia="Noto Serif" w:cs="Noto Serif"/>
           <w:color w:val="222222"/>
           <w:sz w:val="24"/>
         </w:rPr>
@@ -9831,7 +9831,7 @@
       </w:pPr>
       <w:r>
         <w:rPr>
-          <w:rFonts w:ascii="Liberation Serif" w:hAnsi="Liberation Serif" w:eastAsia="Liberation Serif" w:cs="Liberation Serif"/>
+          <w:rFonts w:ascii="Noto Serif" w:hAnsi="Noto Serif" w:eastAsia="Noto Serif" w:cs="Noto Serif"/>
           <w:color w:val="222222"/>
           <w:sz w:val="24"/>
         </w:rPr>
@@ -9845,7 +9845,7 @@
       </w:pPr>
       <w:r>
         <w:rPr>
-          <w:rFonts w:ascii="Liberation Serif" w:hAnsi="Liberation Serif" w:eastAsia="Liberation Serif" w:cs="Liberation Serif"/>
+          <w:rFonts w:ascii="Noto Serif" w:hAnsi="Noto Serif" w:eastAsia="Noto Serif" w:cs="Noto Serif"/>
           <w:color w:val="222222"/>
           <w:sz w:val="24"/>
         </w:rPr>
@@ -9859,7 +9859,7 @@
       </w:pPr>
       <w:r>
         <w:rPr>
-          <w:rFonts w:ascii="Liberation Serif" w:hAnsi="Liberation Serif" w:eastAsia="Liberation Serif" w:cs="Liberation Serif"/>
+          <w:rFonts w:ascii="Noto Serif" w:hAnsi="Noto Serif" w:eastAsia="Noto Serif" w:cs="Noto Serif"/>
           <w:color w:val="222222"/>
           <w:sz w:val="24"/>
         </w:rPr>
@@ -9873,7 +9873,7 @@
       </w:pPr>
       <w:r>
         <w:rPr>
-          <w:rFonts w:ascii="Liberation Serif" w:hAnsi="Liberation Serif" w:eastAsia="Liberation Serif" w:cs="Liberation Serif"/>
+          <w:rFonts w:ascii="Noto Serif" w:hAnsi="Noto Serif" w:eastAsia="Noto Serif" w:cs="Noto Serif"/>
           <w:color w:val="222222"/>
           <w:sz w:val="24"/>
         </w:rPr>
@@ -9882,12 +9882,12 @@
     </w:p>
     <w:p>
       <w:pPr>
-        <w:spacing w:before="0" w:after="240" w:line="427" w:lineRule="auto"/>
-        <w:ind w:firstLine="288"/>
+        <w:spacing w:before="0" w:after="200" w:line="384" w:lineRule="auto"/>
+        <w:ind w:firstLine="173"/>
       </w:pPr>
       <w:r>
         <w:rPr>
-          <w:rFonts w:ascii="Liberation Serif" w:hAnsi="Liberation Serif" w:eastAsia="Liberation Serif" w:cs="Liberation Serif"/>
+          <w:rFonts w:ascii="Noto Serif" w:hAnsi="Noto Serif" w:eastAsia="Noto Serif" w:cs="Noto Serif"/>
           <w:color w:val="222222"/>
           <w:sz w:val="24"/>
         </w:rPr>
@@ -9904,12 +9904,12 @@
     </w:p>
     <w:p>
       <w:pPr>
-        <w:spacing w:before="0" w:after="240" w:line="427" w:lineRule="auto"/>
-        <w:ind w:firstLine="288"/>
+        <w:spacing w:before="0" w:after="200" w:line="384" w:lineRule="auto"/>
+        <w:ind w:firstLine="173"/>
       </w:pPr>
       <w:r>
         <w:rPr>
-          <w:rFonts w:ascii="Liberation Serif" w:hAnsi="Liberation Serif" w:eastAsia="Liberation Serif" w:cs="Liberation Serif"/>
+          <w:rFonts w:ascii="Noto Serif" w:hAnsi="Noto Serif" w:eastAsia="Noto Serif" w:cs="Noto Serif"/>
           <w:color w:val="222222"/>
           <w:sz w:val="24"/>
         </w:rPr>
@@ -9926,16 +9926,16 @@
     </w:p>
     <w:p>
       <w:pPr>
-        <w:spacing w:before="0" w:after="240" w:line="427" w:lineRule="auto"/>
-        <w:ind w:firstLine="288"/>
+        <w:spacing w:before="0" w:after="200" w:line="384" w:lineRule="auto"/>
+        <w:ind w:firstLine="173"/>
       </w:pPr>
       <w:r>
         <w:rPr>
-          <w:rFonts w:ascii="Liberation Serif" w:hAnsi="Liberation Serif" w:eastAsia="Liberation Serif" w:cs="Liberation Serif"/>
+          <w:rFonts w:ascii="Noto Serif" w:hAnsi="Noto Serif" w:eastAsia="Noto Serif" w:cs="Noto Serif"/>
           <w:color w:val="222222"/>
           <w:sz w:val="24"/>
         </w:rPr>
-        <w:t>Tell: migrate already expanded a column. Confirm on ops-bastion-03.internal.northstar.example before you touch replicas. Ticket CLH-TDD-2023-011 if one is not already open. Precondition: you are on-call or Rina Das knows. Stop if you are inside a freeze and this is not a SEV1 as defined in the front of this SOP.</w:t>
+        <w:t>Tell: migrate already expanded a column. Confirm on ops-bastion-03.northstar.internal before you touch replicas. Ticket CLH-TDD-2023-011 if one is not already open. Precondition: you are on-call or Rina Das knows. Stop if you are inside a freeze and this is not a SEV1 as defined in the front of this SOP.</w:t>
       </w:r>
     </w:p>
     <w:p>
@@ -9958,12 +9958,12 @@
         <w:tblLook w:firstColumn="1" w:firstRow="1" w:lastColumn="0" w:lastRow="0" w:noHBand="0" w:noVBand="1" w:val="04A0"/>
       </w:tblPr>
       <w:tblGrid>
-        <w:gridCol w:w="8928"/>
+        <w:gridCol w:w="9000"/>
       </w:tblGrid>
       <w:tr>
         <w:tc>
           <w:tcPr>
-            <w:tcW w:type="dxa" w:w="8928"/>
+            <w:tcW w:type="dxa" w:w="9000"/>
             <w:shd w:fill="F3F4F6" w:val="clear"/>
             <w:tcBorders>
               <w:top w:val="single" w:sz="6" w:space="0" w:color="C5CDD6"/>
@@ -10072,7 +10072,7 @@
       </w:pPr>
       <w:r>
         <w:rPr>
-          <w:rFonts w:ascii="Liberation Serif" w:hAnsi="Liberation Serif" w:eastAsia="Liberation Serif" w:cs="Liberation Serif"/>
+          <w:rFonts w:ascii="Noto Serif" w:hAnsi="Noto Serif" w:eastAsia="Noto Serif" w:cs="Noto Serif"/>
           <w:color w:val="222222"/>
           <w:sz w:val="24"/>
         </w:rPr>
@@ -10086,7 +10086,7 @@
       </w:pPr>
       <w:r>
         <w:rPr>
-          <w:rFonts w:ascii="Liberation Serif" w:hAnsi="Liberation Serif" w:eastAsia="Liberation Serif" w:cs="Liberation Serif"/>
+          <w:rFonts w:ascii="Noto Serif" w:hAnsi="Noto Serif" w:eastAsia="Noto Serif" w:cs="Noto Serif"/>
           <w:color w:val="222222"/>
           <w:sz w:val="24"/>
         </w:rPr>
@@ -10100,7 +10100,7 @@
       </w:pPr>
       <w:r>
         <w:rPr>
-          <w:rFonts w:ascii="Liberation Serif" w:hAnsi="Liberation Serif" w:eastAsia="Liberation Serif" w:cs="Liberation Serif"/>
+          <w:rFonts w:ascii="Noto Serif" w:hAnsi="Noto Serif" w:eastAsia="Noto Serif" w:cs="Noto Serif"/>
           <w:color w:val="222222"/>
           <w:sz w:val="24"/>
         </w:rPr>
@@ -10114,7 +10114,7 @@
       </w:pPr>
       <w:r>
         <w:rPr>
-          <w:rFonts w:ascii="Liberation Serif" w:hAnsi="Liberation Serif" w:eastAsia="Liberation Serif" w:cs="Liberation Serif"/>
+          <w:rFonts w:ascii="Noto Serif" w:hAnsi="Noto Serif" w:eastAsia="Noto Serif" w:cs="Noto Serif"/>
           <w:color w:val="222222"/>
           <w:sz w:val="24"/>
         </w:rPr>
@@ -10128,7 +10128,7 @@
       </w:pPr>
       <w:r>
         <w:rPr>
-          <w:rFonts w:ascii="Liberation Serif" w:hAnsi="Liberation Serif" w:eastAsia="Liberation Serif" w:cs="Liberation Serif"/>
+          <w:rFonts w:ascii="Noto Serif" w:hAnsi="Noto Serif" w:eastAsia="Noto Serif" w:cs="Noto Serif"/>
           <w:color w:val="222222"/>
           <w:sz w:val="24"/>
         </w:rPr>
@@ -10145,16 +10145,16 @@
     </w:p>
     <w:p>
       <w:pPr>
-        <w:spacing w:before="0" w:after="240" w:line="427" w:lineRule="auto"/>
-        <w:ind w:firstLine="288"/>
+        <w:spacing w:before="0" w:after="200" w:line="384" w:lineRule="auto"/>
+        <w:ind w:firstLine="173"/>
       </w:pPr>
       <w:r>
         <w:rPr>
-          <w:rFonts w:ascii="Liberation Serif" w:hAnsi="Liberation Serif" w:eastAsia="Liberation Serif" w:cs="Liberation Serif"/>
+          <w:rFonts w:ascii="Noto Serif" w:hAnsi="Noto Serif" w:eastAsia="Noto Serif" w:cs="Noto Serif"/>
           <w:color w:val="222222"/>
           <w:sz w:val="24"/>
         </w:rPr>
-        <w:t>Tell: stop writes, call the DBA path. Confirm on ns-pg-clh-recon-stg-01.internal.northstar.example before you touch replicas. Ticket CLH-INC-2023-204 if one is not already open. Precondition: you are on-call or Rina Das knows. Stop if you are inside a freeze and this is not a SEV1 as defined in the front of this SOP.</w:t>
+        <w:t>Tell: stop writes, call the DBA path. Confirm on ns-pg-clh-recon-stg-01.northstar.internal before you touch replicas. Ticket CLH-INC-2023-204 if one is not already open. Precondition: you are on-call or Rina Das knows. Stop if you are inside a freeze and this is not a SEV1 as defined in the front of this SOP.</w:t>
       </w:r>
     </w:p>
     <w:p>
@@ -10177,12 +10177,12 @@
         <w:tblLook w:firstColumn="1" w:firstRow="1" w:lastColumn="0" w:lastRow="0" w:noHBand="0" w:noVBand="1" w:val="04A0"/>
       </w:tblPr>
       <w:tblGrid>
-        <w:gridCol w:w="8928"/>
+        <w:gridCol w:w="9000"/>
       </w:tblGrid>
       <w:tr>
         <w:tc>
           <w:tcPr>
-            <w:tcW w:type="dxa" w:w="8928"/>
+            <w:tcW w:type="dxa" w:w="9000"/>
             <w:shd w:fill="F3F4F6" w:val="clear"/>
             <w:tcBorders>
               <w:top w:val="single" w:sz="6" w:space="0" w:color="C5CDD6"/>
@@ -10291,7 +10291,7 @@
       </w:pPr>
       <w:r>
         <w:rPr>
-          <w:rFonts w:ascii="Liberation Serif" w:hAnsi="Liberation Serif" w:eastAsia="Liberation Serif" w:cs="Liberation Serif"/>
+          <w:rFonts w:ascii="Noto Serif" w:hAnsi="Noto Serif" w:eastAsia="Noto Serif" w:cs="Noto Serif"/>
           <w:color w:val="222222"/>
           <w:sz w:val="24"/>
         </w:rPr>
@@ -10305,7 +10305,7 @@
       </w:pPr>
       <w:r>
         <w:rPr>
-          <w:rFonts w:ascii="Liberation Serif" w:hAnsi="Liberation Serif" w:eastAsia="Liberation Serif" w:cs="Liberation Serif"/>
+          <w:rFonts w:ascii="Noto Serif" w:hAnsi="Noto Serif" w:eastAsia="Noto Serif" w:cs="Noto Serif"/>
           <w:color w:val="222222"/>
           <w:sz w:val="24"/>
         </w:rPr>
@@ -10319,7 +10319,7 @@
       </w:pPr>
       <w:r>
         <w:rPr>
-          <w:rFonts w:ascii="Liberation Serif" w:hAnsi="Liberation Serif" w:eastAsia="Liberation Serif" w:cs="Liberation Serif"/>
+          <w:rFonts w:ascii="Noto Serif" w:hAnsi="Noto Serif" w:eastAsia="Noto Serif" w:cs="Noto Serif"/>
           <w:color w:val="222222"/>
           <w:sz w:val="24"/>
         </w:rPr>
@@ -10333,7 +10333,7 @@
       </w:pPr>
       <w:r>
         <w:rPr>
-          <w:rFonts w:ascii="Liberation Serif" w:hAnsi="Liberation Serif" w:eastAsia="Liberation Serif" w:cs="Liberation Serif"/>
+          <w:rFonts w:ascii="Noto Serif" w:hAnsi="Noto Serif" w:eastAsia="Noto Serif" w:cs="Noto Serif"/>
           <w:color w:val="222222"/>
           <w:sz w:val="24"/>
         </w:rPr>
@@ -10347,7 +10347,7 @@
       </w:pPr>
       <w:r>
         <w:rPr>
-          <w:rFonts w:ascii="Liberation Serif" w:hAnsi="Liberation Serif" w:eastAsia="Liberation Serif" w:cs="Liberation Serif"/>
+          <w:rFonts w:ascii="Noto Serif" w:hAnsi="Noto Serif" w:eastAsia="Noto Serif" w:cs="Noto Serif"/>
           <w:color w:val="222222"/>
           <w:sz w:val="24"/>
         </w:rPr>
@@ -10364,16 +10364,16 @@
     </w:p>
     <w:p>
       <w:pPr>
-        <w:spacing w:before="0" w:after="240" w:line="427" w:lineRule="auto"/>
-        <w:ind w:firstLine="288"/>
+        <w:spacing w:before="0" w:after="200" w:line="384" w:lineRule="auto"/>
+        <w:ind w:firstLine="173"/>
       </w:pPr>
       <w:r>
         <w:rPr>
-          <w:rFonts w:ascii="Liberation Serif" w:hAnsi="Liberation Serif" w:eastAsia="Liberation Serif" w:cs="Liberation Serif"/>
+          <w:rFonts w:ascii="Noto Serif" w:hAnsi="Noto Serif" w:eastAsia="Noto Serif" w:cs="Noto Serif"/>
           <w:color w:val="222222"/>
           <w:sz w:val="24"/>
         </w:rPr>
-        <w:t>Tell: one partition not moving, others draining. Confirm on ns-pg-clh-recon-01.internal.northstar.example before you touch replicas. Ticket CLH-DBA-LOCK if one is not already open. Precondition: you are on-call or Rina Das knows. Stop if you are inside a freeze and this is not a SEV1 as defined in the front of this SOP.</w:t>
+        <w:t>Tell: one partition not moving, others draining. Confirm on ns-pg-clh-recon-01.northstar.internal before you touch replicas. Ticket CLH-DBA-LOCK if one is not already open. Precondition: you are on-call or Rina Das knows. Stop if you are inside a freeze and this is not a SEV1 as defined in the front of this SOP.</w:t>
       </w:r>
     </w:p>
     <w:p>
@@ -10396,12 +10396,12 @@
         <w:tblLook w:firstColumn="1" w:firstRow="1" w:lastColumn="0" w:lastRow="0" w:noHBand="0" w:noVBand="1" w:val="04A0"/>
       </w:tblPr>
       <w:tblGrid>
-        <w:gridCol w:w="8928"/>
+        <w:gridCol w:w="9000"/>
       </w:tblGrid>
       <w:tr>
         <w:tc>
           <w:tcPr>
-            <w:tcW w:type="dxa" w:w="8928"/>
+            <w:tcW w:type="dxa" w:w="9000"/>
             <w:shd w:fill="F3F4F6" w:val="clear"/>
             <w:tcBorders>
               <w:top w:val="single" w:sz="6" w:space="0" w:color="C5CDD6"/>
@@ -10510,7 +10510,7 @@
       </w:pPr>
       <w:r>
         <w:rPr>
-          <w:rFonts w:ascii="Liberation Serif" w:hAnsi="Liberation Serif" w:eastAsia="Liberation Serif" w:cs="Liberation Serif"/>
+          <w:rFonts w:ascii="Noto Serif" w:hAnsi="Noto Serif" w:eastAsia="Noto Serif" w:cs="Noto Serif"/>
           <w:color w:val="222222"/>
           <w:sz w:val="24"/>
         </w:rPr>
@@ -10524,7 +10524,7 @@
       </w:pPr>
       <w:r>
         <w:rPr>
-          <w:rFonts w:ascii="Liberation Serif" w:hAnsi="Liberation Serif" w:eastAsia="Liberation Serif" w:cs="Liberation Serif"/>
+          <w:rFonts w:ascii="Noto Serif" w:hAnsi="Noto Serif" w:eastAsia="Noto Serif" w:cs="Noto Serif"/>
           <w:color w:val="222222"/>
           <w:sz w:val="24"/>
         </w:rPr>
@@ -10538,7 +10538,7 @@
       </w:pPr>
       <w:r>
         <w:rPr>
-          <w:rFonts w:ascii="Liberation Serif" w:hAnsi="Liberation Serif" w:eastAsia="Liberation Serif" w:cs="Liberation Serif"/>
+          <w:rFonts w:ascii="Noto Serif" w:hAnsi="Noto Serif" w:eastAsia="Noto Serif" w:cs="Noto Serif"/>
           <w:color w:val="222222"/>
           <w:sz w:val="24"/>
         </w:rPr>
@@ -10552,7 +10552,7 @@
       </w:pPr>
       <w:r>
         <w:rPr>
-          <w:rFonts w:ascii="Liberation Serif" w:hAnsi="Liberation Serif" w:eastAsia="Liberation Serif" w:cs="Liberation Serif"/>
+          <w:rFonts w:ascii="Noto Serif" w:hAnsi="Noto Serif" w:eastAsia="Noto Serif" w:cs="Noto Serif"/>
           <w:color w:val="222222"/>
           <w:sz w:val="24"/>
         </w:rPr>
@@ -10566,7 +10566,7 @@
       </w:pPr>
       <w:r>
         <w:rPr>
-          <w:rFonts w:ascii="Liberation Serif" w:hAnsi="Liberation Serif" w:eastAsia="Liberation Serif" w:cs="Liberation Serif"/>
+          <w:rFonts w:ascii="Noto Serif" w:hAnsi="Noto Serif" w:eastAsia="Noto Serif" w:cs="Noto Serif"/>
           <w:color w:val="222222"/>
           <w:sz w:val="24"/>
         </w:rPr>
@@ -10583,16 +10583,16 @@
     </w:p>
     <w:p>
       <w:pPr>
-        <w:spacing w:before="0" w:after="240" w:line="427" w:lineRule="auto"/>
-        <w:ind w:firstLine="288"/>
+        <w:spacing w:before="0" w:after="200" w:line="384" w:lineRule="auto"/>
+        <w:ind w:firstLine="173"/>
       </w:pPr>
       <w:r>
         <w:rPr>
-          <w:rFonts w:ascii="Liberation Serif" w:hAnsi="Liberation Serif" w:eastAsia="Liberation Serif" w:cs="Liberation Serif"/>
+          <w:rFonts w:ascii="Noto Serif" w:hAnsi="Noto Serif" w:eastAsia="Noto Serif" w:cs="Noto Serif"/>
           <w:color w:val="222222"/>
           <w:sz w:val="24"/>
         </w:rPr>
-        <w:t>Tell: stop pasting, run redaction. Confirm on northstar.example before you touch replicas. Ticket CLH-PRD-2024-021 if one is not already open. Precondition: you are on-call or Rina Das knows. Stop if you are inside a freeze and this is not a SEV1 as defined in the front of this SOP.</w:t>
+        <w:t>Tell: stop pasting, run redaction. Confirm on northstar.internal before you touch replicas. Ticket CLH-PRD-2024-021 if one is not already open. Precondition: you are on-call or Rina Das knows. Stop if you are inside a freeze and this is not a SEV1 as defined in the front of this SOP.</w:t>
       </w:r>
     </w:p>
     <w:p>
@@ -10615,12 +10615,12 @@
         <w:tblLook w:firstColumn="1" w:firstRow="1" w:lastColumn="0" w:lastRow="0" w:noHBand="0" w:noVBand="1" w:val="04A0"/>
       </w:tblPr>
       <w:tblGrid>
-        <w:gridCol w:w="8928"/>
+        <w:gridCol w:w="9000"/>
       </w:tblGrid>
       <w:tr>
         <w:tc>
           <w:tcPr>
-            <w:tcW w:type="dxa" w:w="8928"/>
+            <w:tcW w:type="dxa" w:w="9000"/>
             <w:shd w:fill="F3F4F6" w:val="clear"/>
             <w:tcBorders>
               <w:top w:val="single" w:sz="6" w:space="0" w:color="C5CDD6"/>
@@ -10729,7 +10729,7 @@
       </w:pPr>
       <w:r>
         <w:rPr>
-          <w:rFonts w:ascii="Liberation Serif" w:hAnsi="Liberation Serif" w:eastAsia="Liberation Serif" w:cs="Liberation Serif"/>
+          <w:rFonts w:ascii="Noto Serif" w:hAnsi="Noto Serif" w:eastAsia="Noto Serif" w:cs="Noto Serif"/>
           <w:color w:val="222222"/>
           <w:sz w:val="24"/>
         </w:rPr>
@@ -10743,7 +10743,7 @@
       </w:pPr>
       <w:r>
         <w:rPr>
-          <w:rFonts w:ascii="Liberation Serif" w:hAnsi="Liberation Serif" w:eastAsia="Liberation Serif" w:cs="Liberation Serif"/>
+          <w:rFonts w:ascii="Noto Serif" w:hAnsi="Noto Serif" w:eastAsia="Noto Serif" w:cs="Noto Serif"/>
           <w:color w:val="222222"/>
           <w:sz w:val="24"/>
         </w:rPr>
@@ -10757,7 +10757,7 @@
       </w:pPr>
       <w:r>
         <w:rPr>
-          <w:rFonts w:ascii="Liberation Serif" w:hAnsi="Liberation Serif" w:eastAsia="Liberation Serif" w:cs="Liberation Serif"/>
+          <w:rFonts w:ascii="Noto Serif" w:hAnsi="Noto Serif" w:eastAsia="Noto Serif" w:cs="Noto Serif"/>
           <w:color w:val="222222"/>
           <w:sz w:val="24"/>
         </w:rPr>
@@ -10771,7 +10771,7 @@
       </w:pPr>
       <w:r>
         <w:rPr>
-          <w:rFonts w:ascii="Liberation Serif" w:hAnsi="Liberation Serif" w:eastAsia="Liberation Serif" w:cs="Liberation Serif"/>
+          <w:rFonts w:ascii="Noto Serif" w:hAnsi="Noto Serif" w:eastAsia="Noto Serif" w:cs="Noto Serif"/>
           <w:color w:val="222222"/>
           <w:sz w:val="24"/>
         </w:rPr>
@@ -10785,7 +10785,7 @@
       </w:pPr>
       <w:r>
         <w:rPr>
-          <w:rFonts w:ascii="Liberation Serif" w:hAnsi="Liberation Serif" w:eastAsia="Liberation Serif" w:cs="Liberation Serif"/>
+          <w:rFonts w:ascii="Noto Serif" w:hAnsi="Noto Serif" w:eastAsia="Noto Serif" w:cs="Noto Serif"/>
           <w:color w:val="222222"/>
           <w:sz w:val="24"/>
         </w:rPr>
@@ -10802,16 +10802,16 @@
     </w:p>
     <w:p>
       <w:pPr>
-        <w:spacing w:before="0" w:after="240" w:line="427" w:lineRule="auto"/>
-        <w:ind w:firstLine="288"/>
+        <w:spacing w:before="0" w:after="200" w:line="384" w:lineRule="auto"/>
+        <w:ind w:firstLine="173"/>
       </w:pPr>
       <w:r>
         <w:rPr>
-          <w:rFonts w:ascii="Liberation Serif" w:hAnsi="Liberation Serif" w:eastAsia="Liberation Serif" w:cs="Liberation Serif"/>
+          <w:rFonts w:ascii="Noto Serif" w:hAnsi="Noto Serif" w:eastAsia="Noto Serif" w:cs="Noto Serif"/>
           <w:color w:val="222222"/>
           <w:sz w:val="24"/>
         </w:rPr>
-        <w:t>Tell: restart loop on one replica. Confirm on ops-bastion-03.internal.northstar.example before you touch replicas. Ticket CLH-ADR-2024-003 if one is not already open. Precondition: you are on-call or Rina Das knows. Stop if you are inside a freeze and this is not a SEV1 as defined in the front of this SOP.</w:t>
+        <w:t>Tell: restart loop on one replica. Confirm on ops-bastion-03.northstar.internal before you touch replicas. Ticket CLH-ADR-2024-003 if one is not already open. Precondition: you are on-call or Rina Das knows. Stop if you are inside a freeze and this is not a SEV1 as defined in the front of this SOP.</w:t>
       </w:r>
     </w:p>
     <w:p>
@@ -10834,12 +10834,12 @@
         <w:tblLook w:firstColumn="1" w:firstRow="1" w:lastColumn="0" w:lastRow="0" w:noHBand="0" w:noVBand="1" w:val="04A0"/>
       </w:tblPr>
       <w:tblGrid>
-        <w:gridCol w:w="8928"/>
+        <w:gridCol w:w="9000"/>
       </w:tblGrid>
       <w:tr>
         <w:tc>
           <w:tcPr>
-            <w:tcW w:type="dxa" w:w="8928"/>
+            <w:tcW w:type="dxa" w:w="9000"/>
             <w:shd w:fill="F3F4F6" w:val="clear"/>
             <w:tcBorders>
               <w:top w:val="single" w:sz="6" w:space="0" w:color="C5CDD6"/>
@@ -10948,7 +10948,7 @@
       </w:pPr>
       <w:r>
         <w:rPr>
-          <w:rFonts w:ascii="Liberation Serif" w:hAnsi="Liberation Serif" w:eastAsia="Liberation Serif" w:cs="Liberation Serif"/>
+          <w:rFonts w:ascii="Noto Serif" w:hAnsi="Noto Serif" w:eastAsia="Noto Serif" w:cs="Noto Serif"/>
           <w:color w:val="222222"/>
           <w:sz w:val="24"/>
         </w:rPr>
@@ -10962,7 +10962,7 @@
       </w:pPr>
       <w:r>
         <w:rPr>
-          <w:rFonts w:ascii="Liberation Serif" w:hAnsi="Liberation Serif" w:eastAsia="Liberation Serif" w:cs="Liberation Serif"/>
+          <w:rFonts w:ascii="Noto Serif" w:hAnsi="Noto Serif" w:eastAsia="Noto Serif" w:cs="Noto Serif"/>
           <w:color w:val="222222"/>
           <w:sz w:val="24"/>
         </w:rPr>
@@ -10976,7 +10976,7 @@
       </w:pPr>
       <w:r>
         <w:rPr>
-          <w:rFonts w:ascii="Liberation Serif" w:hAnsi="Liberation Serif" w:eastAsia="Liberation Serif" w:cs="Liberation Serif"/>
+          <w:rFonts w:ascii="Noto Serif" w:hAnsi="Noto Serif" w:eastAsia="Noto Serif" w:cs="Noto Serif"/>
           <w:color w:val="222222"/>
           <w:sz w:val="24"/>
         </w:rPr>
@@ -10990,7 +10990,7 @@
       </w:pPr>
       <w:r>
         <w:rPr>
-          <w:rFonts w:ascii="Liberation Serif" w:hAnsi="Liberation Serif" w:eastAsia="Liberation Serif" w:cs="Liberation Serif"/>
+          <w:rFonts w:ascii="Noto Serif" w:hAnsi="Noto Serif" w:eastAsia="Noto Serif" w:cs="Noto Serif"/>
           <w:color w:val="222222"/>
           <w:sz w:val="24"/>
         </w:rPr>
@@ -11004,7 +11004,7 @@
       </w:pPr>
       <w:r>
         <w:rPr>
-          <w:rFonts w:ascii="Liberation Serif" w:hAnsi="Liberation Serif" w:eastAsia="Liberation Serif" w:cs="Liberation Serif"/>
+          <w:rFonts w:ascii="Noto Serif" w:hAnsi="Noto Serif" w:eastAsia="Noto Serif" w:cs="Noto Serif"/>
           <w:color w:val="222222"/>
           <w:sz w:val="24"/>
         </w:rPr>
@@ -11021,16 +11021,16 @@
     </w:p>
     <w:p>
       <w:pPr>
-        <w:spacing w:before="0" w:after="240" w:line="427" w:lineRule="auto"/>
-        <w:ind w:firstLine="288"/>
+        <w:spacing w:before="0" w:after="200" w:line="384" w:lineRule="auto"/>
+        <w:ind w:firstLine="173"/>
       </w:pPr>
       <w:r>
         <w:rPr>
-          <w:rFonts w:ascii="Liberation Serif" w:hAnsi="Liberation Serif" w:eastAsia="Liberation Serif" w:cs="Liberation Serif"/>
+          <w:rFonts w:ascii="Noto Serif" w:hAnsi="Noto Serif" w:eastAsia="Noto Serif" w:cs="Noto Serif"/>
           <w:color w:val="222222"/>
           <w:sz w:val="24"/>
         </w:rPr>
-        <w:t>Tell: you must not apply Helm. Confirm on ns-pg-clh-recon-stg-01.internal.northstar.example before you touch replicas. Ticket CLH-SPIKE-2024-05-16 if one is not already open. Precondition: you are on-call or Rina Das knows. Stop if you are inside a freeze and this is not a SEV1 as defined in the front of this SOP.</w:t>
+        <w:t>Tell: you must not apply Helm. Confirm on ns-pg-clh-recon-stg-01.northstar.internal before you touch replicas. Ticket CLH-SPIKE-2024-05-16 if one is not already open. Precondition: you are on-call or Rina Das knows. Stop if you are inside a freeze and this is not a SEV1 as defined in the front of this SOP.</w:t>
       </w:r>
     </w:p>
     <w:p>
@@ -11053,12 +11053,12 @@
         <w:tblLook w:firstColumn="1" w:firstRow="1" w:lastColumn="0" w:lastRow="0" w:noHBand="0" w:noVBand="1" w:val="04A0"/>
       </w:tblPr>
       <w:tblGrid>
-        <w:gridCol w:w="8928"/>
+        <w:gridCol w:w="9000"/>
       </w:tblGrid>
       <w:tr>
         <w:tc>
           <w:tcPr>
-            <w:tcW w:type="dxa" w:w="8928"/>
+            <w:tcW w:type="dxa" w:w="9000"/>
             <w:shd w:fill="F3F4F6" w:val="clear"/>
             <w:tcBorders>
               <w:top w:val="single" w:sz="6" w:space="0" w:color="C5CDD6"/>
@@ -11167,7 +11167,7 @@
       </w:pPr>
       <w:r>
         <w:rPr>
-          <w:rFonts w:ascii="Liberation Serif" w:hAnsi="Liberation Serif" w:eastAsia="Liberation Serif" w:cs="Liberation Serif"/>
+          <w:rFonts w:ascii="Noto Serif" w:hAnsi="Noto Serif" w:eastAsia="Noto Serif" w:cs="Noto Serif"/>
           <w:color w:val="222222"/>
           <w:sz w:val="24"/>
         </w:rPr>
@@ -11181,7 +11181,7 @@
       </w:pPr>
       <w:r>
         <w:rPr>
-          <w:rFonts w:ascii="Liberation Serif" w:hAnsi="Liberation Serif" w:eastAsia="Liberation Serif" w:cs="Liberation Serif"/>
+          <w:rFonts w:ascii="Noto Serif" w:hAnsi="Noto Serif" w:eastAsia="Noto Serif" w:cs="Noto Serif"/>
           <w:color w:val="222222"/>
           <w:sz w:val="24"/>
         </w:rPr>
@@ -11195,7 +11195,7 @@
       </w:pPr>
       <w:r>
         <w:rPr>
-          <w:rFonts w:ascii="Liberation Serif" w:hAnsi="Liberation Serif" w:eastAsia="Liberation Serif" w:cs="Liberation Serif"/>
+          <w:rFonts w:ascii="Noto Serif" w:hAnsi="Noto Serif" w:eastAsia="Noto Serif" w:cs="Noto Serif"/>
           <w:color w:val="222222"/>
           <w:sz w:val="24"/>
         </w:rPr>
@@ -11209,7 +11209,7 @@
       </w:pPr>
       <w:r>
         <w:rPr>
-          <w:rFonts w:ascii="Liberation Serif" w:hAnsi="Liberation Serif" w:eastAsia="Liberation Serif" w:cs="Liberation Serif"/>
+          <w:rFonts w:ascii="Noto Serif" w:hAnsi="Noto Serif" w:eastAsia="Noto Serif" w:cs="Noto Serif"/>
           <w:color w:val="222222"/>
           <w:sz w:val="24"/>
         </w:rPr>
@@ -11223,7 +11223,7 @@
       </w:pPr>
       <w:r>
         <w:rPr>
-          <w:rFonts w:ascii="Liberation Serif" w:hAnsi="Liberation Serif" w:eastAsia="Liberation Serif" w:cs="Liberation Serif"/>
+          <w:rFonts w:ascii="Noto Serif" w:hAnsi="Noto Serif" w:eastAsia="Noto Serif" w:cs="Noto Serif"/>
           <w:color w:val="222222"/>
           <w:sz w:val="24"/>
         </w:rPr>
@@ -11240,16 +11240,16 @@
     </w:p>
     <w:p>
       <w:pPr>
-        <w:spacing w:before="0" w:after="240" w:line="427" w:lineRule="auto"/>
-        <w:ind w:firstLine="288"/>
+        <w:spacing w:before="0" w:after="200" w:line="384" w:lineRule="auto"/>
+        <w:ind w:firstLine="173"/>
       </w:pPr>
       <w:r>
         <w:rPr>
-          <w:rFonts w:ascii="Liberation Serif" w:hAnsi="Liberation Serif" w:eastAsia="Liberation Serif" w:cs="Liberation Serif"/>
+          <w:rFonts w:ascii="Noto Serif" w:hAnsi="Noto Serif" w:eastAsia="Noto Serif" w:cs="Noto Serif"/>
           <w:color w:val="222222"/>
           <w:sz w:val="24"/>
         </w:rPr>
-        <w:t>Tell: same offset retries, error class repeats. Confirm on ns-pg-clh-recon-01.internal.northstar.example before you touch replicas. Ticket NS-DBA-RB-14 if one is not already open. Precondition: you are on-call or Rina Das knows. Stop if you are inside a freeze and this is not a SEV1 as defined in the front of this SOP.</w:t>
+        <w:t>Tell: same offset retries, error class repeats. Confirm on ns-pg-clh-recon-01.northstar.internal before you touch replicas. Ticket NS-DBA-RB-14 if one is not already open. Precondition: you are on-call or Rina Das knows. Stop if you are inside a freeze and this is not a SEV1 as defined in the front of this SOP.</w:t>
       </w:r>
     </w:p>
     <w:p>
@@ -11272,12 +11272,12 @@
         <w:tblLook w:firstColumn="1" w:firstRow="1" w:lastColumn="0" w:lastRow="0" w:noHBand="0" w:noVBand="1" w:val="04A0"/>
       </w:tblPr>
       <w:tblGrid>
-        <w:gridCol w:w="8928"/>
+        <w:gridCol w:w="9000"/>
       </w:tblGrid>
       <w:tr>
         <w:tc>
           <w:tcPr>
-            <w:tcW w:type="dxa" w:w="8928"/>
+            <w:tcW w:type="dxa" w:w="9000"/>
             <w:shd w:fill="F3F4F6" w:val="clear"/>
             <w:tcBorders>
               <w:top w:val="single" w:sz="6" w:space="0" w:color="C5CDD6"/>
@@ -11386,7 +11386,7 @@
       </w:pPr>
       <w:r>
         <w:rPr>
-          <w:rFonts w:ascii="Liberation Serif" w:hAnsi="Liberation Serif" w:eastAsia="Liberation Serif" w:cs="Liberation Serif"/>
+          <w:rFonts w:ascii="Noto Serif" w:hAnsi="Noto Serif" w:eastAsia="Noto Serif" w:cs="Noto Serif"/>
           <w:color w:val="222222"/>
           <w:sz w:val="24"/>
         </w:rPr>
@@ -11400,7 +11400,7 @@
       </w:pPr>
       <w:r>
         <w:rPr>
-          <w:rFonts w:ascii="Liberation Serif" w:hAnsi="Liberation Serif" w:eastAsia="Liberation Serif" w:cs="Liberation Serif"/>
+          <w:rFonts w:ascii="Noto Serif" w:hAnsi="Noto Serif" w:eastAsia="Noto Serif" w:cs="Noto Serif"/>
           <w:color w:val="222222"/>
           <w:sz w:val="24"/>
         </w:rPr>
@@ -11414,7 +11414,7 @@
       </w:pPr>
       <w:r>
         <w:rPr>
-          <w:rFonts w:ascii="Liberation Serif" w:hAnsi="Liberation Serif" w:eastAsia="Liberation Serif" w:cs="Liberation Serif"/>
+          <w:rFonts w:ascii="Noto Serif" w:hAnsi="Noto Serif" w:eastAsia="Noto Serif" w:cs="Noto Serif"/>
           <w:color w:val="222222"/>
           <w:sz w:val="24"/>
         </w:rPr>
@@ -11428,7 +11428,7 @@
       </w:pPr>
       <w:r>
         <w:rPr>
-          <w:rFonts w:ascii="Liberation Serif" w:hAnsi="Liberation Serif" w:eastAsia="Liberation Serif" w:cs="Liberation Serif"/>
+          <w:rFonts w:ascii="Noto Serif" w:hAnsi="Noto Serif" w:eastAsia="Noto Serif" w:cs="Noto Serif"/>
           <w:color w:val="222222"/>
           <w:sz w:val="24"/>
         </w:rPr>
@@ -11442,7 +11442,7 @@
       </w:pPr>
       <w:r>
         <w:rPr>
-          <w:rFonts w:ascii="Liberation Serif" w:hAnsi="Liberation Serif" w:eastAsia="Liberation Serif" w:cs="Liberation Serif"/>
+          <w:rFonts w:ascii="Noto Serif" w:hAnsi="Noto Serif" w:eastAsia="Noto Serif" w:cs="Noto Serif"/>
           <w:color w:val="222222"/>
           <w:sz w:val="24"/>
         </w:rPr>
@@ -11459,16 +11459,16 @@
     </w:p>
     <w:p>
       <w:pPr>
-        <w:spacing w:before="0" w:after="240" w:line="427" w:lineRule="auto"/>
-        <w:ind w:firstLine="288"/>
+        <w:spacing w:before="0" w:after="200" w:line="384" w:lineRule="auto"/>
+        <w:ind w:firstLine="173"/>
       </w:pPr>
       <w:r>
         <w:rPr>
-          <w:rFonts w:ascii="Liberation Serif" w:hAnsi="Liberation Serif" w:eastAsia="Liberation Serif" w:cs="Liberation Serif"/>
+          <w:rFonts w:ascii="Noto Serif" w:hAnsi="Noto Serif" w:eastAsia="Noto Serif" w:cs="Noto Serif"/>
           <w:color w:val="222222"/>
           <w:sz w:val="24"/>
         </w:rPr>
-        <w:t>Tell: file landed, count lies. Confirm on northstar.example before you touch replicas. Ticket CLH-TDD-2023-011 if one is not already open. Precondition: you are on-call or Rina Das knows. Stop if you are inside a freeze and this is not a SEV1 as defined in the front of this SOP.</w:t>
+        <w:t>Tell: file landed, count lies. Confirm on northstar.internal before you touch replicas. Ticket CLH-TDD-2023-011 if one is not already open. Precondition: you are on-call or Rina Das knows. Stop if you are inside a freeze and this is not a SEV1 as defined in the front of this SOP.</w:t>
       </w:r>
     </w:p>
     <w:p>
@@ -11491,12 +11491,12 @@
         <w:tblLook w:firstColumn="1" w:firstRow="1" w:lastColumn="0" w:lastRow="0" w:noHBand="0" w:noVBand="1" w:val="04A0"/>
       </w:tblPr>
       <w:tblGrid>
-        <w:gridCol w:w="8928"/>
+        <w:gridCol w:w="9000"/>
       </w:tblGrid>
       <w:tr>
         <w:tc>
           <w:tcPr>
-            <w:tcW w:type="dxa" w:w="8928"/>
+            <w:tcW w:type="dxa" w:w="9000"/>
             <w:shd w:fill="F3F4F6" w:val="clear"/>
             <w:tcBorders>
               <w:top w:val="single" w:sz="6" w:space="0" w:color="C5CDD6"/>
@@ -11605,7 +11605,7 @@
       </w:pPr>
       <w:r>
         <w:rPr>
-          <w:rFonts w:ascii="Liberation Serif" w:hAnsi="Liberation Serif" w:eastAsia="Liberation Serif" w:cs="Liberation Serif"/>
+          <w:rFonts w:ascii="Noto Serif" w:hAnsi="Noto Serif" w:eastAsia="Noto Serif" w:cs="Noto Serif"/>
           <w:color w:val="222222"/>
           <w:sz w:val="24"/>
         </w:rPr>
@@ -11619,7 +11619,7 @@
       </w:pPr>
       <w:r>
         <w:rPr>
-          <w:rFonts w:ascii="Liberation Serif" w:hAnsi="Liberation Serif" w:eastAsia="Liberation Serif" w:cs="Liberation Serif"/>
+          <w:rFonts w:ascii="Noto Serif" w:hAnsi="Noto Serif" w:eastAsia="Noto Serif" w:cs="Noto Serif"/>
           <w:color w:val="222222"/>
           <w:sz w:val="24"/>
         </w:rPr>
@@ -11633,7 +11633,7 @@
       </w:pPr>
       <w:r>
         <w:rPr>
-          <w:rFonts w:ascii="Liberation Serif" w:hAnsi="Liberation Serif" w:eastAsia="Liberation Serif" w:cs="Liberation Serif"/>
+          <w:rFonts w:ascii="Noto Serif" w:hAnsi="Noto Serif" w:eastAsia="Noto Serif" w:cs="Noto Serif"/>
           <w:color w:val="222222"/>
           <w:sz w:val="24"/>
         </w:rPr>
@@ -11647,7 +11647,7 @@
       </w:pPr>
       <w:r>
         <w:rPr>
-          <w:rFonts w:ascii="Liberation Serif" w:hAnsi="Liberation Serif" w:eastAsia="Liberation Serif" w:cs="Liberation Serif"/>
+          <w:rFonts w:ascii="Noto Serif" w:hAnsi="Noto Serif" w:eastAsia="Noto Serif" w:cs="Noto Serif"/>
           <w:color w:val="222222"/>
           <w:sz w:val="24"/>
         </w:rPr>
@@ -11661,7 +11661,7 @@
       </w:pPr>
       <w:r>
         <w:rPr>
-          <w:rFonts w:ascii="Liberation Serif" w:hAnsi="Liberation Serif" w:eastAsia="Liberation Serif" w:cs="Liberation Serif"/>
+          <w:rFonts w:ascii="Noto Serif" w:hAnsi="Noto Serif" w:eastAsia="Noto Serif" w:cs="Noto Serif"/>
           <w:color w:val="222222"/>
           <w:sz w:val="24"/>
         </w:rPr>
@@ -11678,16 +11678,16 @@
     </w:p>
     <w:p>
       <w:pPr>
-        <w:spacing w:before="0" w:after="240" w:line="427" w:lineRule="auto"/>
-        <w:ind w:firstLine="288"/>
+        <w:spacing w:before="0" w:after="200" w:line="384" w:lineRule="auto"/>
+        <w:ind w:firstLine="173"/>
       </w:pPr>
       <w:r>
         <w:rPr>
-          <w:rFonts w:ascii="Liberation Serif" w:hAnsi="Liberation Serif" w:eastAsia="Liberation Serif" w:cs="Liberation Serif"/>
+          <w:rFonts w:ascii="Noto Serif" w:hAnsi="Noto Serif" w:eastAsia="Noto Serif" w:cs="Noto Serif"/>
           <w:color w:val="222222"/>
           <w:sz w:val="24"/>
         </w:rPr>
-        <w:t>Tell: take one feed down, not the API. Confirm on ops-bastion-03.internal.northstar.example before you touch replicas. Ticket CLH-INC-2023-204 if one is not already open. Precondition: you are on-call or Rina Das knows. Stop if you are inside a freeze and this is not a SEV1 as defined in the front of this SOP.</w:t>
+        <w:t>Tell: take one feed down, not the API. Confirm on ops-bastion-03.northstar.internal before you touch replicas. Ticket CLH-INC-2023-204 if one is not already open. Precondition: you are on-call or Rina Das knows. Stop if you are inside a freeze and this is not a SEV1 as defined in the front of this SOP.</w:t>
       </w:r>
     </w:p>
     <w:p>
@@ -11710,12 +11710,12 @@
         <w:tblLook w:firstColumn="1" w:firstRow="1" w:lastColumn="0" w:lastRow="0" w:noHBand="0" w:noVBand="1" w:val="04A0"/>
       </w:tblPr>
       <w:tblGrid>
-        <w:gridCol w:w="8928"/>
+        <w:gridCol w:w="9000"/>
       </w:tblGrid>
       <w:tr>
         <w:tc>
           <w:tcPr>
-            <w:tcW w:type="dxa" w:w="8928"/>
+            <w:tcW w:type="dxa" w:w="9000"/>
             <w:shd w:fill="F3F4F6" w:val="clear"/>
             <w:tcBorders>
               <w:top w:val="single" w:sz="6" w:space="0" w:color="C5CDD6"/>
@@ -11824,7 +11824,7 @@
       </w:pPr>
       <w:r>
         <w:rPr>
-          <w:rFonts w:ascii="Liberation Serif" w:hAnsi="Liberation Serif" w:eastAsia="Liberation Serif" w:cs="Liberation Serif"/>
+          <w:rFonts w:ascii="Noto Serif" w:hAnsi="Noto Serif" w:eastAsia="Noto Serif" w:cs="Noto Serif"/>
           <w:color w:val="222222"/>
           <w:sz w:val="24"/>
         </w:rPr>
@@ -11838,7 +11838,7 @@
       </w:pPr>
       <w:r>
         <w:rPr>
-          <w:rFonts w:ascii="Liberation Serif" w:hAnsi="Liberation Serif" w:eastAsia="Liberation Serif" w:cs="Liberation Serif"/>
+          <w:rFonts w:ascii="Noto Serif" w:hAnsi="Noto Serif" w:eastAsia="Noto Serif" w:cs="Noto Serif"/>
           <w:color w:val="222222"/>
           <w:sz w:val="24"/>
         </w:rPr>
@@ -11852,7 +11852,7 @@
       </w:pPr>
       <w:r>
         <w:rPr>
-          <w:rFonts w:ascii="Liberation Serif" w:hAnsi="Liberation Serif" w:eastAsia="Liberation Serif" w:cs="Liberation Serif"/>
+          <w:rFonts w:ascii="Noto Serif" w:hAnsi="Noto Serif" w:eastAsia="Noto Serif" w:cs="Noto Serif"/>
           <w:color w:val="222222"/>
           <w:sz w:val="24"/>
         </w:rPr>
@@ -11866,7 +11866,7 @@
       </w:pPr>
       <w:r>
         <w:rPr>
-          <w:rFonts w:ascii="Liberation Serif" w:hAnsi="Liberation Serif" w:eastAsia="Liberation Serif" w:cs="Liberation Serif"/>
+          <w:rFonts w:ascii="Noto Serif" w:hAnsi="Noto Serif" w:eastAsia="Noto Serif" w:cs="Noto Serif"/>
           <w:color w:val="222222"/>
           <w:sz w:val="24"/>
         </w:rPr>
@@ -11880,7 +11880,7 @@
       </w:pPr>
       <w:r>
         <w:rPr>
-          <w:rFonts w:ascii="Liberation Serif" w:hAnsi="Liberation Serif" w:eastAsia="Liberation Serif" w:cs="Liberation Serif"/>
+          <w:rFonts w:ascii="Noto Serif" w:hAnsi="Noto Serif" w:eastAsia="Noto Serif" w:cs="Noto Serif"/>
           <w:color w:val="222222"/>
           <w:sz w:val="24"/>
         </w:rPr>
@@ -11897,16 +11897,16 @@
     </w:p>
     <w:p>
       <w:pPr>
-        <w:spacing w:before="0" w:after="240" w:line="427" w:lineRule="auto"/>
-        <w:ind w:firstLine="288"/>
+        <w:spacing w:before="0" w:after="200" w:line="384" w:lineRule="auto"/>
+        <w:ind w:firstLine="173"/>
       </w:pPr>
       <w:r>
         <w:rPr>
-          <w:rFonts w:ascii="Liberation Serif" w:hAnsi="Liberation Serif" w:eastAsia="Liberation Serif" w:cs="Liberation Serif"/>
+          <w:rFonts w:ascii="Noto Serif" w:hAnsi="Noto Serif" w:eastAsia="Noto Serif" w:cs="Noto Serif"/>
           <w:color w:val="222222"/>
           <w:sz w:val="24"/>
         </w:rPr>
-        <w:t>Tell: job green, row count 0. Confirm on ns-pg-clh-recon-stg-01.internal.northstar.example before you touch replicas. Ticket CLH-DBA-LOCK if one is not already open. Precondition: you are on-call or Rina Das knows. Stop if you are inside a freeze and this is not a SEV1 as defined in the front of this SOP.</w:t>
+        <w:t>Tell: job green, row count 0. Confirm on ns-pg-clh-recon-stg-01.northstar.internal before you touch replicas. Ticket CLH-DBA-LOCK if one is not already open. Precondition: you are on-call or Rina Das knows. Stop if you are inside a freeze and this is not a SEV1 as defined in the front of this SOP.</w:t>
       </w:r>
     </w:p>
     <w:p>
@@ -11929,12 +11929,12 @@
         <w:tblLook w:firstColumn="1" w:firstRow="1" w:lastColumn="0" w:lastRow="0" w:noHBand="0" w:noVBand="1" w:val="04A0"/>
       </w:tblPr>
       <w:tblGrid>
-        <w:gridCol w:w="8928"/>
+        <w:gridCol w:w="9000"/>
       </w:tblGrid>
       <w:tr>
         <w:tc>
           <w:tcPr>
-            <w:tcW w:type="dxa" w:w="8928"/>
+            <w:tcW w:type="dxa" w:w="9000"/>
             <w:shd w:fill="F3F4F6" w:val="clear"/>
             <w:tcBorders>
               <w:top w:val="single" w:sz="6" w:space="0" w:color="C5CDD6"/>
@@ -12043,7 +12043,7 @@
       </w:pPr>
       <w:r>
         <w:rPr>
-          <w:rFonts w:ascii="Liberation Serif" w:hAnsi="Liberation Serif" w:eastAsia="Liberation Serif" w:cs="Liberation Serif"/>
+          <w:rFonts w:ascii="Noto Serif" w:hAnsi="Noto Serif" w:eastAsia="Noto Serif" w:cs="Noto Serif"/>
           <w:color w:val="222222"/>
           <w:sz w:val="24"/>
         </w:rPr>
@@ -12057,7 +12057,7 @@
       </w:pPr>
       <w:r>
         <w:rPr>
-          <w:rFonts w:ascii="Liberation Serif" w:hAnsi="Liberation Serif" w:eastAsia="Liberation Serif" w:cs="Liberation Serif"/>
+          <w:rFonts w:ascii="Noto Serif" w:hAnsi="Noto Serif" w:eastAsia="Noto Serif" w:cs="Noto Serif"/>
           <w:color w:val="222222"/>
           <w:sz w:val="24"/>
         </w:rPr>
@@ -12071,7 +12071,7 @@
       </w:pPr>
       <w:r>
         <w:rPr>
-          <w:rFonts w:ascii="Liberation Serif" w:hAnsi="Liberation Serif" w:eastAsia="Liberation Serif" w:cs="Liberation Serif"/>
+          <w:rFonts w:ascii="Noto Serif" w:hAnsi="Noto Serif" w:eastAsia="Noto Serif" w:cs="Noto Serif"/>
           <w:color w:val="222222"/>
           <w:sz w:val="24"/>
         </w:rPr>
@@ -12085,7 +12085,7 @@
       </w:pPr>
       <w:r>
         <w:rPr>
-          <w:rFonts w:ascii="Liberation Serif" w:hAnsi="Liberation Serif" w:eastAsia="Liberation Serif" w:cs="Liberation Serif"/>
+          <w:rFonts w:ascii="Noto Serif" w:hAnsi="Noto Serif" w:eastAsia="Noto Serif" w:cs="Noto Serif"/>
           <w:color w:val="222222"/>
           <w:sz w:val="24"/>
         </w:rPr>
@@ -12099,7 +12099,7 @@
       </w:pPr>
       <w:r>
         <w:rPr>
-          <w:rFonts w:ascii="Liberation Serif" w:hAnsi="Liberation Serif" w:eastAsia="Liberation Serif" w:cs="Liberation Serif"/>
+          <w:rFonts w:ascii="Noto Serif" w:hAnsi="Noto Serif" w:eastAsia="Noto Serif" w:cs="Noto Serif"/>
           <w:color w:val="222222"/>
           <w:sz w:val="24"/>
         </w:rPr>
@@ -12116,16 +12116,16 @@
     </w:p>
     <w:p>
       <w:pPr>
-        <w:spacing w:before="0" w:after="240" w:line="427" w:lineRule="auto"/>
-        <w:ind w:firstLine="288"/>
+        <w:spacing w:before="0" w:after="200" w:line="384" w:lineRule="auto"/>
+        <w:ind w:firstLine="173"/>
       </w:pPr>
       <w:r>
         <w:rPr>
-          <w:rFonts w:ascii="Liberation Serif" w:hAnsi="Liberation Serif" w:eastAsia="Liberation Serif" w:cs="Liberation Serif"/>
+          <w:rFonts w:ascii="Noto Serif" w:hAnsi="Noto Serif" w:eastAsia="Noto Serif" w:cs="Noto Serif"/>
           <w:color w:val="222222"/>
           <w:sz w:val="24"/>
         </w:rPr>
-        <w:t>Tell: auth fail or silent skip. Confirm on ns-pg-clh-recon-01.internal.northstar.example before you touch replicas. Ticket CLH-PRD-2024-021 if one is not already open. Precondition: you are on-call or Rina Das knows. Stop if you are inside a freeze and this is not a SEV1 as defined in the front of this SOP.</w:t>
+        <w:t>Tell: auth fail or silent skip. Confirm on ns-pg-clh-recon-01.northstar.internal before you touch replicas. Ticket CLH-PRD-2024-021 if one is not already open. Precondition: you are on-call or Rina Das knows. Stop if you are inside a freeze and this is not a SEV1 as defined in the front of this SOP.</w:t>
       </w:r>
     </w:p>
     <w:p>
@@ -12148,12 +12148,12 @@
         <w:tblLook w:firstColumn="1" w:firstRow="1" w:lastColumn="0" w:lastRow="0" w:noHBand="0" w:noVBand="1" w:val="04A0"/>
       </w:tblPr>
       <w:tblGrid>
-        <w:gridCol w:w="8928"/>
+        <w:gridCol w:w="9000"/>
       </w:tblGrid>
       <w:tr>
         <w:tc>
           <w:tcPr>
-            <w:tcW w:type="dxa" w:w="8928"/>
+            <w:tcW w:type="dxa" w:w="9000"/>
             <w:shd w:fill="F3F4F6" w:val="clear"/>
             <w:tcBorders>
               <w:top w:val="single" w:sz="6" w:space="0" w:color="C5CDD6"/>
@@ -12262,7 +12262,7 @@
       </w:pPr>
       <w:r>
         <w:rPr>
-          <w:rFonts w:ascii="Liberation Serif" w:hAnsi="Liberation Serif" w:eastAsia="Liberation Serif" w:cs="Liberation Serif"/>
+          <w:rFonts w:ascii="Noto Serif" w:hAnsi="Noto Serif" w:eastAsia="Noto Serif" w:cs="Noto Serif"/>
           <w:color w:val="222222"/>
           <w:sz w:val="24"/>
         </w:rPr>
@@ -12276,7 +12276,7 @@
       </w:pPr>
       <w:r>
         <w:rPr>
-          <w:rFonts w:ascii="Liberation Serif" w:hAnsi="Liberation Serif" w:eastAsia="Liberation Serif" w:cs="Liberation Serif"/>
+          <w:rFonts w:ascii="Noto Serif" w:hAnsi="Noto Serif" w:eastAsia="Noto Serif" w:cs="Noto Serif"/>
           <w:color w:val="222222"/>
           <w:sz w:val="24"/>
         </w:rPr>
@@ -12290,7 +12290,7 @@
       </w:pPr>
       <w:r>
         <w:rPr>
-          <w:rFonts w:ascii="Liberation Serif" w:hAnsi="Liberation Serif" w:eastAsia="Liberation Serif" w:cs="Liberation Serif"/>
+          <w:rFonts w:ascii="Noto Serif" w:hAnsi="Noto Serif" w:eastAsia="Noto Serif" w:cs="Noto Serif"/>
           <w:color w:val="222222"/>
           <w:sz w:val="24"/>
         </w:rPr>
@@ -12304,7 +12304,7 @@
       </w:pPr>
       <w:r>
         <w:rPr>
-          <w:rFonts w:ascii="Liberation Serif" w:hAnsi="Liberation Serif" w:eastAsia="Liberation Serif" w:cs="Liberation Serif"/>
+          <w:rFonts w:ascii="Noto Serif" w:hAnsi="Noto Serif" w:eastAsia="Noto Serif" w:cs="Noto Serif"/>
           <w:color w:val="222222"/>
           <w:sz w:val="24"/>
         </w:rPr>
@@ -12318,7 +12318,7 @@
       </w:pPr>
       <w:r>
         <w:rPr>
-          <w:rFonts w:ascii="Liberation Serif" w:hAnsi="Liberation Serif" w:eastAsia="Liberation Serif" w:cs="Liberation Serif"/>
+          <w:rFonts w:ascii="Noto Serif" w:hAnsi="Noto Serif" w:eastAsia="Noto Serif" w:cs="Noto Serif"/>
           <w:color w:val="222222"/>
           <w:sz w:val="24"/>
         </w:rPr>
@@ -12335,16 +12335,16 @@
     </w:p>
     <w:p>
       <w:pPr>
-        <w:spacing w:before="0" w:after="240" w:line="427" w:lineRule="auto"/>
-        <w:ind w:firstLine="288"/>
+        <w:spacing w:before="0" w:after="200" w:line="384" w:lineRule="auto"/>
+        <w:ind w:firstLine="173"/>
       </w:pPr>
       <w:r>
         <w:rPr>
-          <w:rFonts w:ascii="Liberation Serif" w:hAnsi="Liberation Serif" w:eastAsia="Liberation Serif" w:cs="Liberation Serif"/>
+          <w:rFonts w:ascii="Noto Serif" w:hAnsi="Noto Serif" w:eastAsia="Noto Serif" w:cs="Noto Serif"/>
           <w:color w:val="222222"/>
           <w:sz w:val="24"/>
         </w:rPr>
-        <w:t>Tell: reads look fine, totals lie. Confirm on northstar.example before you touch replicas. Ticket CLH-ADR-2024-003 if one is not already open. Precondition: you are on-call or Rina Das knows. Stop if you are inside a freeze and this is not a SEV1 as defined in the front of this SOP.</w:t>
+        <w:t>Tell: reads look fine, totals lie. Confirm on northstar.internal before you touch replicas. Ticket CLH-ADR-2024-003 if one is not already open. Precondition: you are on-call or Rina Das knows. Stop if you are inside a freeze and this is not a SEV1 as defined in the front of this SOP.</w:t>
       </w:r>
     </w:p>
     <w:p>
@@ -12367,12 +12367,12 @@
         <w:tblLook w:firstColumn="1" w:firstRow="1" w:lastColumn="0" w:lastRow="0" w:noHBand="0" w:noVBand="1" w:val="04A0"/>
       </w:tblPr>
       <w:tblGrid>
-        <w:gridCol w:w="8928"/>
+        <w:gridCol w:w="9000"/>
       </w:tblGrid>
       <w:tr>
         <w:tc>
           <w:tcPr>
-            <w:tcW w:type="dxa" w:w="8928"/>
+            <w:tcW w:type="dxa" w:w="9000"/>
             <w:shd w:fill="F3F4F6" w:val="clear"/>
             <w:tcBorders>
               <w:top w:val="single" w:sz="6" w:space="0" w:color="C5CDD6"/>
@@ -12481,7 +12481,7 @@
       </w:pPr>
       <w:r>
         <w:rPr>
-          <w:rFonts w:ascii="Liberation Serif" w:hAnsi="Liberation Serif" w:eastAsia="Liberation Serif" w:cs="Liberation Serif"/>
+          <w:rFonts w:ascii="Noto Serif" w:hAnsi="Noto Serif" w:eastAsia="Noto Serif" w:cs="Noto Serif"/>
           <w:color w:val="222222"/>
           <w:sz w:val="24"/>
         </w:rPr>
@@ -12495,7 +12495,7 @@
       </w:pPr>
       <w:r>
         <w:rPr>
-          <w:rFonts w:ascii="Liberation Serif" w:hAnsi="Liberation Serif" w:eastAsia="Liberation Serif" w:cs="Liberation Serif"/>
+          <w:rFonts w:ascii="Noto Serif" w:hAnsi="Noto Serif" w:eastAsia="Noto Serif" w:cs="Noto Serif"/>
           <w:color w:val="222222"/>
           <w:sz w:val="24"/>
         </w:rPr>
@@ -12509,7 +12509,7 @@
       </w:pPr>
       <w:r>
         <w:rPr>
-          <w:rFonts w:ascii="Liberation Serif" w:hAnsi="Liberation Serif" w:eastAsia="Liberation Serif" w:cs="Liberation Serif"/>
+          <w:rFonts w:ascii="Noto Serif" w:hAnsi="Noto Serif" w:eastAsia="Noto Serif" w:cs="Noto Serif"/>
           <w:color w:val="222222"/>
           <w:sz w:val="24"/>
         </w:rPr>
@@ -12523,7 +12523,7 @@
       </w:pPr>
       <w:r>
         <w:rPr>
-          <w:rFonts w:ascii="Liberation Serif" w:hAnsi="Liberation Serif" w:eastAsia="Liberation Serif" w:cs="Liberation Serif"/>
+          <w:rFonts w:ascii="Noto Serif" w:hAnsi="Noto Serif" w:eastAsia="Noto Serif" w:cs="Noto Serif"/>
           <w:color w:val="222222"/>
           <w:sz w:val="24"/>
         </w:rPr>
@@ -12537,7 +12537,7 @@
       </w:pPr>
       <w:r>
         <w:rPr>
-          <w:rFonts w:ascii="Liberation Serif" w:hAnsi="Liberation Serif" w:eastAsia="Liberation Serif" w:cs="Liberation Serif"/>
+          <w:rFonts w:ascii="Noto Serif" w:hAnsi="Noto Serif" w:eastAsia="Noto Serif" w:cs="Noto Serif"/>
           <w:color w:val="222222"/>
           <w:sz w:val="24"/>
         </w:rPr>
@@ -12549,21 +12549,21 @@
         <w:pStyle w:val="Heading1"/>
       </w:pPr>
       <w:r>
-        <w:t>Open work after June 18, 2024</w:t>
+        <w:t>Stops that are not on page one (CLH-SOP-2024-011)</w:t>
       </w:r>
     </w:p>
     <w:p>
       <w:pPr>
-        <w:spacing w:before="0" w:after="240" w:line="427" w:lineRule="auto"/>
-        <w:ind w:firstLine="288"/>
+        <w:spacing w:before="0" w:after="200" w:line="384" w:lineRule="auto"/>
+        <w:ind w:firstLine="173"/>
       </w:pPr>
       <w:r>
         <w:rPr>
-          <w:rFonts w:ascii="Liberation Serif" w:hAnsi="Liberation Serif" w:eastAsia="Liberation Serif" w:cs="Liberation Serif"/>
+          <w:rFonts w:ascii="Noto Serif" w:hAnsi="Noto Serif" w:eastAsia="Noto Serif" w:cs="Noto Serif"/>
           <w:color w:val="222222"/>
           <w:sz w:val="24"/>
         </w:rPr>
-        <w:t>What follows is leftover work from Flyway schema migrations on recon Postgres: named people, named boxes, named tickets, and the items I still owe. If a paragraph fights the decision in the front of CLH-SOP-2024-011, strike the paragraph.</w:t>
+        <w:t>I am dumping the after-work for CLH-SOP-2024-011 here so it is not in Slack. Rina Das can skim headings. Implementers can steal the commands.</w:t>
       </w:r>
     </w:p>
     <w:p>
@@ -12571,7 +12571,127 @@
         <w:pStyle w:val="Heading2"/>
       </w:pPr>
       <w:r>
-        <w:t>What we are still refusing (who to wake after the read-only commands)</w:t>
+        <w:t>No hostnames in the customer line</w:t>
+      </w:r>
+    </w:p>
+    <w:p>
+      <w:pPr>
+        <w:spacing w:before="0" w:after="200" w:line="384" w:lineRule="auto"/>
+        <w:ind w:firstLine="173"/>
+      </w:pPr>
+      <w:r>
+        <w:rPr>
+          <w:rFonts w:ascii="Noto Serif" w:hAnsi="Noto Serif" w:eastAsia="Noto Serif" w:cs="Noto Serif"/>
+          <w:color w:val="222222"/>
+          <w:sz w:val="24"/>
+        </w:rPr>
+        <w:t>Internal note can name northstar.internal, CLH-TDD-2023-011, and the last error line. It still does not paste identifiers. If someone asks for a root cause the same day, they get the user-visible version. Legal reads outbound mail that names money or medical data. I will not put a hostname in a customer ticket because it makes me look precise.</w:t>
+      </w:r>
+    </w:p>
+    <w:p>
+      <w:pPr>
+        <w:pStyle w:val="ListBullet"/>
+        <w:spacing w:before="20" w:after="60" w:line="260" w:lineRule="auto"/>
+      </w:pPr>
+      <w:r>
+        <w:rPr>
+          <w:rFonts w:ascii="Noto Serif" w:hAnsi="Noto Serif" w:eastAsia="Noto Serif" w:cs="Noto Serif"/>
+          <w:color w:val="222222"/>
+          <w:sz w:val="24"/>
+        </w:rPr>
+        <w:t>External: window, effect, done or not. Owner Rina Das.</w:t>
+      </w:r>
+    </w:p>
+    <w:p>
+      <w:pPr>
+        <w:pStyle w:val="ListBullet"/>
+        <w:spacing w:before="20" w:after="60" w:line="260" w:lineRule="auto"/>
+      </w:pPr>
+      <w:r>
+        <w:rPr>
+          <w:rFonts w:ascii="Noto Serif" w:hAnsi="Noto Serif" w:eastAsia="Noto Serif" w:cs="Noto Serif"/>
+          <w:color w:val="222222"/>
+          <w:sz w:val="24"/>
+        </w:rPr>
+        <w:t>Internal: northstar.internal, counts, NS-DBA-RB-14. Owner Aman Kumar.</w:t>
+      </w:r>
+    </w:p>
+    <w:p>
+      <w:pPr>
+        <w:pStyle w:val="ListBullet"/>
+        <w:spacing w:before="20" w:after="60" w:line="260" w:lineRule="auto"/>
+      </w:pPr>
+      <w:r>
+        <w:rPr>
+          <w:rFonts w:ascii="Noto Serif" w:hAnsi="Noto Serif" w:eastAsia="Noto Serif" w:cs="Noto Serif"/>
+          <w:color w:val="222222"/>
+          <w:sz w:val="24"/>
+        </w:rPr>
+        <w:t>Never: payloads, PAN, SSN, MRN, secrets, unredacted logs.</w:t>
+      </w:r>
+    </w:p>
+    <w:p>
+      <w:pPr>
+        <w:pStyle w:val="ListBullet"/>
+        <w:spacing w:before="20" w:after="60" w:line="260" w:lineRule="auto"/>
+      </w:pPr>
+      <w:r>
+        <w:rPr>
+          <w:rFonts w:ascii="Noto Serif" w:hAnsi="Noto Serif" w:eastAsia="Noto Serif" w:cs="Noto Serif"/>
+          <w:color w:val="222222"/>
+          <w:sz w:val="24"/>
+        </w:rPr>
+        <w:t>If The June is the TAM, they get the external version first.</w:t>
+      </w:r>
+    </w:p>
+    <w:p>
+      <w:pPr>
+        <w:spacing w:before="0" w:after="200" w:line="384" w:lineRule="auto"/>
+        <w:ind w:firstLine="173"/>
+      </w:pPr>
+      <w:r>
+        <w:rPr>
+          <w:rFonts w:ascii="Noto Serif" w:hAnsi="Noto Serif" w:eastAsia="Noto Serif" w:cs="Noto Serif"/>
+          <w:color w:val="222222"/>
+          <w:sz w:val="24"/>
+        </w:rPr>
+        <w:t>I keep a one-line draft in NS-DBA-RB-14 so we do not invent tone at 01:10. If the incident is still open, the draft says 'still open' and a next update time we can actually hit, usually 64 minutes. If we are done, the draft says what changed for the user and what did not. I will not apologize in a way that implies a cash or clinical miss we did not have.</w:t>
+      </w:r>
+    </w:p>
+    <w:p>
+      <w:pPr>
+        <w:spacing w:before="0" w:after="200" w:line="384" w:lineRule="auto"/>
+        <w:ind w:firstLine="173"/>
+      </w:pPr>
+      <w:r>
+        <w:rPr>
+          <w:rFonts w:ascii="Noto Serif" w:hAnsi="Noto Serif" w:eastAsia="Noto Serif" w:cs="Noto Serif"/>
+          <w:color w:val="222222"/>
+          <w:sz w:val="24"/>
+        </w:rPr>
+        <w:t>I will not reopen Flyway schema migrations on recon Postgres to smuggle the freeze clock versus a 'small apply' back in, the number I will quote is 23, and if it is stale I will say so, and if this fights the front of CLH-SOP-2024-011, strike it.</w:t>
+      </w:r>
+    </w:p>
+    <w:p>
+      <w:pPr>
+        <w:spacing w:before="0" w:after="200" w:line="384" w:lineRule="auto"/>
+        <w:ind w:firstLine="173"/>
+      </w:pPr>
+      <w:r>
+        <w:rPr>
+          <w:rFonts w:ascii="Noto Serif" w:hAnsi="Noto Serif" w:eastAsia="Noto Serif" w:cs="Noto Serif"/>
+          <w:color w:val="222222"/>
+          <w:sz w:val="24"/>
+        </w:rPr>
+        <w:t>Clearhaven can wait on the freeze clock versus a 'small apply' until Priya Nair writes the cut, the first check is a read on ops-bastion-03.northstar.internal, and a skip is a ticket and a flake is a capture.</w:t>
+      </w:r>
+    </w:p>
+    <w:p>
+      <w:pPr>
+        <w:pStyle w:val="Heading2"/>
+      </w:pPr>
+      <w:r>
+        <w:t>NS-DBA-RB-14 does not include this</w:t>
       </w:r>
     </w:p>
     <w:tbl>
@@ -12580,12 +12700,12 @@
         <w:tblLook w:firstColumn="1" w:firstRow="1" w:lastColumn="0" w:lastRow="0" w:noHBand="0" w:noVBand="1" w:val="04A0"/>
       </w:tblPr>
       <w:tblGrid>
-        <w:gridCol w:w="8928"/>
+        <w:gridCol w:w="9000"/>
       </w:tblGrid>
       <w:tr>
         <w:tc>
           <w:tcPr>
-            <w:tcW w:type="dxa" w:w="8928"/>
+            <w:tcW w:type="dxa" w:w="9000"/>
             <w:shd w:fill="F8EDE8" w:val="clear"/>
             <w:tcBorders>
               <w:top w:val="single" w:sz="10" w:space="0" w:color="A15C46"/>
@@ -12621,11 +12741,11 @@
             </w:pPr>
             <w:r>
               <w:rPr>
-                <w:rFonts w:ascii="Liberation Serif" w:hAnsi="Liberation Serif" w:eastAsia="Liberation Serif" w:cs="Liberation Serif"/>
+                <w:rFonts w:ascii="Noto Serif" w:hAnsi="Noto Serif" w:eastAsia="Noto Serif" w:cs="Noto Serif"/>
                 <w:color w:val="222222"/>
                 <w:sz w:val="21"/>
               </w:rPr>
-              <w:t>Rina Das does not get a shortcut that reopens who to wake after the read-only commands. If northstar.example looks easy to bump, stop and write the count on NS-DBA-RB-14 first.</w:t>
+              <w:t>Priya Nair does not get a shortcut that reopens poison versus lag versus empty-success. If ops-bastion-03.northstar.internal looks easy to bump, stop and write the count on CLH-TDD-2023-011 first.</w:t>
             </w:r>
           </w:p>
         </w:tc>
@@ -12638,108 +12758,208 @@
     </w:p>
     <w:p>
       <w:pPr>
-        <w:spacing w:before="0" w:after="240" w:line="427" w:lineRule="auto"/>
-        <w:ind w:firstLine="288"/>
+        <w:spacing w:before="0" w:after="200" w:line="384" w:lineRule="auto"/>
+        <w:ind w:firstLine="173"/>
       </w:pPr>
       <w:r>
         <w:rPr>
-          <w:rFonts w:ascii="Liberation Serif" w:hAnsi="Liberation Serif" w:eastAsia="Liberation Serif" w:cs="Liberation Serif"/>
+          <w:rFonts w:ascii="Noto Serif" w:hAnsi="Noto Serif" w:eastAsia="Noto Serif" w:cs="Noto Serif"/>
           <w:color w:val="222222"/>
           <w:sz w:val="24"/>
         </w:rPr>
-        <w:t>I am writing this because who to wake after the read-only commands is the thing people reopen when a date slips. The front of CLH-SOP-2024-011 already killed a path. I will not kill it again in a wiki comment. Ticket NS-DBA-RB-14 is the record. Rina Das owns the next sentence if they want it undone. Aman Kumar is the writer, not the backup owner. Elapsed I would still defend: 24 minutes on northstar.example, sample 3175, using the same clock as the number 23 already in the front matter.</w:t>
+        <w:t>A status dump that lists meetings is not a close. If the date slips, Priya Nair writes the new date on CLH-TDD-2023-011 before asking for more people. If legal or the control owner asks why we still refuse poison versus lag versus empty-success, the answer is this paragraph plus the decision callout in the front, not a Slack thread from June 18, 2024. Client remains Clearhaven. I will not paste a payload to prove the point.</w:t>
       </w:r>
     </w:p>
     <w:p>
       <w:pPr>
-        <w:spacing w:before="0" w:after="240" w:line="427" w:lineRule="auto"/>
-        <w:ind w:firstLine="288"/>
+        <w:spacing w:before="0" w:after="200" w:line="384" w:lineRule="auto"/>
+        <w:ind w:firstLine="173"/>
       </w:pPr>
       <w:r>
         <w:rPr>
-          <w:rFonts w:ascii="Liberation Serif" w:hAnsi="Liberation Serif" w:eastAsia="Liberation Serif" w:cs="Liberation Serif"/>
+          <w:rFonts w:ascii="Noto Serif" w:hAnsi="Noto Serif" w:eastAsia="Noto Serif" w:cs="Noto Serif"/>
           <w:color w:val="222222"/>
           <w:sz w:val="24"/>
         </w:rPr>
-        <w:t>A status dump that lists meetings is not a close. If the date slips, Rina Das writes the new date on NS-DBA-RB-14 before asking for more people. If legal or the control owner asks why we still refuse who to wake after the read-only commands, the answer is this paragraph plus the decision callout in the front, not a Slack thread from June 18, 2024. Client remains Clearhaven. I will not paste a payload to prove the point.</w:t>
+        <w:t>Rejected move that keeps coming back: treat ops-bastion-03.northstar.internal as a special case until the window is over. That is how we grew the last exception file nobody reads. Exceptions expire. This one does not get written. If we need a time-boxed carve-out, Priya Nair files a new ticket with an expiry, reviewers on-call plus the team that owns ops-bastion-03.northstar.internal, and a rollback that is 'delete the carve-out and restart,' not 'leave it until someone notices.'</w:t>
       </w:r>
     </w:p>
     <w:p>
       <w:pPr>
-        <w:spacing w:before="0" w:after="240" w:line="427" w:lineRule="auto"/>
-        <w:ind w:firstLine="288"/>
+        <w:spacing w:before="0" w:after="200" w:line="384" w:lineRule="auto"/>
+        <w:ind w:firstLine="173"/>
       </w:pPr>
       <w:r>
         <w:rPr>
-          <w:rFonts w:ascii="Liberation Serif" w:hAnsi="Liberation Serif" w:eastAsia="Liberation Serif" w:cs="Liberation Serif"/>
+          <w:rFonts w:ascii="Noto Serif" w:hAnsi="Noto Serif" w:eastAsia="Noto Serif" w:cs="Noto Serif"/>
           <w:color w:val="222222"/>
           <w:sz w:val="24"/>
         </w:rPr>
-        <w:t>Rejected move that keeps coming back: treat northstar.example as a special case until the window is over. That is how we grew the last exception file nobody reads. Exceptions expire. This one does not get written. If we need a time-boxed carve-out, Rina Das files a new ticket with an expiry, reviewers on-call plus the team that owns northstar.example, and a rollback that is 'delete the carve-out and restart,' not 'leave it until someone notices.'</w:t>
+        <w:t>the front of CLH-SOP-2024-011 already named poison versus lag versus empty-success, this paragraph is execution, a green job with no rows still pages, and I will not mix clocks to make poison versus lag versus empty-success look healthier.</w:t>
       </w:r>
     </w:p>
     <w:p>
       <w:pPr>
-        <w:spacing w:before="0" w:after="240" w:line="427" w:lineRule="auto"/>
-        <w:ind w:firstLine="288"/>
+        <w:spacing w:before="0" w:after="200" w:line="384" w:lineRule="auto"/>
+        <w:ind w:firstLine="173"/>
       </w:pPr>
       <w:r>
         <w:rPr>
-          <w:rFonts w:ascii="Liberation Serif" w:hAnsi="Liberation Serif" w:eastAsia="Liberation Serif" w:cs="Liberation Serif"/>
+          <w:rFonts w:ascii="Noto Serif" w:hAnsi="Noto Serif" w:eastAsia="Noto Serif" w:cs="Noto Serif"/>
           <w:color w:val="222222"/>
           <w:sz w:val="24"/>
         </w:rPr>
-        <w:t>How I would explain who to wake after the read-only commands to Rina Das in one minute: the front of CLH-SOP-2024-011 already made the call. This leftover is execution. Rina Das owns NS-DBA-RB-14. northstar.example is the box I would open first. The number I would put on the table is 23, and if that is stale I would say so instead of performing precision. I would ask whether we are still inside the freeze and whether Rina Das can hit June 24, 2024.</w:t>
+        <w:t>do not treat poison versus lag versus empty-success as polish, Kavya Menon either owns it or we drop it, the number I will quote is 14.10, and if it is stale I will say so, and object on CLH-DBA-LOCK, not in a side thread.</w:t>
       </w:r>
     </w:p>
     <w:p>
       <w:pPr>
-        <w:spacing w:before="0" w:after="240" w:line="427" w:lineRule="auto"/>
-        <w:ind w:firstLine="288"/>
+        <w:pStyle w:val="Heading2"/>
+      </w:pPr>
+      <w:r>
+        <w:t>People who missed the room</w:t>
+      </w:r>
+    </w:p>
+    <w:p>
+      <w:pPr>
+        <w:spacing w:before="0" w:after="200" w:line="384" w:lineRule="auto"/>
+        <w:ind w:firstLine="173"/>
       </w:pPr>
       <w:r>
         <w:rPr>
-          <w:rFonts w:ascii="Liberation Serif" w:hAnsi="Liberation Serif" w:eastAsia="Liberation Serif" w:cs="Liberation Serif"/>
+          <w:rFonts w:ascii="Noto Serif" w:hAnsi="Noto Serif" w:eastAsia="Noto Serif" w:cs="Noto Serif"/>
           <w:color w:val="222222"/>
           <w:sz w:val="24"/>
         </w:rPr>
-        <w:t>Priya Nair asked whether we could 'just' keep a side path for who to wake after the read-only commands until the window ends. No. Side paths are how the last exception file grew. If we need a carve-out, it expires, it lives on NS-DBA-RB-14, and rollback is delete-and-restart on northstar.example, not 'leave it until someone notices.'</w:t>
+        <w:t>Attendees who still owe something: The June, Rina Das, and whoever owns ns-pg-clh-recon-stg-01.northstar.internal. One question was on the table: can we ship without dealing with averaging QPS instead of testing the close. Answer was no. I repeated the number 01 because two people in the room had stale graphs. Action: The June files the follow-up on CLH-INC-2023-204 before June 24, 2024. I will not mark the ticket done because a meeting happened.</w:t>
       </w:r>
     </w:p>
     <w:p>
       <w:pPr>
-        <w:spacing w:before="0" w:after="240" w:line="427" w:lineRule="auto"/>
-        <w:ind w:firstLine="288"/>
+        <w:spacing w:before="0" w:after="200" w:line="384" w:lineRule="auto"/>
+        <w:ind w:firstLine="173"/>
       </w:pPr>
       <w:r>
         <w:rPr>
-          <w:rFonts w:ascii="Liberation Serif" w:hAnsi="Liberation Serif" w:eastAsia="Liberation Serif" w:cs="Liberation Serif"/>
+          <w:rFonts w:ascii="Noto Serif" w:hAnsi="Noto Serif" w:eastAsia="Noto Serif" w:cs="Noto Serif"/>
           <w:color w:val="222222"/>
           <w:sz w:val="24"/>
         </w:rPr>
-        <w:t>I will not put who to wake after the read-only commands on a wiki that drifts. NS-DBA-RB-14 and this file are the record. If Rina Das needs a diagram, they get a permalink, not a photo of a whiteboard. northstar.example stays out of the diagram title. If a new engineer asks where the leftover lives, I point here. I do not point at a Slack pin from June 18, 2024.</w:t>
+        <w:t>Parking lot: a dashboard request that does not unblock CLH-INC-2023-204. I parked it. A calendar invite is not a decision. If someone wants this recorded as a decision, they write it here or they change the callout in the front of CLH-SOP-2024-011. Quotes from the room stay quotes. They do not become scope.</w:t>
       </w:r>
     </w:p>
     <w:p>
       <w:pPr>
-        <w:pStyle w:val="Heading2"/>
+        <w:spacing w:before="0" w:after="200" w:line="384" w:lineRule="auto"/>
+        <w:ind w:firstLine="173"/>
       </w:pPr>
       <w:r>
-        <w:t>Numbers I will still quote (pre-page: is this even a page)</w:t>
+        <w:rPr>
+          <w:rFonts w:ascii="Noto Serif" w:hAnsi="Noto Serif" w:eastAsia="Noto Serif" w:cs="Noto Serif"/>
+          <w:color w:val="222222"/>
+          <w:sz w:val="24"/>
+        </w:rPr>
+        <w:t>I bounced a hallway yes on averaging QPS instead of testing the close, the first check is a read on northstar.internal, and config, Helm, and a flag flip are all changes.</w:t>
       </w:r>
     </w:p>
     <w:p>
       <w:pPr>
-        <w:spacing w:before="0" w:after="240" w:line="427" w:lineRule="auto"/>
-        <w:ind w:firstLine="288"/>
+        <w:spacing w:before="0" w:after="200" w:line="384" w:lineRule="auto"/>
+        <w:ind w:firstLine="173"/>
       </w:pPr>
       <w:r>
         <w:rPr>
-          <w:rFonts w:ascii="Liberation Serif" w:hAnsi="Liberation Serif" w:eastAsia="Liberation Serif" w:cs="Liberation Serif"/>
+          <w:rFonts w:ascii="Noto Serif" w:hAnsi="Noto Serif" w:eastAsia="Noto Serif" w:cs="Noto Serif"/>
           <w:color w:val="222222"/>
           <w:sz w:val="24"/>
         </w:rPr>
-        <w:t>These are working numbers for pre-page: is this even a page, not a new model. If they disagree with the front of Flyway schema migrations on recon Postgres, the front wins. I measured on ops-bastion-03.internal.northstar.example. Ticket CLH-TDD-2023-011. Owner for the next measurement is Priya Nair. Sample window was 91 minutes. Rows in the sample: 15121. Front-matter figure I am not relitigating: 23.</w:t>
+        <w:t>Rahul Deshmukh asked for a one-line version of averaging QPS instead of testing the close, a green job with no rows still pages, and a vendor discount is not evidence.</w:t>
+      </w:r>
+    </w:p>
+    <w:p>
+      <w:pPr>
+        <w:pStyle w:val="Heading2"/>
+      </w:pPr>
+      <w:r>
+        <w:t>Queue and disk on northstar.internal</w:t>
+      </w:r>
+    </w:p>
+    <w:p>
+      <w:pPr>
+        <w:spacing w:before="0" w:after="200" w:line="384" w:lineRule="auto"/>
+        <w:ind w:firstLine="173"/>
+      </w:pPr>
+      <w:r>
+        <w:rPr>
+          <w:rFonts w:ascii="Noto Serif" w:hAnsi="Noto Serif" w:eastAsia="Noto Serif" w:cs="Noto Serif"/>
+          <w:color w:val="222222"/>
+          <w:sz w:val="24"/>
+        </w:rPr>
+        <w:t>The spend I can defend is the spend tied to ns-pg-clh-recon-01.northstar.internal and this job, not a team average. Year-1 extra I would put on a sticky: about $28.6k on top of what we already burn, or zero if we do nothing and eat the miss rate. Front-matter volume I am using: 23. I will not argue from a slide.</w:t>
+      </w:r>
+    </w:p>
+    <w:p>
+      <w:pPr>
+        <w:spacing w:before="0" w:after="200" w:line="384" w:lineRule="auto"/>
+        <w:ind w:firstLine="173"/>
+      </w:pPr>
+      <w:r>
+        <w:rPr>
+          <w:rFonts w:ascii="Noto Serif" w:hAnsi="Noto Serif" w:eastAsia="Noto Serif" w:cs="Noto Serif"/>
+          <w:color w:val="222222"/>
+          <w:sz w:val="24"/>
+        </w:rPr>
+        <w:t>If we need more brokers or more pods, I want the reason to be who to wake after the read-only commands, not a round number someone saw in a vendor deck. Do-nothing through next month-end still has a miss rate I will write down. Kavya Menon picks in writing on CLH-DBA-LOCK. I will not hide a hardware buy inside a 'temporary' memory limit.</w:t>
+      </w:r>
+    </w:p>
+    <w:p>
+      <w:pPr>
+        <w:spacing w:before="0" w:after="200" w:line="384" w:lineRule="auto"/>
+        <w:ind w:firstLine="173"/>
+      </w:pPr>
+      <w:r>
+        <w:rPr>
+          <w:rFonts w:ascii="Noto Serif" w:hAnsi="Noto Serif" w:eastAsia="Noto Serif" w:cs="Noto Serif"/>
+          <w:color w:val="222222"/>
+          <w:sz w:val="24"/>
+        </w:rPr>
+        <w:t>date pressure on who to wake after the read-only commands is not a date, June 30, 2024 is if Sneha Iyer keeps it, the number I will quote is 06, and if it is stale I will say so, and I will drop my leftover role the day Sneha Iyer takes CLH-SPIKE-2024-05-16.</w:t>
+      </w:r>
+    </w:p>
+    <w:p>
+      <w:pPr>
+        <w:spacing w:before="0" w:after="200" w:line="384" w:lineRule="auto"/>
+        <w:ind w:firstLine="173"/>
+      </w:pPr>
+      <w:r>
+        <w:rPr>
+          <w:rFonts w:ascii="Noto Serif" w:hAnsi="Noto Serif" w:eastAsia="Noto Serif" w:cs="Noto Serif"/>
+          <w:color w:val="222222"/>
+          <w:sz w:val="24"/>
+        </w:rPr>
+        <w:t>Aman Kumar owes a close on who to wake after the read-only commands by July 1, 2024, not a status emoji, the first check is a read on ns-pg-clh-recon-01.northstar.internal, and the call in the front still holds and this is leftover work only.</w:t>
+      </w:r>
+    </w:p>
+    <w:p>
+      <w:pPr>
+        <w:pStyle w:val="Heading2"/>
+      </w:pPr>
+      <w:r>
+        <w:t>What I would quote for dropping a column in the same release as the readers</w:t>
+      </w:r>
+    </w:p>
+    <w:p>
+      <w:pPr>
+        <w:spacing w:before="0" w:after="200" w:line="384" w:lineRule="auto"/>
+        <w:ind w:firstLine="173"/>
+      </w:pPr>
+      <w:r>
+        <w:rPr>
+          <w:rFonts w:ascii="Noto Serif" w:hAnsi="Noto Serif" w:eastAsia="Noto Serif" w:cs="Noto Serif"/>
+          <w:color w:val="222222"/>
+          <w:sz w:val="24"/>
+        </w:rPr>
+        <w:t>These are working numbers for dropping a column in the same release as the readers, not a new model. If they disagree with the front of Flyway schema migrations on recon Postgres, the front wins. I measured on northstar.internal. Ticket CLH-PRD-2024-021. Owner for the next measurement is Helen Cho. Sample window was 75 minutes. Rows in the sample: 2804. Front-matter figure I am not relitigating: 23.</w:t>
       </w:r>
     </w:p>
     <w:p>
@@ -12753,7 +12973,7 @@
           <w:color w:val="555555"/>
           <w:sz w:val="17"/>
         </w:rPr>
-        <w:t>Working measurements for CLH-SOP-2024-011, pre-page: is this even a page.</w:t>
+        <w:t>Working measurements for CLH-SOP-2024-011, dropping a column in the same release as the readers.</w:t>
       </w:r>
     </w:p>
     <w:tbl>
@@ -12764,21 +12984,21 @@
         <w:tblLook w:firstColumn="1" w:firstRow="1" w:lastColumn="0" w:lastRow="0" w:noHBand="0" w:noVBand="1" w:val="04A0"/>
       </w:tblPr>
       <w:tblGrid>
-        <w:gridCol w:w="2232"/>
-        <w:gridCol w:w="2232"/>
-        <w:gridCol w:w="2232"/>
-        <w:gridCol w:w="2232"/>
+        <w:gridCol w:w="2250"/>
+        <w:gridCol w:w="2250"/>
+        <w:gridCol w:w="2250"/>
+        <w:gridCol w:w="2250"/>
       </w:tblGrid>
       <w:tr>
         <w:tc>
           <w:tcPr>
-            <w:tcW w:type="dxa" w:w="2232"/>
-            <w:shd w:fill="1B365D" w:val="clear"/>
+            <w:tcW w:type="dxa" w:w="2250"/>
+            <w:shd w:fill="1E3A5F" w:val="clear"/>
             <w:tcBorders>
-              <w:top w:val="single" w:sz="4" w:space="0" w:color="1B365D"/>
-              <w:left w:val="single" w:sz="4" w:space="0" w:color="1B365D"/>
-              <w:bottom w:val="single" w:sz="4" w:space="0" w:color="1B365D"/>
-              <w:right w:val="single" w:sz="4" w:space="0" w:color="1B365D"/>
+              <w:top w:val="single" w:sz="4" w:space="0" w:color="1E3A5F"/>
+              <w:left w:val="single" w:sz="4" w:space="0" w:color="1E3A5F"/>
+              <w:bottom w:val="single" w:sz="4" w:space="0" w:color="1E3A5F"/>
+              <w:right w:val="single" w:sz="4" w:space="0" w:color="1E3A5F"/>
             </w:tcBorders>
             <w:tcMar>
               <w:top w:w="50" w:type="dxa"/>
@@ -12805,13 +13025,13 @@
         </w:tc>
         <w:tc>
           <w:tcPr>
-            <w:tcW w:type="dxa" w:w="2232"/>
-            <w:shd w:fill="1B365D" w:val="clear"/>
+            <w:tcW w:type="dxa" w:w="2250"/>
+            <w:shd w:fill="1E3A5F" w:val="clear"/>
             <w:tcBorders>
-              <w:top w:val="single" w:sz="4" w:space="0" w:color="1B365D"/>
-              <w:left w:val="single" w:sz="4" w:space="0" w:color="1B365D"/>
-              <w:bottom w:val="single" w:sz="4" w:space="0" w:color="1B365D"/>
-              <w:right w:val="single" w:sz="4" w:space="0" w:color="1B365D"/>
+              <w:top w:val="single" w:sz="4" w:space="0" w:color="1E3A5F"/>
+              <w:left w:val="single" w:sz="4" w:space="0" w:color="1E3A5F"/>
+              <w:bottom w:val="single" w:sz="4" w:space="0" w:color="1E3A5F"/>
+              <w:right w:val="single" w:sz="4" w:space="0" w:color="1E3A5F"/>
             </w:tcBorders>
             <w:tcMar>
               <w:top w:w="50" w:type="dxa"/>
@@ -12838,13 +13058,13 @@
         </w:tc>
         <w:tc>
           <w:tcPr>
-            <w:tcW w:type="dxa" w:w="2232"/>
-            <w:shd w:fill="1B365D" w:val="clear"/>
+            <w:tcW w:type="dxa" w:w="2250"/>
+            <w:shd w:fill="1E3A5F" w:val="clear"/>
             <w:tcBorders>
-              <w:top w:val="single" w:sz="4" w:space="0" w:color="1B365D"/>
-              <w:left w:val="single" w:sz="4" w:space="0" w:color="1B365D"/>
-              <w:bottom w:val="single" w:sz="4" w:space="0" w:color="1B365D"/>
-              <w:right w:val="single" w:sz="4" w:space="0" w:color="1B365D"/>
+              <w:top w:val="single" w:sz="4" w:space="0" w:color="1E3A5F"/>
+              <w:left w:val="single" w:sz="4" w:space="0" w:color="1E3A5F"/>
+              <w:bottom w:val="single" w:sz="4" w:space="0" w:color="1E3A5F"/>
+              <w:right w:val="single" w:sz="4" w:space="0" w:color="1E3A5F"/>
             </w:tcBorders>
             <w:tcMar>
               <w:top w:w="50" w:type="dxa"/>
@@ -12871,13 +13091,13 @@
         </w:tc>
         <w:tc>
           <w:tcPr>
-            <w:tcW w:type="dxa" w:w="2232"/>
-            <w:shd w:fill="1B365D" w:val="clear"/>
+            <w:tcW w:type="dxa" w:w="2250"/>
+            <w:shd w:fill="1E3A5F" w:val="clear"/>
             <w:tcBorders>
-              <w:top w:val="single" w:sz="4" w:space="0" w:color="1B365D"/>
-              <w:left w:val="single" w:sz="4" w:space="0" w:color="1B365D"/>
-              <w:bottom w:val="single" w:sz="4" w:space="0" w:color="1B365D"/>
-              <w:right w:val="single" w:sz="4" w:space="0" w:color="1B365D"/>
+              <w:top w:val="single" w:sz="4" w:space="0" w:color="1E3A5F"/>
+              <w:left w:val="single" w:sz="4" w:space="0" w:color="1E3A5F"/>
+              <w:bottom w:val="single" w:sz="4" w:space="0" w:color="1E3A5F"/>
+              <w:right w:val="single" w:sz="4" w:space="0" w:color="1E3A5F"/>
             </w:tcBorders>
             <w:tcMar>
               <w:top w:w="50" w:type="dxa"/>
@@ -12906,7 +13126,7 @@
       <w:tr>
         <w:tc>
           <w:tcPr>
-            <w:tcW w:type="dxa" w:w="2232"/>
+            <w:tcW w:type="dxa" w:w="2250"/>
             <w:shd w:fill="FFFFFF" w:val="clear"/>
             <w:tcBorders>
               <w:top w:val="single" w:sz="4" w:space="0" w:color="C5CDD6"/>
@@ -12928,7 +13148,7 @@
             <w:r/>
             <w:r>
               <w:rPr>
-                <w:rFonts w:ascii="Liberation Serif" w:hAnsi="Liberation Serif" w:eastAsia="Liberation Serif" w:cs="Liberation Serif"/>
+                <w:rFonts w:ascii="Noto Serif" w:hAnsi="Noto Serif" w:eastAsia="Noto Serif" w:cs="Noto Serif"/>
                 <w:b w:val="0"/>
                 <w:color w:val="222222"/>
                 <w:sz w:val="19"/>
@@ -12939,7 +13159,7 @@
         </w:tc>
         <w:tc>
           <w:tcPr>
-            <w:tcW w:type="dxa" w:w="2232"/>
+            <w:tcW w:type="dxa" w:w="2250"/>
             <w:shd w:fill="FFFFFF" w:val="clear"/>
             <w:tcBorders>
               <w:top w:val="single" w:sz="4" w:space="0" w:color="C5CDD6"/>
@@ -12961,18 +13181,18 @@
             <w:r/>
             <w:r>
               <w:rPr>
-                <w:rFonts w:ascii="Liberation Serif" w:hAnsi="Liberation Serif" w:eastAsia="Liberation Serif" w:cs="Liberation Serif"/>
+                <w:rFonts w:ascii="Noto Serif" w:hAnsi="Noto Serif" w:eastAsia="Noto Serif" w:cs="Noto Serif"/>
                 <w:b w:val="0"/>
                 <w:color w:val="222222"/>
                 <w:sz w:val="19"/>
               </w:rPr>
-              <w:t>70.3</w:t>
+              <w:t>73.8</w:t>
             </w:r>
           </w:p>
         </w:tc>
         <w:tc>
           <w:tcPr>
-            <w:tcW w:type="dxa" w:w="2232"/>
+            <w:tcW w:type="dxa" w:w="2250"/>
             <w:shd w:fill="FFFFFF" w:val="clear"/>
             <w:tcBorders>
               <w:top w:val="single" w:sz="4" w:space="0" w:color="C5CDD6"/>
@@ -12994,18 +13214,18 @@
             <w:r/>
             <w:r>
               <w:rPr>
-                <w:rFonts w:ascii="Liberation Serif" w:hAnsi="Liberation Serif" w:eastAsia="Liberation Serif" w:cs="Liberation Serif"/>
+                <w:rFonts w:ascii="Noto Serif" w:hAnsi="Noto Serif" w:eastAsia="Noto Serif" w:cs="Noto Serif"/>
                 <w:b w:val="0"/>
                 <w:color w:val="222222"/>
                 <w:sz w:val="19"/>
               </w:rPr>
-              <w:t>ops-bastion-03.internal.northstar.example</w:t>
+              <w:t>northstar.internal</w:t>
             </w:r>
           </w:p>
         </w:tc>
         <w:tc>
           <w:tcPr>
-            <w:tcW w:type="dxa" w:w="2232"/>
+            <w:tcW w:type="dxa" w:w="2250"/>
             <w:shd w:fill="FFFFFF" w:val="clear"/>
             <w:tcBorders>
               <w:top w:val="single" w:sz="4" w:space="0" w:color="C5CDD6"/>
@@ -13027,12 +13247,12 @@
             <w:r/>
             <w:r>
               <w:rPr>
-                <w:rFonts w:ascii="Liberation Serif" w:hAnsi="Liberation Serif" w:eastAsia="Liberation Serif" w:cs="Liberation Serif"/>
+                <w:rFonts w:ascii="Noto Serif" w:hAnsi="Noto Serif" w:eastAsia="Noto Serif" w:cs="Noto Serif"/>
                 <w:b w:val="0"/>
                 <w:color w:val="222222"/>
                 <w:sz w:val="19"/>
               </w:rPr>
-              <w:t>Priya Nair</w:t>
+              <w:t>Helen Cho</w:t>
             </w:r>
           </w:p>
         </w:tc>
@@ -13040,8 +13260,8 @@
       <w:tr>
         <w:tc>
           <w:tcPr>
-            <w:tcW w:type="dxa" w:w="2232"/>
-            <w:shd w:fill="EEF2F6" w:val="clear"/>
+            <w:tcW w:type="dxa" w:w="2250"/>
+            <w:shd w:fill="EDF1F6" w:val="clear"/>
             <w:tcBorders>
               <w:top w:val="single" w:sz="4" w:space="0" w:color="C5CDD6"/>
               <w:left w:val="single" w:sz="4" w:space="0" w:color="C5CDD6"/>
@@ -13062,7 +13282,7 @@
             <w:r/>
             <w:r>
               <w:rPr>
-                <w:rFonts w:ascii="Liberation Serif" w:hAnsi="Liberation Serif" w:eastAsia="Liberation Serif" w:cs="Liberation Serif"/>
+                <w:rFonts w:ascii="Noto Serif" w:hAnsi="Noto Serif" w:eastAsia="Noto Serif" w:cs="Noto Serif"/>
                 <w:b w:val="0"/>
                 <w:color w:val="222222"/>
                 <w:sz w:val="19"/>
@@ -13073,8 +13293,8 @@
         </w:tc>
         <w:tc>
           <w:tcPr>
-            <w:tcW w:type="dxa" w:w="2232"/>
-            <w:shd w:fill="EEF2F6" w:val="clear"/>
+            <w:tcW w:type="dxa" w:w="2250"/>
+            <w:shd w:fill="EDF1F6" w:val="clear"/>
             <w:tcBorders>
               <w:top w:val="single" w:sz="4" w:space="0" w:color="C5CDD6"/>
               <w:left w:val="single" w:sz="4" w:space="0" w:color="C5CDD6"/>
@@ -13095,19 +13315,19 @@
             <w:r/>
             <w:r>
               <w:rPr>
-                <w:rFonts w:ascii="Liberation Serif" w:hAnsi="Liberation Serif" w:eastAsia="Liberation Serif" w:cs="Liberation Serif"/>
+                <w:rFonts w:ascii="Noto Serif" w:hAnsi="Noto Serif" w:eastAsia="Noto Serif" w:cs="Noto Serif"/>
                 <w:b w:val="0"/>
                 <w:color w:val="222222"/>
                 <w:sz w:val="19"/>
               </w:rPr>
-              <w:t>14</w:t>
+              <w:t>9</w:t>
             </w:r>
           </w:p>
         </w:tc>
         <w:tc>
           <w:tcPr>
-            <w:tcW w:type="dxa" w:w="2232"/>
-            <w:shd w:fill="EEF2F6" w:val="clear"/>
+            <w:tcW w:type="dxa" w:w="2250"/>
+            <w:shd w:fill="EDF1F6" w:val="clear"/>
             <w:tcBorders>
               <w:top w:val="single" w:sz="4" w:space="0" w:color="C5CDD6"/>
               <w:left w:val="single" w:sz="4" w:space="0" w:color="C5CDD6"/>
@@ -13128,19 +13348,19 @@
             <w:r/>
             <w:r>
               <w:rPr>
-                <w:rFonts w:ascii="Liberation Serif" w:hAnsi="Liberation Serif" w:eastAsia="Liberation Serif" w:cs="Liberation Serif"/>
+                <w:rFonts w:ascii="Noto Serif" w:hAnsi="Noto Serif" w:eastAsia="Noto Serif" w:cs="Noto Serif"/>
                 <w:b w:val="0"/>
                 <w:color w:val="222222"/>
                 <w:sz w:val="19"/>
               </w:rPr>
-              <w:t>ops-bastion-03.internal.northstar.example</w:t>
+              <w:t>northstar.internal</w:t>
             </w:r>
           </w:p>
         </w:tc>
         <w:tc>
           <w:tcPr>
-            <w:tcW w:type="dxa" w:w="2232"/>
-            <w:shd w:fill="EEF2F6" w:val="clear"/>
+            <w:tcW w:type="dxa" w:w="2250"/>
+            <w:shd w:fill="EDF1F6" w:val="clear"/>
             <w:tcBorders>
               <w:top w:val="single" w:sz="4" w:space="0" w:color="C5CDD6"/>
               <w:left w:val="single" w:sz="4" w:space="0" w:color="C5CDD6"/>
@@ -13161,7 +13381,7 @@
             <w:r/>
             <w:r>
               <w:rPr>
-                <w:rFonts w:ascii="Liberation Serif" w:hAnsi="Liberation Serif" w:eastAsia="Liberation Serif" w:cs="Liberation Serif"/>
+                <w:rFonts w:ascii="Noto Serif" w:hAnsi="Noto Serif" w:eastAsia="Noto Serif" w:cs="Noto Serif"/>
                 <w:b w:val="0"/>
                 <w:color w:val="222222"/>
                 <w:sz w:val="19"/>
@@ -13174,7 +13394,7 @@
       <w:tr>
         <w:tc>
           <w:tcPr>
-            <w:tcW w:type="dxa" w:w="2232"/>
+            <w:tcW w:type="dxa" w:w="2250"/>
             <w:shd w:fill="FFFFFF" w:val="clear"/>
             <w:tcBorders>
               <w:top w:val="single" w:sz="4" w:space="0" w:color="C5CDD6"/>
@@ -13196,7 +13416,7 @@
             <w:r/>
             <w:r>
               <w:rPr>
-                <w:rFonts w:ascii="Liberation Serif" w:hAnsi="Liberation Serif" w:eastAsia="Liberation Serif" w:cs="Liberation Serif"/>
+                <w:rFonts w:ascii="Noto Serif" w:hAnsi="Noto Serif" w:eastAsia="Noto Serif" w:cs="Noto Serif"/>
                 <w:b w:val="0"/>
                 <w:color w:val="222222"/>
                 <w:sz w:val="19"/>
@@ -13207,7 +13427,7 @@
         </w:tc>
         <w:tc>
           <w:tcPr>
-            <w:tcW w:type="dxa" w:w="2232"/>
+            <w:tcW w:type="dxa" w:w="2250"/>
             <w:shd w:fill="FFFFFF" w:val="clear"/>
             <w:tcBorders>
               <w:top w:val="single" w:sz="4" w:space="0" w:color="C5CDD6"/>
@@ -13229,18 +13449,18 @@
             <w:r/>
             <w:r>
               <w:rPr>
-                <w:rFonts w:ascii="Liberation Serif" w:hAnsi="Liberation Serif" w:eastAsia="Liberation Serif" w:cs="Liberation Serif"/>
+                <w:rFonts w:ascii="Noto Serif" w:hAnsi="Noto Serif" w:eastAsia="Noto Serif" w:cs="Noto Serif"/>
                 <w:b w:val="0"/>
                 <w:color w:val="222222"/>
                 <w:sz w:val="19"/>
               </w:rPr>
-              <w:t>791</w:t>
+              <w:t>381</w:t>
             </w:r>
           </w:p>
         </w:tc>
         <w:tc>
           <w:tcPr>
-            <w:tcW w:type="dxa" w:w="2232"/>
+            <w:tcW w:type="dxa" w:w="2250"/>
             <w:shd w:fill="FFFFFF" w:val="clear"/>
             <w:tcBorders>
               <w:top w:val="single" w:sz="4" w:space="0" w:color="C5CDD6"/>
@@ -13262,18 +13482,18 @@
             <w:r/>
             <w:r>
               <w:rPr>
-                <w:rFonts w:ascii="Liberation Serif" w:hAnsi="Liberation Serif" w:eastAsia="Liberation Serif" w:cs="Liberation Serif"/>
+                <w:rFonts w:ascii="Noto Serif" w:hAnsi="Noto Serif" w:eastAsia="Noto Serif" w:cs="Noto Serif"/>
                 <w:b w:val="0"/>
                 <w:color w:val="222222"/>
                 <w:sz w:val="19"/>
               </w:rPr>
-              <w:t>CLH-INC-2023-204</w:t>
+              <w:t>CLH-ADR-2024-003</w:t>
             </w:r>
           </w:p>
         </w:tc>
         <w:tc>
           <w:tcPr>
-            <w:tcW w:type="dxa" w:w="2232"/>
+            <w:tcW w:type="dxa" w:w="2250"/>
             <w:shd w:fill="FFFFFF" w:val="clear"/>
             <w:tcBorders>
               <w:top w:val="single" w:sz="4" w:space="0" w:color="C5CDD6"/>
@@ -13295,7 +13515,7 @@
             <w:r/>
             <w:r>
               <w:rPr>
-                <w:rFonts w:ascii="Liberation Serif" w:hAnsi="Liberation Serif" w:eastAsia="Liberation Serif" w:cs="Liberation Serif"/>
+                <w:rFonts w:ascii="Noto Serif" w:hAnsi="Noto Serif" w:eastAsia="Noto Serif" w:cs="Noto Serif"/>
                 <w:b w:val="0"/>
                 <w:color w:val="222222"/>
                 <w:sz w:val="19"/>
@@ -13308,8 +13528,8 @@
       <w:tr>
         <w:tc>
           <w:tcPr>
-            <w:tcW w:type="dxa" w:w="2232"/>
-            <w:shd w:fill="EEF2F6" w:val="clear"/>
+            <w:tcW w:type="dxa" w:w="2250"/>
+            <w:shd w:fill="EDF1F6" w:val="clear"/>
             <w:tcBorders>
               <w:top w:val="single" w:sz="4" w:space="0" w:color="C5CDD6"/>
               <w:left w:val="single" w:sz="4" w:space="0" w:color="C5CDD6"/>
@@ -13330,7 +13550,7 @@
             <w:r/>
             <w:r>
               <w:rPr>
-                <w:rFonts w:ascii="Liberation Serif" w:hAnsi="Liberation Serif" w:eastAsia="Liberation Serif" w:cs="Liberation Serif"/>
+                <w:rFonts w:ascii="Noto Serif" w:hAnsi="Noto Serif" w:eastAsia="Noto Serif" w:cs="Noto Serif"/>
                 <w:b w:val="0"/>
                 <w:color w:val="222222"/>
                 <w:sz w:val="19"/>
@@ -13341,8 +13561,8 @@
         </w:tc>
         <w:tc>
           <w:tcPr>
-            <w:tcW w:type="dxa" w:w="2232"/>
-            <w:shd w:fill="EEF2F6" w:val="clear"/>
+            <w:tcW w:type="dxa" w:w="2250"/>
+            <w:shd w:fill="EDF1F6" w:val="clear"/>
             <w:tcBorders>
               <w:top w:val="single" w:sz="4" w:space="0" w:color="C5CDD6"/>
               <w:left w:val="single" w:sz="4" w:space="0" w:color="C5CDD6"/>
@@ -13363,7 +13583,7 @@
             <w:r/>
             <w:r>
               <w:rPr>
-                <w:rFonts w:ascii="Liberation Serif" w:hAnsi="Liberation Serif" w:eastAsia="Liberation Serif" w:cs="Liberation Serif"/>
+                <w:rFonts w:ascii="Noto Serif" w:hAnsi="Noto Serif" w:eastAsia="Noto Serif" w:cs="Noto Serif"/>
                 <w:b w:val="0"/>
                 <w:color w:val="222222"/>
                 <w:sz w:val="19"/>
@@ -13374,8 +13594,8 @@
         </w:tc>
         <w:tc>
           <w:tcPr>
-            <w:tcW w:type="dxa" w:w="2232"/>
-            <w:shd w:fill="EEF2F6" w:val="clear"/>
+            <w:tcW w:type="dxa" w:w="2250"/>
+            <w:shd w:fill="EDF1F6" w:val="clear"/>
             <w:tcBorders>
               <w:top w:val="single" w:sz="4" w:space="0" w:color="C5CDD6"/>
               <w:left w:val="single" w:sz="4" w:space="0" w:color="C5CDD6"/>
@@ -13396,7 +13616,7 @@
             <w:r/>
             <w:r>
               <w:rPr>
-                <w:rFonts w:ascii="Liberation Serif" w:hAnsi="Liberation Serif" w:eastAsia="Liberation Serif" w:cs="Liberation Serif"/>
+                <w:rFonts w:ascii="Noto Serif" w:hAnsi="Noto Serif" w:eastAsia="Noto Serif" w:cs="Noto Serif"/>
                 <w:b w:val="0"/>
                 <w:color w:val="222222"/>
                 <w:sz w:val="19"/>
@@ -13407,8 +13627,8 @@
         </w:tc>
         <w:tc>
           <w:tcPr>
-            <w:tcW w:type="dxa" w:w="2232"/>
-            <w:shd w:fill="EEF2F6" w:val="clear"/>
+            <w:tcW w:type="dxa" w:w="2250"/>
+            <w:shd w:fill="EDF1F6" w:val="clear"/>
             <w:tcBorders>
               <w:top w:val="single" w:sz="4" w:space="0" w:color="C5CDD6"/>
               <w:left w:val="single" w:sz="4" w:space="0" w:color="C5CDD6"/>
@@ -13429,7 +13649,7 @@
             <w:r/>
             <w:r>
               <w:rPr>
-                <w:rFonts w:ascii="Liberation Serif" w:hAnsi="Liberation Serif" w:eastAsia="Liberation Serif" w:cs="Liberation Serif"/>
+                <w:rFonts w:ascii="Noto Serif" w:hAnsi="Noto Serif" w:eastAsia="Noto Serif" w:cs="Noto Serif"/>
                 <w:b w:val="0"/>
                 <w:color w:val="222222"/>
                 <w:sz w:val="19"/>
@@ -13447,261 +13667,191 @@
     </w:p>
     <w:p>
       <w:pPr>
-        <w:spacing w:before="0" w:after="240" w:line="427" w:lineRule="auto"/>
-        <w:ind w:firstLine="288"/>
+        <w:spacing w:before="0" w:after="200" w:line="384" w:lineRule="auto"/>
+        <w:ind w:firstLine="173"/>
       </w:pPr>
       <w:r>
         <w:rPr>
-          <w:rFonts w:ascii="Liberation Serif" w:hAnsi="Liberation Serif" w:eastAsia="Liberation Serif" w:cs="Liberation Serif"/>
+          <w:rFonts w:ascii="Noto Serif" w:hAnsi="Noto Serif" w:eastAsia="Noto Serif" w:cs="Noto Serif"/>
           <w:color w:val="222222"/>
           <w:sz w:val="24"/>
         </w:rPr>
-        <w:t>I will not average this into a team dashboard that hides ops-bastion-03.internal.northstar.example. If finance or the EM asks why we did not pick the cheaper looking option, the answer is the page we would have taken and the miss rate on month-end, not a slide. Headroom I want on a normal Tuesday is about 37 percent. Below that I file for hardware or I shed load. I will not do both in the same change. Priya Nair can disagree in writing on CLH-TDD-2023-011.</w:t>
+        <w:t>I will not average this into a team dashboard that hides northstar.internal. If finance or the EM asks why we did not pick the cheaper looking option, the answer is the page we would have taken and the miss rate on month-end, not a slide. Headroom I want on a normal Tuesday is about 33 percent. Below that I file for hardware or I shed load. I will not do both in the same change. Helen Cho can disagree in writing on CLH-PRD-2024-021.</w:t>
       </w:r>
     </w:p>
     <w:p>
       <w:pPr>
-        <w:spacing w:before="0" w:after="240" w:line="427" w:lineRule="auto"/>
-        <w:ind w:firstLine="288"/>
+        <w:spacing w:before="0" w:after="200" w:line="384" w:lineRule="auto"/>
+        <w:ind w:firstLine="173"/>
       </w:pPr>
       <w:r>
         <w:rPr>
-          <w:rFonts w:ascii="Liberation Serif" w:hAnsi="Liberation Serif" w:eastAsia="Liberation Serif" w:cs="Liberation Serif"/>
+          <w:rFonts w:ascii="Noto Serif" w:hAnsi="Noto Serif" w:eastAsia="Noto Serif" w:cs="Noto Serif"/>
           <w:color w:val="222222"/>
           <w:sz w:val="24"/>
         </w:rPr>
-        <w:t>Blast radius if we ignore pre-page: is this even a page: the whole drop. That is the difference between a DLQ and a desk thread. I want the gate in CI or in the runbook, not in my memory. Related leftover CLH-INC-2023-204 is not a twin tracker. Keep one thread.</w:t>
+        <w:t>I parked dropping a column in the same release as the readers on CLH-TDD-2023-011 so it is not Slack archaeology, a green job with no rows still pages, and Clearhaven does not get northstar.internal in an outbound sentence.</w:t>
       </w:r>
     </w:p>
     <w:p>
       <w:pPr>
-        <w:spacing w:before="0" w:after="240" w:line="427" w:lineRule="auto"/>
-        <w:ind w:firstLine="288"/>
+        <w:spacing w:before="0" w:after="200" w:line="384" w:lineRule="auto"/>
+        <w:ind w:firstLine="173"/>
       </w:pPr>
       <w:r>
         <w:rPr>
-          <w:rFonts w:ascii="Liberation Serif" w:hAnsi="Liberation Serif" w:eastAsia="Liberation Serif" w:cs="Liberation Serif"/>
+          <w:rFonts w:ascii="Noto Serif" w:hAnsi="Noto Serif" w:eastAsia="Noto Serif" w:cs="Noto Serif"/>
           <w:color w:val="222222"/>
           <w:sz w:val="24"/>
         </w:rPr>
-        <w:t>Cost I can defend for pre-page: is this even a page is the spend on ops-bastion-03.internal.northstar.example and this job. I will not average it into a team number. If finance asks why we skipped the cheaper look, the answer is the page and the miss rate, not a deck. Priya Nair can disagree on CLH-TDD-2023-011. Sample I still like: 5373 rows, 41 minutes.</w:t>
+        <w:t>I will not reopen Flyway schema migrations on recon Postgres to smuggle dropping a column in the same release as the readers back in, the number I will quote is 14, and if it is stale I will say so, and if this fights the front of CLH-SOP-2024-011, strike it.</w:t>
       </w:r>
     </w:p>
     <w:p>
       <w:pPr>
-        <w:spacing w:before="0" w:after="240" w:line="427" w:lineRule="auto"/>
-        <w:ind w:firstLine="288"/>
+        <w:pStyle w:val="Heading2"/>
+      </w:pPr>
+      <w:r>
+        <w:t>Do not drop readers in the same release</w:t>
+      </w:r>
+    </w:p>
+    <w:p>
+      <w:pPr>
+        <w:spacing w:before="0" w:after="200" w:line="384" w:lineRule="auto"/>
+        <w:ind w:firstLine="173"/>
       </w:pPr>
       <w:r>
         <w:rPr>
-          <w:rFonts w:ascii="Liberation Serif" w:hAnsi="Liberation Serif" w:eastAsia="Liberation Serif" w:cs="Liberation Serif"/>
+          <w:rFonts w:ascii="Noto Serif" w:hAnsi="Noto Serif" w:eastAsia="Noto Serif" w:cs="Noto Serif"/>
           <w:color w:val="222222"/>
           <w:sz w:val="24"/>
         </w:rPr>
-        <w:t>I keep the receipt: ticket CLH-TDD-2023-011, merge, and the bill line. I will not argue from a screenshot of a dashboard. Permalink or it did not happen. Aman Kumar will reject a status update that is only a graph PNG in Slack.</w:t>
+        <w:t>The column or field that moved is the one weekend coverage that is not in the SLA cares about on ops-bastion-03.northstar.internal. Order is expand, backfill, contract. I will not drop a column in the same release as a code deploy that still reads it. Owner Rahul Deshmukh. Ticket CLH-ADR-2024-003. Dual-write window is measured in hours, not left open. If the backfill is still running at a freeze, I stop the freeze, not the backfill, unless legal says otherwise. I write the stop condition on CLH-ADR-2024-003 before I start the job.</w:t>
       </w:r>
     </w:p>
     <w:p>
       <w:pPr>
-        <w:spacing w:before="0" w:after="240" w:line="427" w:lineRule="auto"/>
-        <w:ind w:firstLine="288"/>
+        <w:spacing w:before="0" w:after="200" w:line="384" w:lineRule="auto"/>
+        <w:ind w:firstLine="173"/>
       </w:pPr>
       <w:r>
         <w:rPr>
-          <w:rFonts w:ascii="Liberation Serif" w:hAnsi="Liberation Serif" w:eastAsia="Liberation Serif" w:cs="Liberation Serif"/>
+          <w:rFonts w:ascii="Noto Serif" w:hAnsi="Noto Serif" w:eastAsia="Noto Serif" w:cs="Noto Serif"/>
           <w:color w:val="222222"/>
           <w:sz w:val="24"/>
         </w:rPr>
-        <w:t>Month-end math for this leftover uses the same clock as 10. I will not mix clocks to make pre-page: is this even a page look healthier. Priya Nair can correct the clock on CLH-TDD-2023-011. If finance or the EM wants a single slide, they get this paragraph plus the decision callout, not a new model I made up to look precise.</w:t>
+        <w:t>Rejected: rewrite the type in place because Postgres will 'just cast it.' That is how we locked ops-bastion-03.northstar.internal for longer than the 4s budget last time. Historical load never runs on the OLTP primary. Cost the job, then run it. Number from the front I am using as the size hint: 01.</w:t>
       </w:r>
     </w:p>
     <w:p>
       <w:pPr>
-        <w:pStyle w:val="Heading2"/>
+        <w:pStyle w:val="ListNumber"/>
+        <w:spacing w:before="20" w:after="60" w:line="260" w:lineRule="auto"/>
       </w:pPr>
       <w:r>
-        <w:t>What we send, and what stays internal (staging that is too small to catch the bug)</w:t>
+        <w:rPr>
+          <w:rFonts w:ascii="Noto Serif" w:hAnsi="Noto Serif" w:eastAsia="Noto Serif" w:cs="Noto Serif"/>
+          <w:color w:val="222222"/>
+          <w:sz w:val="24"/>
+        </w:rPr>
+        <w:t>Add the new column or field. Ship readers that tolerate both. CLH-ADR-2024-003.</w:t>
       </w:r>
     </w:p>
     <w:p>
       <w:pPr>
-        <w:spacing w:before="0" w:after="240" w:line="427" w:lineRule="auto"/>
-        <w:ind w:firstLine="288"/>
+        <w:pStyle w:val="ListNumber"/>
+        <w:spacing w:before="20" w:after="60" w:line="260" w:lineRule="auto"/>
       </w:pPr>
       <w:r>
         <w:rPr>
-          <w:rFonts w:ascii="Liberation Serif" w:hAnsi="Liberation Serif" w:eastAsia="Liberation Serif" w:cs="Liberation Serif"/>
+          <w:rFonts w:ascii="Noto Serif" w:hAnsi="Noto Serif" w:eastAsia="Noto Serif" w:cs="Noto Serif"/>
           <w:color w:val="222222"/>
           <w:sz w:val="24"/>
         </w:rPr>
-        <w:t>Outbound mail about staging that is too small to catch the bug does not include ns-pg-clh-recon-stg-01.internal.northstar.example. It includes the window, the user-visible effect, and whether we are done. The June drafts. I review. Ticket CLH-INC-2023-204. Tone is plain. I will not say we are investigating if we already know the cause. I will not promise a timestamp we cannot hit. Clearhaven owns the business clock. We own the engineering one. If those clocks disagree, the first sentence says so.</w:t>
+        <w:t>Backfill in batches of 24k. Pause on replication lag.</w:t>
       </w:r>
     </w:p>
     <w:p>
       <w:pPr>
-        <w:spacing w:before="0" w:after="240" w:line="427" w:lineRule="auto"/>
-        <w:ind w:firstLine="288"/>
+        <w:pStyle w:val="ListNumber"/>
+        <w:spacing w:before="20" w:after="60" w:line="260" w:lineRule="auto"/>
       </w:pPr>
       <w:r>
         <w:rPr>
-          <w:rFonts w:ascii="Liberation Serif" w:hAnsi="Liberation Serif" w:eastAsia="Liberation Serif" w:cs="Liberation Serif"/>
+          <w:rFonts w:ascii="Noto Serif" w:hAnsi="Noto Serif" w:eastAsia="Noto Serif" w:cs="Noto Serif"/>
           <w:color w:val="222222"/>
           <w:sz w:val="24"/>
         </w:rPr>
-        <w:t>Internal note can name ns-pg-clh-recon-stg-01.internal.northstar.example, CLH-DBA-LOCK, and the last error line. It still does not paste identifiers. If someone asks for a root cause the same day, they get the user-visible version. Legal reads outbound mail that names money or medical data. I will not put a hostname in a customer ticket because it makes me look precise.</w:t>
+        <w:t>Flip writers. Watch error class, not CPU.</w:t>
       </w:r>
     </w:p>
     <w:p>
       <w:pPr>
-        <w:pStyle w:val="ListBullet"/>
+        <w:pStyle w:val="ListNumber"/>
         <w:spacing w:before="20" w:after="60" w:line="260" w:lineRule="auto"/>
       </w:pPr>
       <w:r>
         <w:rPr>
-          <w:rFonts w:ascii="Liberation Serif" w:hAnsi="Liberation Serif" w:eastAsia="Liberation Serif" w:cs="Liberation Serif"/>
+          <w:rFonts w:ascii="Noto Serif" w:hAnsi="Noto Serif" w:eastAsia="Noto Serif" w:cs="Noto Serif"/>
           <w:color w:val="222222"/>
           <w:sz w:val="24"/>
         </w:rPr>
-        <w:t>External: window, effect, done or not. Owner The June.</w:t>
+        <w:t>Contract only after Rahul Deshmukh signs the count on CLH-ADR-2024-003.</w:t>
       </w:r>
     </w:p>
     <w:p>
       <w:pPr>
-        <w:pStyle w:val="ListBullet"/>
-        <w:spacing w:before="20" w:after="60" w:line="260" w:lineRule="auto"/>
+        <w:spacing w:before="0" w:after="200" w:line="384" w:lineRule="auto"/>
+        <w:ind w:firstLine="173"/>
       </w:pPr>
       <w:r>
         <w:rPr>
-          <w:rFonts w:ascii="Liberation Serif" w:hAnsi="Liberation Serif" w:eastAsia="Liberation Serif" w:cs="Liberation Serif"/>
+          <w:rFonts w:ascii="Noto Serif" w:hAnsi="Noto Serif" w:eastAsia="Noto Serif" w:cs="Noto Serif"/>
           <w:color w:val="222222"/>
           <w:sz w:val="24"/>
         </w:rPr>
-        <w:t>Internal: ns-pg-clh-recon-stg-01.internal.northstar.example, counts, CLH-INC-2023-204. Owner Aman Kumar.</w:t>
+        <w:t>Clearhaven can wait on weekend coverage that is not in the SLA until The June writes the cut, the first check is a read on ns-pg-clh-recon-stg-01.northstar.internal, and a skip is a ticket and a flake is a capture.</w:t>
       </w:r>
     </w:p>
     <w:p>
       <w:pPr>
-        <w:pStyle w:val="ListBullet"/>
-        <w:spacing w:before="20" w:after="60" w:line="260" w:lineRule="auto"/>
+        <w:spacing w:before="0" w:after="200" w:line="384" w:lineRule="auto"/>
+        <w:ind w:firstLine="173"/>
       </w:pPr>
       <w:r>
         <w:rPr>
-          <w:rFonts w:ascii="Liberation Serif" w:hAnsi="Liberation Serif" w:eastAsia="Liberation Serif" w:cs="Liberation Serif"/>
+          <w:rFonts w:ascii="Noto Serif" w:hAnsi="Noto Serif" w:eastAsia="Noto Serif" w:cs="Noto Serif"/>
           <w:color w:val="222222"/>
           <w:sz w:val="24"/>
         </w:rPr>
-        <w:t>Never: payloads, PAN, SSN, MRN, secrets, unredacted logs.</w:t>
+        <w:t>the front of CLH-SOP-2024-011 already named weekend coverage that is not in the SLA, this paragraph is execution, a green job with no rows still pages, and I will not mix clocks to make weekend coverage that is not in the SLA look healthier.</w:t>
       </w:r>
     </w:p>
     <w:p>
       <w:pPr>
-        <w:pStyle w:val="ListBullet"/>
-        <w:spacing w:before="20" w:after="60" w:line="260" w:lineRule="auto"/>
+        <w:pStyle w:val="Heading2"/>
+      </w:pPr>
+      <w:r>
+        <w:t>Stop after the unexpected line</w:t>
+      </w:r>
+    </w:p>
+    <w:p>
+      <w:pPr>
+        <w:spacing w:before="0" w:after="200" w:line="384" w:lineRule="auto"/>
+        <w:ind w:firstLine="173"/>
       </w:pPr>
       <w:r>
         <w:rPr>
-          <w:rFonts w:ascii="Liberation Serif" w:hAnsi="Liberation Serif" w:eastAsia="Liberation Serif" w:cs="Liberation Serif"/>
+          <w:rFonts w:ascii="Noto Serif" w:hAnsi="Noto Serif" w:eastAsia="Noto Serif" w:cs="Noto Serif"/>
           <w:color w:val="222222"/>
           <w:sz w:val="24"/>
         </w:rPr>
-        <w:t>If The June is the TAM, they get the external version first.</w:t>
+        <w:t>Only if the front matter already put you on ns-pg-clh-recon-stg-01.northstar.internal. Stop after the first unexpected line. Sneha Iyer is the wake-up, not a group chat. Ticket CLH-SPIKE-2024-05-16 opens before any write. This is the identifiers in chat, logs, or a support zip path, not a general restart recipe.</w:t>
       </w:r>
     </w:p>
     <w:p>
       <w:pPr>
-        <w:spacing w:before="0" w:after="240" w:line="427" w:lineRule="auto"/>
-        <w:ind w:firstLine="288"/>
-      </w:pPr>
-      <w:r>
-        <w:rPr>
-          <w:rFonts w:ascii="Liberation Serif" w:hAnsi="Liberation Serif" w:eastAsia="Liberation Serif" w:cs="Liberation Serif"/>
-          <w:color w:val="222222"/>
-          <w:sz w:val="24"/>
-        </w:rPr>
-        <w:t>I keep a one-line draft in CLH-INC-2023-204 so we do not invent tone at 01:10. If the incident is still open, the draft says 'still open' and a next update time we can actually hit, usually 36 minutes. If we are done, the draft says what changed for the user and what did not. I will not apologize in a way that implies a cash or clinical miss we did not have.</w:t>
-      </w:r>
-    </w:p>
-    <w:p>
-      <w:pPr>
-        <w:spacing w:before="0" w:after="240" w:line="427" w:lineRule="auto"/>
-        <w:ind w:firstLine="288"/>
-      </w:pPr>
-      <w:r>
-        <w:rPr>
-          <w:rFonts w:ascii="Liberation Serif" w:hAnsi="Liberation Serif" w:eastAsia="Liberation Serif" w:cs="Liberation Serif"/>
-          <w:color w:val="222222"/>
-          <w:sz w:val="24"/>
-        </w:rPr>
-        <w:t>Customer-facing sentence for staging that is too small to catch the bug if The June asks today: we are inside the window already named, the user-visible effect is the one in the front, and we are not done until The June closes CLH-INC-2023-204. I will not add ns-pg-clh-recon-stg-01.internal.northstar.example to that sentence. I will not promise June 26, 2024 in outbound mail unless we can hit it.</w:t>
-      </w:r>
-    </w:p>
-    <w:p>
-      <w:pPr>
-        <w:spacing w:before="0" w:after="240" w:line="427" w:lineRule="auto"/>
-        <w:ind w:firstLine="288"/>
-      </w:pPr>
-      <w:r>
-        <w:rPr>
-          <w:rFonts w:ascii="Liberation Serif" w:hAnsi="Liberation Serif" w:eastAsia="Liberation Serif" w:cs="Liberation Serif"/>
-          <w:color w:val="222222"/>
-          <w:sz w:val="24"/>
-        </w:rPr>
-        <w:t>Internal sentence can name ns-pg-clh-recon-stg-01.internal.northstar.example and the last error class. It still does not paste identifiers. Legal reads outbound mail that names money or medical data. I will not get clever about that because staging that is too small to catch the bug is loud.</w:t>
-      </w:r>
-    </w:p>
-    <w:p>
-      <w:pPr>
-        <w:spacing w:before="0" w:after="240" w:line="427" w:lineRule="auto"/>
-        <w:ind w:firstLine="288"/>
-      </w:pPr>
-      <w:r>
-        <w:rPr>
-          <w:rFonts w:ascii="Liberation Serif" w:hAnsi="Liberation Serif" w:eastAsia="Liberation Serif" w:cs="Liberation Serif"/>
-          <w:color w:val="222222"/>
-          <w:sz w:val="24"/>
-        </w:rPr>
-        <w:t>If The June forwards a customer thread about staging that is too small to catch the bug, I answer from the comms leftover. I do not paste ns-pg-clh-recon-stg-01.internal.northstar.example. I do not paste a stack trace. I do not promise June 26, 2024 unless we can hit it. User-visible effect, window, done or not. That is the whole outbound mail.</w:t>
-      </w:r>
-    </w:p>
-    <w:p>
-      <w:pPr>
-        <w:pStyle w:val="Heading2"/>
-      </w:pPr>
-      <w:r>
-        <w:t>Handoff for a vendor overlay we already rejected</w:t>
-      </w:r>
-    </w:p>
-    <w:p>
-      <w:pPr>
-        <w:spacing w:before="0" w:after="240" w:line="427" w:lineRule="auto"/>
-        <w:ind w:firstLine="288"/>
-      </w:pPr>
-      <w:r>
-        <w:rPr>
-          <w:rFonts w:ascii="Liberation Serif" w:hAnsi="Liberation Serif" w:eastAsia="Liberation Serif" w:cs="Liberation Serif"/>
-          <w:color w:val="222222"/>
-          <w:sz w:val="24"/>
-        </w:rPr>
-        <w:t>Next owner inherits ns-pg-clh-recon-01.internal.northstar.example, CLH-DBA-LOCK, and the last three working pages of CLH-SOP-2024-011. I will not leave a Slack screenshot as the record. Kavya Menon is owner until they accept in writing. Date I want that written: June 30, 2024. Access that has to move: who can ssh or kubectl, who can merge, who can talk to Clearhaven. If any of those is still me after that date, the handoff failed.</w:t>
-      </w:r>
-    </w:p>
-    <w:p>
-      <w:pPr>
-        <w:spacing w:before="0" w:after="240" w:line="427" w:lineRule="auto"/>
-        <w:ind w:firstLine="288"/>
-      </w:pPr>
-      <w:r>
-        <w:rPr>
-          <w:rFonts w:ascii="Liberation Serif" w:hAnsi="Liberation Serif" w:eastAsia="Liberation Serif" w:cs="Liberation Serif"/>
-          <w:color w:val="222222"/>
-          <w:sz w:val="24"/>
-        </w:rPr>
-        <w:t>Pages start going to Kavya Menon the morning after, not to a rotation alias that still rings my laptop. I stay on the ticket as reviewer for one week, not as the person who gets paged. Aman Kumar will not silently keep the IAM grant 'just in case.' If we need a temporary grant, it expires. Topic in play: a vendor overlay we already rejected.</w:t>
-      </w:r>
-    </w:p>
-    <w:p>
-      <w:pPr>
-        <w:spacing w:before="80" w:after="60" w:line="200" w:lineRule="auto"/>
+        <w:spacing w:before="80" w:after="40" w:line="200" w:lineRule="auto"/>
       </w:pPr>
       <w:r>
         <w:rPr>
@@ -13710,7 +13860,401 @@
           <w:color w:val="555555"/>
           <w:sz w:val="17"/>
         </w:rPr>
-        <w:t>Access that has to move with CLH-DBA-LOCK.</w:t>
+        <w:t>Read-only. CLH-SPIKE-2024-05-16. ns-pg-clh-recon-stg-01.northstar.internal.</w:t>
+      </w:r>
+    </w:p>
+    <w:tbl>
+      <w:tblPr>
+        <w:tblW w:type="auto" w:w="0"/>
+        <w:tblLook w:firstColumn="1" w:firstRow="1" w:lastColumn="0" w:lastRow="0" w:noHBand="0" w:noVBand="1" w:val="04A0"/>
+      </w:tblPr>
+      <w:tblGrid>
+        <w:gridCol w:w="9000"/>
+      </w:tblGrid>
+      <w:tr>
+        <w:tc>
+          <w:tcPr>
+            <w:tcW w:type="dxa" w:w="9000"/>
+            <w:shd w:fill="F3F4F6" w:val="clear"/>
+            <w:tcBorders>
+              <w:top w:val="single" w:sz="6" w:space="0" w:color="C5CDD6"/>
+              <w:left w:val="single" w:sz="6" w:space="0" w:color="C5CDD6"/>
+              <w:bottom w:val="single" w:sz="6" w:space="0" w:color="C5CDD6"/>
+              <w:right w:val="single" w:sz="6" w:space="0" w:color="C5CDD6"/>
+            </w:tcBorders>
+            <w:tcMar>
+              <w:top w:w="90" w:type="dxa"/>
+              <w:left w:w="120" w:type="dxa"/>
+              <w:bottom w:w="90" w:type="dxa"/>
+              <w:right w:w="120" w:type="dxa"/>
+            </w:tcMar>
+          </w:tcPr>
+          <w:p>
+            <w:pPr>
+              <w:spacing w:before="0" w:after="0" w:line="220" w:lineRule="auto"/>
+            </w:pPr>
+            <w:r/>
+            <w:r>
+              <w:rPr>
+                <w:rFonts w:ascii="Liberation Mono" w:hAnsi="Liberation Mono" w:eastAsia="Liberation Mono" w:cs="Liberation Mono"/>
+                <w:color w:val="222222"/>
+                <w:sz w:val="17"/>
+              </w:rPr>
+              <w:t># CLH-SOP-2024-011 / CLH-SPIKE-2024-05-16 / identifiers in chat, logs, or a support zip</w:t>
+            </w:r>
+          </w:p>
+          <w:p>
+            <w:pPr>
+              <w:spacing w:before="0" w:after="0" w:line="220" w:lineRule="auto"/>
+            </w:pPr>
+            <w:r>
+              <w:rPr>
+                <w:rFonts w:ascii="Liberation Mono" w:hAnsi="Liberation Mono" w:eastAsia="Liberation Mono" w:cs="Liberation Mono"/>
+                <w:color w:val="222222"/>
+                <w:sz w:val="17"/>
+              </w:rPr>
+              <w:t>date -u</w:t>
+            </w:r>
+          </w:p>
+          <w:p>
+            <w:pPr>
+              <w:spacing w:before="0" w:after="0" w:line="220" w:lineRule="auto"/>
+            </w:pPr>
+            <w:r>
+              <w:rPr>
+                <w:rFonts w:ascii="Liberation Mono" w:hAnsi="Liberation Mono" w:eastAsia="Liberation Mono" w:cs="Liberation Mono"/>
+                <w:color w:val="222222"/>
+                <w:sz w:val="17"/>
+              </w:rPr>
+              <w:t>ssh ns-pg-clh-recon-stg-01.northstar.internal 'uptime; df -h | head'</w:t>
+            </w:r>
+          </w:p>
+          <w:p>
+            <w:pPr>
+              <w:spacing w:before="0" w:after="0" w:line="220" w:lineRule="auto"/>
+            </w:pPr>
+            <w:r>
+              <w:rPr>
+                <w:rFonts w:ascii="Liberation Mono" w:hAnsi="Liberation Mono" w:eastAsia="Liberation Mono" w:cs="Liberation Mono"/>
+                <w:color w:val="222222"/>
+                <w:sz w:val="17"/>
+              </w:rPr>
+              <w:t>kubectl -n recon get pods -l app=break-svc -o wide | head</w:t>
+            </w:r>
+          </w:p>
+          <w:p>
+            <w:pPr>
+              <w:spacing w:before="0" w:after="0" w:line="220" w:lineRule="auto"/>
+            </w:pPr>
+            <w:r>
+              <w:rPr>
+                <w:rFonts w:ascii="Liberation Mono" w:hAnsi="Liberation Mono" w:eastAsia="Liberation Mono" w:cs="Liberation Mono"/>
+                <w:color w:val="222222"/>
+                <w:sz w:val="17"/>
+              </w:rPr>
+              <w:t>kubectl -n recon logs deploy/break-svc --tail=80 | tail</w:t>
+            </w:r>
+          </w:p>
+          <w:p>
+            <w:pPr>
+              <w:spacing w:before="0" w:after="0" w:line="220" w:lineRule="auto"/>
+            </w:pPr>
+            <w:r>
+              <w:rPr>
+                <w:rFonts w:ascii="Liberation Mono" w:hAnsi="Liberation Mono" w:eastAsia="Liberation Mono" w:cs="Liberation Mono"/>
+                <w:color w:val="222222"/>
+                <w:sz w:val="17"/>
+              </w:rPr>
+              <w:t># stop. write the last error in one sentence on CLH-SPIKE-2024-05-16</w:t>
+            </w:r>
+          </w:p>
+          <w:p>
+            <w:pPr>
+              <w:spacing w:before="0" w:after="0" w:line="220" w:lineRule="auto"/>
+            </w:pPr>
+            <w:r>
+              <w:rPr>
+                <w:rFonts w:ascii="Liberation Mono" w:hAnsi="Liberation Mono" w:eastAsia="Liberation Mono" w:cs="Liberation Mono"/>
+                <w:color w:val="222222"/>
+                <w:sz w:val="17"/>
+              </w:rPr>
+              <w:t># do not helm upgrade from a laptop in a freeze</w:t>
+            </w:r>
+          </w:p>
+        </w:tc>
+      </w:tr>
+    </w:tbl>
+    <w:p>
+      <w:pPr>
+        <w:spacing w:before="40" w:after="160" w:line="80" w:lineRule="auto"/>
+      </w:pPr>
+    </w:p>
+    <w:p>
+      <w:pPr>
+        <w:pStyle w:val="ListNumber"/>
+        <w:spacing w:before="20" w:after="60" w:line="260" w:lineRule="auto"/>
+      </w:pPr>
+      <w:r>
+        <w:rPr>
+          <w:rFonts w:ascii="Noto Serif" w:hAnsi="Noto Serif" w:eastAsia="Noto Serif" w:cs="Noto Serif"/>
+          <w:color w:val="222222"/>
+          <w:sz w:val="24"/>
+        </w:rPr>
+        <w:t>Write the symptom on CLH-SPIKE-2024-05-16 before any write.</w:t>
+      </w:r>
+    </w:p>
+    <w:p>
+      <w:pPr>
+        <w:pStyle w:val="ListNumber"/>
+        <w:spacing w:before="20" w:after="60" w:line="260" w:lineRule="auto"/>
+      </w:pPr>
+      <w:r>
+        <w:rPr>
+          <w:rFonts w:ascii="Noto Serif" w:hAnsi="Noto Serif" w:eastAsia="Noto Serif" w:cs="Noto Serif"/>
+          <w:color w:val="222222"/>
+          <w:sz w:val="24"/>
+        </w:rPr>
+        <w:t>If poison: fence the record. Do not raise retries past 8.</w:t>
+      </w:r>
+    </w:p>
+    <w:p>
+      <w:pPr>
+        <w:pStyle w:val="ListNumber"/>
+        <w:spacing w:before="20" w:after="60" w:line="260" w:lineRule="auto"/>
+      </w:pPr>
+      <w:r>
+        <w:rPr>
+          <w:rFonts w:ascii="Noto Serif" w:hAnsi="Noto Serif" w:eastAsia="Noto Serif" w:cs="Noto Serif"/>
+          <w:color w:val="222222"/>
+          <w:sz w:val="24"/>
+        </w:rPr>
+        <w:t>If lag with all partitions moving: scale only after Sneha Iyer would scale.</w:t>
+      </w:r>
+    </w:p>
+    <w:p>
+      <w:pPr>
+        <w:pStyle w:val="ListNumber"/>
+        <w:spacing w:before="20" w:after="60" w:line="260" w:lineRule="auto"/>
+      </w:pPr>
+      <w:r>
+        <w:rPr>
+          <w:rFonts w:ascii="Noto Serif" w:hAnsi="Noto Serif" w:eastAsia="Noto Serif" w:cs="Noto Serif"/>
+          <w:color w:val="222222"/>
+          <w:sz w:val="24"/>
+        </w:rPr>
+        <w:t>If rollback: read the schema SOP. Expanded columns roll forward.</w:t>
+      </w:r>
+    </w:p>
+    <w:p>
+      <w:pPr>
+        <w:pStyle w:val="ListNumber"/>
+        <w:spacing w:before="20" w:after="60" w:line="260" w:lineRule="auto"/>
+      </w:pPr>
+      <w:r>
+        <w:rPr>
+          <w:rFonts w:ascii="Noto Serif" w:hAnsi="Noto Serif" w:eastAsia="Noto Serif" w:cs="Noto Serif"/>
+          <w:color w:val="222222"/>
+          <w:sz w:val="24"/>
+        </w:rPr>
+        <w:t>Wake Sneha Iyer only after the read-only commands and a one-line diagnosis.</w:t>
+      </w:r>
+    </w:p>
+    <w:p>
+      <w:pPr>
+        <w:spacing w:before="0" w:after="200" w:line="384" w:lineRule="auto"/>
+        <w:ind w:firstLine="173"/>
+      </w:pPr>
+      <w:r>
+        <w:rPr>
+          <w:rFonts w:ascii="Noto Serif" w:hAnsi="Noto Serif" w:eastAsia="Noto Serif" w:cs="Noto Serif"/>
+          <w:color w:val="222222"/>
+          <w:sz w:val="24"/>
+        </w:rPr>
+        <w:t>I will not restart ns-pg-clh-recon-stg-01.northstar.internal because it is the fastest way to stop a page. Restart is a listed step with a listed rollback. If I am wrong, the next page is louder. Memory bump is a last resort and it is a ticket, not a one-line kubectl set. Aman Kumar has already been wrong about that twice this year.</w:t>
+      </w:r>
+    </w:p>
+    <w:p>
+      <w:pPr>
+        <w:spacing w:before="0" w:after="200" w:line="384" w:lineRule="auto"/>
+        <w:ind w:firstLine="173"/>
+      </w:pPr>
+      <w:r>
+        <w:rPr>
+          <w:rFonts w:ascii="Noto Serif" w:hAnsi="Noto Serif" w:eastAsia="Noto Serif" w:cs="Noto Serif"/>
+          <w:color w:val="222222"/>
+          <w:sz w:val="24"/>
+        </w:rPr>
+        <w:t>do not treat identifiers in chat, logs, or a support zip as polish, Helen Cho either owns it or we drop it, the number I will quote is 23, and if it is stale I will say so, and object on CLH-ADR-2024-003, not in a side thread.</w:t>
+      </w:r>
+    </w:p>
+    <w:p>
+      <w:pPr>
+        <w:spacing w:before="0" w:after="200" w:line="384" w:lineRule="auto"/>
+        <w:ind w:firstLine="173"/>
+      </w:pPr>
+      <w:r>
+        <w:rPr>
+          <w:rFonts w:ascii="Noto Serif" w:hAnsi="Noto Serif" w:eastAsia="Noto Serif" w:cs="Noto Serif"/>
+          <w:color w:val="222222"/>
+          <w:sz w:val="24"/>
+        </w:rPr>
+        <w:t>I bounced a hallway yes on identifiers in chat, logs, or a support zip, the first check is a read on ops-bastion-03.northstar.internal, and config, Helm, and a flag flip are all changes.</w:t>
+      </w:r>
+    </w:p>
+    <w:p>
+      <w:pPr>
+        <w:pStyle w:val="Heading2"/>
+      </w:pPr>
+      <w:r>
+        <w:t>Short answers I am tired of repeating</w:t>
+      </w:r>
+    </w:p>
+    <w:p>
+      <w:pPr>
+        <w:spacing w:before="0" w:after="200" w:line="384" w:lineRule="auto"/>
+        <w:ind w:firstLine="173"/>
+      </w:pPr>
+      <w:r>
+        <w:rPr>
+          <w:rFonts w:ascii="Noto Serif" w:hAnsi="Noto Serif" w:eastAsia="Noto Serif" w:cs="Noto Serif"/>
+          <w:color w:val="222222"/>
+          <w:sz w:val="24"/>
+        </w:rPr>
+        <w:t>I am writing the answers here so they stop living in my inbox. Aman Kumar can point at NS-DBA-RB-14 instead of asking me to re-explain a vendor overlay we already rejected on ns-pg-clh-recon-01.northstar.internal.</w:t>
+      </w:r>
+    </w:p>
+    <w:p>
+      <w:pPr>
+        <w:pStyle w:val="ListBullet"/>
+        <w:spacing w:before="20" w:after="60" w:line="260" w:lineRule="auto"/>
+      </w:pPr>
+      <w:r>
+        <w:rPr>
+          <w:rFonts w:ascii="Noto Serif" w:hAnsi="Noto Serif" w:eastAsia="Noto Serif" w:cs="Noto Serif"/>
+          <w:color w:val="222222"/>
+          <w:sz w:val="24"/>
+        </w:rPr>
+        <w:t>Is v1 smaller than Clearhaven asked in the hallway? Yes. That is the point.</w:t>
+      </w:r>
+    </w:p>
+    <w:p>
+      <w:pPr>
+        <w:pStyle w:val="ListBullet"/>
+        <w:spacing w:before="20" w:after="60" w:line="260" w:lineRule="auto"/>
+      </w:pPr>
+      <w:r>
+        <w:rPr>
+          <w:rFonts w:ascii="Noto Serif" w:hAnsi="Noto Serif" w:eastAsia="Noto Serif" w:cs="Noto Serif"/>
+          <w:color w:val="222222"/>
+          <w:sz w:val="24"/>
+        </w:rPr>
+        <w:t>Can we add the extra slice in this release? Only if Rina Das signs it.</w:t>
+      </w:r>
+    </w:p>
+    <w:p>
+      <w:pPr>
+        <w:pStyle w:val="ListBullet"/>
+        <w:spacing w:before="20" w:after="60" w:line="260" w:lineRule="auto"/>
+      </w:pPr>
+      <w:r>
+        <w:rPr>
+          <w:rFonts w:ascii="Noto Serif" w:hAnsi="Noto Serif" w:eastAsia="Noto Serif" w:cs="Noto Serif"/>
+          <w:color w:val="222222"/>
+          <w:sz w:val="24"/>
+        </w:rPr>
+        <w:t>Is ns-pg-clh-recon-01.northstar.internal a special case? No.</w:t>
+      </w:r>
+    </w:p>
+    <w:p>
+      <w:pPr>
+        <w:pStyle w:val="ListBullet"/>
+        <w:spacing w:before="20" w:after="60" w:line="260" w:lineRule="auto"/>
+      </w:pPr>
+      <w:r>
+        <w:rPr>
+          <w:rFonts w:ascii="Noto Serif" w:hAnsi="Noto Serif" w:eastAsia="Noto Serif" w:cs="Noto Serif"/>
+          <w:color w:val="222222"/>
+          <w:sz w:val="24"/>
+        </w:rPr>
+        <w:t>Who closes NS-DBA-RB-14? Aman Kumar.</w:t>
+      </w:r>
+    </w:p>
+    <w:p>
+      <w:pPr>
+        <w:pStyle w:val="ListBullet"/>
+        <w:spacing w:before="20" w:after="60" w:line="260" w:lineRule="auto"/>
+      </w:pPr>
+      <w:r>
+        <w:rPr>
+          <w:rFonts w:ascii="Noto Serif" w:hAnsi="Noto Serif" w:eastAsia="Noto Serif" w:cs="Noto Serif"/>
+          <w:color w:val="222222"/>
+          <w:sz w:val="24"/>
+        </w:rPr>
+        <w:t>What number do I cite? 17, or I say it is stale.</w:t>
+      </w:r>
+    </w:p>
+    <w:p>
+      <w:pPr>
+        <w:spacing w:before="0" w:after="200" w:line="384" w:lineRule="auto"/>
+        <w:ind w:firstLine="173"/>
+      </w:pPr>
+      <w:r>
+        <w:rPr>
+          <w:rFonts w:ascii="Noto Serif" w:hAnsi="Noto Serif" w:eastAsia="Noto Serif" w:cs="Noto Serif"/>
+          <w:color w:val="222222"/>
+          <w:sz w:val="24"/>
+        </w:rPr>
+        <w:t>If the answer changes, we change the front of CLH-SOP-2024-011 in review. We do not keep a shadow FAQ. Aman Kumar will not maintain two truths.</w:t>
+      </w:r>
+    </w:p>
+    <w:p>
+      <w:pPr>
+        <w:spacing w:before="0" w:after="200" w:line="384" w:lineRule="auto"/>
+        <w:ind w:firstLine="173"/>
+      </w:pPr>
+      <w:r>
+        <w:rPr>
+          <w:rFonts w:ascii="Noto Serif" w:hAnsi="Noto Serif" w:eastAsia="Noto Serif" w:cs="Noto Serif"/>
+          <w:color w:val="222222"/>
+          <w:sz w:val="24"/>
+        </w:rPr>
+        <w:t>Sneha Iyer asked for a one-line version of a vendor overlay we already rejected, a green job with no rows still pages, and a vendor discount is not evidence.</w:t>
+      </w:r>
+    </w:p>
+    <w:p>
+      <w:pPr>
+        <w:spacing w:before="0" w:after="200" w:line="384" w:lineRule="auto"/>
+        <w:ind w:firstLine="173"/>
+      </w:pPr>
+      <w:r>
+        <w:rPr>
+          <w:rFonts w:ascii="Noto Serif" w:hAnsi="Noto Serif" w:eastAsia="Noto Serif" w:cs="Noto Serif"/>
+          <w:color w:val="222222"/>
+          <w:sz w:val="24"/>
+        </w:rPr>
+        <w:t>date pressure on a vendor overlay we already rejected is not a date, June 28, 2024 is if Aman Kumar keeps it, the number I will quote is 14.10, and if it is stale I will say so, and I will drop my leftover role the day Aman Kumar takes CLH-TDD-2023-011.</w:t>
+      </w:r>
+    </w:p>
+    <w:p>
+      <w:pPr>
+        <w:pStyle w:val="Heading2"/>
+      </w:pPr>
+      <w:r>
+        <w:t>Person names for a dashboard screenshot standing in for a permalink</w:t>
+      </w:r>
+    </w:p>
+    <w:p>
+      <w:pPr>
+        <w:spacing w:before="80" w:after="60" w:line="200" w:lineRule="auto"/>
+      </w:pPr>
+      <w:r>
+        <w:rPr>
+          <w:rFonts w:ascii="Liberation Sans" w:hAnsi="Liberation Sans" w:eastAsia="Liberation Sans" w:cs="Liberation Sans"/>
+          <w:i/>
+          <w:color w:val="555555"/>
+          <w:sz w:val="17"/>
+        </w:rPr>
+        <w:t>RACI for a dashboard screenshot standing in for a permalink on CLH-TDD-2023-011. Team names are a defect.</w:t>
       </w:r>
     </w:p>
     <w:tbl>
@@ -13721,21 +14265,20 @@
         <w:tblLook w:firstColumn="1" w:firstRow="1" w:lastColumn="0" w:lastRow="0" w:noHBand="0" w:noVBand="1" w:val="04A0"/>
       </w:tblPr>
       <w:tblGrid>
-        <w:gridCol w:w="2232"/>
-        <w:gridCol w:w="2232"/>
-        <w:gridCol w:w="2232"/>
-        <w:gridCol w:w="2232"/>
+        <w:gridCol w:w="3000"/>
+        <w:gridCol w:w="3000"/>
+        <w:gridCol w:w="3000"/>
       </w:tblGrid>
       <w:tr>
         <w:tc>
           <w:tcPr>
-            <w:tcW w:type="dxa" w:w="2232"/>
-            <w:shd w:fill="1B365D" w:val="clear"/>
+            <w:tcW w:type="dxa" w:w="3000"/>
+            <w:shd w:fill="1E3A5F" w:val="clear"/>
             <w:tcBorders>
-              <w:top w:val="single" w:sz="4" w:space="0" w:color="1B365D"/>
-              <w:left w:val="single" w:sz="4" w:space="0" w:color="1B365D"/>
-              <w:bottom w:val="single" w:sz="4" w:space="0" w:color="1B365D"/>
-              <w:right w:val="single" w:sz="4" w:space="0" w:color="1B365D"/>
+              <w:top w:val="single" w:sz="4" w:space="0" w:color="1E3A5F"/>
+              <w:left w:val="single" w:sz="4" w:space="0" w:color="1E3A5F"/>
+              <w:bottom w:val="single" w:sz="4" w:space="0" w:color="1E3A5F"/>
+              <w:right w:val="single" w:sz="4" w:space="0" w:color="1E3A5F"/>
             </w:tcBorders>
             <w:tcMar>
               <w:top w:w="50" w:type="dxa"/>
@@ -13756,19 +14299,19 @@
                 <w:color w:val="FFFFFF"/>
                 <w:sz w:val="18"/>
               </w:rPr>
-              <w:t>What</w:t>
+              <w:t>Role</w:t>
             </w:r>
           </w:p>
         </w:tc>
         <w:tc>
           <w:tcPr>
-            <w:tcW w:type="dxa" w:w="2232"/>
-            <w:shd w:fill="1B365D" w:val="clear"/>
+            <w:tcW w:type="dxa" w:w="3000"/>
+            <w:shd w:fill="1E3A5F" w:val="clear"/>
             <w:tcBorders>
-              <w:top w:val="single" w:sz="4" w:space="0" w:color="1B365D"/>
-              <w:left w:val="single" w:sz="4" w:space="0" w:color="1B365D"/>
-              <w:bottom w:val="single" w:sz="4" w:space="0" w:color="1B365D"/>
-              <w:right w:val="single" w:sz="4" w:space="0" w:color="1B365D"/>
+              <w:top w:val="single" w:sz="4" w:space="0" w:color="1E3A5F"/>
+              <w:left w:val="single" w:sz="4" w:space="0" w:color="1E3A5F"/>
+              <w:bottom w:val="single" w:sz="4" w:space="0" w:color="1E3A5F"/>
+              <w:right w:val="single" w:sz="4" w:space="0" w:color="1E3A5F"/>
             </w:tcBorders>
             <w:tcMar>
               <w:top w:w="50" w:type="dxa"/>
@@ -13789,19 +14332,19 @@
                 <w:color w:val="FFFFFF"/>
                 <w:sz w:val="18"/>
               </w:rPr>
-              <w:t>From</w:t>
+              <w:t>Person</w:t>
             </w:r>
           </w:p>
         </w:tc>
         <w:tc>
           <w:tcPr>
-            <w:tcW w:type="dxa" w:w="2232"/>
-            <w:shd w:fill="1B365D" w:val="clear"/>
+            <w:tcW w:type="dxa" w:w="3000"/>
+            <w:shd w:fill="1E3A5F" w:val="clear"/>
             <w:tcBorders>
-              <w:top w:val="single" w:sz="4" w:space="0" w:color="1B365D"/>
-              <w:left w:val="single" w:sz="4" w:space="0" w:color="1B365D"/>
-              <w:bottom w:val="single" w:sz="4" w:space="0" w:color="1B365D"/>
-              <w:right w:val="single" w:sz="4" w:space="0" w:color="1B365D"/>
+              <w:top w:val="single" w:sz="4" w:space="0" w:color="1E3A5F"/>
+              <w:left w:val="single" w:sz="4" w:space="0" w:color="1E3A5F"/>
+              <w:bottom w:val="single" w:sz="4" w:space="0" w:color="1E3A5F"/>
+              <w:right w:val="single" w:sz="4" w:space="0" w:color="1E3A5F"/>
             </w:tcBorders>
             <w:tcMar>
               <w:top w:w="50" w:type="dxa"/>
@@ -13822,40 +14365,7 @@
                 <w:color w:val="FFFFFF"/>
                 <w:sz w:val="18"/>
               </w:rPr>
-              <w:t>To</w:t>
-            </w:r>
-          </w:p>
-        </w:tc>
-        <w:tc>
-          <w:tcPr>
-            <w:tcW w:type="dxa" w:w="2232"/>
-            <w:shd w:fill="1B365D" w:val="clear"/>
-            <w:tcBorders>
-              <w:top w:val="single" w:sz="4" w:space="0" w:color="1B365D"/>
-              <w:left w:val="single" w:sz="4" w:space="0" w:color="1B365D"/>
-              <w:bottom w:val="single" w:sz="4" w:space="0" w:color="1B365D"/>
-              <w:right w:val="single" w:sz="4" w:space="0" w:color="1B365D"/>
-            </w:tcBorders>
-            <w:tcMar>
-              <w:top w:w="50" w:type="dxa"/>
-              <w:left w:w="70" w:type="dxa"/>
-              <w:bottom w:w="50" w:type="dxa"/>
-              <w:right w:w="70" w:type="dxa"/>
-            </w:tcMar>
-          </w:tcPr>
-          <w:p>
-            <w:pPr>
-              <w:spacing w:before="0" w:after="0" w:line="230" w:lineRule="auto"/>
-            </w:pPr>
-            <w:r/>
-            <w:r>
-              <w:rPr>
-                <w:rFonts w:ascii="Liberation Sans" w:hAnsi="Liberation Sans" w:eastAsia="Liberation Sans" w:cs="Liberation Sans"/>
-                <w:b/>
-                <w:color w:val="FFFFFF"/>
-                <w:sz w:val="18"/>
-              </w:rPr>
-              <w:t>When</w:t>
+              <w:t>Notes</w:t>
             </w:r>
           </w:p>
         </w:tc>
@@ -13863,7 +14373,7 @@
       <w:tr>
         <w:tc>
           <w:tcPr>
-            <w:tcW w:type="dxa" w:w="2232"/>
+            <w:tcW w:type="dxa" w:w="3000"/>
             <w:shd w:fill="FFFFFF" w:val="clear"/>
             <w:tcBorders>
               <w:top w:val="single" w:sz="4" w:space="0" w:color="C5CDD6"/>
@@ -13885,18 +14395,18 @@
             <w:r/>
             <w:r>
               <w:rPr>
-                <w:rFonts w:ascii="Liberation Serif" w:hAnsi="Liberation Serif" w:eastAsia="Liberation Serif" w:cs="Liberation Serif"/>
+                <w:rFonts w:ascii="Noto Serif" w:hAnsi="Noto Serif" w:eastAsia="Noto Serif" w:cs="Noto Serif"/>
                 <w:b w:val="0"/>
                 <w:color w:val="222222"/>
                 <w:sz w:val="19"/>
               </w:rPr>
-              <w:t>On-call for ns-pg-clh-recon-01.internal.northstar.example</w:t>
+              <w:t>Responsible</w:t>
             </w:r>
           </w:p>
         </w:tc>
         <w:tc>
           <w:tcPr>
-            <w:tcW w:type="dxa" w:w="2232"/>
+            <w:tcW w:type="dxa" w:w="3000"/>
             <w:shd w:fill="FFFFFF" w:val="clear"/>
             <w:tcBorders>
               <w:top w:val="single" w:sz="4" w:space="0" w:color="C5CDD6"/>
@@ -13918,18 +14428,18 @@
             <w:r/>
             <w:r>
               <w:rPr>
-                <w:rFonts w:ascii="Liberation Serif" w:hAnsi="Liberation Serif" w:eastAsia="Liberation Serif" w:cs="Liberation Serif"/>
+                <w:rFonts w:ascii="Noto Serif" w:hAnsi="Noto Serif" w:eastAsia="Noto Serif" w:cs="Noto Serif"/>
                 <w:b w:val="0"/>
                 <w:color w:val="222222"/>
                 <w:sz w:val="19"/>
               </w:rPr>
-              <w:t>Aman Kumar</w:t>
+              <w:t>Rina Das</w:t>
             </w:r>
           </w:p>
         </w:tc>
         <w:tc>
           <w:tcPr>
-            <w:tcW w:type="dxa" w:w="2232"/>
+            <w:tcW w:type="dxa" w:w="3000"/>
             <w:shd w:fill="FFFFFF" w:val="clear"/>
             <w:tcBorders>
               <w:top w:val="single" w:sz="4" w:space="0" w:color="C5CDD6"/>
@@ -13951,18 +14461,121 @@
             <w:r/>
             <w:r>
               <w:rPr>
-                <w:rFonts w:ascii="Liberation Serif" w:hAnsi="Liberation Serif" w:eastAsia="Liberation Serif" w:cs="Liberation Serif"/>
+                <w:rFonts w:ascii="Noto Serif" w:hAnsi="Noto Serif" w:eastAsia="Noto Serif" w:cs="Noto Serif"/>
                 <w:b w:val="0"/>
                 <w:color w:val="222222"/>
                 <w:sz w:val="19"/>
               </w:rPr>
-              <w:t>Kavya Menon</w:t>
+              <w:t>Does the work on northstar.internal</w:t>
+            </w:r>
+          </w:p>
+        </w:tc>
+      </w:tr>
+      <w:tr>
+        <w:tc>
+          <w:tcPr>
+            <w:tcW w:type="dxa" w:w="3000"/>
+            <w:shd w:fill="EDF1F6" w:val="clear"/>
+            <w:tcBorders>
+              <w:top w:val="single" w:sz="4" w:space="0" w:color="C5CDD6"/>
+              <w:left w:val="single" w:sz="4" w:space="0" w:color="C5CDD6"/>
+              <w:bottom w:val="single" w:sz="4" w:space="0" w:color="C5CDD6"/>
+              <w:right w:val="single" w:sz="4" w:space="0" w:color="C5CDD6"/>
+            </w:tcBorders>
+            <w:tcMar>
+              <w:top w:w="50" w:type="dxa"/>
+              <w:left w:w="70" w:type="dxa"/>
+              <w:bottom w:w="50" w:type="dxa"/>
+              <w:right w:w="70" w:type="dxa"/>
+            </w:tcMar>
+          </w:tcPr>
+          <w:p>
+            <w:pPr>
+              <w:spacing w:before="0" w:after="0" w:line="230" w:lineRule="auto"/>
+            </w:pPr>
+            <w:r/>
+            <w:r>
+              <w:rPr>
+                <w:rFonts w:ascii="Noto Serif" w:hAnsi="Noto Serif" w:eastAsia="Noto Serif" w:cs="Noto Serif"/>
+                <w:b w:val="0"/>
+                <w:color w:val="222222"/>
+                <w:sz w:val="19"/>
+              </w:rPr>
+              <w:t>Accountable</w:t>
             </w:r>
           </w:p>
         </w:tc>
         <w:tc>
           <w:tcPr>
-            <w:tcW w:type="dxa" w:w="2232"/>
+            <w:tcW w:type="dxa" w:w="3000"/>
+            <w:shd w:fill="EDF1F6" w:val="clear"/>
+            <w:tcBorders>
+              <w:top w:val="single" w:sz="4" w:space="0" w:color="C5CDD6"/>
+              <w:left w:val="single" w:sz="4" w:space="0" w:color="C5CDD6"/>
+              <w:bottom w:val="single" w:sz="4" w:space="0" w:color="C5CDD6"/>
+              <w:right w:val="single" w:sz="4" w:space="0" w:color="C5CDD6"/>
+            </w:tcBorders>
+            <w:tcMar>
+              <w:top w:w="50" w:type="dxa"/>
+              <w:left w:w="70" w:type="dxa"/>
+              <w:bottom w:w="50" w:type="dxa"/>
+              <w:right w:w="70" w:type="dxa"/>
+            </w:tcMar>
+          </w:tcPr>
+          <w:p>
+            <w:pPr>
+              <w:spacing w:before="0" w:after="0" w:line="230" w:lineRule="auto"/>
+            </w:pPr>
+            <w:r/>
+            <w:r>
+              <w:rPr>
+                <w:rFonts w:ascii="Noto Serif" w:hAnsi="Noto Serif" w:eastAsia="Noto Serif" w:cs="Noto Serif"/>
+                <w:b w:val="0"/>
+                <w:color w:val="222222"/>
+                <w:sz w:val="19"/>
+              </w:rPr>
+              <w:t>Rina Das</w:t>
+            </w:r>
+          </w:p>
+        </w:tc>
+        <w:tc>
+          <w:tcPr>
+            <w:tcW w:type="dxa" w:w="3000"/>
+            <w:shd w:fill="EDF1F6" w:val="clear"/>
+            <w:tcBorders>
+              <w:top w:val="single" w:sz="4" w:space="0" w:color="C5CDD6"/>
+              <w:left w:val="single" w:sz="4" w:space="0" w:color="C5CDD6"/>
+              <w:bottom w:val="single" w:sz="4" w:space="0" w:color="C5CDD6"/>
+              <w:right w:val="single" w:sz="4" w:space="0" w:color="C5CDD6"/>
+            </w:tcBorders>
+            <w:tcMar>
+              <w:top w:w="50" w:type="dxa"/>
+              <w:left w:w="70" w:type="dxa"/>
+              <w:bottom w:w="50" w:type="dxa"/>
+              <w:right w:w="70" w:type="dxa"/>
+            </w:tcMar>
+          </w:tcPr>
+          <w:p>
+            <w:pPr>
+              <w:spacing w:before="0" w:after="0" w:line="230" w:lineRule="auto"/>
+            </w:pPr>
+            <w:r/>
+            <w:r>
+              <w:rPr>
+                <w:rFonts w:ascii="Noto Serif" w:hAnsi="Noto Serif" w:eastAsia="Noto Serif" w:cs="Noto Serif"/>
+                <w:b w:val="0"/>
+                <w:color w:val="222222"/>
+                <w:sz w:val="19"/>
+              </w:rPr>
+              <w:t>One person. Signs the close.</w:t>
+            </w:r>
+          </w:p>
+        </w:tc>
+      </w:tr>
+      <w:tr>
+        <w:tc>
+          <w:tcPr>
+            <w:tcW w:type="dxa" w:w="3000"/>
             <w:shd w:fill="FFFFFF" w:val="clear"/>
             <w:tcBorders>
               <w:top w:val="single" w:sz="4" w:space="0" w:color="C5CDD6"/>
@@ -13984,154 +14597,18 @@
             <w:r/>
             <w:r>
               <w:rPr>
-                <w:rFonts w:ascii="Liberation Serif" w:hAnsi="Liberation Serif" w:eastAsia="Liberation Serif" w:cs="Liberation Serif"/>
+                <w:rFonts w:ascii="Noto Serif" w:hAnsi="Noto Serif" w:eastAsia="Noto Serif" w:cs="Noto Serif"/>
                 <w:b w:val="0"/>
                 <w:color w:val="222222"/>
                 <w:sz w:val="19"/>
               </w:rPr>
-              <w:t>2024-06-30</w:t>
-            </w:r>
-          </w:p>
-        </w:tc>
-      </w:tr>
-      <w:tr>
-        <w:tc>
-          <w:tcPr>
-            <w:tcW w:type="dxa" w:w="2232"/>
-            <w:shd w:fill="EEF2F6" w:val="clear"/>
-            <w:tcBorders>
-              <w:top w:val="single" w:sz="4" w:space="0" w:color="C5CDD6"/>
-              <w:left w:val="single" w:sz="4" w:space="0" w:color="C5CDD6"/>
-              <w:bottom w:val="single" w:sz="4" w:space="0" w:color="C5CDD6"/>
-              <w:right w:val="single" w:sz="4" w:space="0" w:color="C5CDD6"/>
-            </w:tcBorders>
-            <w:tcMar>
-              <w:top w:w="50" w:type="dxa"/>
-              <w:left w:w="70" w:type="dxa"/>
-              <w:bottom w:w="50" w:type="dxa"/>
-              <w:right w:w="70" w:type="dxa"/>
-            </w:tcMar>
-          </w:tcPr>
-          <w:p>
-            <w:pPr>
-              <w:spacing w:before="0" w:after="0" w:line="230" w:lineRule="auto"/>
-            </w:pPr>
-            <w:r/>
-            <w:r>
-              <w:rPr>
-                <w:rFonts w:ascii="Liberation Serif" w:hAnsi="Liberation Serif" w:eastAsia="Liberation Serif" w:cs="Liberation Serif"/>
-                <w:b w:val="0"/>
-                <w:color w:val="222222"/>
-                <w:sz w:val="19"/>
-              </w:rPr>
-              <w:t>Merge on the repo named in front matter</w:t>
+              <w:t>Consulted</w:t>
             </w:r>
           </w:p>
         </w:tc>
         <w:tc>
           <w:tcPr>
-            <w:tcW w:type="dxa" w:w="2232"/>
-            <w:shd w:fill="EEF2F6" w:val="clear"/>
-            <w:tcBorders>
-              <w:top w:val="single" w:sz="4" w:space="0" w:color="C5CDD6"/>
-              <w:left w:val="single" w:sz="4" w:space="0" w:color="C5CDD6"/>
-              <w:bottom w:val="single" w:sz="4" w:space="0" w:color="C5CDD6"/>
-              <w:right w:val="single" w:sz="4" w:space="0" w:color="C5CDD6"/>
-            </w:tcBorders>
-            <w:tcMar>
-              <w:top w:w="50" w:type="dxa"/>
-              <w:left w:w="70" w:type="dxa"/>
-              <w:bottom w:w="50" w:type="dxa"/>
-              <w:right w:w="70" w:type="dxa"/>
-            </w:tcMar>
-          </w:tcPr>
-          <w:p>
-            <w:pPr>
-              <w:spacing w:before="0" w:after="0" w:line="230" w:lineRule="auto"/>
-            </w:pPr>
-            <w:r/>
-            <w:r>
-              <w:rPr>
-                <w:rFonts w:ascii="Liberation Serif" w:hAnsi="Liberation Serif" w:eastAsia="Liberation Serif" w:cs="Liberation Serif"/>
-                <w:b w:val="0"/>
-                <w:color w:val="222222"/>
-                <w:sz w:val="19"/>
-              </w:rPr>
-              <w:t>Priya Nair</w:t>
-            </w:r>
-          </w:p>
-        </w:tc>
-        <w:tc>
-          <w:tcPr>
-            <w:tcW w:type="dxa" w:w="2232"/>
-            <w:shd w:fill="EEF2F6" w:val="clear"/>
-            <w:tcBorders>
-              <w:top w:val="single" w:sz="4" w:space="0" w:color="C5CDD6"/>
-              <w:left w:val="single" w:sz="4" w:space="0" w:color="C5CDD6"/>
-              <w:bottom w:val="single" w:sz="4" w:space="0" w:color="C5CDD6"/>
-              <w:right w:val="single" w:sz="4" w:space="0" w:color="C5CDD6"/>
-            </w:tcBorders>
-            <w:tcMar>
-              <w:top w:w="50" w:type="dxa"/>
-              <w:left w:w="70" w:type="dxa"/>
-              <w:bottom w:w="50" w:type="dxa"/>
-              <w:right w:w="70" w:type="dxa"/>
-            </w:tcMar>
-          </w:tcPr>
-          <w:p>
-            <w:pPr>
-              <w:spacing w:before="0" w:after="0" w:line="230" w:lineRule="auto"/>
-            </w:pPr>
-            <w:r/>
-            <w:r>
-              <w:rPr>
-                <w:rFonts w:ascii="Liberation Serif" w:hAnsi="Liberation Serif" w:eastAsia="Liberation Serif" w:cs="Liberation Serif"/>
-                <w:b w:val="0"/>
-                <w:color w:val="222222"/>
-                <w:sz w:val="19"/>
-              </w:rPr>
-              <w:t>Kavya Menon</w:t>
-            </w:r>
-          </w:p>
-        </w:tc>
-        <w:tc>
-          <w:tcPr>
-            <w:tcW w:type="dxa" w:w="2232"/>
-            <w:shd w:fill="EEF2F6" w:val="clear"/>
-            <w:tcBorders>
-              <w:top w:val="single" w:sz="4" w:space="0" w:color="C5CDD6"/>
-              <w:left w:val="single" w:sz="4" w:space="0" w:color="C5CDD6"/>
-              <w:bottom w:val="single" w:sz="4" w:space="0" w:color="C5CDD6"/>
-              <w:right w:val="single" w:sz="4" w:space="0" w:color="C5CDD6"/>
-            </w:tcBorders>
-            <w:tcMar>
-              <w:top w:w="50" w:type="dxa"/>
-              <w:left w:w="70" w:type="dxa"/>
-              <w:bottom w:w="50" w:type="dxa"/>
-              <w:right w:w="70" w:type="dxa"/>
-            </w:tcMar>
-          </w:tcPr>
-          <w:p>
-            <w:pPr>
-              <w:spacing w:before="0" w:after="0" w:line="230" w:lineRule="auto"/>
-            </w:pPr>
-            <w:r/>
-            <w:r>
-              <w:rPr>
-                <w:rFonts w:ascii="Liberation Serif" w:hAnsi="Liberation Serif" w:eastAsia="Liberation Serif" w:cs="Liberation Serif"/>
-                <w:b w:val="0"/>
-                <w:color w:val="222222"/>
-                <w:sz w:val="19"/>
-              </w:rPr>
-              <w:t>2024-06-30</w:t>
-            </w:r>
-          </w:p>
-        </w:tc>
-      </w:tr>
-      <w:tr>
-        <w:tc>
-          <w:tcPr>
-            <w:tcW w:type="dxa" w:w="2232"/>
+            <w:tcW w:type="dxa" w:w="3000"/>
             <w:shd w:fill="FFFFFF" w:val="clear"/>
             <w:tcBorders>
               <w:top w:val="single" w:sz="4" w:space="0" w:color="C5CDD6"/>
@@ -14153,18 +14630,18 @@
             <w:r/>
             <w:r>
               <w:rPr>
-                <w:rFonts w:ascii="Liberation Serif" w:hAnsi="Liberation Serif" w:eastAsia="Liberation Serif" w:cs="Liberation Serif"/>
+                <w:rFonts w:ascii="Noto Serif" w:hAnsi="Noto Serif" w:eastAsia="Noto Serif" w:cs="Noto Serif"/>
                 <w:b w:val="0"/>
                 <w:color w:val="222222"/>
                 <w:sz w:val="19"/>
               </w:rPr>
-              <w:t>Customer/ops thread</w:t>
+              <w:t>Priya Nair</w:t>
             </w:r>
           </w:p>
         </w:tc>
         <w:tc>
           <w:tcPr>
-            <w:tcW w:type="dxa" w:w="2232"/>
+            <w:tcW w:type="dxa" w:w="3000"/>
             <w:shd w:fill="FFFFFF" w:val="clear"/>
             <w:tcBorders>
               <w:top w:val="single" w:sz="4" w:space="0" w:color="C5CDD6"/>
@@ -14186,19 +14663,21 @@
             <w:r/>
             <w:r>
               <w:rPr>
-                <w:rFonts w:ascii="Liberation Serif" w:hAnsi="Liberation Serif" w:eastAsia="Liberation Serif" w:cs="Liberation Serif"/>
+                <w:rFonts w:ascii="Noto Serif" w:hAnsi="Noto Serif" w:eastAsia="Noto Serif" w:cs="Noto Serif"/>
                 <w:b w:val="0"/>
                 <w:color w:val="222222"/>
                 <w:sz w:val="19"/>
               </w:rPr>
-              <w:t>Aman Kumar</w:t>
+              <w:t>Reviewer, not a shadow owner</w:t>
             </w:r>
           </w:p>
         </w:tc>
+      </w:tr>
+      <w:tr>
         <w:tc>
           <w:tcPr>
-            <w:tcW w:type="dxa" w:w="2232"/>
-            <w:shd w:fill="FFFFFF" w:val="clear"/>
+            <w:tcW w:type="dxa" w:w="3000"/>
+            <w:shd w:fill="EDF1F6" w:val="clear"/>
             <w:tcBorders>
               <w:top w:val="single" w:sz="4" w:space="0" w:color="C5CDD6"/>
               <w:left w:val="single" w:sz="4" w:space="0" w:color="C5CDD6"/>
@@ -14219,19 +14698,19 @@
             <w:r/>
             <w:r>
               <w:rPr>
-                <w:rFonts w:ascii="Liberation Serif" w:hAnsi="Liberation Serif" w:eastAsia="Liberation Serif" w:cs="Liberation Serif"/>
+                <w:rFonts w:ascii="Noto Serif" w:hAnsi="Noto Serif" w:eastAsia="Noto Serif" w:cs="Noto Serif"/>
                 <w:b w:val="0"/>
                 <w:color w:val="222222"/>
                 <w:sz w:val="19"/>
               </w:rPr>
-              <w:t>Rina Das</w:t>
+              <w:t>Informed</w:t>
             </w:r>
           </w:p>
         </w:tc>
         <w:tc>
           <w:tcPr>
-            <w:tcW w:type="dxa" w:w="2232"/>
-            <w:shd w:fill="FFFFFF" w:val="clear"/>
+            <w:tcW w:type="dxa" w:w="3000"/>
+            <w:shd w:fill="EDF1F6" w:val="clear"/>
             <w:tcBorders>
               <w:top w:val="single" w:sz="4" w:space="0" w:color="C5CDD6"/>
               <w:left w:val="single" w:sz="4" w:space="0" w:color="C5CDD6"/>
@@ -14252,12 +14731,45 @@
             <w:r/>
             <w:r>
               <w:rPr>
-                <w:rFonts w:ascii="Liberation Serif" w:hAnsi="Liberation Serif" w:eastAsia="Liberation Serif" w:cs="Liberation Serif"/>
+                <w:rFonts w:ascii="Noto Serif" w:hAnsi="Noto Serif" w:eastAsia="Noto Serif" w:cs="Noto Serif"/>
                 <w:b w:val="0"/>
                 <w:color w:val="222222"/>
                 <w:sz w:val="19"/>
               </w:rPr>
-              <w:t>2024-06-30</w:t>
+              <w:t>The June</w:t>
+            </w:r>
+          </w:p>
+        </w:tc>
+        <w:tc>
+          <w:tcPr>
+            <w:tcW w:type="dxa" w:w="3000"/>
+            <w:shd w:fill="EDF1F6" w:val="clear"/>
+            <w:tcBorders>
+              <w:top w:val="single" w:sz="4" w:space="0" w:color="C5CDD6"/>
+              <w:left w:val="single" w:sz="4" w:space="0" w:color="C5CDD6"/>
+              <w:bottom w:val="single" w:sz="4" w:space="0" w:color="C5CDD6"/>
+              <w:right w:val="single" w:sz="4" w:space="0" w:color="C5CDD6"/>
+            </w:tcBorders>
+            <w:tcMar>
+              <w:top w:w="50" w:type="dxa"/>
+              <w:left w:w="70" w:type="dxa"/>
+              <w:bottom w:w="50" w:type="dxa"/>
+              <w:right w:w="70" w:type="dxa"/>
+            </w:tcMar>
+          </w:tcPr>
+          <w:p>
+            <w:pPr>
+              <w:spacing w:before="0" w:after="0" w:line="230" w:lineRule="auto"/>
+            </w:pPr>
+            <w:r/>
+            <w:r>
+              <w:rPr>
+                <w:rFonts w:ascii="Noto Serif" w:hAnsi="Noto Serif" w:eastAsia="Noto Serif" w:cs="Noto Serif"/>
+                <w:b w:val="0"/>
+                <w:color w:val="222222"/>
+                <w:sz w:val="19"/>
+              </w:rPr>
+              <w:t>Clearhaven path; no hostnames</w:t>
             </w:r>
           </w:p>
         </w:tc>
@@ -14270,58 +14782,58 @@
     </w:p>
     <w:p>
       <w:pPr>
-        <w:spacing w:before="0" w:after="240" w:line="427" w:lineRule="auto"/>
-        <w:ind w:firstLine="288"/>
+        <w:spacing w:before="0" w:after="200" w:line="384" w:lineRule="auto"/>
+        <w:ind w:firstLine="173"/>
       </w:pPr>
       <w:r>
         <w:rPr>
-          <w:rFonts w:ascii="Liberation Serif" w:hAnsi="Liberation Serif" w:eastAsia="Liberation Serif" w:cs="Liberation Serif"/>
+          <w:rFonts w:ascii="Noto Serif" w:hAnsi="Noto Serif" w:eastAsia="Noto Serif" w:cs="Noto Serif"/>
           <w:color w:val="222222"/>
           <w:sz w:val="24"/>
         </w:rPr>
-        <w:t>If Kavya Menon is out that week, Priya Nair is the named backup, not 'the team.' I will write that on CLH-DBA-LOCK the day I hand off, not the day the page fires. This handoff does not reopen a vendor overlay we already rejected. It only changes who carries it.</w:t>
+        <w:t>If two people think they are accountable, Rina Das picks one on CLH-TDD-2023-011. If nobody is, a dashboard screenshot standing in for a permalink has not started. Aman Kumar is the writer of this file. That is not the same as accountable unless the front already said so. I will rewrite any row that says 'platform' or 'ops' as a person before I call this done.</w:t>
       </w:r>
     </w:p>
     <w:p>
       <w:pPr>
-        <w:spacing w:before="0" w:after="240" w:line="427" w:lineRule="auto"/>
-        <w:ind w:firstLine="288"/>
+        <w:spacing w:before="0" w:after="200" w:line="384" w:lineRule="auto"/>
+        <w:ind w:firstLine="173"/>
       </w:pPr>
       <w:r>
         <w:rPr>
-          <w:rFonts w:ascii="Liberation Serif" w:hAnsi="Liberation Serif" w:eastAsia="Liberation Serif" w:cs="Liberation Serif"/>
+          <w:rFonts w:ascii="Noto Serif" w:hAnsi="Noto Serif" w:eastAsia="Noto Serif" w:cs="Noto Serif"/>
           <w:color w:val="222222"/>
           <w:sz w:val="24"/>
         </w:rPr>
-        <w:t>Access that still has my name on it for a vendor overlay we already rejected: if I can still kubectl to ns-pg-clh-recon-01.internal.northstar.example after June 27, 2024, the handoff failed. Kavya Menon accepts in writing on CLH-DBA-LOCK or we keep paging me, which is the same as not handing off. Helen Cho is backup only if named on that ticket the same day.</w:t>
+        <w:t>Pages go to the responsible person, not to a Slack channel that everyone mutes. If Rina Das is out, the backup is a name on CLH-TDD-2023-011 the same day, not a hope that someone is watching northstar.internal.</w:t>
       </w:r>
     </w:p>
     <w:p>
       <w:pPr>
-        <w:spacing w:before="0" w:after="240" w:line="427" w:lineRule="auto"/>
-        <w:ind w:firstLine="288"/>
+        <w:spacing w:before="0" w:after="200" w:line="384" w:lineRule="auto"/>
+        <w:ind w:firstLine="173"/>
       </w:pPr>
       <w:r>
         <w:rPr>
-          <w:rFonts w:ascii="Liberation Serif" w:hAnsi="Liberation Serif" w:eastAsia="Liberation Serif" w:cs="Liberation Serif"/>
+          <w:rFonts w:ascii="Noto Serif" w:hAnsi="Noto Serif" w:eastAsia="Noto Serif" w:cs="Noto Serif"/>
           <w:color w:val="222222"/>
           <w:sz w:val="24"/>
         </w:rPr>
-        <w:t>I will drop the IAM grant instead of leaving it 'just in case.' Temporary grants expire. A copied kubeconfig is not a grant. Aman Kumar will not keep a personal break-glass for convenience.</w:t>
+        <w:t>Aman Kumar owes a close on a dashboard screenshot standing in for a permalink by June 29, 2024, not a status emoji, the first check is a read on northstar.internal, and the call in the front still holds and this is leftover work only.</w:t>
       </w:r>
     </w:p>
     <w:p>
       <w:pPr>
-        <w:spacing w:before="0" w:after="240" w:line="427" w:lineRule="auto"/>
-        <w:ind w:firstLine="288"/>
+        <w:spacing w:before="0" w:after="200" w:line="384" w:lineRule="auto"/>
+        <w:ind w:firstLine="173"/>
       </w:pPr>
       <w:r>
         <w:rPr>
-          <w:rFonts w:ascii="Liberation Serif" w:hAnsi="Liberation Serif" w:eastAsia="Liberation Serif" w:cs="Liberation Serif"/>
+          <w:rFonts w:ascii="Noto Serif" w:hAnsi="Noto Serif" w:eastAsia="Noto Serif" w:cs="Noto Serif"/>
           <w:color w:val="222222"/>
           <w:sz w:val="24"/>
         </w:rPr>
-        <w:t>Grant review date for a vendor overlay we already rejected is June 27, 2024. If we miss it, the grant dies, the work waits. Kavya Menon can renew on CLH-DBA-LOCK with an expiry. I will not silently extend. A copied kubeconfig on a laptop is not a grant. Aman Kumar will revoke my own leftover access the same day the handoff is accepted.</w:t>
+        <w:t>I parked a dashboard screenshot standing in for a permalink on CLH-DBA-LOCK so it is not Slack archaeology, a green job with no rows still pages, and Clearhaven does not get ops-bastion-03.northstar.internal in an outbound sentence.</w:t>
       </w:r>
     </w:p>
     <w:p>
@@ -14329,21 +14841,85 @@
         <w:pStyle w:val="Heading2"/>
       </w:pPr>
       <w:r>
-        <w:t>Read-only first: poison versus lag versus empty-success</w:t>
+        <w:t>Last time owner as a team name instead of a person cost us</w:t>
       </w:r>
     </w:p>
     <w:p>
       <w:pPr>
-        <w:spacing w:before="0" w:after="240" w:line="427" w:lineRule="auto"/>
-        <w:ind w:firstLine="288"/>
+        <w:spacing w:before="0" w:after="200" w:line="384" w:lineRule="auto"/>
+        <w:ind w:firstLine="173"/>
       </w:pPr>
       <w:r>
         <w:rPr>
-          <w:rFonts w:ascii="Liberation Serif" w:hAnsi="Liberation Serif" w:eastAsia="Liberation Serif" w:cs="Liberation Serif"/>
+          <w:rFonts w:ascii="Noto Serif" w:hAnsi="Noto Serif" w:eastAsia="Noto Serif" w:cs="Noto Serif"/>
           <w:color w:val="222222"/>
           <w:sz w:val="24"/>
         </w:rPr>
-        <w:t>Only if the front matter already put you on northstar.example. Stop after the first unexpected line. Helen Cho is the wake-up, not a group chat. Ticket CLH-PRD-2024-021 opens before any write. This is the poison versus lag versus empty-success path, not a general restart recipe.</w:t>
+        <w:t>Tell: truncated file with a matching trailer. That showed up around ops-bastion-03.northstar.internal. CLH-INC-2023-204 is the record. owner as a team name instead of a person is how it will show up again if we get sloppy. The fix is to make the failure loud and stop the write path before it creates 277 junk rows, not to widen a retry. Verification is a staging replay that used to succeed at being wrong and must now fail.</w:t>
+      </w:r>
+    </w:p>
+    <w:p>
+      <w:pPr>
+        <w:spacing w:before="0" w:after="200" w:line="384" w:lineRule="auto"/>
+        <w:ind w:firstLine="173"/>
+      </w:pPr>
+      <w:r>
+        <w:rPr>
+          <w:rFonts w:ascii="Noto Serif" w:hAnsi="Noto Serif" w:eastAsia="Noto Serif" w:cs="Noto Serif"/>
+          <w:color w:val="222222"/>
+          <w:sz w:val="24"/>
+        </w:rPr>
+        <w:t>We will not claim this class cannot happen. We will claim the next one dies at the gate we are building, and that the page names the tell we missed. Priya Nair accepts the gate. Aman Kumar writes it. Rina Das gets a factual count if it repeats, not an apology paragraph.</w:t>
+      </w:r>
+    </w:p>
+    <w:p>
+      <w:pPr>
+        <w:spacing w:before="0" w:after="200" w:line="384" w:lineRule="auto"/>
+        <w:ind w:firstLine="173"/>
+      </w:pPr>
+      <w:r>
+        <w:rPr>
+          <w:rFonts w:ascii="Noto Serif" w:hAnsi="Noto Serif" w:eastAsia="Noto Serif" w:cs="Noto Serif"/>
+          <w:color w:val="222222"/>
+          <w:sz w:val="24"/>
+        </w:rPr>
+        <w:t>I will not reopen Flyway schema migrations on recon Postgres to smuggle owner as a team name instead of a person back in, the number I will quote is 06, and if it is stale I will say so, and if this fights the front of CLH-SOP-2024-011, strike it.</w:t>
+      </w:r>
+    </w:p>
+    <w:p>
+      <w:pPr>
+        <w:spacing w:before="0" w:after="200" w:line="384" w:lineRule="auto"/>
+        <w:ind w:firstLine="173"/>
+      </w:pPr>
+      <w:r>
+        <w:rPr>
+          <w:rFonts w:ascii="Noto Serif" w:hAnsi="Noto Serif" w:eastAsia="Noto Serif" w:cs="Noto Serif"/>
+          <w:color w:val="222222"/>
+          <w:sz w:val="24"/>
+        </w:rPr>
+        <w:t>Clearhaven can wait on owner as a team name instead of a person until Kavya Menon writes the cut, the first check is a read on ns-pg-clh-recon-01.northstar.internal, and a skip is a ticket and a flake is a capture.</w:t>
+      </w:r>
+    </w:p>
+    <w:p>
+      <w:pPr>
+        <w:pStyle w:val="Heading2"/>
+      </w:pPr>
+      <w:r>
+        <w:t>Dry-run on northstar.internal</w:t>
+      </w:r>
+    </w:p>
+    <w:p>
+      <w:pPr>
+        <w:spacing w:before="0" w:after="200" w:line="384" w:lineRule="auto"/>
+        <w:ind w:firstLine="173"/>
+      </w:pPr>
+      <w:r>
+        <w:rPr>
+          <w:rFonts w:ascii="Noto Serif" w:hAnsi="Noto Serif" w:eastAsia="Noto Serif" w:cs="Noto Serif"/>
+          <w:color w:val="222222"/>
+          <w:sz w:val="24"/>
+        </w:rPr>
+        <w:t>A dry-run for secret skew that looks like 'no work' prints a count before it writes. If we cannot show that count on ns-pg-clh-recon-stg-01.northstar.internal, we abort. The June pastes the output on CLH-DBA-LOCK. I will not accept 'it looked fine in the UI' or 'staging was green.' Staging has lied about partition count before.</w:t>
       </w:r>
     </w:p>
     <w:p>
@@ -14357,7 +14933,7 @@
           <w:color w:val="555555"/>
           <w:sz w:val="17"/>
         </w:rPr>
-        <w:t>Read-only. CLH-PRD-2024-021. northstar.example.</w:t>
+        <w:t>Shape of the dry-run, not a paste of production data. CLH-DBA-LOCK.</w:t>
       </w:r>
     </w:p>
     <w:tbl>
@@ -14366,12 +14942,12 @@
         <w:tblLook w:firstColumn="1" w:firstRow="1" w:lastColumn="0" w:lastRow="0" w:noHBand="0" w:noVBand="1" w:val="04A0"/>
       </w:tblPr>
       <w:tblGrid>
-        <w:gridCol w:w="8928"/>
+        <w:gridCol w:w="9000"/>
       </w:tblGrid>
       <w:tr>
         <w:tc>
           <w:tcPr>
-            <w:tcW w:type="dxa" w:w="8928"/>
+            <w:tcW w:type="dxa" w:w="9000"/>
             <w:shd w:fill="F3F4F6" w:val="clear"/>
             <w:tcBorders>
               <w:top w:val="single" w:sz="6" w:space="0" w:color="C5CDD6"/>
@@ -14397,7 +14973,7 @@
                 <w:color w:val="222222"/>
                 <w:sz w:val="17"/>
               </w:rPr>
-              <w:t># CLH-SOP-2024-011 / CLH-PRD-2024-021 / poison versus lag versus empty-success</w:t>
+              <w:t># CLH-SOP-2024-011 dry-run / secret skew that looks like 'no work'</w:t>
             </w:r>
           </w:p>
           <w:p>
@@ -14410,6 +14986,19 @@
                 <w:color w:val="222222"/>
                 <w:sz w:val="17"/>
               </w:rPr>
+              <w:t># run on ns-pg-clh-recon-stg-01.northstar.internal or a listed replica, read-only</w:t>
+            </w:r>
+          </w:p>
+          <w:p>
+            <w:pPr>
+              <w:spacing w:before="0" w:after="0" w:line="220" w:lineRule="auto"/>
+            </w:pPr>
+            <w:r>
+              <w:rPr>
+                <w:rFonts w:ascii="Liberation Mono" w:hAnsi="Liberation Mono" w:eastAsia="Liberation Mono" w:cs="Liberation Mono"/>
+                <w:color w:val="222222"/>
+                <w:sz w:val="17"/>
+              </w:rPr>
               <w:t>date -u</w:t>
             </w:r>
           </w:p>
@@ -14423,7 +15012,7 @@
                 <w:color w:val="222222"/>
                 <w:sz w:val="17"/>
               </w:rPr>
-              <w:t>ssh northstar.example 'uptime; df -h | head'</w:t>
+              <w:t># print the count the write would touch</w:t>
             </w:r>
           </w:p>
           <w:p>
@@ -14436,7 +15025,7 @@
                 <w:color w:val="222222"/>
                 <w:sz w:val="17"/>
               </w:rPr>
-              <w:t>kubectl -n oakridge-inv get pods -l app=match-engine -o wide | head</w:t>
+              <w:t># abort if the count is 0, or larger than 5x the front-matter guess</w:t>
             </w:r>
           </w:p>
           <w:p>
@@ -14449,33 +15038,7 @@
                 <w:color w:val="222222"/>
                 <w:sz w:val="17"/>
               </w:rPr>
-              <w:t>kubectl -n oakridge-inv logs deploy/match-engine --tail=80 | tail</w:t>
-            </w:r>
-          </w:p>
-          <w:p>
-            <w:pPr>
-              <w:spacing w:before="0" w:after="0" w:line="220" w:lineRule="auto"/>
-            </w:pPr>
-            <w:r>
-              <w:rPr>
-                <w:rFonts w:ascii="Liberation Mono" w:hAnsi="Liberation Mono" w:eastAsia="Liberation Mono" w:cs="Liberation Mono"/>
-                <w:color w:val="222222"/>
-                <w:sz w:val="17"/>
-              </w:rPr>
-              <w:t># stop. write the last error in one sentence on CLH-PRD-2024-021</w:t>
-            </w:r>
-          </w:p>
-          <w:p>
-            <w:pPr>
-              <w:spacing w:before="0" w:after="0" w:line="220" w:lineRule="auto"/>
-            </w:pPr>
-            <w:r>
-              <w:rPr>
-                <w:rFonts w:ascii="Liberation Mono" w:hAnsi="Liberation Mono" w:eastAsia="Liberation Mono" w:cs="Liberation Mono"/>
-                <w:color w:val="222222"/>
-                <w:sz w:val="17"/>
-              </w:rPr>
-              <w:t># do not helm upgrade from a laptop in a freeze</w:t>
+              <w:t># write the number on CLH-DBA-LOCK before any mutate</w:t>
             </w:r>
           </w:p>
         </w:tc>
@@ -14488,1850 +15051,199 @@
     </w:p>
     <w:p>
       <w:pPr>
-        <w:pStyle w:val="ListNumber"/>
-        <w:spacing w:before="20" w:after="60" w:line="260" w:lineRule="auto"/>
+        <w:spacing w:before="0" w:after="200" w:line="384" w:lineRule="auto"/>
+        <w:ind w:firstLine="173"/>
       </w:pPr>
       <w:r>
         <w:rPr>
-          <w:rFonts w:ascii="Liberation Serif" w:hAnsi="Liberation Serif" w:eastAsia="Liberation Serif" w:cs="Liberation Serif"/>
+          <w:rFonts w:ascii="Noto Serif" w:hAnsi="Noto Serif" w:eastAsia="Noto Serif" w:cs="Noto Serif"/>
           <w:color w:val="222222"/>
           <w:sz w:val="24"/>
         </w:rPr>
-        <w:t>Write the symptom on CLH-PRD-2024-021 before any write.</w:t>
+        <w:t>Abort is cheaper than a dual-run that violates the unique key. Dual-run that breaks uniqueness is a data incident. Priya Nair does not get to redefine uniqueness to hit a date. Aman Kumar will stop the job.</w:t>
       </w:r>
     </w:p>
     <w:p>
       <w:pPr>
-        <w:pStyle w:val="ListNumber"/>
-        <w:spacing w:before="20" w:after="60" w:line="260" w:lineRule="auto"/>
+        <w:spacing w:before="0" w:after="200" w:line="384" w:lineRule="auto"/>
+        <w:ind w:firstLine="173"/>
       </w:pPr>
       <w:r>
         <w:rPr>
-          <w:rFonts w:ascii="Liberation Serif" w:hAnsi="Liberation Serif" w:eastAsia="Liberation Serif" w:cs="Liberation Serif"/>
+          <w:rFonts w:ascii="Noto Serif" w:hAnsi="Noto Serif" w:eastAsia="Noto Serif" w:cs="Noto Serif"/>
           <w:color w:val="222222"/>
           <w:sz w:val="24"/>
         </w:rPr>
-        <w:t>If poison: fence the record. Do not raise retries past 7.</w:t>
+        <w:t>the front of CLH-SOP-2024-011 already named secret skew that looks like 'no work', this paragraph is execution, a green job with no rows still pages, and I will not mix clocks to make secret skew that looks like 'no work' look healthier.</w:t>
       </w:r>
     </w:p>
     <w:p>
       <w:pPr>
-        <w:pStyle w:val="ListNumber"/>
-        <w:spacing w:before="20" w:after="60" w:line="260" w:lineRule="auto"/>
+        <w:spacing w:before="0" w:after="200" w:line="384" w:lineRule="auto"/>
+        <w:ind w:firstLine="173"/>
       </w:pPr>
       <w:r>
         <w:rPr>
-          <w:rFonts w:ascii="Liberation Serif" w:hAnsi="Liberation Serif" w:eastAsia="Liberation Serif" w:cs="Liberation Serif"/>
+          <w:rFonts w:ascii="Noto Serif" w:hAnsi="Noto Serif" w:eastAsia="Noto Serif" w:cs="Noto Serif"/>
           <w:color w:val="222222"/>
           <w:sz w:val="24"/>
         </w:rPr>
-        <w:t>If lag with all partitions moving: scale only after Helen Cho would scale.</w:t>
+        <w:t>do not treat secret skew that looks like 'no work' as polish, Rahul Deshmukh either owns it or we drop it, the number I will quote is 14, and if it is stale I will say so, and object on NS-DBA-RB-14, not in a side thread.</w:t>
       </w:r>
     </w:p>
     <w:p>
       <w:pPr>
-        <w:pStyle w:val="ListNumber"/>
-        <w:spacing w:before="20" w:after="60" w:line="260" w:lineRule="auto"/>
+        <w:pStyle w:val="Heading1"/>
+      </w:pPr>
+      <w:r>
+        <w:t>Short list after June 18, 2024</w:t>
+      </w:r>
+    </w:p>
+    <w:p>
+      <w:pPr>
+        <w:spacing w:before="0" w:after="200" w:line="384" w:lineRule="auto"/>
+        <w:ind w:firstLine="173"/>
       </w:pPr>
       <w:r>
         <w:rPr>
-          <w:rFonts w:ascii="Liberation Serif" w:hAnsi="Liberation Serif" w:eastAsia="Liberation Serif" w:cs="Liberation Serif"/>
+          <w:rFonts w:ascii="Noto Serif" w:hAnsi="Noto Serif" w:eastAsia="Noto Serif" w:cs="Noto Serif"/>
           <w:color w:val="222222"/>
           <w:sz w:val="24"/>
         </w:rPr>
-        <w:t>If rollback: read the schema SOP. Expanded columns roll forward.</w:t>
+        <w:t>Owners and tickets still attached to CLH-SOP-2024-011, written so a colleague can act without hunting Slack. Close is a decision, a refuse, or a new date.</w:t>
       </w:r>
     </w:p>
     <w:p>
       <w:pPr>
-        <w:pStyle w:val="ListNumber"/>
-        <w:spacing w:before="20" w:after="60" w:line="260" w:lineRule="auto"/>
+        <w:spacing w:before="0" w:after="200" w:line="384" w:lineRule="auto"/>
+        <w:ind w:firstLine="173"/>
       </w:pPr>
       <w:r>
         <w:rPr>
-          <w:rFonts w:ascii="Liberation Serif" w:hAnsi="Liberation Serif" w:eastAsia="Liberation Serif" w:cs="Liberation Serif"/>
+          <w:rFonts w:ascii="Noto Serif" w:hAnsi="Noto Serif" w:eastAsia="Noto Serif" w:cs="Noto Serif"/>
           <w:color w:val="222222"/>
           <w:sz w:val="24"/>
         </w:rPr>
-        <w:t>Wake Helen Cho only after the read-only commands and a one-line diagnosis.</w:t>
+        <w:t>the front of CLH-SOP-2024-011 already named pre-page: is this even a page, this paragraph is execution, a green job with no rows still pages, and I will not mix clocks to make pre-page: is this even a page look healthier.</w:t>
       </w:r>
     </w:p>
     <w:p>
       <w:pPr>
-        <w:spacing w:before="0" w:after="240" w:line="427" w:lineRule="auto"/>
-        <w:ind w:firstLine="288"/>
+        <w:spacing w:before="0" w:after="200" w:line="384" w:lineRule="auto"/>
+        <w:ind w:firstLine="173"/>
       </w:pPr>
       <w:r>
         <w:rPr>
-          <w:rFonts w:ascii="Liberation Serif" w:hAnsi="Liberation Serif" w:eastAsia="Liberation Serif" w:cs="Liberation Serif"/>
+          <w:rFonts w:ascii="Noto Serif" w:hAnsi="Noto Serif" w:eastAsia="Noto Serif" w:cs="Noto Serif"/>
           <w:color w:val="222222"/>
           <w:sz w:val="24"/>
         </w:rPr>
-        <w:t>I will not restart northstar.example because it is the fastest way to stop a page. Restart is a listed step with a listed rollback. If I am wrong, the next page is louder. Memory bump is a last resort and it is a ticket, not a one-line kubectl set. Aman Kumar has already been wrong about that twice this year.</w:t>
+        <w:t>do not treat poison versus lag versus empty-success as polish, Priya Nair either owns it or we drop it, the number I will quote is 14, and if it is stale I will say so, and object on CLH-ADR-2024-003, not in a side thread.</w:t>
       </w:r>
     </w:p>
     <w:p>
       <w:pPr>
-        <w:spacing w:before="0" w:after="240" w:line="427" w:lineRule="auto"/>
-        <w:ind w:firstLine="288"/>
+        <w:spacing w:before="0" w:after="200" w:line="384" w:lineRule="auto"/>
+        <w:ind w:firstLine="173"/>
       </w:pPr>
       <w:r>
         <w:rPr>
-          <w:rFonts w:ascii="Liberation Serif" w:hAnsi="Liberation Serif" w:eastAsia="Liberation Serif" w:cs="Liberation Serif"/>
+          <w:rFonts w:ascii="Noto Serif" w:hAnsi="Noto Serif" w:eastAsia="Noto Serif" w:cs="Noto Serif"/>
           <w:color w:val="222222"/>
           <w:sz w:val="24"/>
         </w:rPr>
-        <w:t>First command on northstar.example for poison versus lag versus empty-success is still a read. Second is the last error line. Third is whether the front-matter rule is still true. I will not restart to silence a page. Restart is a listed step. Helen Cho gets the one-line diagnosis before a write. Ticket CLH-PRD-2024-021 is open first.</w:t>
+        <w:t>I bounced a hallway yes on who to wake after the read-only commands, the first check is a read on ns-pg-clh-recon-stg-01.northstar.internal, and config, Helm, and a flag flip are all changes.</w:t>
       </w:r>
     </w:p>
     <w:p>
       <w:pPr>
-        <w:spacing w:before="0" w:after="240" w:line="427" w:lineRule="auto"/>
-        <w:ind w:firstLine="288"/>
+        <w:spacing w:before="0" w:after="200" w:line="384" w:lineRule="auto"/>
+        <w:ind w:firstLine="173"/>
       </w:pPr>
       <w:r>
         <w:rPr>
-          <w:rFonts w:ascii="Liberation Serif" w:hAnsi="Liberation Serif" w:eastAsia="Liberation Serif" w:cs="Liberation Serif"/>
+          <w:rFonts w:ascii="Noto Serif" w:hAnsi="Noto Serif" w:eastAsia="Noto Serif" w:cs="Noto Serif"/>
           <w:color w:val="222222"/>
           <w:sz w:val="24"/>
         </w:rPr>
-        <w:t>If the tell is poison, fence. If the tell is lag with every partition moving, scale only the way Helen Cho would scale. If the tell is empty-success, page. Green plus zero rows is a lie we have already paid for.</w:t>
+        <w:t>Kavya Menon asked for a one-line version of rollback when the migrate already expanded, a green job with no rows still pages, and a vendor discount is not evidence.</w:t>
       </w:r>
     </w:p>
     <w:p>
       <w:pPr>
-        <w:spacing w:before="0" w:after="240" w:line="427" w:lineRule="auto"/>
-        <w:ind w:firstLine="288"/>
+        <w:spacing w:before="0" w:after="200" w:line="384" w:lineRule="auto"/>
+        <w:ind w:firstLine="173"/>
       </w:pPr>
       <w:r>
         <w:rPr>
-          <w:rFonts w:ascii="Liberation Serif" w:hAnsi="Liberation Serif" w:eastAsia="Liberation Serif" w:cs="Liberation Serif"/>
+          <w:rFonts w:ascii="Noto Serif" w:hAnsi="Noto Serif" w:eastAsia="Noto Serif" w:cs="Noto Serif"/>
           <w:color w:val="222222"/>
           <w:sz w:val="24"/>
         </w:rPr>
-        <w:t>I want the last error line from northstar.example in CLH-PRD-2024-021 before anyone says they 'restarted just in case.' Restart without a tell is how we lost time last incident. Helen Cho can restart after the read-only commands and a one-line diagnosis. Not before. Memory bump is a ticket, not a one-liner.</w:t>
+        <w:t>date pressure on date pressure versus a date with owners is not a date, June 30, 2024 is if Helen Cho keeps it, the number I will quote is 23, and if it is stale I will say so, and I will drop my leftover role the day Helen Cho takes CLH-TDD-2023-011.</w:t>
       </w:r>
     </w:p>
     <w:p>
       <w:pPr>
-        <w:pStyle w:val="Heading2"/>
+        <w:spacing w:before="0" w:after="200" w:line="384" w:lineRule="auto"/>
+        <w:ind w:firstLine="173"/>
       </w:pPr>
       <w:r>
-        <w:t>Still open: a cleanup PR that renames a field</w:t>
+        <w:rPr>
+          <w:rFonts w:ascii="Noto Serif" w:hAnsi="Noto Serif" w:eastAsia="Noto Serif" w:cs="Noto Serif"/>
+          <w:color w:val="222222"/>
+          <w:sz w:val="24"/>
+        </w:rPr>
+        <w:t>Aman Kumar owes a close on the freeze clock versus a 'small apply' by July 1, 2024, not a status emoji, the first check is a read on ops-bastion-03.northstar.internal, and the call in the front still holds and this is leftover work only.</w:t>
       </w:r>
     </w:p>
     <w:p>
       <w:pPr>
-        <w:spacing w:before="0" w:after="240" w:line="427" w:lineRule="auto"/>
-        <w:ind w:firstLine="288"/>
+        <w:spacing w:before="0" w:after="200" w:line="384" w:lineRule="auto"/>
+        <w:ind w:firstLine="173"/>
       </w:pPr>
       <w:r>
         <w:rPr>
-          <w:rFonts w:ascii="Liberation Serif" w:hAnsi="Liberation Serif" w:eastAsia="Liberation Serif" w:cs="Liberation Serif"/>
+          <w:rFonts w:ascii="Noto Serif" w:hAnsi="Noto Serif" w:eastAsia="Noto Serif" w:cs="Noto Serif"/>
           <w:color w:val="222222"/>
           <w:sz w:val="24"/>
         </w:rPr>
-        <w:t>Rahul Deshmukh still owes a close, not a status. Due July 5, 2024. The question is whether ops-bastion-03.internal.northstar.example stays in the path for a cleanup PR that renames a field. If yes, the main body already says how. If no, Rahul Deshmukh writes the cut on CLH-ADR-2024-003. I will ping once. After that the owner is late, not blocked.</w:t>
+        <w:t>I parked identifiers in chat, logs, or a support zip on CLH-DBA-LOCK so it is not Slack archaeology, a green job with no rows still pages, and Clearhaven does not get ns-pg-clh-recon-stg-01.northstar.internal in an outbound sentence.</w:t>
       </w:r>
     </w:p>
     <w:p>
       <w:pPr>
-        <w:pStyle w:val="ListBullet"/>
-        <w:spacing w:before="20" w:after="60" w:line="260" w:lineRule="auto"/>
+        <w:spacing w:before="0" w:after="200" w:line="384" w:lineRule="auto"/>
+        <w:ind w:firstLine="173"/>
       </w:pPr>
       <w:r>
         <w:rPr>
-          <w:rFonts w:ascii="Liberation Serif" w:hAnsi="Liberation Serif" w:eastAsia="Liberation Serif" w:cs="Liberation Serif"/>
+          <w:rFonts w:ascii="Noto Serif" w:hAnsi="Noto Serif" w:eastAsia="Noto Serif" w:cs="Noto Serif"/>
           <w:color w:val="222222"/>
           <w:sz w:val="24"/>
         </w:rPr>
-        <w:t>Owner: Rahul Deshmukh</w:t>
+        <w:t>I will not reopen Flyway schema migrations on recon Postgres to smuggle a cleanup PR that renames a field back in, the number I will quote is 14.10, and if it is stale I will say so, and if this fights the front of CLH-SOP-2024-011, strike it.</w:t>
       </w:r>
     </w:p>
     <w:p>
       <w:pPr>
-        <w:pStyle w:val="ListBullet"/>
-        <w:spacing w:before="20" w:after="60" w:line="260" w:lineRule="auto"/>
+        <w:spacing w:before="0" w:after="200" w:line="384" w:lineRule="auto"/>
+        <w:ind w:firstLine="173"/>
       </w:pPr>
       <w:r>
         <w:rPr>
-          <w:rFonts w:ascii="Liberation Serif" w:hAnsi="Liberation Serif" w:eastAsia="Liberation Serif" w:cs="Liberation Serif"/>
+          <w:rFonts w:ascii="Noto Serif" w:hAnsi="Noto Serif" w:eastAsia="Noto Serif" w:cs="Noto Serif"/>
           <w:color w:val="222222"/>
           <w:sz w:val="24"/>
         </w:rPr>
-        <w:t>Ticket: CLH-ADR-2024-003</w:t>
-      </w:r>
-    </w:p>
-    <w:p>
-      <w:pPr>
-        <w:pStyle w:val="ListBullet"/>
-        <w:spacing w:before="20" w:after="60" w:line="260" w:lineRule="auto"/>
-      </w:pPr>
-      <w:r>
-        <w:rPr>
-          <w:rFonts w:ascii="Liberation Serif" w:hAnsi="Liberation Serif" w:eastAsia="Liberation Serif" w:cs="Liberation Serif"/>
-          <w:color w:val="222222"/>
-          <w:sz w:val="24"/>
-        </w:rPr>
-        <w:t>Host in play: ops-bastion-03.internal.northstar.example</w:t>
-      </w:r>
-    </w:p>
-    <w:p>
-      <w:pPr>
-        <w:pStyle w:val="ListBullet"/>
-        <w:spacing w:before="20" w:after="60" w:line="260" w:lineRule="auto"/>
-      </w:pPr>
-      <w:r>
-        <w:rPr>
-          <w:rFonts w:ascii="Liberation Serif" w:hAnsi="Liberation Serif" w:eastAsia="Liberation Serif" w:cs="Liberation Serif"/>
-          <w:color w:val="222222"/>
-          <w:sz w:val="24"/>
-        </w:rPr>
-        <w:t>Acceptable close: yes, no, or a new date with a reason.</w:t>
-      </w:r>
-    </w:p>
-    <w:p>
-      <w:pPr>
-        <w:pStyle w:val="ListBullet"/>
-        <w:spacing w:before="20" w:after="60" w:line="260" w:lineRule="auto"/>
-      </w:pPr>
-      <w:r>
-        <w:rPr>
-          <w:rFonts w:ascii="Liberation Serif" w:hAnsi="Liberation Serif" w:eastAsia="Liberation Serif" w:cs="Liberation Serif"/>
-          <w:color w:val="222222"/>
-          <w:sz w:val="24"/>
-        </w:rPr>
-        <w:t>Not acceptable: a list of meetings, a thumbs-up emoji, a parking-lot rename.</w:t>
-      </w:r>
-    </w:p>
-    <w:p>
-      <w:pPr>
-        <w:spacing w:before="0" w:after="240" w:line="427" w:lineRule="auto"/>
-        <w:ind w:firstLine="288"/>
-      </w:pPr>
-      <w:r>
-        <w:rPr>
-          <w:rFonts w:ascii="Liberation Serif" w:hAnsi="Liberation Serif" w:eastAsia="Liberation Serif" w:cs="Liberation Serif"/>
-          <w:color w:val="222222"/>
-          <w:sz w:val="24"/>
-        </w:rPr>
-        <w:t>This question does not reopen the recommendation in the front of Flyway schema migrations on recon Postgres. It is leftover work. If Rahul Deshmukh wants a different product, that is a new ticket and Rina Das is in the thread. I will not hide a scope change inside a cleanup PR that renames a field.</w:t>
-      </w:r>
-    </w:p>
-    <w:p>
-      <w:pPr>
-        <w:spacing w:before="0" w:after="240" w:line="427" w:lineRule="auto"/>
-        <w:ind w:firstLine="288"/>
-      </w:pPr>
-      <w:r>
-        <w:rPr>
-          <w:rFonts w:ascii="Liberation Serif" w:hAnsi="Liberation Serif" w:eastAsia="Liberation Serif" w:cs="Liberation Serif"/>
-          <w:color w:val="222222"/>
-          <w:sz w:val="24"/>
-        </w:rPr>
-        <w:t>Check that the close does not collide with the freeze or ops window already named in the main body. If it does, the date moves, the scope does not. Number I will cite if someone asks whether this is blocking: 2024. If that number is not the blocker, say so on CLH-ADR-2024-003 in the first line.</w:t>
-      </w:r>
-    </w:p>
-    <w:p>
-      <w:pPr>
-        <w:spacing w:before="0" w:after="240" w:line="427" w:lineRule="auto"/>
-        <w:ind w:firstLine="288"/>
-      </w:pPr>
-      <w:r>
-        <w:rPr>
-          <w:rFonts w:ascii="Liberation Serif" w:hAnsi="Liberation Serif" w:eastAsia="Liberation Serif" w:cs="Liberation Serif"/>
-          <w:color w:val="222222"/>
-          <w:sz w:val="24"/>
-        </w:rPr>
-        <w:t>Close for a cleanup PR that renames a field is yes, no, or a new date on CLH-ADR-2024-003 by June 29, 2024. Rahul Deshmukh writes it. I ping once. Late is late. I will not convert this into a standing meeting. I will not hide a scope change inside a 'quick align.' Rina Das is in the thread if the product changes.</w:t>
-      </w:r>
-    </w:p>
-    <w:p>
-      <w:pPr>
-        <w:spacing w:before="0" w:after="240" w:line="427" w:lineRule="auto"/>
-        <w:ind w:firstLine="288"/>
-      </w:pPr>
-      <w:r>
-        <w:rPr>
-          <w:rFonts w:ascii="Liberation Serif" w:hAnsi="Liberation Serif" w:eastAsia="Liberation Serif" w:cs="Liberation Serif"/>
-          <w:color w:val="222222"/>
-          <w:sz w:val="24"/>
-        </w:rPr>
-        <w:t>If a cleanup PR that renames a field collides with a freeze, the date moves and the scope does not. That is the whole rule. ops-bastion-03.internal.northstar.example does not get a special thaw because someone booked a demo. Number I will cite: 2024.</w:t>
-      </w:r>
-    </w:p>
-    <w:p>
-      <w:pPr>
-        <w:spacing w:before="0" w:after="240" w:line="427" w:lineRule="auto"/>
-        <w:ind w:firstLine="288"/>
-      </w:pPr>
-      <w:r>
-        <w:rPr>
-          <w:rFonts w:ascii="Liberation Serif" w:hAnsi="Liberation Serif" w:eastAsia="Liberation Serif" w:cs="Liberation Serif"/>
-          <w:color w:val="222222"/>
-          <w:sz w:val="24"/>
-        </w:rPr>
-        <w:t>Scope leftover: a cleanup PR that renames a field is not a place to sneak serial, WIP, weekend, or identifier work back in. New slice, new signature from Rina Das. Hallway yes is not a signature. I will not hide that inside CLH-ADR-2024-003 as a subtask so it looks small.</w:t>
-      </w:r>
-    </w:p>
-    <w:p>
-      <w:pPr>
-        <w:pStyle w:val="Heading2"/>
-      </w:pPr>
-      <w:r>
-        <w:t>Failure we already paid for (date pressure versus a date with owners)</w:t>
-      </w:r>
-    </w:p>
-    <w:p>
-      <w:pPr>
-        <w:spacing w:before="0" w:after="240" w:line="427" w:lineRule="auto"/>
-        <w:ind w:firstLine="288"/>
-      </w:pPr>
-      <w:r>
-        <w:rPr>
-          <w:rFonts w:ascii="Liberation Serif" w:hAnsi="Liberation Serif" w:eastAsia="Liberation Serif" w:cs="Liberation Serif"/>
-          <w:color w:val="222222"/>
-          <w:sz w:val="24"/>
-        </w:rPr>
-        <w:t>Tell: unversioned field rename that looked like a cleanup. That showed up around ns-pg-clh-recon-stg-01.internal.northstar.example. CLH-SPIKE-2024-05-16 is the record. date pressure versus a date with owners is how it will show up again if we get sloppy. The fix is to make the failure loud and stop the write path before it creates 2962 junk rows, not to widen a retry. Verification is a staging replay that used to succeed at being wrong and must now fail.</w:t>
-      </w:r>
-    </w:p>
-    <w:p>
-      <w:pPr>
-        <w:spacing w:before="0" w:after="240" w:line="427" w:lineRule="auto"/>
-        <w:ind w:firstLine="288"/>
-      </w:pPr>
-      <w:r>
-        <w:rPr>
-          <w:rFonts w:ascii="Liberation Serif" w:hAnsi="Liberation Serif" w:eastAsia="Liberation Serif" w:cs="Liberation Serif"/>
-          <w:color w:val="222222"/>
-          <w:sz w:val="24"/>
-        </w:rPr>
-        <w:t>We will not claim this class cannot happen. We will claim the next one dies at the gate we are building, and that the page names the tell we missed. Sneha Iyer accepts the gate. Aman Kumar writes it. Rina Das gets a factual count if it repeats, not an apology paragraph.</w:t>
-      </w:r>
-    </w:p>
-    <w:p>
-      <w:pPr>
-        <w:spacing w:before="0" w:after="240" w:line="427" w:lineRule="auto"/>
-        <w:ind w:firstLine="288"/>
-      </w:pPr>
-      <w:r>
-        <w:rPr>
-          <w:rFonts w:ascii="Liberation Serif" w:hAnsi="Liberation Serif" w:eastAsia="Liberation Serif" w:cs="Liberation Serif"/>
-          <w:color w:val="222222"/>
-          <w:sz w:val="24"/>
-        </w:rPr>
-        <w:t>What we will not do: a rewrite of Flyway schema migrations on recon Postgres as therapy. What we will do if the date slips: Sneha Iyer says so on NS-DBA-RB-14 with a new date. Detection that should have fired: a join of freshness and uniqueness, or an empty-success alert, depending on the tell. I want that alert in the same pack as the code change, not a follow-up that dies in a quarter plan.</w:t>
-      </w:r>
-    </w:p>
-    <w:p>
-      <w:pPr>
-        <w:spacing w:before="0" w:after="240" w:line="427" w:lineRule="auto"/>
-        <w:ind w:firstLine="288"/>
-      </w:pPr>
-      <w:r>
-        <w:rPr>
-          <w:rFonts w:ascii="Liberation Serif" w:hAnsi="Liberation Serif" w:eastAsia="Liberation Serif" w:cs="Liberation Serif"/>
-          <w:color w:val="222222"/>
-          <w:sz w:val="24"/>
-        </w:rPr>
-        <w:t>The last time date pressure versus a date with owners bit us, the tell showed up on ns-pg-clh-recon-stg-01.internal.northstar.example and we argued about CPU. CPU was late. Queue was the tell. I want the next page to name queue. Sneha Iyer owns that alert text. CLH-SPIKE-2024-05-16 is where the wording lives, not a wiki that drifts.</w:t>
-      </w:r>
-    </w:p>
-    <w:p>
-      <w:pPr>
-        <w:spacing w:before="0" w:after="240" w:line="427" w:lineRule="auto"/>
-        <w:ind w:firstLine="288"/>
-      </w:pPr>
-      <w:r>
-        <w:rPr>
-          <w:rFonts w:ascii="Liberation Serif" w:hAnsi="Liberation Serif" w:eastAsia="Liberation Serif" w:cs="Liberation Serif"/>
-          <w:color w:val="222222"/>
-          <w:sz w:val="24"/>
-        </w:rPr>
-        <w:t>Verification is a replay that used to succeed at being wrong. If staging cannot run that replay, staging is lying and we do not ship. Aman Kumar does not get to waive it because the calendar is tight.</w:t>
-      </w:r>
-    </w:p>
-    <w:p>
-      <w:pPr>
-        <w:spacing w:before="0" w:after="240" w:line="427" w:lineRule="auto"/>
-        <w:ind w:firstLine="288"/>
-      </w:pPr>
-      <w:r>
-        <w:rPr>
-          <w:rFonts w:ascii="Liberation Serif" w:hAnsi="Liberation Serif" w:eastAsia="Liberation Serif" w:cs="Liberation Serif"/>
-          <w:color w:val="222222"/>
-          <w:sz w:val="24"/>
-        </w:rPr>
-        <w:t>Alert text for date pressure versus a date with owners names the tell in plain words. Sneha Iyer writes it. I will not accept 'check the dashboard' as a page body. If uniqueness is red and freshness is green, the page says that. If rows are zero and the job is green, the page says that. ns-pg-clh-recon-stg-01.internal.northstar.example can be in the internal page. Not in the customer one.</w:t>
-      </w:r>
-    </w:p>
-    <w:p>
-      <w:pPr>
-        <w:pStyle w:val="Heading2"/>
-      </w:pPr>
-      <w:r>
-        <w:t>Expand / backfill / contract (owner as a team name instead of a person)</w:t>
-      </w:r>
-    </w:p>
-    <w:p>
-      <w:pPr>
-        <w:spacing w:before="0" w:after="240" w:line="427" w:lineRule="auto"/>
-        <w:ind w:firstLine="288"/>
-      </w:pPr>
-      <w:r>
-        <w:rPr>
-          <w:rFonts w:ascii="Liberation Serif" w:hAnsi="Liberation Serif" w:eastAsia="Liberation Serif" w:cs="Liberation Serif"/>
-          <w:color w:val="222222"/>
-          <w:sz w:val="24"/>
-        </w:rPr>
-        <w:t>The column or field that moved is the one owner as a team name instead of a person cares about on ns-pg-clh-recon-01.internal.northstar.example. Order is expand, backfill, contract. I will not drop a column in the same release as a code deploy that still reads it. Owner Aman Kumar. Ticket NS-DBA-RB-14. Dual-write window is measured in hours, not left open. If the backfill is still running at a freeze, I stop the freeze, not the backfill, unless legal says otherwise. I write the stop condition on NS-DBA-RB-14 before I start the job.</w:t>
-      </w:r>
-    </w:p>
-    <w:p>
-      <w:pPr>
-        <w:spacing w:before="0" w:after="240" w:line="427" w:lineRule="auto"/>
-        <w:ind w:firstLine="288"/>
-      </w:pPr>
-      <w:r>
-        <w:rPr>
-          <w:rFonts w:ascii="Liberation Serif" w:hAnsi="Liberation Serif" w:eastAsia="Liberation Serif" w:cs="Liberation Serif"/>
-          <w:color w:val="222222"/>
-          <w:sz w:val="24"/>
-        </w:rPr>
-        <w:t>Rejected: rewrite the type in place because Postgres will 'just cast it.' That is how we locked ns-pg-clh-recon-01.internal.northstar.example for longer than the 9s budget last time. Historical load never runs on the OLTP primary. Cost the job, then run it. Number from the front I am using as the size hint: 01.</w:t>
-      </w:r>
-    </w:p>
-    <w:p>
-      <w:pPr>
-        <w:pStyle w:val="ListNumber"/>
-        <w:spacing w:before="20" w:after="60" w:line="260" w:lineRule="auto"/>
-      </w:pPr>
-      <w:r>
-        <w:rPr>
-          <w:rFonts w:ascii="Liberation Serif" w:hAnsi="Liberation Serif" w:eastAsia="Liberation Serif" w:cs="Liberation Serif"/>
-          <w:color w:val="222222"/>
-          <w:sz w:val="24"/>
-        </w:rPr>
-        <w:t>Add the new column or field. Ship readers that tolerate both. NS-DBA-RB-14.</w:t>
-      </w:r>
-    </w:p>
-    <w:p>
-      <w:pPr>
-        <w:pStyle w:val="ListNumber"/>
-        <w:spacing w:before="20" w:after="60" w:line="260" w:lineRule="auto"/>
-      </w:pPr>
-      <w:r>
-        <w:rPr>
-          <w:rFonts w:ascii="Liberation Serif" w:hAnsi="Liberation Serif" w:eastAsia="Liberation Serif" w:cs="Liberation Serif"/>
-          <w:color w:val="222222"/>
-          <w:sz w:val="24"/>
-        </w:rPr>
-        <w:t>Backfill in batches of 32k. Pause on replication lag.</w:t>
-      </w:r>
-    </w:p>
-    <w:p>
-      <w:pPr>
-        <w:pStyle w:val="ListNumber"/>
-        <w:spacing w:before="20" w:after="60" w:line="260" w:lineRule="auto"/>
-      </w:pPr>
-      <w:r>
-        <w:rPr>
-          <w:rFonts w:ascii="Liberation Serif" w:hAnsi="Liberation Serif" w:eastAsia="Liberation Serif" w:cs="Liberation Serif"/>
-          <w:color w:val="222222"/>
-          <w:sz w:val="24"/>
-        </w:rPr>
-        <w:t>Flip writers. Watch error class, not CPU.</w:t>
-      </w:r>
-    </w:p>
-    <w:p>
-      <w:pPr>
-        <w:pStyle w:val="ListNumber"/>
-        <w:spacing w:before="20" w:after="60" w:line="260" w:lineRule="auto"/>
-      </w:pPr>
-      <w:r>
-        <w:rPr>
-          <w:rFonts w:ascii="Liberation Serif" w:hAnsi="Liberation Serif" w:eastAsia="Liberation Serif" w:cs="Liberation Serif"/>
-          <w:color w:val="222222"/>
-          <w:sz w:val="24"/>
-        </w:rPr>
-        <w:t>Contract only after Aman Kumar signs the count on NS-DBA-RB-14.</w:t>
-      </w:r>
-    </w:p>
-    <w:p>
-      <w:pPr>
-        <w:spacing w:before="0" w:after="240" w:line="427" w:lineRule="auto"/>
-        <w:ind w:firstLine="288"/>
-      </w:pPr>
-      <w:r>
-        <w:rPr>
-          <w:rFonts w:ascii="Liberation Serif" w:hAnsi="Liberation Serif" w:eastAsia="Liberation Serif" w:cs="Liberation Serif"/>
-          <w:color w:val="222222"/>
-          <w:sz w:val="24"/>
-        </w:rPr>
-        <w:t>If Helm rollback is the instinct after a bad migrate, stop. Expanded columns roll forward. Read the schema SOP. Aman Kumar will not approve a rollback that leaves the database ahead of the chart.</w:t>
-      </w:r>
-    </w:p>
-    <w:p>
-      <w:pPr>
-        <w:spacing w:before="0" w:after="240" w:line="427" w:lineRule="auto"/>
-        <w:ind w:firstLine="288"/>
-      </w:pPr>
-      <w:r>
-        <w:rPr>
-          <w:rFonts w:ascii="Liberation Serif" w:hAnsi="Liberation Serif" w:eastAsia="Liberation Serif" w:cs="Liberation Serif"/>
-          <w:color w:val="222222"/>
-          <w:sz w:val="24"/>
-        </w:rPr>
-        <w:t>Schema leftover for owner as a team name instead of a person: expand, backfill, contract. ns-pg-clh-recon-01.internal.northstar.example is not the place to drop a column the same day readers still need it. Aman Kumar signs the count on NS-DBA-RB-14 before contract. Lock budget is 9s. Abort and retry off-peak if we miss it.</w:t>
-      </w:r>
-    </w:p>
-    <w:p>
-      <w:pPr>
-        <w:spacing w:before="0" w:after="240" w:line="427" w:lineRule="auto"/>
-        <w:ind w:firstLine="288"/>
-      </w:pPr>
-      <w:r>
-        <w:rPr>
-          <w:rFonts w:ascii="Liberation Serif" w:hAnsi="Liberation Serif" w:eastAsia="Liberation Serif" w:cs="Liberation Serif"/>
-          <w:color w:val="222222"/>
-          <w:sz w:val="24"/>
-        </w:rPr>
-        <w:t>Helm rollback after a migrate that expanded is the wrong instinct. Roll forward. I will say that again because we have already tried the wrong instinct. Aman Kumar will not approve a chart rollback that leaves Postgres ahead.</w:t>
-      </w:r>
-    </w:p>
-    <w:p>
-      <w:pPr>
-        <w:spacing w:before="0" w:after="240" w:line="427" w:lineRule="auto"/>
-        <w:ind w:firstLine="288"/>
-      </w:pPr>
-      <w:r>
-        <w:rPr>
-          <w:rFonts w:ascii="Liberation Serif" w:hAnsi="Liberation Serif" w:eastAsia="Liberation Serif" w:cs="Liberation Serif"/>
-          <w:color w:val="222222"/>
-          <w:sz w:val="24"/>
-        </w:rPr>
-        <w:t>Backfill leftover: not on the OLTP primary, not during freeze, not without a stop condition on NS-DBA-RB-14. Aman Kumar writes the stop condition first. Batch size I would start at 33k. Pause on replication lag. Contract only after the count is signed.</w:t>
-      </w:r>
-    </w:p>
-    <w:p>
-      <w:pPr>
-        <w:pStyle w:val="Heading2"/>
-      </w:pPr>
-      <w:r>
-        <w:t>Meeting leftover: dropping a column in the same release as the readers</w:t>
-      </w:r>
-    </w:p>
-    <w:p>
-      <w:pPr>
-        <w:spacing w:before="0" w:after="240" w:line="427" w:lineRule="auto"/>
-        <w:ind w:firstLine="288"/>
-      </w:pPr>
-      <w:r>
-        <w:rPr>
-          <w:rFonts w:ascii="Liberation Serif" w:hAnsi="Liberation Serif" w:eastAsia="Liberation Serif" w:cs="Liberation Serif"/>
-          <w:color w:val="222222"/>
-          <w:sz w:val="24"/>
-        </w:rPr>
-        <w:t>Attendees who still owe something: Rina Das, Rina Das, and whoever owns northstar.example. One question was on the table: can we ship without dealing with dropping a column in the same release as the readers. Answer was no. I repeated the number 03 because two people in the room had stale graphs. Action: Rina Das files the follow-up on CLH-TDD-2023-011 before June 30, 2024. I will not mark the ticket done because a meeting happened.</w:t>
-      </w:r>
-    </w:p>
-    <w:p>
-      <w:pPr>
-        <w:spacing w:before="0" w:after="240" w:line="427" w:lineRule="auto"/>
-        <w:ind w:firstLine="288"/>
-      </w:pPr>
-      <w:r>
-        <w:rPr>
-          <w:rFonts w:ascii="Liberation Serif" w:hAnsi="Liberation Serif" w:eastAsia="Liberation Serif" w:cs="Liberation Serif"/>
-          <w:color w:val="222222"/>
-          <w:sz w:val="24"/>
-        </w:rPr>
-        <w:t>Parking lot: a dashboard request that does not unblock CLH-TDD-2023-011. I parked it. A calendar invite is not a decision. If someone wants this recorded as a decision, they write it here or they change the callout in the front of CLH-SOP-2024-011. Quotes from the room stay quotes. They do not become scope.</w:t>
-      </w:r>
-    </w:p>
-    <w:p>
-      <w:pPr>
-        <w:spacing w:before="0" w:after="240" w:line="427" w:lineRule="auto"/>
-        <w:ind w:firstLine="288"/>
-      </w:pPr>
-      <w:r>
-        <w:rPr>
-          <w:rFonts w:ascii="Liberation Serif" w:hAnsi="Liberation Serif" w:eastAsia="Liberation Serif" w:cs="Liberation Serif"/>
-          <w:color w:val="222222"/>
-          <w:sz w:val="24"/>
-        </w:rPr>
-        <w:t>People who were absent still get a usable remainder, not a transcript. The June gets the decision, the refuse, and the date. They do not get a reconstruction of who raised their voice. If they object, they object on CLH-TDD-2023-011.</w:t>
-      </w:r>
-    </w:p>
-    <w:p>
-      <w:pPr>
-        <w:spacing w:before="0" w:after="240" w:line="427" w:lineRule="auto"/>
-        <w:ind w:firstLine="288"/>
-      </w:pPr>
-      <w:r>
-        <w:rPr>
-          <w:rFonts w:ascii="Liberation Serif" w:hAnsi="Liberation Serif" w:eastAsia="Liberation Serif" w:cs="Liberation Serif"/>
-          <w:color w:val="222222"/>
-          <w:sz w:val="24"/>
-        </w:rPr>
-        <w:t>People who missed the room still need dropping a column in the same release as the readers in a form they can act on. Decision, refuse, date, owner Rina Das, ticket CLH-TDD-2023-011. Not a reconstruction of tone. Priya Nair gets that pack. If they object, they object on the ticket.</w:t>
-      </w:r>
-    </w:p>
-    <w:p>
-      <w:pPr>
-        <w:spacing w:before="0" w:after="240" w:line="427" w:lineRule="auto"/>
-        <w:ind w:firstLine="288"/>
-      </w:pPr>
-      <w:r>
-        <w:rPr>
-          <w:rFonts w:ascii="Liberation Serif" w:hAnsi="Liberation Serif" w:eastAsia="Liberation Serif" w:cs="Liberation Serif"/>
-          <w:color w:val="222222"/>
-          <w:sz w:val="24"/>
-        </w:rPr>
-        <w:t>A quote is a quote. It is not scope. I will not launder a hallway yes into v1 because it was vivid. Parking lot stays parked until Rina Das signs a new slice.</w:t>
-      </w:r>
-    </w:p>
-    <w:p>
-      <w:pPr>
-        <w:spacing w:before="0" w:after="240" w:line="427" w:lineRule="auto"/>
-        <w:ind w:firstLine="288"/>
-      </w:pPr>
-      <w:r>
-        <w:rPr>
-          <w:rFonts w:ascii="Liberation Serif" w:hAnsi="Liberation Serif" w:eastAsia="Liberation Serif" w:cs="Liberation Serif"/>
-          <w:color w:val="222222"/>
-          <w:sz w:val="24"/>
-        </w:rPr>
-        <w:t>Absent people get the pack for dropping a column in the same release as the readers the same day, not after they ask. Priya Nair is on that list if they were missing. Decision, refuse, date, owner, ticket CLH-TDD-2023-011. Not a reconstruction of tone. If they object, they object on the ticket.</w:t>
-      </w:r>
-    </w:p>
-    <w:p>
-      <w:pPr>
-        <w:pStyle w:val="Heading2"/>
-      </w:pPr>
-      <w:r>
-        <w:t>Fixture and test note (identifiers in chat, logs, or a support zip)</w:t>
-      </w:r>
-    </w:p>
-    <w:p>
-      <w:pPr>
-        <w:spacing w:before="0" w:after="240" w:line="427" w:lineRule="auto"/>
-        <w:ind w:firstLine="288"/>
-      </w:pPr>
-      <w:r>
-        <w:rPr>
-          <w:rFonts w:ascii="Liberation Serif" w:hAnsi="Liberation Serif" w:eastAsia="Liberation Serif" w:cs="Liberation Serif"/>
-          <w:color w:val="222222"/>
-          <w:sz w:val="24"/>
-        </w:rPr>
-        <w:t>Fixture for identifiers in chat, logs, or a support zip lives next to the test, not in a laptop path. No PHI, no PAN. Host if we have to soak: ops-bastion-03.internal.northstar.example. Assert the smallest row that still fails without the fix. I will not copy a sanitized production dump; it is too big and it hid the bug twice. Owner Priya Nair. Ticket CLH-INC-2023-204. If the test is skipped, the skip reason is a ticket, not a comment.</w:t>
-      </w:r>
-    </w:p>
-    <w:p>
-      <w:pPr>
-        <w:spacing w:before="80" w:after="40" w:line="200" w:lineRule="auto"/>
-      </w:pPr>
-      <w:r>
-        <w:rPr>
-          <w:rFonts w:ascii="Liberation Sans" w:hAnsi="Liberation Sans" w:eastAsia="Liberation Sans" w:cs="Liberation Sans"/>
-          <w:i/>
-          <w:color w:val="555555"/>
-          <w:sz w:val="17"/>
-        </w:rPr>
-        <w:t>Name the test after the bug. CLH-INC-2023-204.</w:t>
-      </w:r>
-    </w:p>
-    <w:tbl>
-      <w:tblPr>
-        <w:tblW w:type="auto" w:w="0"/>
-        <w:tblLook w:firstColumn="1" w:firstRow="1" w:lastColumn="0" w:lastRow="0" w:noHBand="0" w:noVBand="1" w:val="04A0"/>
-      </w:tblPr>
-      <w:tblGrid>
-        <w:gridCol w:w="8928"/>
-      </w:tblGrid>
-      <w:tr>
-        <w:tc>
-          <w:tcPr>
-            <w:tcW w:type="dxa" w:w="8928"/>
-            <w:shd w:fill="F3F4F6" w:val="clear"/>
-            <w:tcBorders>
-              <w:top w:val="single" w:sz="6" w:space="0" w:color="C5CDD6"/>
-              <w:left w:val="single" w:sz="6" w:space="0" w:color="C5CDD6"/>
-              <w:bottom w:val="single" w:sz="6" w:space="0" w:color="C5CDD6"/>
-              <w:right w:val="single" w:sz="6" w:space="0" w:color="C5CDD6"/>
-            </w:tcBorders>
-            <w:tcMar>
-              <w:top w:w="90" w:type="dxa"/>
-              <w:left w:w="120" w:type="dxa"/>
-              <w:bottom w:w="90" w:type="dxa"/>
-              <w:right w:w="120" w:type="dxa"/>
-            </w:tcMar>
-          </w:tcPr>
-          <w:p>
-            <w:pPr>
-              <w:spacing w:before="0" w:after="0" w:line="220" w:lineRule="auto"/>
-            </w:pPr>
-            <w:r/>
-            <w:r>
-              <w:rPr>
-                <w:rFonts w:ascii="Liberation Mono" w:hAnsi="Liberation Mono" w:eastAsia="Liberation Mono" w:cs="Liberation Mono"/>
-                <w:color w:val="222222"/>
-                <w:sz w:val="17"/>
-              </w:rPr>
-              <w:t># CLH-SOP-2024-011 / identifiers in chat, logs, or a support zip</w:t>
-            </w:r>
-          </w:p>
-          <w:p>
-            <w:pPr>
-              <w:spacing w:before="0" w:after="0" w:line="220" w:lineRule="auto"/>
-            </w:pPr>
-            <w:r>
-              <w:rPr>
-                <w:rFonts w:ascii="Liberation Mono" w:hAnsi="Liberation Mono" w:eastAsia="Liberation Mono" w:cs="Liberation Mono"/>
-                <w:color w:val="222222"/>
-                <w:sz w:val="17"/>
-              </w:rPr>
-              <w:t>pytest -k 'timezone' -q</w:t>
-            </w:r>
-          </w:p>
-          <w:p>
-            <w:pPr>
-              <w:spacing w:before="0" w:after="0" w:line="220" w:lineRule="auto"/>
-            </w:pPr>
-            <w:r>
-              <w:rPr>
-                <w:rFonts w:ascii="Liberation Mono" w:hAnsi="Liberation Mono" w:eastAsia="Liberation Mono" w:cs="Liberation Mono"/>
-                <w:color w:val="222222"/>
-                <w:sz w:val="17"/>
-              </w:rPr>
-              <w:t># fail if the fixture hash changes without CLH-INC-2023-204</w:t>
-            </w:r>
-          </w:p>
-          <w:p>
-            <w:pPr>
-              <w:spacing w:before="0" w:after="0" w:line="220" w:lineRule="auto"/>
-            </w:pPr>
-            <w:r>
-              <w:rPr>
-                <w:rFonts w:ascii="Liberation Mono" w:hAnsi="Liberation Mono" w:eastAsia="Liberation Mono" w:cs="Liberation Mono"/>
-                <w:color w:val="222222"/>
-                <w:sz w:val="17"/>
-              </w:rPr>
-              <w:t># do not record against ops-bastion-03.internal.northstar.example from a laptop</w:t>
-            </w:r>
-          </w:p>
-        </w:tc>
-      </w:tr>
-    </w:tbl>
-    <w:p>
-      <w:pPr>
-        <w:spacing w:before="40" w:after="160" w:line="80" w:lineRule="auto"/>
-      </w:pPr>
-    </w:p>
-    <w:p>
-      <w:pPr>
-        <w:spacing w:before="0" w:after="240" w:line="427" w:lineRule="auto"/>
-        <w:ind w:firstLine="288"/>
-      </w:pPr>
-      <w:r>
-        <w:rPr>
-          <w:rFonts w:ascii="Liberation Serif" w:hAnsi="Liberation Serif" w:eastAsia="Liberation Serif" w:cs="Liberation Serif"/>
-          <w:color w:val="222222"/>
-          <w:sz w:val="24"/>
-        </w:rPr>
-        <w:t>Setup should take under two minutes on a laptop. Teardown drops the fixture database. Flakes I will not blame on the network without a packet capture. If someone deletes this test, they also delete the incident it maps to (CLH-INC-2023-204) and they do that in review. Priya Nair owns golden fixtures. Aman Kumar owns the case list.</w:t>
-      </w:r>
-    </w:p>
-    <w:p>
-      <w:pPr>
-        <w:spacing w:before="0" w:after="240" w:line="427" w:lineRule="auto"/>
-        <w:ind w:firstLine="288"/>
-      </w:pPr>
-      <w:r>
-        <w:rPr>
-          <w:rFonts w:ascii="Liberation Serif" w:hAnsi="Liberation Serif" w:eastAsia="Liberation Serif" w:cs="Liberation Serif"/>
-          <w:color w:val="222222"/>
-          <w:sz w:val="24"/>
-        </w:rPr>
-        <w:t>Staging partition count has to be high enough to catch a rebalance. If prod has dozens of partitions, a staging cluster with one will bless a bad build. I want that written next to identifiers in chat, logs, or a support zip, not rediscovered on a Monday. Number from the front I am not going to 'simplify': 14.10.</w:t>
-      </w:r>
-    </w:p>
-    <w:p>
-      <w:pPr>
-        <w:spacing w:before="0" w:after="240" w:line="427" w:lineRule="auto"/>
-        <w:ind w:firstLine="288"/>
-      </w:pPr>
-      <w:r>
-        <w:rPr>
-          <w:rFonts w:ascii="Liberation Serif" w:hAnsi="Liberation Serif" w:eastAsia="Liberation Serif" w:cs="Liberation Serif"/>
-          <w:color w:val="222222"/>
-          <w:sz w:val="24"/>
-        </w:rPr>
-        <w:t>Fixture for identifiers in chat, logs, or a support zip is the smallest failing row, next to the test, hashed. No production dump. No PHI. If the hash moves without CLH-INC-2023-204, CI fails. Priya Nair owns the fixture. Soak host if we must: ops-bastion-03.internal.northstar.example. I will not record from a laptop against prod.</w:t>
-      </w:r>
-    </w:p>
-    <w:p>
-      <w:pPr>
-        <w:spacing w:before="0" w:after="240" w:line="427" w:lineRule="auto"/>
-        <w:ind w:firstLine="288"/>
-      </w:pPr>
-      <w:r>
-        <w:rPr>
-          <w:rFonts w:ascii="Liberation Serif" w:hAnsi="Liberation Serif" w:eastAsia="Liberation Serif" w:cs="Liberation Serif"/>
-          <w:color w:val="222222"/>
-          <w:sz w:val="24"/>
-        </w:rPr>
-        <w:t>If someone deletes the test, they delete the incident mapping in review, not in a drive-by. Skip needs a ticket. Flakes need a capture, not a shrug about the network.</w:t>
-      </w:r>
-    </w:p>
-    <w:p>
-      <w:pPr>
-        <w:spacing w:before="0" w:after="240" w:line="427" w:lineRule="auto"/>
-        <w:ind w:firstLine="288"/>
-      </w:pPr>
-      <w:r>
-        <w:rPr>
-          <w:rFonts w:ascii="Liberation Serif" w:hAnsi="Liberation Serif" w:eastAsia="Liberation Serif" w:cs="Liberation Serif"/>
-          <w:color w:val="222222"/>
-          <w:sz w:val="24"/>
-        </w:rPr>
-        <w:t>CI leftover: fixture hash is the gate. If someone needs a one-off on ops-bastion-03.internal.northstar.example, that is a soak, and it is ticketed. It is not a reason to skip CI. Skip reason is a ticket. Flake reason is a capture. Priya Nair owns golden fixtures. Aman Kumar owns the case list.</w:t>
-      </w:r>
-    </w:p>
-    <w:p>
-      <w:pPr>
-        <w:pStyle w:val="Heading2"/>
-      </w:pPr>
-      <w:r>
-        <w:t>Capacity and cost (raising retries on a poison record)</w:t>
-      </w:r>
-    </w:p>
-    <w:p>
-      <w:pPr>
-        <w:spacing w:before="0" w:after="240" w:line="427" w:lineRule="auto"/>
-        <w:ind w:firstLine="288"/>
-      </w:pPr>
-      <w:r>
-        <w:rPr>
-          <w:rFonts w:ascii="Liberation Serif" w:hAnsi="Liberation Serif" w:eastAsia="Liberation Serif" w:cs="Liberation Serif"/>
-          <w:color w:val="222222"/>
-          <w:sz w:val="24"/>
-        </w:rPr>
-        <w:t>ns-pg-clh-recon-stg-01.internal.northstar.example is the box I keep measuring because it is the one that pages. raising retries on a poison record is the reason the graph lies if you only watch CPU. Queue depth and disk are the two numbers I write down. Owner The June. Ticket CLH-DBA-LOCK. If the graph is green and the queue is growing, I page. CPU lagged the queue by about 26 minutes on the last incident I will admit to.</w:t>
-      </w:r>
-    </w:p>
-    <w:p>
-      <w:pPr>
-        <w:spacing w:before="0" w:after="240" w:line="427" w:lineRule="auto"/>
-        <w:ind w:firstLine="288"/>
-      </w:pPr>
-      <w:r>
-        <w:rPr>
-          <w:rFonts w:ascii="Liberation Serif" w:hAnsi="Liberation Serif" w:eastAsia="Liberation Serif" w:cs="Liberation Serif"/>
-          <w:color w:val="222222"/>
-          <w:sz w:val="24"/>
-        </w:rPr>
-        <w:t>The spend I can defend is the spend tied to ns-pg-clh-recon-stg-01.internal.northstar.example and this job, not a team average. Year-1 extra I would put on a sticky: about $26.1k on top of what we already burn, or zero if we do nothing and eat the miss rate. Front-matter volume I am using: 23. I will not argue from a slide.</w:t>
-      </w:r>
-    </w:p>
-    <w:p>
-      <w:pPr>
-        <w:spacing w:before="0" w:after="240" w:line="427" w:lineRule="auto"/>
-        <w:ind w:firstLine="288"/>
-      </w:pPr>
-      <w:r>
-        <w:rPr>
-          <w:rFonts w:ascii="Liberation Serif" w:hAnsi="Liberation Serif" w:eastAsia="Liberation Serif" w:cs="Liberation Serif"/>
-          <w:color w:val="222222"/>
-          <w:sz w:val="24"/>
-        </w:rPr>
-        <w:t>If we need more brokers or more pods, I want the reason to be raising retries on a poison record, not a round number someone saw in a vendor deck. Do-nothing through next month-end still has a miss rate I will write down. The June picks in writing on CLH-DBA-LOCK. I will not hide a hardware buy inside a 'temporary' memory limit.</w:t>
-      </w:r>
-    </w:p>
-    <w:p>
-      <w:pPr>
-        <w:spacing w:before="0" w:after="240" w:line="427" w:lineRule="auto"/>
-        <w:ind w:firstLine="288"/>
-      </w:pPr>
-      <w:r>
-        <w:rPr>
-          <w:rFonts w:ascii="Liberation Serif" w:hAnsi="Liberation Serif" w:eastAsia="Liberation Serif" w:cs="Liberation Serif"/>
-          <w:color w:val="222222"/>
-          <w:sz w:val="24"/>
-        </w:rPr>
-        <w:t>ns-pg-clh-recon-stg-01.internal.northstar.example pages because of raising retries on a poison record more than because of CPU. I write queue and disk. Headroom I want on a Tuesday is about 29 percent. Below that I file for hardware or I shed load, not both. The June picks on CLH-DBA-LOCK.</w:t>
-      </w:r>
-    </w:p>
-    <w:p>
-      <w:pPr>
-        <w:spacing w:before="0" w:after="240" w:line="427" w:lineRule="auto"/>
-        <w:ind w:firstLine="288"/>
-      </w:pPr>
-      <w:r>
-        <w:rPr>
-          <w:rFonts w:ascii="Liberation Serif" w:hAnsi="Liberation Serif" w:eastAsia="Liberation Serif" w:cs="Liberation Serif"/>
-          <w:color w:val="222222"/>
-          <w:sz w:val="24"/>
-        </w:rPr>
-        <w:t>Do-nothing through month-end still has a miss rate. I will write it. I will not hide a buy inside a temporary memory limit. Front-matter volume I am using: 47.</w:t>
-      </w:r>
-    </w:p>
-    <w:p>
-      <w:pPr>
-        <w:spacing w:before="0" w:after="240" w:line="427" w:lineRule="auto"/>
-        <w:ind w:firstLine="288"/>
-      </w:pPr>
-      <w:r>
-        <w:rPr>
-          <w:rFonts w:ascii="Liberation Serif" w:hAnsi="Liberation Serif" w:eastAsia="Liberation Serif" w:cs="Liberation Serif"/>
-          <w:color w:val="222222"/>
-          <w:sz w:val="24"/>
-        </w:rPr>
-        <w:t>I will not buy my way out of raising retries on a poison record with a round hardware number. Queue and disk on ns-pg-clh-recon-stg-01.internal.northstar.example first. Then a ticket. Then a buy if The June still needs it. Headroom I want on a Tuesday is about 24 percent. Below that I file or I shed, not both in one change.</w:t>
-      </w:r>
-    </w:p>
-    <w:p>
-      <w:pPr>
-        <w:pStyle w:val="Heading2"/>
-      </w:pPr>
-      <w:r>
-        <w:t>Secrets, grants, and secret skew that looks like 'no work'</w:t>
-      </w:r>
-    </w:p>
-    <w:p>
-      <w:pPr>
-        <w:spacing w:before="0" w:after="240" w:line="427" w:lineRule="auto"/>
-        <w:ind w:firstLine="288"/>
-      </w:pPr>
-      <w:r>
-        <w:rPr>
-          <w:rFonts w:ascii="Liberation Serif" w:hAnsi="Liberation Serif" w:eastAsia="Liberation Serif" w:cs="Liberation Serif"/>
-          <w:color w:val="222222"/>
-          <w:sz w:val="24"/>
-        </w:rPr>
-        <w:t>Secret handling on ns-pg-clh-recon-01.internal.northstar.example: not in git, not in the ticket description, not in a screenshot. secret skew that looks like 'no work' is not a reason to paste a token into chat. Owner Kavya Menon. Ticket CLH-PRD-2024-021. If I need a temporary grant, it expires. If I need a production query, I use the replica and I log the query id. Wrong secret looks healthy as 'no work.' Alert on zero rows, not on HTTP 200.</w:t>
-      </w:r>
-    </w:p>
-    <w:p>
-      <w:pPr>
-        <w:spacing w:before="0" w:after="240" w:line="427" w:lineRule="auto"/>
-        <w:ind w:firstLine="288"/>
-      </w:pPr>
-      <w:r>
-        <w:rPr>
-          <w:rFonts w:ascii="Liberation Serif" w:hAnsi="Liberation Serif" w:eastAsia="Liberation Serif" w:cs="Liberation Serif"/>
-          <w:color w:val="222222"/>
-          <w:sz w:val="24"/>
-        </w:rPr>
-        <w:t>Break-glass is a separate path. Missing role is 403, missing token is 401. I will not collapse those because the UI looks nicer. Rina Das accepted that split in the front matter. I am not reopening it here. IRSA or the equivalent role on ns-pg-clh-recon-01.internal.northstar.example is the grant. A copied kubeconfig on a laptop is not.</w:t>
-      </w:r>
-    </w:p>
-    <w:p>
-      <w:pPr>
-        <w:spacing w:before="0" w:after="240" w:line="427" w:lineRule="auto"/>
-        <w:ind w:firstLine="288"/>
-      </w:pPr>
-      <w:r>
-        <w:rPr>
-          <w:rFonts w:ascii="Liberation Serif" w:hAnsi="Liberation Serif" w:eastAsia="Liberation Serif" w:cs="Liberation Serif"/>
-          <w:color w:val="222222"/>
-          <w:sz w:val="24"/>
-        </w:rPr>
-        <w:t>Support zips go through redaction first. I will not 'just this once' attach an application log because secret skew that looks like 'no work' is on fire. The on-call SOP already says this. Repeating it here is for the person who has not opened that SOP. Aman Kumar will reject the zip in the ticket if it still has identifiers.</w:t>
-      </w:r>
-    </w:p>
-    <w:p>
-      <w:pPr>
-        <w:spacing w:before="0" w:after="240" w:line="427" w:lineRule="auto"/>
-        <w:ind w:firstLine="288"/>
-      </w:pPr>
-      <w:r>
-        <w:rPr>
-          <w:rFonts w:ascii="Liberation Serif" w:hAnsi="Liberation Serif" w:eastAsia="Liberation Serif" w:cs="Liberation Serif"/>
-          <w:color w:val="222222"/>
-          <w:sz w:val="24"/>
-        </w:rPr>
-        <w:t>Secrets for secret skew that looks like 'no work' stay out of git, tickets, and screenshots. Zero-row success on ns-pg-clh-recon-01.internal.northstar.example is the tell that the secret is wrong. Alert on that. Kavya Menon owns the grant. CLH-PRD-2024-021 owns the expiry. I query the replica and I log the query id.</w:t>
-      </w:r>
-    </w:p>
-    <w:p>
-      <w:pPr>
-        <w:spacing w:before="0" w:after="240" w:line="427" w:lineRule="auto"/>
-        <w:ind w:firstLine="288"/>
-      </w:pPr>
-      <w:r>
-        <w:rPr>
-          <w:rFonts w:ascii="Liberation Serif" w:hAnsi="Liberation Serif" w:eastAsia="Liberation Serif" w:cs="Liberation Serif"/>
-          <w:color w:val="222222"/>
-          <w:sz w:val="24"/>
-        </w:rPr>
-        <w:t>403 versus 401 stays split. Break-glass is separate. I will not collapse them for a prettier UI. Support zips go through redaction. Aman Kumar rejects the zip if identifiers remain.</w:t>
-      </w:r>
-    </w:p>
-    <w:p>
-      <w:pPr>
-        <w:spacing w:before="0" w:after="240" w:line="427" w:lineRule="auto"/>
-        <w:ind w:firstLine="288"/>
-      </w:pPr>
-      <w:r>
-        <w:rPr>
-          <w:rFonts w:ascii="Liberation Serif" w:hAnsi="Liberation Serif" w:eastAsia="Liberation Serif" w:cs="Liberation Serif"/>
-          <w:color w:val="222222"/>
-          <w:sz w:val="24"/>
-        </w:rPr>
-        <w:t>Redaction leftover: if a zip for secret skew that looks like 'no work' still has identifiers, it comes back. No 'just this once.' Aman Kumar will reject it on CLH-PRD-2024-021. Support pressure is not a reason to paste MRN, PAN, or a secret. The SOP already says this. Repeating it is for the person who has not opened the SOP.</w:t>
-      </w:r>
-    </w:p>
-    <w:p>
-      <w:pPr>
-        <w:pStyle w:val="Heading2"/>
-      </w:pPr>
-      <w:r>
-        <w:t>Clock for averaging QPS instead of testing the close</w:t>
-      </w:r>
-    </w:p>
-    <w:p>
-      <w:pPr>
-        <w:spacing w:before="0" w:after="240" w:line="427" w:lineRule="auto"/>
-        <w:ind w:firstLine="288"/>
-      </w:pPr>
-      <w:r>
-        <w:rPr>
-          <w:rFonts w:ascii="Liberation Serif" w:hAnsi="Liberation Serif" w:eastAsia="Liberation Serif" w:cs="Liberation Serif"/>
-          <w:color w:val="222222"/>
-          <w:sz w:val="24"/>
-        </w:rPr>
-        <w:t>This is not a full incident timeline. It is the clock I will use when someone asks which thing happened first around averaging QPS instead of testing the close. northstar.example is the box. CLH-ADR-2024-003 is the thread. Helen Cho is the person I will name if the clocks disagree. Customer/ops clock and match/extract clock are different. I will not pretend they are the same.</w:t>
-      </w:r>
-    </w:p>
-    <w:p>
-      <w:pPr>
-        <w:spacing w:before="80" w:after="60" w:line="200" w:lineRule="auto"/>
-      </w:pPr>
-      <w:r>
-        <w:rPr>
-          <w:rFonts w:ascii="Liberation Sans" w:hAnsi="Liberation Sans" w:eastAsia="Liberation Sans" w:cs="Liberation Sans"/>
-          <w:i/>
-          <w:color w:val="555555"/>
-          <w:sz w:val="17"/>
-        </w:rPr>
-        <w:t>Working clock for CLH-SOP-2024-011. Times are ET unless noted.</w:t>
-      </w:r>
-    </w:p>
-    <w:tbl>
-      <w:tblPr>
-        <w:tblW w:type="auto" w:w="0"/>
-        <w:jc w:val="center"/>
-        <w:tblLayout w:type="autofit"/>
-        <w:tblLook w:firstColumn="1" w:firstRow="1" w:lastColumn="0" w:lastRow="0" w:noHBand="0" w:noVBand="1" w:val="04A0"/>
-      </w:tblPr>
-      <w:tblGrid>
-        <w:gridCol w:w="2976"/>
-        <w:gridCol w:w="2976"/>
-        <w:gridCol w:w="2976"/>
-      </w:tblGrid>
-      <w:tr>
-        <w:tc>
-          <w:tcPr>
-            <w:tcW w:type="dxa" w:w="2976"/>
-            <w:shd w:fill="1B365D" w:val="clear"/>
-            <w:tcBorders>
-              <w:top w:val="single" w:sz="4" w:space="0" w:color="1B365D"/>
-              <w:left w:val="single" w:sz="4" w:space="0" w:color="1B365D"/>
-              <w:bottom w:val="single" w:sz="4" w:space="0" w:color="1B365D"/>
-              <w:right w:val="single" w:sz="4" w:space="0" w:color="1B365D"/>
-            </w:tcBorders>
-            <w:tcMar>
-              <w:top w:w="50" w:type="dxa"/>
-              <w:left w:w="70" w:type="dxa"/>
-              <w:bottom w:w="50" w:type="dxa"/>
-              <w:right w:w="70" w:type="dxa"/>
-            </w:tcMar>
-          </w:tcPr>
-          <w:p>
-            <w:pPr>
-              <w:spacing w:before="0" w:after="0" w:line="230" w:lineRule="auto"/>
-            </w:pPr>
-            <w:r/>
-            <w:r>
-              <w:rPr>
-                <w:rFonts w:ascii="Liberation Sans" w:hAnsi="Liberation Sans" w:eastAsia="Liberation Sans" w:cs="Liberation Sans"/>
-                <w:b/>
-                <w:color w:val="FFFFFF"/>
-                <w:sz w:val="18"/>
-              </w:rPr>
-              <w:t>When</w:t>
-            </w:r>
-          </w:p>
-        </w:tc>
-        <w:tc>
-          <w:tcPr>
-            <w:tcW w:type="dxa" w:w="2976"/>
-            <w:shd w:fill="1B365D" w:val="clear"/>
-            <w:tcBorders>
-              <w:top w:val="single" w:sz="4" w:space="0" w:color="1B365D"/>
-              <w:left w:val="single" w:sz="4" w:space="0" w:color="1B365D"/>
-              <w:bottom w:val="single" w:sz="4" w:space="0" w:color="1B365D"/>
-              <w:right w:val="single" w:sz="4" w:space="0" w:color="1B365D"/>
-            </w:tcBorders>
-            <w:tcMar>
-              <w:top w:w="50" w:type="dxa"/>
-              <w:left w:w="70" w:type="dxa"/>
-              <w:bottom w:w="50" w:type="dxa"/>
-              <w:right w:w="70" w:type="dxa"/>
-            </w:tcMar>
-          </w:tcPr>
-          <w:p>
-            <w:pPr>
-              <w:spacing w:before="0" w:after="0" w:line="230" w:lineRule="auto"/>
-            </w:pPr>
-            <w:r/>
-            <w:r>
-              <w:rPr>
-                <w:rFonts w:ascii="Liberation Sans" w:hAnsi="Liberation Sans" w:eastAsia="Liberation Sans" w:cs="Liberation Sans"/>
-                <w:b/>
-                <w:color w:val="FFFFFF"/>
-                <w:sz w:val="18"/>
-              </w:rPr>
-              <w:t>What I can defend</w:t>
-            </w:r>
-          </w:p>
-        </w:tc>
-        <w:tc>
-          <w:tcPr>
-            <w:tcW w:type="dxa" w:w="2976"/>
-            <w:shd w:fill="1B365D" w:val="clear"/>
-            <w:tcBorders>
-              <w:top w:val="single" w:sz="4" w:space="0" w:color="1B365D"/>
-              <w:left w:val="single" w:sz="4" w:space="0" w:color="1B365D"/>
-              <w:bottom w:val="single" w:sz="4" w:space="0" w:color="1B365D"/>
-              <w:right w:val="single" w:sz="4" w:space="0" w:color="1B365D"/>
-            </w:tcBorders>
-            <w:tcMar>
-              <w:top w:w="50" w:type="dxa"/>
-              <w:left w:w="70" w:type="dxa"/>
-              <w:bottom w:w="50" w:type="dxa"/>
-              <w:right w:w="70" w:type="dxa"/>
-            </w:tcMar>
-          </w:tcPr>
-          <w:p>
-            <w:pPr>
-              <w:spacing w:before="0" w:after="0" w:line="230" w:lineRule="auto"/>
-            </w:pPr>
-            <w:r/>
-            <w:r>
-              <w:rPr>
-                <w:rFonts w:ascii="Liberation Sans" w:hAnsi="Liberation Sans" w:eastAsia="Liberation Sans" w:cs="Liberation Sans"/>
-                <w:b/>
-                <w:color w:val="FFFFFF"/>
-                <w:sz w:val="18"/>
-              </w:rPr>
-              <w:t>Who</w:t>
-            </w:r>
-          </w:p>
-        </w:tc>
-      </w:tr>
-      <w:tr>
-        <w:tc>
-          <w:tcPr>
-            <w:tcW w:type="dxa" w:w="2976"/>
-            <w:shd w:fill="FFFFFF" w:val="clear"/>
-            <w:tcBorders>
-              <w:top w:val="single" w:sz="4" w:space="0" w:color="C5CDD6"/>
-              <w:left w:val="single" w:sz="4" w:space="0" w:color="C5CDD6"/>
-              <w:bottom w:val="single" w:sz="4" w:space="0" w:color="C5CDD6"/>
-              <w:right w:val="single" w:sz="4" w:space="0" w:color="C5CDD6"/>
-            </w:tcBorders>
-            <w:tcMar>
-              <w:top w:w="50" w:type="dxa"/>
-              <w:left w:w="70" w:type="dxa"/>
-              <w:bottom w:w="50" w:type="dxa"/>
-              <w:right w:w="70" w:type="dxa"/>
-            </w:tcMar>
-          </w:tcPr>
-          <w:p>
-            <w:pPr>
-              <w:spacing w:before="0" w:after="0" w:line="230" w:lineRule="auto"/>
-            </w:pPr>
-            <w:r/>
-            <w:r>
-              <w:rPr>
-                <w:rFonts w:ascii="Liberation Serif" w:hAnsi="Liberation Serif" w:eastAsia="Liberation Serif" w:cs="Liberation Serif"/>
-                <w:b w:val="0"/>
-                <w:color w:val="222222"/>
-                <w:sz w:val="19"/>
-              </w:rPr>
-              <w:t>June 16</w:t>
-            </w:r>
-          </w:p>
-        </w:tc>
-        <w:tc>
-          <w:tcPr>
-            <w:tcW w:type="dxa" w:w="2976"/>
-            <w:shd w:fill="FFFFFF" w:val="clear"/>
-            <w:tcBorders>
-              <w:top w:val="single" w:sz="4" w:space="0" w:color="C5CDD6"/>
-              <w:left w:val="single" w:sz="4" w:space="0" w:color="C5CDD6"/>
-              <w:bottom w:val="single" w:sz="4" w:space="0" w:color="C5CDD6"/>
-              <w:right w:val="single" w:sz="4" w:space="0" w:color="C5CDD6"/>
-            </w:tcBorders>
-            <w:tcMar>
-              <w:top w:w="50" w:type="dxa"/>
-              <w:left w:w="70" w:type="dxa"/>
-              <w:bottom w:w="50" w:type="dxa"/>
-              <w:right w:w="70" w:type="dxa"/>
-            </w:tcMar>
-          </w:tcPr>
-          <w:p>
-            <w:pPr>
-              <w:spacing w:before="0" w:after="0" w:line="230" w:lineRule="auto"/>
-            </w:pPr>
-            <w:r/>
-            <w:r>
-              <w:rPr>
-                <w:rFonts w:ascii="Liberation Serif" w:hAnsi="Liberation Serif" w:eastAsia="Liberation Serif" w:cs="Liberation Serif"/>
-                <w:b w:val="0"/>
-                <w:color w:val="222222"/>
-                <w:sz w:val="19"/>
-              </w:rPr>
-              <w:t>First stale graph or first complaint tied to averaging QPS instead of testing the close</w:t>
-            </w:r>
-          </w:p>
-        </w:tc>
-        <w:tc>
-          <w:tcPr>
-            <w:tcW w:type="dxa" w:w="2976"/>
-            <w:shd w:fill="FFFFFF" w:val="clear"/>
-            <w:tcBorders>
-              <w:top w:val="single" w:sz="4" w:space="0" w:color="C5CDD6"/>
-              <w:left w:val="single" w:sz="4" w:space="0" w:color="C5CDD6"/>
-              <w:bottom w:val="single" w:sz="4" w:space="0" w:color="C5CDD6"/>
-              <w:right w:val="single" w:sz="4" w:space="0" w:color="C5CDD6"/>
-            </w:tcBorders>
-            <w:tcMar>
-              <w:top w:w="50" w:type="dxa"/>
-              <w:left w:w="70" w:type="dxa"/>
-              <w:bottom w:w="50" w:type="dxa"/>
-              <w:right w:w="70" w:type="dxa"/>
-            </w:tcMar>
-          </w:tcPr>
-          <w:p>
-            <w:pPr>
-              <w:spacing w:before="0" w:after="0" w:line="230" w:lineRule="auto"/>
-            </w:pPr>
-            <w:r/>
-            <w:r>
-              <w:rPr>
-                <w:rFonts w:ascii="Liberation Serif" w:hAnsi="Liberation Serif" w:eastAsia="Liberation Serif" w:cs="Liberation Serif"/>
-                <w:b w:val="0"/>
-                <w:color w:val="222222"/>
-                <w:sz w:val="19"/>
-              </w:rPr>
-              <w:t>The June</w:t>
-            </w:r>
-          </w:p>
-        </w:tc>
-      </w:tr>
-      <w:tr>
-        <w:tc>
-          <w:tcPr>
-            <w:tcW w:type="dxa" w:w="2976"/>
-            <w:shd w:fill="EEF2F6" w:val="clear"/>
-            <w:tcBorders>
-              <w:top w:val="single" w:sz="4" w:space="0" w:color="C5CDD6"/>
-              <w:left w:val="single" w:sz="4" w:space="0" w:color="C5CDD6"/>
-              <w:bottom w:val="single" w:sz="4" w:space="0" w:color="C5CDD6"/>
-              <w:right w:val="single" w:sz="4" w:space="0" w:color="C5CDD6"/>
-            </w:tcBorders>
-            <w:tcMar>
-              <w:top w:w="50" w:type="dxa"/>
-              <w:left w:w="70" w:type="dxa"/>
-              <w:bottom w:w="50" w:type="dxa"/>
-              <w:right w:w="70" w:type="dxa"/>
-            </w:tcMar>
-          </w:tcPr>
-          <w:p>
-            <w:pPr>
-              <w:spacing w:before="0" w:after="0" w:line="230" w:lineRule="auto"/>
-            </w:pPr>
-            <w:r/>
-            <w:r>
-              <w:rPr>
-                <w:rFonts w:ascii="Liberation Serif" w:hAnsi="Liberation Serif" w:eastAsia="Liberation Serif" w:cs="Liberation Serif"/>
-                <w:b w:val="0"/>
-                <w:color w:val="222222"/>
-                <w:sz w:val="19"/>
-              </w:rPr>
-              <w:t>June 17</w:t>
-            </w:r>
-          </w:p>
-        </w:tc>
-        <w:tc>
-          <w:tcPr>
-            <w:tcW w:type="dxa" w:w="2976"/>
-            <w:shd w:fill="EEF2F6" w:val="clear"/>
-            <w:tcBorders>
-              <w:top w:val="single" w:sz="4" w:space="0" w:color="C5CDD6"/>
-              <w:left w:val="single" w:sz="4" w:space="0" w:color="C5CDD6"/>
-              <w:bottom w:val="single" w:sz="4" w:space="0" w:color="C5CDD6"/>
-              <w:right w:val="single" w:sz="4" w:space="0" w:color="C5CDD6"/>
-            </w:tcBorders>
-            <w:tcMar>
-              <w:top w:w="50" w:type="dxa"/>
-              <w:left w:w="70" w:type="dxa"/>
-              <w:bottom w:w="50" w:type="dxa"/>
-              <w:right w:w="70" w:type="dxa"/>
-            </w:tcMar>
-          </w:tcPr>
-          <w:p>
-            <w:pPr>
-              <w:spacing w:before="0" w:after="0" w:line="230" w:lineRule="auto"/>
-            </w:pPr>
-            <w:r/>
-            <w:r>
-              <w:rPr>
-                <w:rFonts w:ascii="Liberation Serif" w:hAnsi="Liberation Serif" w:eastAsia="Liberation Serif" w:cs="Liberation Serif"/>
-                <w:b w:val="0"/>
-                <w:color w:val="222222"/>
-                <w:sz w:val="19"/>
-              </w:rPr>
-              <w:t>Read-only check on northstar.example; ticket CLH-ADR-2024-003 exists or is opened</w:t>
-            </w:r>
-          </w:p>
-        </w:tc>
-        <w:tc>
-          <w:tcPr>
-            <w:tcW w:type="dxa" w:w="2976"/>
-            <w:shd w:fill="EEF2F6" w:val="clear"/>
-            <w:tcBorders>
-              <w:top w:val="single" w:sz="4" w:space="0" w:color="C5CDD6"/>
-              <w:left w:val="single" w:sz="4" w:space="0" w:color="C5CDD6"/>
-              <w:bottom w:val="single" w:sz="4" w:space="0" w:color="C5CDD6"/>
-              <w:right w:val="single" w:sz="4" w:space="0" w:color="C5CDD6"/>
-            </w:tcBorders>
-            <w:tcMar>
-              <w:top w:w="50" w:type="dxa"/>
-              <w:left w:w="70" w:type="dxa"/>
-              <w:bottom w:w="50" w:type="dxa"/>
-              <w:right w:w="70" w:type="dxa"/>
-            </w:tcMar>
-          </w:tcPr>
-          <w:p>
-            <w:pPr>
-              <w:spacing w:before="0" w:after="0" w:line="230" w:lineRule="auto"/>
-            </w:pPr>
-            <w:r/>
-            <w:r>
-              <w:rPr>
-                <w:rFonts w:ascii="Liberation Serif" w:hAnsi="Liberation Serif" w:eastAsia="Liberation Serif" w:cs="Liberation Serif"/>
-                <w:b w:val="0"/>
-                <w:color w:val="222222"/>
-                <w:sz w:val="19"/>
-              </w:rPr>
-              <w:t>Aman Kumar</w:t>
-            </w:r>
-          </w:p>
-        </w:tc>
-      </w:tr>
-      <w:tr>
-        <w:tc>
-          <w:tcPr>
-            <w:tcW w:type="dxa" w:w="2976"/>
-            <w:shd w:fill="FFFFFF" w:val="clear"/>
-            <w:tcBorders>
-              <w:top w:val="single" w:sz="4" w:space="0" w:color="C5CDD6"/>
-              <w:left w:val="single" w:sz="4" w:space="0" w:color="C5CDD6"/>
-              <w:bottom w:val="single" w:sz="4" w:space="0" w:color="C5CDD6"/>
-              <w:right w:val="single" w:sz="4" w:space="0" w:color="C5CDD6"/>
-            </w:tcBorders>
-            <w:tcMar>
-              <w:top w:w="50" w:type="dxa"/>
-              <w:left w:w="70" w:type="dxa"/>
-              <w:bottom w:w="50" w:type="dxa"/>
-              <w:right w:w="70" w:type="dxa"/>
-            </w:tcMar>
-          </w:tcPr>
-          <w:p>
-            <w:pPr>
-              <w:spacing w:before="0" w:after="0" w:line="230" w:lineRule="auto"/>
-            </w:pPr>
-            <w:r/>
-            <w:r>
-              <w:rPr>
-                <w:rFonts w:ascii="Liberation Serif" w:hAnsi="Liberation Serif" w:eastAsia="Liberation Serif" w:cs="Liberation Serif"/>
-                <w:b w:val="0"/>
-                <w:color w:val="222222"/>
-                <w:sz w:val="19"/>
-              </w:rPr>
-              <w:t>June 18, 2024</w:t>
-            </w:r>
-          </w:p>
-        </w:tc>
-        <w:tc>
-          <w:tcPr>
-            <w:tcW w:type="dxa" w:w="2976"/>
-            <w:shd w:fill="FFFFFF" w:val="clear"/>
-            <w:tcBorders>
-              <w:top w:val="single" w:sz="4" w:space="0" w:color="C5CDD6"/>
-              <w:left w:val="single" w:sz="4" w:space="0" w:color="C5CDD6"/>
-              <w:bottom w:val="single" w:sz="4" w:space="0" w:color="C5CDD6"/>
-              <w:right w:val="single" w:sz="4" w:space="0" w:color="C5CDD6"/>
-            </w:tcBorders>
-            <w:tcMar>
-              <w:top w:w="50" w:type="dxa"/>
-              <w:left w:w="70" w:type="dxa"/>
-              <w:bottom w:w="50" w:type="dxa"/>
-              <w:right w:w="70" w:type="dxa"/>
-            </w:tcMar>
-          </w:tcPr>
-          <w:p>
-            <w:pPr>
-              <w:spacing w:before="0" w:after="0" w:line="230" w:lineRule="auto"/>
-            </w:pPr>
-            <w:r/>
-            <w:r>
-              <w:rPr>
-                <w:rFonts w:ascii="Liberation Serif" w:hAnsi="Liberation Serif" w:eastAsia="Liberation Serif" w:cs="Liberation Serif"/>
-                <w:b w:val="0"/>
-                <w:color w:val="222222"/>
-                <w:sz w:val="19"/>
-              </w:rPr>
-              <w:t>Decision in the front of this file still stands</w:t>
-            </w:r>
-          </w:p>
-        </w:tc>
-        <w:tc>
-          <w:tcPr>
-            <w:tcW w:type="dxa" w:w="2976"/>
-            <w:shd w:fill="FFFFFF" w:val="clear"/>
-            <w:tcBorders>
-              <w:top w:val="single" w:sz="4" w:space="0" w:color="C5CDD6"/>
-              <w:left w:val="single" w:sz="4" w:space="0" w:color="C5CDD6"/>
-              <w:bottom w:val="single" w:sz="4" w:space="0" w:color="C5CDD6"/>
-              <w:right w:val="single" w:sz="4" w:space="0" w:color="C5CDD6"/>
-            </w:tcBorders>
-            <w:tcMar>
-              <w:top w:w="50" w:type="dxa"/>
-              <w:left w:w="70" w:type="dxa"/>
-              <w:bottom w:w="50" w:type="dxa"/>
-              <w:right w:w="70" w:type="dxa"/>
-            </w:tcMar>
-          </w:tcPr>
-          <w:p>
-            <w:pPr>
-              <w:spacing w:before="0" w:after="0" w:line="230" w:lineRule="auto"/>
-            </w:pPr>
-            <w:r/>
-            <w:r>
-              <w:rPr>
-                <w:rFonts w:ascii="Liberation Serif" w:hAnsi="Liberation Serif" w:eastAsia="Liberation Serif" w:cs="Liberation Serif"/>
-                <w:b w:val="0"/>
-                <w:color w:val="222222"/>
-                <w:sz w:val="19"/>
-              </w:rPr>
-              <w:t>Helen Cho</w:t>
-            </w:r>
-          </w:p>
-        </w:tc>
-      </w:tr>
-    </w:tbl>
-    <w:p>
-      <w:pPr>
-        <w:spacing w:before="40" w:after="160" w:line="80" w:lineRule="auto"/>
-      </w:pPr>
-    </w:p>
-    <w:p>
-      <w:pPr>
-        <w:spacing w:before="0" w:after="240" w:line="427" w:lineRule="auto"/>
-        <w:ind w:firstLine="288"/>
-      </w:pPr>
-      <w:r>
-        <w:rPr>
-          <w:rFonts w:ascii="Liberation Serif" w:hAnsi="Liberation Serif" w:eastAsia="Liberation Serif" w:cs="Liberation Serif"/>
-          <w:color w:val="222222"/>
-          <w:sz w:val="24"/>
-        </w:rPr>
-        <w:t>If NTP on northstar.example jumped, window math is garbage. I want that checked before I argue about 23. I will not reconstruct a minute-by-minute novel. I will reconstruct enough that Rina Das can brief without calling me.</w:t>
-      </w:r>
-    </w:p>
-    <w:p>
-      <w:pPr>
-        <w:spacing w:before="0" w:after="240" w:line="427" w:lineRule="auto"/>
-        <w:ind w:firstLine="288"/>
-      </w:pPr>
-      <w:r>
-        <w:rPr>
-          <w:rFonts w:ascii="Liberation Serif" w:hAnsi="Liberation Serif" w:eastAsia="Liberation Serif" w:cs="Liberation Serif"/>
-          <w:color w:val="222222"/>
-          <w:sz w:val="24"/>
-        </w:rPr>
-        <w:t>After this clock, the remaining work is owned, or it is late. I will not add a fourth restart to make the timeline look shorter. Clearhaven can have the user-visible version of this table. They cannot have internal hostnames.</w:t>
-      </w:r>
-    </w:p>
-    <w:p>
-      <w:pPr>
-        <w:spacing w:before="0" w:after="240" w:line="427" w:lineRule="auto"/>
-        <w:ind w:firstLine="288"/>
-      </w:pPr>
-      <w:r>
-        <w:rPr>
-          <w:rFonts w:ascii="Liberation Serif" w:hAnsi="Liberation Serif" w:eastAsia="Liberation Serif" w:cs="Liberation Serif"/>
-          <w:color w:val="222222"/>
-          <w:sz w:val="24"/>
-        </w:rPr>
-        <w:t>Clock for averaging QPS instead of testing the close: ops/customer clock and match/extract clock are different. I will say which one I am using. northstar.example NTP gets checked before I argue about 23. Helen Cho can brief Rina Das without calling me if this table in the heading above is right.</w:t>
-      </w:r>
-    </w:p>
-    <w:p>
-      <w:pPr>
-        <w:spacing w:before="0" w:after="240" w:line="427" w:lineRule="auto"/>
-        <w:ind w:firstLine="288"/>
-      </w:pPr>
-      <w:r>
-        <w:rPr>
-          <w:rFonts w:ascii="Liberation Serif" w:hAnsi="Liberation Serif" w:eastAsia="Liberation Serif" w:cs="Liberation Serif"/>
-          <w:color w:val="222222"/>
-          <w:sz w:val="24"/>
-        </w:rPr>
-        <w:t>Clearhaven can have the user-visible clock. They cannot have northstar.example. I will not reconstruct a minute novel. I will reconstruct enough to act.</w:t>
-      </w:r>
-    </w:p>
-    <w:p>
-      <w:pPr>
-        <w:spacing w:before="0" w:after="240" w:line="427" w:lineRule="auto"/>
-        <w:ind w:firstLine="288"/>
-      </w:pPr>
-      <w:r>
-        <w:rPr>
-          <w:rFonts w:ascii="Liberation Serif" w:hAnsi="Liberation Serif" w:eastAsia="Liberation Serif" w:cs="Liberation Serif"/>
-          <w:color w:val="222222"/>
-          <w:sz w:val="24"/>
-        </w:rPr>
-        <w:t>If NTP on northstar.example is wrong, I will not debate 23. Fix the clock, then measure. Helen Cho owns that check. Window math is garbage if the clock jumped. I will not reconstruct a minute novel to hide that.</w:t>
-      </w:r>
-    </w:p>
-    <w:p>
-      <w:pPr>
-        <w:pStyle w:val="Heading2"/>
-      </w:pPr>
-      <w:r>
-        <w:t>What would make me reopen CLH-SOP-2024-011 (weekend coverage that is not in the SLA)</w:t>
-      </w:r>
-    </w:p>
-    <w:tbl>
-      <w:tblPr>
-        <w:tblW w:type="auto" w:w="0"/>
-        <w:tblLook w:firstColumn="1" w:firstRow="1" w:lastColumn="0" w:lastRow="0" w:noHBand="0" w:noVBand="1" w:val="04A0"/>
-      </w:tblPr>
-      <w:tblGrid>
-        <w:gridCol w:w="8928"/>
-      </w:tblGrid>
-      <w:tr>
-        <w:tc>
-          <w:tcPr>
-            <w:tcW w:type="dxa" w:w="8928"/>
-            <w:shd w:fill="E7EEF5" w:val="clear"/>
-            <w:tcBorders>
-              <w:top w:val="single" w:sz="10" w:space="0" w:color="1B365D"/>
-              <w:left w:val="single" w:sz="10" w:space="0" w:color="1B365D"/>
-              <w:bottom w:val="single" w:sz="10" w:space="0" w:color="1B365D"/>
-              <w:right w:val="single" w:sz="10" w:space="0" w:color="1B365D"/>
-            </w:tcBorders>
-            <w:tcMar>
-              <w:top w:w="80" w:type="dxa"/>
-              <w:left w:w="120" w:type="dxa"/>
-              <w:bottom w:w="90" w:type="dxa"/>
-              <w:right w:w="120" w:type="dxa"/>
-            </w:tcMar>
-          </w:tcPr>
-          <w:p>
-            <w:pPr>
-              <w:spacing w:before="0" w:after="80" w:line="220" w:lineRule="auto"/>
-            </w:pPr>
-            <w:r/>
-            <w:r>
-              <w:rPr>
-                <w:rFonts w:ascii="Liberation Sans" w:hAnsi="Liberation Sans" w:eastAsia="Liberation Sans" w:cs="Liberation Sans"/>
-                <w:b/>
-                <w:color w:val="1B365D"/>
-                <w:sz w:val="16"/>
-              </w:rPr>
-              <w:t>STILL THE CALL</w:t>
-            </w:r>
-          </w:p>
-          <w:p>
-            <w:pPr>
-              <w:spacing w:before="0" w:after="0" w:line="250" w:lineRule="auto"/>
-            </w:pPr>
-            <w:r>
-              <w:rPr>
-                <w:rFonts w:ascii="Liberation Serif" w:hAnsi="Liberation Serif" w:eastAsia="Liberation Serif" w:cs="Liberation Serif"/>
-                <w:color w:val="222222"/>
-                <w:sz w:val="21"/>
-              </w:rPr>
-              <w:t>The front of CLH-SOP-2024-011 still stands. weekend coverage that is not in the SLA does not reopen it. Rahul Deshmukh owns CLH-SPIKE-2024-05-16. ops-bastion-03.internal.northstar.example stays in the path already named.</w:t>
-            </w:r>
-          </w:p>
-        </w:tc>
-      </w:tr>
-    </w:tbl>
-    <w:p>
-      <w:pPr>
-        <w:spacing w:before="80" w:after="160" w:line="80" w:lineRule="auto"/>
-      </w:pPr>
-    </w:p>
-    <w:p>
-      <w:pPr>
-        <w:spacing w:before="0" w:after="240" w:line="427" w:lineRule="auto"/>
-        <w:ind w:firstLine="288"/>
-      </w:pPr>
-      <w:r>
-        <w:rPr>
-          <w:rFonts w:ascii="Liberation Serif" w:hAnsi="Liberation Serif" w:eastAsia="Liberation Serif" w:cs="Liberation Serif"/>
-          <w:color w:val="222222"/>
-          <w:sz w:val="24"/>
-        </w:rPr>
-        <w:t>I will reopen this file if the measurement on ops-bastion-03.internal.northstar.example says the cutover is lying, if a freeze and a migrate disagree, or if Rahul Deshmukh puts a new date on CLH-SPIKE-2024-05-16 that the EM accepts. I will not reopen it because a meeting is booked, because a vendor offered a discount, or because someone found a blog post. Evidence is a dry-run count, a replay that used to be wrong, or a miss rate worse than the do-nothing line.</w:t>
-      </w:r>
-    </w:p>
-    <w:p>
-      <w:pPr>
-        <w:spacing w:before="0" w:after="240" w:line="427" w:lineRule="auto"/>
-        <w:ind w:firstLine="288"/>
-      </w:pPr>
-      <w:r>
-        <w:rPr>
-          <w:rFonts w:ascii="Liberation Serif" w:hAnsi="Liberation Serif" w:eastAsia="Liberation Serif" w:cs="Liberation Serif"/>
-          <w:color w:val="222222"/>
-          <w:sz w:val="24"/>
-        </w:rPr>
-        <w:t>If you are implementing, keep the rejected alternative dead. If you are on-call, start read-only. If you are Rina Das, the ask is unchanged: pick the path in the main body or send it back with a named objection. Sample I would still defend: 3407 rows, 16 minutes, freeze respected. Strike this section if it ever fights the decision callout.</w:t>
-      </w:r>
-    </w:p>
-    <w:p>
-      <w:pPr>
-        <w:spacing w:before="0" w:after="240" w:line="427" w:lineRule="auto"/>
-        <w:ind w:firstLine="288"/>
-      </w:pPr>
-      <w:r>
-        <w:rPr>
-          <w:rFonts w:ascii="Liberation Serif" w:hAnsi="Liberation Serif" w:eastAsia="Liberation Serif" w:cs="Liberation Serif"/>
-          <w:color w:val="222222"/>
-          <w:sz w:val="24"/>
-        </w:rPr>
-        <w:t>This heading is the reopen rule. weekend coverage that is not in the SLA is done when Rahul Deshmukh closes CLH-SPIKE-2024-05-16 or writes a new date.</w:t>
-      </w:r>
-    </w:p>
-    <w:p>
-      <w:pPr>
-        <w:spacing w:before="0" w:after="240" w:line="427" w:lineRule="auto"/>
-        <w:ind w:firstLine="288"/>
-      </w:pPr>
-      <w:r>
-        <w:rPr>
-          <w:rFonts w:ascii="Liberation Serif" w:hAnsi="Liberation Serif" w:eastAsia="Liberation Serif" w:cs="Liberation Serif"/>
-          <w:color w:val="222222"/>
-          <w:sz w:val="24"/>
-        </w:rPr>
-        <w:t>I reopen CLH-SOP-2024-011 for weekend coverage that is not in the SLA only if the measurement on ops-bastion-03.internal.northstar.example says the cutover is lying, a freeze and a migrate disagree, or Rahul Deshmukh puts a new date on CLH-SPIKE-2024-05-16 that the EM accepts. I do not reopen for a booked meeting or a vendor discount.</w:t>
-      </w:r>
-    </w:p>
-    <w:p>
-      <w:pPr>
-        <w:spacing w:before="0" w:after="240" w:line="427" w:lineRule="auto"/>
-        <w:ind w:firstLine="288"/>
-      </w:pPr>
-      <w:r>
-        <w:rPr>
-          <w:rFonts w:ascii="Liberation Serif" w:hAnsi="Liberation Serif" w:eastAsia="Liberation Serif" w:cs="Liberation Serif"/>
-          <w:color w:val="222222"/>
-          <w:sz w:val="24"/>
-        </w:rPr>
-        <w:t>Evidence is a dry-run count, a replay that used to be wrong, or a miss rate worse than do-nothing. Everything else is noise. Strike this remainder if it fights the front callout.</w:t>
-      </w:r>
-    </w:p>
-    <w:p>
-      <w:pPr>
-        <w:spacing w:before="0" w:after="240" w:line="427" w:lineRule="auto"/>
-        <w:ind w:firstLine="288"/>
-      </w:pPr>
-      <w:r>
-        <w:rPr>
-          <w:rFonts w:ascii="Liberation Serif" w:hAnsi="Liberation Serif" w:eastAsia="Liberation Serif" w:cs="Liberation Serif"/>
-          <w:color w:val="222222"/>
-          <w:sz w:val="24"/>
-        </w:rPr>
-        <w:t>Reopen leftover is evidence, not volume of Slack. Dry-run count, bad replay, or miss rate worse than do-nothing. Rahul Deshmukh brings one of those or we stay closed. A booked meeting is not evidence. A vendor discount is not evidence.</w:t>
-      </w:r>
-    </w:p>
-    <w:p>
-      <w:pPr>
-        <w:pStyle w:val="Heading2"/>
-      </w:pPr>
-      <w:r>
-        <w:t>Questions I still get about the freeze clock versus a 'small apply'</w:t>
-      </w:r>
-    </w:p>
-    <w:p>
-      <w:pPr>
-        <w:spacing w:before="0" w:after="240" w:line="427" w:lineRule="auto"/>
-        <w:ind w:firstLine="288"/>
-      </w:pPr>
-      <w:r>
-        <w:rPr>
-          <w:rFonts w:ascii="Liberation Serif" w:hAnsi="Liberation Serif" w:eastAsia="Liberation Serif" w:cs="Liberation Serif"/>
-          <w:color w:val="222222"/>
-          <w:sz w:val="24"/>
-        </w:rPr>
-        <w:t>I am writing the answers here so they stop living in my inbox. Sneha Iyer can point at NS-DBA-RB-14 instead of asking me to re-explain the freeze clock versus a 'small apply' on ns-pg-clh-recon-stg-01.internal.northstar.example.</w:t>
-      </w:r>
-    </w:p>
-    <w:p>
-      <w:pPr>
-        <w:pStyle w:val="ListBullet"/>
-        <w:spacing w:before="20" w:after="60" w:line="260" w:lineRule="auto"/>
-      </w:pPr>
-      <w:r>
-        <w:rPr>
-          <w:rFonts w:ascii="Liberation Serif" w:hAnsi="Liberation Serif" w:eastAsia="Liberation Serif" w:cs="Liberation Serif"/>
-          <w:color w:val="222222"/>
-          <w:sz w:val="24"/>
-        </w:rPr>
-        <w:t>Is v1 smaller than Clearhaven asked in the hallway? Yes. That is the point.</w:t>
-      </w:r>
-    </w:p>
-    <w:p>
-      <w:pPr>
-        <w:pStyle w:val="ListBullet"/>
-        <w:spacing w:before="20" w:after="60" w:line="260" w:lineRule="auto"/>
-      </w:pPr>
-      <w:r>
-        <w:rPr>
-          <w:rFonts w:ascii="Liberation Serif" w:hAnsi="Liberation Serif" w:eastAsia="Liberation Serif" w:cs="Liberation Serif"/>
-          <w:color w:val="222222"/>
-          <w:sz w:val="24"/>
-        </w:rPr>
-        <w:t>Can we add the extra slice in this release? Only if Rina Das signs it.</w:t>
-      </w:r>
-    </w:p>
-    <w:p>
-      <w:pPr>
-        <w:pStyle w:val="ListBullet"/>
-        <w:spacing w:before="20" w:after="60" w:line="260" w:lineRule="auto"/>
-      </w:pPr>
-      <w:r>
-        <w:rPr>
-          <w:rFonts w:ascii="Liberation Serif" w:hAnsi="Liberation Serif" w:eastAsia="Liberation Serif" w:cs="Liberation Serif"/>
-          <w:color w:val="222222"/>
-          <w:sz w:val="24"/>
-        </w:rPr>
-        <w:t>Is ns-pg-clh-recon-stg-01.internal.northstar.example a special case? No.</w:t>
-      </w:r>
-    </w:p>
-    <w:p>
-      <w:pPr>
-        <w:pStyle w:val="ListBullet"/>
-        <w:spacing w:before="20" w:after="60" w:line="260" w:lineRule="auto"/>
-      </w:pPr>
-      <w:r>
-        <w:rPr>
-          <w:rFonts w:ascii="Liberation Serif" w:hAnsi="Liberation Serif" w:eastAsia="Liberation Serif" w:cs="Liberation Serif"/>
-          <w:color w:val="222222"/>
-          <w:sz w:val="24"/>
-        </w:rPr>
-        <w:t>Who closes NS-DBA-RB-14? Sneha Iyer.</w:t>
-      </w:r>
-    </w:p>
-    <w:p>
-      <w:pPr>
-        <w:pStyle w:val="ListBullet"/>
-        <w:spacing w:before="20" w:after="60" w:line="260" w:lineRule="auto"/>
-      </w:pPr>
-      <w:r>
-        <w:rPr>
-          <w:rFonts w:ascii="Liberation Serif" w:hAnsi="Liberation Serif" w:eastAsia="Liberation Serif" w:cs="Liberation Serif"/>
-          <w:color w:val="222222"/>
-          <w:sz w:val="24"/>
-        </w:rPr>
-        <w:t>What number do I cite? 01, or I say it is stale.</w:t>
-      </w:r>
-    </w:p>
-    <w:p>
-      <w:pPr>
-        <w:spacing w:before="0" w:after="240" w:line="427" w:lineRule="auto"/>
-        <w:ind w:firstLine="288"/>
-      </w:pPr>
-      <w:r>
-        <w:rPr>
-          <w:rFonts w:ascii="Liberation Serif" w:hAnsi="Liberation Serif" w:eastAsia="Liberation Serif" w:cs="Liberation Serif"/>
-          <w:color w:val="222222"/>
-          <w:sz w:val="24"/>
-        </w:rPr>
-        <w:t>If the answer changes, we change the front of CLH-SOP-2024-011 in review. We do not keep a shadow FAQ. Aman Kumar will not maintain two truths.</w:t>
-      </w:r>
-    </w:p>
-    <w:p>
-      <w:pPr>
-        <w:spacing w:before="0" w:after="240" w:line="427" w:lineRule="auto"/>
-        <w:ind w:firstLine="288"/>
-      </w:pPr>
-      <w:r>
-        <w:rPr>
-          <w:rFonts w:ascii="Liberation Serif" w:hAnsi="Liberation Serif" w:eastAsia="Liberation Serif" w:cs="Liberation Serif"/>
-          <w:color w:val="222222"/>
-          <w:sz w:val="24"/>
-        </w:rPr>
-        <w:t>The question I will not answer in Slack is 'can we just this once.' The answer is already no, and writing it on NS-DBA-RB-14 is what makes it a record. If The June needs a user-visible version, they get the comms leftover, not this list.</w:t>
-      </w:r>
-    </w:p>
-    <w:p>
-      <w:pPr>
-        <w:spacing w:before="0" w:after="240" w:line="427" w:lineRule="auto"/>
-        <w:ind w:firstLine="288"/>
-      </w:pPr>
-      <w:r>
-        <w:rPr>
-          <w:rFonts w:ascii="Liberation Serif" w:hAnsi="Liberation Serif" w:eastAsia="Liberation Serif" w:cs="Liberation Serif"/>
-          <w:color w:val="222222"/>
-          <w:sz w:val="24"/>
-        </w:rPr>
-        <w:t>Questions I still get about the freeze clock versus a 'small apply', with the short answers: Is v1 smaller than people want? Yes. Is that a bug? No. Can we add it in the same release? Only if Rina Das signs a new slice. Can ns-pg-clh-recon-stg-01.internal.northstar.example be a special case? No. Owner on the FAQ is Sneha Iyer via NS-DBA-RB-14.</w:t>
-      </w:r>
-    </w:p>
-    <w:p>
-      <w:pPr>
-        <w:spacing w:before="0" w:after="240" w:line="427" w:lineRule="auto"/>
-        <w:ind w:firstLine="288"/>
-      </w:pPr>
-      <w:r>
-        <w:rPr>
-          <w:rFonts w:ascii="Liberation Serif" w:hAnsi="Liberation Serif" w:eastAsia="Liberation Serif" w:cs="Liberation Serif"/>
-          <w:color w:val="222222"/>
-          <w:sz w:val="24"/>
-        </w:rPr>
-        <w:t>I will not publish a second FAQ in Confluence that drifts. This file is the FAQ. If the answer changes, the front matter changes in review, not a comment thread.</w:t>
-      </w:r>
-    </w:p>
-    <w:p>
-      <w:pPr>
-        <w:spacing w:before="0" w:after="240" w:line="427" w:lineRule="auto"/>
-        <w:ind w:firstLine="288"/>
-      </w:pPr>
-      <w:r>
-        <w:rPr>
-          <w:rFonts w:ascii="Liberation Serif" w:hAnsi="Liberation Serif" w:eastAsia="Liberation Serif" w:cs="Liberation Serif"/>
-          <w:color w:val="222222"/>
-          <w:sz w:val="24"/>
-        </w:rPr>
-        <w:t>I will keep answering the freeze clock versus a 'small apply' from this file until NS-DBA-RB-14 closes. I will not fork a FAQ. Two truths is how we shipped the last wrong field name. If the answer changes, the front of CLH-SOP-2024-011 changes in review.</w:t>
+        <w:t>Clearhaven can wait on staging that is too small to catch the bug until Rina Das writes the cut, the first check is a read on northstar.internal, and a skip is a ticket and a flake is a capture.</w:t>
       </w:r>
     </w:p>
     <w:sectPr>
       <w:headerReference w:type="default" r:id="rId9"/>
       <w:footerReference w:type="default" r:id="rId10"/>
       <w:pgSz w:w="12240" w:h="15840"/>
-      <w:pgMar w:top="1728" w:right="1656" w:bottom="1512" w:left="1656" w:header="576" w:footer="576" w:gutter="0"/>
+      <w:pgMar w:top="1584" w:right="1656" w:bottom="1440" w:left="1584" w:header="547" w:footer="576" w:gutter="0"/>
       <w:cols w:space="720"/>
       <w:docGrid w:linePitch="360"/>
     </w:sectPr>
@@ -16346,7 +15258,7 @@
       <w:pStyle w:val="Footer"/>
       <w:spacing w:before="80" w:after="0" w:line="200" w:lineRule="auto"/>
       <w:pBdr>
-        <w:bottom w:val="single" w:sz="12" w:space="1" w:color="1B365D"/>
+        <w:bottom w:val="single" w:sz="12" w:space="1" w:color="1E3A5F"/>
       </w:pBdr>
     </w:pPr>
     <w:r>
@@ -16355,7 +15267,7 @@
         <w:color w:val="555555"/>
         <w:sz w:val="16"/>
       </w:rPr>
-      <w:t>CLH-SOP-2024-011</w:t>
+      <w:t xml:space="preserve">CLH-SOP-2024-011  /  v1.2  /  Current  /  </w:t>
     </w:r>
     <w:r>
       <w:rPr>
@@ -16363,7 +15275,7 @@
         <w:color w:val="555555"/>
         <w:sz w:val="16"/>
       </w:rPr>
-      <w:t xml:space="preserve">  ·  v1.2</w:t>
+      <w:t xml:space="preserve">Page </w:t>
     </w:r>
     <w:r>
       <w:rPr>
@@ -16371,7 +15283,7 @@
         <w:color w:val="555555"/>
         <w:sz w:val="16"/>
       </w:rPr>
-      <w:t xml:space="preserve">  ·  June 18, 2024</w:t>
+      <w:fldChar w:fldCharType="begin"/>
     </w:r>
     <w:r>
       <w:rPr>
@@ -16379,7 +15291,7 @@
         <w:color w:val="555555"/>
         <w:sz w:val="16"/>
       </w:rPr>
-      <w:t xml:space="preserve">  ·  Page </w:t>
+      <w:instrText xml:space="preserve"> PAGE </w:instrText>
     </w:r>
     <w:r>
       <w:rPr>
@@ -16387,6 +15299,22 @@
         <w:color w:val="555555"/>
         <w:sz w:val="16"/>
       </w:rPr>
+      <w:fldChar w:fldCharType="end"/>
+    </w:r>
+    <w:r>
+      <w:rPr>
+        <w:rFonts w:ascii="Liberation Sans" w:hAnsi="Liberation Sans" w:eastAsia="Liberation Sans" w:cs="Liberation Sans"/>
+        <w:color w:val="555555"/>
+        <w:sz w:val="16"/>
+      </w:rPr>
+      <w:t xml:space="preserve"> of </w:t>
+    </w:r>
+    <w:r>
+      <w:rPr>
+        <w:rFonts w:ascii="Liberation Sans" w:hAnsi="Liberation Sans" w:eastAsia="Liberation Sans" w:cs="Liberation Sans"/>
+        <w:color w:val="555555"/>
+        <w:sz w:val="16"/>
+      </w:rPr>
       <w:fldChar w:fldCharType="begin"/>
     </w:r>
     <w:r>
@@ -16395,7 +15323,7 @@
         <w:color w:val="555555"/>
         <w:sz w:val="16"/>
       </w:rPr>
-      <w:instrText xml:space="preserve"> PAGE </w:instrText>
+      <w:instrText xml:space="preserve"> NUMPAGES </w:instrText>
     </w:r>
     <w:r>
       <w:rPr>
@@ -16411,24 +15339,7 @@
         <w:color w:val="555555"/>
         <w:sz w:val="16"/>
       </w:rPr>
-      <w:t xml:space="preserve"> of </w:t>
-    </w:r>
-    <w:r>
-      <w:fldChar w:fldCharType="begin"/>
-    </w:r>
-    <w:r>
-      <w:instrText xml:space="preserve"> NUMPAGES </w:instrText>
-    </w:r>
-    <w:r>
-      <w:fldChar w:fldCharType="end"/>
-    </w:r>
-    <w:r>
-      <w:rPr>
-        <w:rFonts w:ascii="Liberation Sans" w:hAnsi="Liberation Sans" w:eastAsia="Liberation Sans" w:cs="Liberation Sans"/>
-        <w:color w:val="555555"/>
-        <w:sz w:val="16"/>
-      </w:rPr>
-      <w:t xml:space="preserve">  ·  INTERNAL</w:t>
+      <w:t xml:space="preserve">  /  INTERNAL</w:t>
     </w:r>
   </w:p>
 </w:ftr>
@@ -16439,52 +15350,24 @@
   <w:p>
     <w:pPr>
       <w:pStyle w:val="Header"/>
-      <w:spacing w:before="0" w:after="40" w:line="200" w:lineRule="auto"/>
-      <w:pBdr>
-        <w:bottom w:val="single" w:sz="18" w:space="1" w:color="1B365D"/>
-      </w:pBdr>
+      <w:spacing w:before="0" w:after="0" w:line="200" w:lineRule="auto"/>
     </w:pPr>
     <w:r>
       <w:rPr>
         <w:rFonts w:ascii="Liberation Sans" w:hAnsi="Liberation Sans" w:eastAsia="Liberation Sans" w:cs="Liberation Sans"/>
         <w:b/>
-        <w:color w:val="1B365D"/>
-        <w:sz w:val="18"/>
+        <w:color w:val="1E3A5F"/>
+        <w:sz w:val="16"/>
       </w:rPr>
       <w:t>Northstar Engineering</w:t>
-    </w:r>
-    <w:r>
-      <w:rPr>
-        <w:rFonts w:ascii="Liberation Sans" w:hAnsi="Liberation Sans" w:eastAsia="Liberation Sans" w:cs="Liberation Sans"/>
-        <w:color w:val="555555"/>
-        <w:sz w:val="18"/>
-      </w:rPr>
-      <w:t xml:space="preserve">   |   </w:t>
-    </w:r>
-    <w:r>
-      <w:rPr>
-        <w:rFonts w:ascii="Liberation Sans" w:hAnsi="Liberation Sans" w:eastAsia="Liberation Sans" w:cs="Liberation Sans"/>
-        <w:color w:val="2F4A6E"/>
-        <w:sz w:val="18"/>
-      </w:rPr>
-      <w:t>SOP</w:t>
-    </w:r>
-    <w:r>
-      <w:t xml:space="preserve">        </w:t>
-    </w:r>
-    <w:r>
-      <w:rPr>
-        <w:rFonts w:ascii="Liberation Sans" w:hAnsi="Liberation Sans" w:eastAsia="Liberation Sans" w:cs="Liberation Sans"/>
-        <w:b/>
-        <w:color w:val="1B365D"/>
-        <w:sz w:val="16"/>
-      </w:rPr>
-      <w:t>INTERNAL</w:t>
     </w:r>
   </w:p>
   <w:p>
     <w:pPr>
-      <w:spacing w:before="0" w:after="0" w:line="200" w:lineRule="auto"/>
+      <w:spacing w:before="0" w:after="40" w:line="200" w:lineRule="auto"/>
+      <w:pBdr>
+        <w:bottom w:val="single" w:sz="8" w:space="1" w:color="1E3A5F"/>
+      </w:pBdr>
     </w:pPr>
     <w:r>
       <w:rPr>
@@ -16863,10 +15746,10 @@
     <w:qFormat/>
     <w:rsid w:val="00FC693F"/>
     <w:pPr>
-      <w:spacing w:after="240" w:before="0" w:line="427" w:lineRule="auto"/>
+      <w:spacing w:after="200" w:before="0" w:line="384" w:lineRule="auto"/>
     </w:pPr>
     <w:rPr>
-      <w:rFonts w:ascii="Liberation Serif" w:hAnsi="Liberation Serif"/>
+      <w:rFonts w:ascii="Noto Serif" w:hAnsi="Noto Serif"/>
       <w:color w:val="222222"/>
       <w:sz w:val="24"/>
     </w:rPr>
@@ -16926,14 +15809,14 @@
     <w:pPr>
       <w:keepNext/>
       <w:keepLines/>
-      <w:spacing w:before="440" w:after="240"/>
+      <w:spacing w:before="400" w:after="200"/>
       <w:outlineLvl w:val="0"/>
     </w:pPr>
     <w:rPr>
       <w:rFonts w:asciiTheme="majorHAnsi" w:eastAsiaTheme="majorEastAsia" w:hAnsiTheme="majorHAnsi" w:cstheme="majorBidi" w:ascii="Liberation Sans" w:hAnsi="Liberation Sans"/>
       <w:b/>
       <w:bCs/>
-      <w:color w:val="1B365D"/>
+      <w:color w:val="1E3A5F"/>
       <w:sz w:val="32"/>
       <w:szCs w:val="28"/>
     </w:rPr>
@@ -16950,14 +15833,14 @@
     <w:pPr>
       <w:keepNext/>
       <w:keepLines/>
-      <w:spacing w:before="320" w:after="160"/>
+      <w:spacing w:before="280" w:after="140"/>
       <w:outlineLvl w:val="1"/>
     </w:pPr>
     <w:rPr>
       <w:rFonts w:asciiTheme="majorHAnsi" w:eastAsiaTheme="majorEastAsia" w:hAnsiTheme="majorHAnsi" w:cstheme="majorBidi" w:ascii="Liberation Sans" w:hAnsi="Liberation Sans"/>
       <w:b/>
       <w:bCs/>
-      <w:color w:val="1B365D"/>
+      <w:color w:val="1E3A5F"/>
       <w:sz w:val="26"/>
       <w:szCs w:val="26"/>
     </w:rPr>
@@ -16974,14 +15857,14 @@
     <w:pPr>
       <w:keepNext/>
       <w:keepLines/>
-      <w:spacing w:before="240" w:after="120"/>
+      <w:spacing w:before="220" w:after="120"/>
       <w:outlineLvl w:val="2"/>
     </w:pPr>
     <w:rPr>
       <w:rFonts w:asciiTheme="majorHAnsi" w:eastAsiaTheme="majorEastAsia" w:hAnsiTheme="majorHAnsi" w:cstheme="majorBidi" w:ascii="Liberation Sans" w:hAnsi="Liberation Sans"/>
       <w:b/>
       <w:bCs/>
-      <w:color w:val="1B365D"/>
+      <w:color w:val="1E3A5F"/>
       <w:sz w:val="24"/>
     </w:rPr>
   </w:style>
